--- a/8.资源管理/2.运行记录类文件/080201-运维工具使用自评报告.docx
+++ b/8.资源管理/2.运行记录类文件/080201-运维工具使用自评报告.docx
@@ -1,10 +1,11 @@
 
 <file path=word/document.xml><?xml version="1.0" encoding="utf-8"?>
-<w:document xmlns:wpc="http://schemas.microsoft.com/office/word/2010/wordprocessingCanvas" xmlns:mc="http://schemas.openxmlformats.org/markup-compatibility/2006" xmlns:o="urn:schemas-microsoft-com:office:office" xmlns:r="http://schemas.openxmlformats.org/officeDocument/2006/relationships" xmlns:m="http://schemas.openxmlformats.org/officeDocument/2006/math" xmlns:v="urn:schemas-microsoft-com:vml" xmlns:wp14="http://schemas.microsoft.com/office/word/2010/wordprocessingDrawing" xmlns:wp="http://schemas.openxmlformats.org/drawingml/2006/wordprocessingDrawing" xmlns:w="http://schemas.openxmlformats.org/wordprocessingml/2006/main" xmlns:w14="http://schemas.microsoft.com/office/word/2010/wordml" xmlns:w10="urn:schemas-microsoft-com:office:word" xmlns:w15="http://schemas.microsoft.com/office/word/2012/wordml" xmlns:wpg="http://schemas.microsoft.com/office/word/2010/wordprocessingGroup" xmlns:wpi="http://schemas.microsoft.com/office/word/2010/wordprocessingInk" xmlns:wne="http://schemas.microsoft.com/office/word/2006/wordml" xmlns:wps="http://schemas.microsoft.com/office/word/2010/wordprocessingShape" xmlns:wpsCustomData="http://www.wps.cn/officeDocument/2013/wpsCustomData" mc:Ignorable="w14 w15 wp14">
+<w:document xmlns:wpc="http://schemas.microsoft.com/office/word/2010/wordprocessingCanvas" xmlns:mc="http://schemas.openxmlformats.org/markup-compatibility/2006" xmlns:o="urn:schemas-microsoft-com:office:office" xmlns:r="http://schemas.openxmlformats.org/officeDocument/2006/relationships" xmlns:m="http://schemas.openxmlformats.org/officeDocument/2006/math" xmlns:v="urn:schemas-microsoft-com:vml" xmlns:wp14="http://schemas.microsoft.com/office/word/2010/wordprocessingDrawing" xmlns:wp="http://schemas.openxmlformats.org/drawingml/2006/wordprocessingDrawing" xmlns:w10="urn:schemas-microsoft-com:office:word" xmlns:w="http://schemas.openxmlformats.org/wordprocessingml/2006/main" xmlns:w14="http://schemas.microsoft.com/office/word/2010/wordml" xmlns:w15="http://schemas.microsoft.com/office/word/2012/wordml" xmlns:wne="http://schemas.microsoft.com/office/word/2006/wordml" xmlns:wpg="http://schemas.microsoft.com/office/word/2010/wordprocessingGroup" xmlns:wpi="http://schemas.microsoft.com/office/word/2010/wordprocessingInk" xmlns:wps="http://schemas.microsoft.com/office/word/2010/wordprocessingShape" mc:Ignorable="w14 w15 wp14">
+  <!-- Generated by Aspose.Words for .NET 13.3.0.1 -->
   <w:body>
     <w:p>
       <w:pPr>
-        <w:pStyle w:val="31"/>
+        <w:pStyle w:val="a1"/>
         <w:bidi w:val="0"/>
         <w:rPr>
           <w:rFonts w:hint="eastAsia"/>
@@ -14,7 +15,7 @@
     </w:p>
     <w:p>
       <w:pPr>
-        <w:pStyle w:val="31"/>
+        <w:pStyle w:val="a1"/>
         <w:bidi w:val="0"/>
         <w:rPr>
           <w:rFonts w:hint="eastAsia"/>
@@ -31,11 +32,11 @@
     </w:p>
     <w:p>
       <w:pPr>
-        <w:pStyle w:val="32"/>
+        <w:pStyle w:val="a2"/>
         <w:bidi w:val="0"/>
       </w:pPr>
       <w:r>
-        <w:t>甘肃国邦信息科技有限公司</w:t>
+        <w:t>中达丰集团有限公司</w:t>
       </w:r>
     </w:p>
     <w:p>
@@ -43,7 +44,7 @@
         <w:spacing w:before="117" w:line="219" w:lineRule="auto"/>
         <w:jc w:val="center"/>
         <w:rPr>
-          <w:rFonts w:hint="default" w:ascii="宋体" w:hAnsi="宋体" w:eastAsia="宋体" w:cs="宋体"/>
+          <w:rFonts w:ascii="宋体" w:eastAsia="宋体" w:hAnsi="宋体" w:cs="宋体" w:hint="default"/>
           <w:spacing w:val="-1"/>
           <w:sz w:val="36"/>
           <w:szCs w:val="36"/>
@@ -52,7 +53,7 @@
       </w:pPr>
       <w:r>
         <w:rPr>
-          <w:rFonts w:ascii="宋体" w:hAnsi="宋体" w:eastAsia="宋体" w:cs="宋体"/>
+          <w:rFonts w:ascii="宋体" w:eastAsia="宋体" w:hAnsi="宋体" w:cs="宋体"/>
           <w:spacing w:val="-1"/>
           <w:sz w:val="36"/>
           <w:szCs w:val="36"/>
@@ -61,7 +62,7 @@
       </w:r>
       <w:r>
         <w:rPr>
-          <w:rFonts w:hint="eastAsia" w:ascii="宋体" w:hAnsi="宋体" w:eastAsia="宋体" w:cs="宋体"/>
+          <w:rFonts w:ascii="宋体" w:eastAsia="宋体" w:hAnsi="宋体" w:cs="宋体" w:hint="eastAsia"/>
           <w:spacing w:val="-1"/>
           <w:sz w:val="36"/>
           <w:szCs w:val="36"/>
@@ -71,7 +72,7 @@
       </w:r>
       <w:r>
         <w:rPr>
-          <w:rFonts w:ascii="宋体" w:hAnsi="宋体" w:eastAsia="宋体" w:cs="宋体"/>
+          <w:rFonts w:ascii="宋体" w:eastAsia="宋体" w:hAnsi="宋体" w:cs="宋体"/>
           <w:spacing w:val="-1"/>
           <w:sz w:val="36"/>
           <w:szCs w:val="36"/>
@@ -80,7 +81,7 @@
       </w:r>
       <w:r>
         <w:rPr>
-          <w:rFonts w:hint="eastAsia" w:ascii="宋体" w:hAnsi="宋体" w:eastAsia="宋体" w:cs="宋体"/>
+          <w:rFonts w:ascii="宋体" w:eastAsia="宋体" w:hAnsi="宋体" w:cs="宋体" w:hint="eastAsia"/>
           <w:spacing w:val="-1"/>
           <w:sz w:val="36"/>
           <w:szCs w:val="36"/>
@@ -90,7 +91,7 @@
       </w:r>
       <w:r>
         <w:rPr>
-          <w:rFonts w:ascii="宋体" w:hAnsi="宋体" w:eastAsia="宋体" w:cs="宋体"/>
+          <w:rFonts w:ascii="宋体" w:eastAsia="宋体" w:hAnsi="宋体" w:cs="宋体"/>
           <w:spacing w:val="-1"/>
           <w:sz w:val="36"/>
           <w:szCs w:val="36"/>
@@ -99,7 +100,7 @@
       </w:r>
       <w:r>
         <w:rPr>
-          <w:rFonts w:hint="eastAsia" w:ascii="宋体" w:hAnsi="宋体" w:eastAsia="宋体" w:cs="宋体"/>
+          <w:rFonts w:ascii="宋体" w:eastAsia="宋体" w:hAnsi="宋体" w:cs="宋体" w:hint="eastAsia"/>
           <w:spacing w:val="-1"/>
           <w:sz w:val="36"/>
           <w:szCs w:val="36"/>
@@ -111,7 +112,7 @@
     <w:p>
       <w:pPr>
         <w:rPr>
-          <w:rFonts w:ascii="宋体" w:hAnsi="宋体" w:eastAsia="宋体" w:cs="宋体"/>
+          <w:rFonts w:ascii="宋体" w:eastAsia="宋体" w:hAnsi="宋体" w:cs="宋体"/>
           <w:spacing w:val="-2"/>
           <w:sz w:val="21"/>
           <w:szCs w:val="21"/>
@@ -119,7 +120,7 @@
       </w:pPr>
       <w:r>
         <w:rPr>
-          <w:rFonts w:ascii="宋体" w:hAnsi="宋体" w:eastAsia="宋体" w:cs="宋体"/>
+          <w:rFonts w:ascii="宋体" w:eastAsia="宋体" w:hAnsi="宋体" w:cs="宋体"/>
           <w:spacing w:val="-2"/>
           <w:sz w:val="21"/>
           <w:szCs w:val="21"/>
@@ -133,14 +134,14 @@
         <w:ind w:left="3954"/>
         <w:outlineLvl w:val="0"/>
         <w:rPr>
-          <w:rFonts w:ascii="宋体" w:hAnsi="宋体" w:eastAsia="宋体" w:cs="宋体"/>
+          <w:rFonts w:ascii="宋体" w:eastAsia="宋体" w:hAnsi="宋体" w:cs="宋体"/>
           <w:sz w:val="21"/>
           <w:szCs w:val="21"/>
         </w:rPr>
       </w:pPr>
       <w:r>
         <w:rPr>
-          <w:rFonts w:ascii="宋体" w:hAnsi="宋体" w:eastAsia="宋体" w:cs="宋体"/>
+          <w:rFonts w:ascii="宋体" w:eastAsia="宋体" w:hAnsi="宋体" w:cs="宋体"/>
           <w:spacing w:val="-2"/>
           <w:sz w:val="21"/>
           <w:szCs w:val="21"/>
@@ -155,16 +156,16 @@
     </w:p>
     <w:tbl>
       <w:tblPr>
-        <w:tblStyle w:val="24"/>
+        <w:tblStyle w:val="TableNormal0"/>
         <w:tblW w:w="9071" w:type="dxa"/>
         <w:jc w:val="center"/>
         <w:tblBorders>
-          <w:top w:val="single" w:color="000000" w:sz="4" w:space="0"/>
-          <w:left w:val="single" w:color="000000" w:sz="4" w:space="0"/>
-          <w:bottom w:val="single" w:color="000000" w:sz="4" w:space="0"/>
-          <w:right w:val="single" w:color="000000" w:sz="4" w:space="0"/>
-          <w:insideH w:val="single" w:color="000000" w:sz="4" w:space="0"/>
-          <w:insideV w:val="single" w:color="000000" w:sz="4" w:space="0"/>
+          <w:top w:val="single" w:sz="4" w:space="0" w:color="000000"/>
+          <w:left w:val="single" w:sz="4" w:space="0" w:color="000000"/>
+          <w:bottom w:val="single" w:sz="4" w:space="0" w:color="000000"/>
+          <w:right w:val="single" w:sz="4" w:space="0" w:color="000000"/>
+          <w:insideH w:val="single" w:sz="4" w:space="0" w:color="000000"/>
+          <w:insideV w:val="single" w:sz="4" w:space="0" w:color="000000"/>
         </w:tblBorders>
         <w:tblLayout w:type="fixed"/>
         <w:tblCellMar>
@@ -183,14 +184,17 @@
       </w:tblGrid>
       <w:tr>
         <w:tblPrEx>
+          <w:tblW w:w="9071" w:type="dxa"/>
+          <w:jc w:val="center"/>
           <w:tblBorders>
-            <w:top w:val="single" w:color="000000" w:sz="4" w:space="0"/>
-            <w:left w:val="single" w:color="000000" w:sz="4" w:space="0"/>
-            <w:bottom w:val="single" w:color="000000" w:sz="4" w:space="0"/>
-            <w:right w:val="single" w:color="000000" w:sz="4" w:space="0"/>
-            <w:insideH w:val="single" w:color="000000" w:sz="4" w:space="0"/>
-            <w:insideV w:val="single" w:color="000000" w:sz="4" w:space="0"/>
+            <w:top w:val="single" w:sz="4" w:space="0" w:color="000000"/>
+            <w:left w:val="single" w:sz="4" w:space="0" w:color="000000"/>
+            <w:bottom w:val="single" w:sz="4" w:space="0" w:color="000000"/>
+            <w:right w:val="single" w:sz="4" w:space="0" w:color="000000"/>
+            <w:insideH w:val="single" w:sz="4" w:space="0" w:color="000000"/>
+            <w:insideV w:val="single" w:sz="4" w:space="0" w:color="000000"/>
           </w:tblBorders>
+          <w:tblLayout w:type="fixed"/>
           <w:tblCellMar>
             <w:top w:w="0" w:type="dxa"/>
             <w:left w:w="0" w:type="dxa"/>
@@ -199,7 +203,7 @@
           </w:tblCellMar>
         </w:tblPrEx>
         <w:trPr>
-          <w:trHeight w:val="611" w:hRule="atLeast"/>
+          <w:trHeight w:val="611"/>
           <w:jc w:val="center"/>
         </w:trPr>
         <w:tc>
@@ -208,7 +212,7 @@
           </w:tcPr>
           <w:p>
             <w:pPr>
-              <w:pStyle w:val="25"/>
+              <w:pStyle w:val="TableText"/>
               <w:spacing w:before="199" w:line="220" w:lineRule="auto"/>
               <w:ind w:left="225"/>
             </w:pPr>
@@ -227,7 +231,7 @@
           </w:tcPr>
           <w:p>
             <w:pPr>
-              <w:pStyle w:val="25"/>
+              <w:pStyle w:val="TableText"/>
               <w:spacing w:before="200" w:line="218" w:lineRule="auto"/>
               <w:ind w:left="108"/>
             </w:pPr>
@@ -243,7 +247,7 @@
               <w:rPr>
                 <w:spacing w:val="-1"/>
               </w:rPr>
-              <w:t>（GSGB-ITSS-</w:t>
+              <w:t>（ZDFJT-ITSS-</w:t>
             </w:r>
             <w:r>
               <w:rPr>
@@ -264,14 +268,9 @@
       </w:tr>
       <w:tr>
         <w:tblPrEx>
-          <w:tblBorders>
-            <w:top w:val="single" w:color="000000" w:sz="4" w:space="0"/>
-            <w:left w:val="single" w:color="000000" w:sz="4" w:space="0"/>
-            <w:bottom w:val="single" w:color="000000" w:sz="4" w:space="0"/>
-            <w:right w:val="single" w:color="000000" w:sz="4" w:space="0"/>
-            <w:insideH w:val="single" w:color="000000" w:sz="4" w:space="0"/>
-            <w:insideV w:val="single" w:color="000000" w:sz="4" w:space="0"/>
-          </w:tblBorders>
+          <w:tblW w:w="9071" w:type="dxa"/>
+          <w:jc w:val="center"/>
+          <w:tblLayout w:type="fixed"/>
           <w:tblCellMar>
             <w:top w:w="0" w:type="dxa"/>
             <w:left w:w="0" w:type="dxa"/>
@@ -280,7 +279,7 @@
           </w:tblCellMar>
         </w:tblPrEx>
         <w:trPr>
-          <w:trHeight w:val="606" w:hRule="atLeast"/>
+          <w:trHeight w:val="606"/>
           <w:jc w:val="center"/>
         </w:trPr>
         <w:tc>
@@ -289,7 +288,7 @@
           </w:tcPr>
           <w:p>
             <w:pPr>
-              <w:pStyle w:val="25"/>
+              <w:pStyle w:val="TableText"/>
               <w:spacing w:before="196" w:line="220" w:lineRule="auto"/>
               <w:ind w:left="435"/>
             </w:pPr>
@@ -308,7 +307,7 @@
           </w:tcPr>
           <w:p>
             <w:pPr>
-              <w:pStyle w:val="25"/>
+              <w:pStyle w:val="TableText"/>
               <w:spacing w:before="197" w:line="219" w:lineRule="auto"/>
               <w:ind w:left="108"/>
             </w:pPr>
@@ -316,21 +315,16 @@
               <w:rPr>
                 <w:spacing w:val="-1"/>
               </w:rPr>
-              <w:t>甘肃国邦信息科技有限公司</w:t>
+              <w:t>中达丰集团有限公司</w:t>
             </w:r>
           </w:p>
         </w:tc>
       </w:tr>
       <w:tr>
         <w:tblPrEx>
-          <w:tblBorders>
-            <w:top w:val="single" w:color="000000" w:sz="4" w:space="0"/>
-            <w:left w:val="single" w:color="000000" w:sz="4" w:space="0"/>
-            <w:bottom w:val="single" w:color="000000" w:sz="4" w:space="0"/>
-            <w:right w:val="single" w:color="000000" w:sz="4" w:space="0"/>
-            <w:insideH w:val="single" w:color="000000" w:sz="4" w:space="0"/>
-            <w:insideV w:val="single" w:color="000000" w:sz="4" w:space="0"/>
-          </w:tblBorders>
+          <w:tblW w:w="9071" w:type="dxa"/>
+          <w:jc w:val="center"/>
+          <w:tblLayout w:type="fixed"/>
           <w:tblCellMar>
             <w:top w:w="0" w:type="dxa"/>
             <w:left w:w="0" w:type="dxa"/>
@@ -339,7 +333,7 @@
           </w:tblCellMar>
         </w:tblPrEx>
         <w:trPr>
-          <w:trHeight w:val="607" w:hRule="atLeast"/>
+          <w:trHeight w:val="607"/>
           <w:jc w:val="center"/>
         </w:trPr>
         <w:tc>
@@ -348,7 +342,7 @@
           </w:tcPr>
           <w:p>
             <w:pPr>
-              <w:pStyle w:val="25"/>
+              <w:pStyle w:val="TableText"/>
               <w:spacing w:before="199" w:line="219" w:lineRule="auto"/>
               <w:ind w:left="435"/>
             </w:pPr>
@@ -366,7 +360,7 @@
           </w:tcPr>
           <w:p>
             <w:pPr>
-              <w:pStyle w:val="25"/>
+              <w:pStyle w:val="TableText"/>
               <w:spacing w:before="199" w:line="219" w:lineRule="auto"/>
               <w:ind w:left="359"/>
             </w:pPr>
@@ -384,7 +378,7 @@
           </w:tcPr>
           <w:p>
             <w:pPr>
-              <w:pStyle w:val="25"/>
+              <w:pStyle w:val="TableText"/>
               <w:spacing w:before="199" w:line="219" w:lineRule="auto"/>
               <w:ind w:left="735"/>
             </w:pPr>
@@ -402,7 +396,7 @@
           </w:tcPr>
           <w:p>
             <w:pPr>
-              <w:pStyle w:val="25"/>
+              <w:pStyle w:val="TableText"/>
               <w:spacing w:before="199" w:line="220" w:lineRule="auto"/>
               <w:ind w:left="575"/>
             </w:pPr>
@@ -420,7 +414,7 @@
           </w:tcPr>
           <w:p>
             <w:pPr>
-              <w:pStyle w:val="25"/>
+              <w:pStyle w:val="TableText"/>
               <w:spacing w:before="199" w:line="220" w:lineRule="auto"/>
               <w:ind w:left="782"/>
             </w:pPr>
@@ -435,14 +429,9 @@
       </w:tr>
       <w:tr>
         <w:tblPrEx>
-          <w:tblBorders>
-            <w:top w:val="single" w:color="000000" w:sz="4" w:space="0"/>
-            <w:left w:val="single" w:color="000000" w:sz="4" w:space="0"/>
-            <w:bottom w:val="single" w:color="000000" w:sz="4" w:space="0"/>
-            <w:right w:val="single" w:color="000000" w:sz="4" w:space="0"/>
-            <w:insideH w:val="single" w:color="000000" w:sz="4" w:space="0"/>
-            <w:insideV w:val="single" w:color="000000" w:sz="4" w:space="0"/>
-          </w:tblBorders>
+          <w:tblW w:w="9071" w:type="dxa"/>
+          <w:jc w:val="center"/>
+          <w:tblLayout w:type="fixed"/>
           <w:tblCellMar>
             <w:top w:w="0" w:type="dxa"/>
             <w:left w:w="0" w:type="dxa"/>
@@ -451,7 +440,7 @@
           </w:tblCellMar>
         </w:tblPrEx>
         <w:trPr>
-          <w:trHeight w:val="474" w:hRule="atLeast"/>
+          <w:trHeight w:val="474"/>
           <w:jc w:val="center"/>
         </w:trPr>
         <w:tc>
@@ -460,7 +449,7 @@
           </w:tcPr>
           <w:p>
             <w:pPr>
-              <w:pStyle w:val="25"/>
+              <w:pStyle w:val="TableText"/>
               <w:spacing w:before="163" w:line="239" w:lineRule="auto"/>
               <w:ind w:left="638"/>
             </w:pPr>
@@ -478,11 +467,11 @@
           </w:tcPr>
           <w:p>
             <w:pPr>
-              <w:pStyle w:val="25"/>
+              <w:pStyle w:val="TableText"/>
               <w:spacing w:before="163"/>
               <w:ind w:left="361"/>
               <w:rPr>
-                <w:rFonts w:hint="default" w:eastAsia="宋体"/>
+                <w:rFonts w:eastAsia="宋体" w:hint="default"/>
                 <w:lang w:val="en-US" w:eastAsia="zh-CN"/>
               </w:rPr>
             </w:pPr>
@@ -494,7 +483,7 @@
             </w:r>
             <w:r>
               <w:rPr>
-                <w:rFonts w:hint="eastAsia" w:eastAsia="宋体"/>
+                <w:rFonts w:eastAsia="宋体" w:hint="eastAsia"/>
                 <w:spacing w:val="-2"/>
                 <w:lang w:val="en-US" w:eastAsia="zh-CN"/>
               </w:rPr>
@@ -536,7 +525,7 @@
           </w:tcPr>
           <w:p>
             <w:pPr>
-              <w:pStyle w:val="25"/>
+              <w:pStyle w:val="TableText"/>
               <w:spacing w:before="133" w:line="219" w:lineRule="auto"/>
               <w:ind w:left="738"/>
             </w:pPr>
@@ -554,11 +543,11 @@
           </w:tcPr>
           <w:p>
             <w:pPr>
-              <w:pStyle w:val="25"/>
+              <w:pStyle w:val="TableText"/>
               <w:spacing w:before="134" w:line="220" w:lineRule="auto"/>
               <w:ind w:left="480"/>
               <w:rPr>
-                <w:rFonts w:hint="default" w:eastAsia="宋体"/>
+                <w:rFonts w:eastAsia="宋体" w:hint="default"/>
                 <w:lang w:val="en-US" w:eastAsia="zh-CN"/>
               </w:rPr>
             </w:pPr>
@@ -567,7 +556,7 @@
                 <w:rFonts w:hint="eastAsia"/>
                 <w:lang w:val="en-US" w:eastAsia="zh-CN"/>
               </w:rPr>
-              <w:t>胡葛鹏宇</w:t>
+              <w:t>肖龙莽</w:t>
             </w:r>
           </w:p>
         </w:tc>
@@ -577,7 +566,7 @@
           </w:tcPr>
           <w:p>
             <w:pPr>
-              <w:pStyle w:val="25"/>
+              <w:pStyle w:val="TableText"/>
               <w:spacing w:before="133" w:line="220" w:lineRule="auto"/>
               <w:ind w:left="672"/>
             </w:pPr>
@@ -585,21 +574,16 @@
               <w:rPr>
                 <w:spacing w:val="-3"/>
               </w:rPr>
-              <w:t>黄益溪</w:t>
+              <w:t>吴向阳</w:t>
             </w:r>
           </w:p>
         </w:tc>
       </w:tr>
       <w:tr>
         <w:tblPrEx>
-          <w:tblBorders>
-            <w:top w:val="single" w:color="000000" w:sz="4" w:space="0"/>
-            <w:left w:val="single" w:color="000000" w:sz="4" w:space="0"/>
-            <w:bottom w:val="single" w:color="000000" w:sz="4" w:space="0"/>
-            <w:right w:val="single" w:color="000000" w:sz="4" w:space="0"/>
-            <w:insideH w:val="single" w:color="000000" w:sz="4" w:space="0"/>
-            <w:insideV w:val="single" w:color="000000" w:sz="4" w:space="0"/>
-          </w:tblBorders>
+          <w:tblW w:w="9071" w:type="dxa"/>
+          <w:jc w:val="center"/>
+          <w:tblLayout w:type="fixed"/>
           <w:tblCellMar>
             <w:top w:w="0" w:type="dxa"/>
             <w:left w:w="0" w:type="dxa"/>
@@ -608,7 +592,7 @@
           </w:tblCellMar>
         </w:tblPrEx>
         <w:trPr>
-          <w:trHeight w:val="474" w:hRule="atLeast"/>
+          <w:trHeight w:val="474"/>
           <w:jc w:val="center"/>
         </w:trPr>
         <w:tc>
@@ -617,7 +601,7 @@
           </w:tcPr>
           <w:p>
             <w:pPr>
-              <w:pStyle w:val="25"/>
+              <w:pStyle w:val="TableText"/>
               <w:spacing w:before="164" w:line="239" w:lineRule="auto"/>
               <w:ind w:left="638"/>
             </w:pPr>
@@ -629,7 +613,7 @@
           </w:tcPr>
           <w:p>
             <w:pPr>
-              <w:pStyle w:val="25"/>
+              <w:pStyle w:val="TableText"/>
               <w:spacing w:before="164"/>
               <w:ind w:left="361"/>
             </w:pPr>
@@ -641,7 +625,7 @@
           </w:tcPr>
           <w:p>
             <w:pPr>
-              <w:pStyle w:val="25"/>
+              <w:pStyle w:val="TableText"/>
               <w:spacing w:before="134" w:line="219" w:lineRule="auto"/>
               <w:ind w:left="737"/>
             </w:pPr>
@@ -653,7 +637,7 @@
           </w:tcPr>
           <w:p>
             <w:pPr>
-              <w:pStyle w:val="25"/>
+              <w:pStyle w:val="TableText"/>
               <w:spacing w:before="135" w:line="220" w:lineRule="auto"/>
               <w:ind w:left="480"/>
             </w:pPr>
@@ -665,7 +649,7 @@
           </w:tcPr>
           <w:p>
             <w:pPr>
-              <w:pStyle w:val="25"/>
+              <w:pStyle w:val="TableText"/>
               <w:spacing w:before="134" w:line="220" w:lineRule="auto"/>
               <w:ind w:left="672"/>
             </w:pPr>
@@ -674,14 +658,9 @@
       </w:tr>
       <w:tr>
         <w:tblPrEx>
-          <w:tblBorders>
-            <w:top w:val="single" w:color="000000" w:sz="4" w:space="0"/>
-            <w:left w:val="single" w:color="000000" w:sz="4" w:space="0"/>
-            <w:bottom w:val="single" w:color="000000" w:sz="4" w:space="0"/>
-            <w:right w:val="single" w:color="000000" w:sz="4" w:space="0"/>
-            <w:insideH w:val="single" w:color="000000" w:sz="4" w:space="0"/>
-            <w:insideV w:val="single" w:color="000000" w:sz="4" w:space="0"/>
-          </w:tblBorders>
+          <w:tblW w:w="9071" w:type="dxa"/>
+          <w:jc w:val="center"/>
+          <w:tblLayout w:type="fixed"/>
           <w:tblCellMar>
             <w:top w:w="0" w:type="dxa"/>
             <w:left w:w="0" w:type="dxa"/>
@@ -690,7 +669,7 @@
           </w:tblCellMar>
         </w:tblPrEx>
         <w:trPr>
-          <w:trHeight w:val="474" w:hRule="atLeast"/>
+          <w:trHeight w:val="474"/>
           <w:jc w:val="center"/>
         </w:trPr>
         <w:tc>
@@ -699,7 +678,7 @@
           </w:tcPr>
           <w:p>
             <w:pPr>
-              <w:pStyle w:val="25"/>
+              <w:pStyle w:val="TableText"/>
               <w:spacing w:before="165" w:line="239" w:lineRule="auto"/>
               <w:ind w:left="638"/>
             </w:pPr>
@@ -711,7 +690,7 @@
           </w:tcPr>
           <w:p>
             <w:pPr>
-              <w:pStyle w:val="25"/>
+              <w:pStyle w:val="TableText"/>
               <w:spacing w:before="165"/>
               <w:ind w:left="361"/>
             </w:pPr>
@@ -723,7 +702,7 @@
           </w:tcPr>
           <w:p>
             <w:pPr>
-              <w:pStyle w:val="25"/>
+              <w:pStyle w:val="TableText"/>
               <w:spacing w:before="135" w:line="219" w:lineRule="auto"/>
               <w:ind w:left="737"/>
             </w:pPr>
@@ -735,7 +714,7 @@
           </w:tcPr>
           <w:p>
             <w:pPr>
-              <w:pStyle w:val="25"/>
+              <w:pStyle w:val="TableText"/>
               <w:spacing w:before="136" w:line="220" w:lineRule="auto"/>
               <w:ind w:left="480"/>
             </w:pPr>
@@ -747,7 +726,7 @@
           </w:tcPr>
           <w:p>
             <w:pPr>
-              <w:pStyle w:val="25"/>
+              <w:pStyle w:val="TableText"/>
               <w:spacing w:before="135" w:line="220" w:lineRule="auto"/>
               <w:ind w:left="672"/>
             </w:pPr>
@@ -756,14 +735,9 @@
       </w:tr>
       <w:tr>
         <w:tblPrEx>
-          <w:tblBorders>
-            <w:top w:val="single" w:color="000000" w:sz="4" w:space="0"/>
-            <w:left w:val="single" w:color="000000" w:sz="4" w:space="0"/>
-            <w:bottom w:val="single" w:color="000000" w:sz="4" w:space="0"/>
-            <w:right w:val="single" w:color="000000" w:sz="4" w:space="0"/>
-            <w:insideH w:val="single" w:color="000000" w:sz="4" w:space="0"/>
-            <w:insideV w:val="single" w:color="000000" w:sz="4" w:space="0"/>
-          </w:tblBorders>
+          <w:tblW w:w="9071" w:type="dxa"/>
+          <w:jc w:val="center"/>
+          <w:tblLayout w:type="fixed"/>
           <w:tblCellMar>
             <w:top w:w="0" w:type="dxa"/>
             <w:left w:w="0" w:type="dxa"/>
@@ -772,7 +746,7 @@
           </w:tblCellMar>
         </w:tblPrEx>
         <w:trPr>
-          <w:trHeight w:val="474" w:hRule="atLeast"/>
+          <w:trHeight w:val="474"/>
           <w:jc w:val="center"/>
         </w:trPr>
         <w:tc>
@@ -781,7 +755,7 @@
           </w:tcPr>
           <w:p>
             <w:pPr>
-              <w:pStyle w:val="25"/>
+              <w:pStyle w:val="TableText"/>
               <w:spacing w:before="166" w:line="239" w:lineRule="auto"/>
               <w:ind w:left="638"/>
             </w:pPr>
@@ -793,7 +767,7 @@
           </w:tcPr>
           <w:p>
             <w:pPr>
-              <w:pStyle w:val="25"/>
+              <w:pStyle w:val="TableText"/>
               <w:spacing w:before="166"/>
               <w:ind w:left="361"/>
             </w:pPr>
@@ -805,7 +779,7 @@
           </w:tcPr>
           <w:p>
             <w:pPr>
-              <w:pStyle w:val="25"/>
+              <w:pStyle w:val="TableText"/>
               <w:spacing w:before="136" w:line="219" w:lineRule="auto"/>
               <w:ind w:left="737"/>
             </w:pPr>
@@ -817,7 +791,7 @@
           </w:tcPr>
           <w:p>
             <w:pPr>
-              <w:pStyle w:val="25"/>
+              <w:pStyle w:val="TableText"/>
               <w:spacing w:before="137" w:line="220" w:lineRule="auto"/>
               <w:ind w:left="480"/>
             </w:pPr>
@@ -829,7 +803,7 @@
           </w:tcPr>
           <w:p>
             <w:pPr>
-              <w:pStyle w:val="25"/>
+              <w:pStyle w:val="TableText"/>
               <w:spacing w:before="136" w:line="220" w:lineRule="auto"/>
               <w:ind w:left="672"/>
             </w:pPr>
@@ -838,14 +812,9 @@
       </w:tr>
       <w:tr>
         <w:tblPrEx>
-          <w:tblBorders>
-            <w:top w:val="single" w:color="000000" w:sz="4" w:space="0"/>
-            <w:left w:val="single" w:color="000000" w:sz="4" w:space="0"/>
-            <w:bottom w:val="single" w:color="000000" w:sz="4" w:space="0"/>
-            <w:right w:val="single" w:color="000000" w:sz="4" w:space="0"/>
-            <w:insideH w:val="single" w:color="000000" w:sz="4" w:space="0"/>
-            <w:insideV w:val="single" w:color="000000" w:sz="4" w:space="0"/>
-          </w:tblBorders>
+          <w:tblW w:w="9071" w:type="dxa"/>
+          <w:jc w:val="center"/>
+          <w:tblLayout w:type="fixed"/>
           <w:tblCellMar>
             <w:top w:w="0" w:type="dxa"/>
             <w:left w:w="0" w:type="dxa"/>
@@ -854,7 +823,7 @@
           </w:tblCellMar>
         </w:tblPrEx>
         <w:trPr>
-          <w:trHeight w:val="589" w:hRule="atLeast"/>
+          <w:trHeight w:val="589"/>
           <w:jc w:val="center"/>
         </w:trPr>
         <w:tc>
@@ -932,7 +901,7 @@
       <w:sdt>
         <w:sdtPr>
           <w:rPr>
-            <w:rFonts w:ascii="宋体" w:hAnsi="宋体" w:eastAsia="宋体" w:cs="宋体"/>
+            <w:rFonts w:ascii="宋体" w:eastAsia="宋体" w:hAnsi="宋体" w:cs="宋体"/>
             <w:sz w:val="24"/>
             <w:szCs w:val="24"/>
           </w:rPr>
@@ -945,7 +914,7 @@
         </w:sdtPr>
         <w:sdtEndPr>
           <w:rPr>
-            <w:rFonts w:ascii="宋体" w:hAnsi="宋体" w:eastAsia="宋体" w:cs="宋体"/>
+            <w:rFonts w:ascii="宋体" w:eastAsia="宋体" w:hAnsi="宋体" w:cs="宋体"/>
             <w:sz w:val="24"/>
             <w:szCs w:val="24"/>
           </w:rPr>
@@ -955,7 +924,7 @@
           <w:bookmarkEnd w:id="0"/>
           <w:r>
             <w:rPr>
-              <w:rFonts w:hint="eastAsia" w:ascii="宋体" w:hAnsi="宋体" w:eastAsia="宋体" w:cs="宋体"/>
+              <w:rFonts w:ascii="宋体" w:eastAsia="宋体" w:hAnsi="宋体" w:cs="宋体" w:hint="eastAsia"/>
               <w:sz w:val="24"/>
               <w:szCs w:val="24"/>
               <w:lang w:eastAsia="zh-CN"/>
@@ -968,7 +937,7 @@
     <w:p>
       <w:pPr>
         <w:rPr>
-          <w:rFonts w:ascii="宋体" w:hAnsi="宋体" w:eastAsia="宋体" w:cs="宋体"/>
+          <w:rFonts w:ascii="宋体" w:eastAsia="宋体" w:hAnsi="宋体" w:cs="宋体"/>
           <w:b/>
           <w:bCs/>
           <w:spacing w:val="1"/>
@@ -976,16 +945,16 @@
           <w:szCs w:val="31"/>
         </w:rPr>
         <w:sectPr>
-          <w:headerReference r:id="rId5" w:type="default"/>
-          <w:footerReference r:id="rId6" w:type="default"/>
+          <w:headerReference w:type="default" r:id="rId4"/>
+          <w:footerReference w:type="default" r:id="rId5"/>
           <w:pgSz w:w="11906" w:h="16839"/>
           <w:pgMar w:top="1437" w:right="1283" w:bottom="1152" w:left="1417" w:header="927" w:footer="987" w:gutter="0"/>
-          <w:cols w:space="720" w:num="1"/>
+          <w:cols w:num="1" w:space="720"/>
         </w:sectPr>
       </w:pPr>
       <w:r>
         <w:rPr>
-          <w:rFonts w:ascii="宋体" w:hAnsi="宋体" w:eastAsia="宋体" w:cs="宋体"/>
+          <w:rFonts w:ascii="宋体" w:eastAsia="宋体" w:hAnsi="宋体" w:cs="宋体"/>
           <w:b/>
           <w:bCs/>
           <w:spacing w:val="1"/>
@@ -997,16 +966,16 @@
     </w:p>
     <w:tbl>
       <w:tblPr>
-        <w:tblStyle w:val="24"/>
+        <w:tblStyle w:val="TableNormal0"/>
         <w:tblW w:w="14524" w:type="dxa"/>
         <w:tblInd w:w="2" w:type="dxa"/>
         <w:tblBorders>
-          <w:top w:val="single" w:color="000000" w:sz="2" w:space="0"/>
-          <w:left w:val="single" w:color="000000" w:sz="2" w:space="0"/>
-          <w:bottom w:val="single" w:color="000000" w:sz="2" w:space="0"/>
-          <w:right w:val="single" w:color="000000" w:sz="2" w:space="0"/>
-          <w:insideH w:val="single" w:color="000000" w:sz="2" w:space="0"/>
-          <w:insideV w:val="single" w:color="000000" w:sz="2" w:space="0"/>
+          <w:top w:val="single" w:sz="2" w:space="0" w:color="000000"/>
+          <w:left w:val="single" w:sz="2" w:space="0" w:color="000000"/>
+          <w:bottom w:val="single" w:sz="2" w:space="0" w:color="000000"/>
+          <w:right w:val="single" w:sz="2" w:space="0" w:color="000000"/>
+          <w:insideH w:val="single" w:sz="2" w:space="0" w:color="000000"/>
+          <w:insideV w:val="single" w:sz="2" w:space="0" w:color="000000"/>
         </w:tblBorders>
         <w:tblLayout w:type="fixed"/>
         <w:tblCellMar>
@@ -1027,14 +996,17 @@
       </w:tblGrid>
       <w:tr>
         <w:tblPrEx>
+          <w:tblW w:w="14524" w:type="dxa"/>
+          <w:tblInd w:w="2" w:type="dxa"/>
           <w:tblBorders>
-            <w:top w:val="single" w:color="000000" w:sz="2" w:space="0"/>
-            <w:left w:val="single" w:color="000000" w:sz="2" w:space="0"/>
-            <w:bottom w:val="single" w:color="000000" w:sz="2" w:space="0"/>
-            <w:right w:val="single" w:color="000000" w:sz="2" w:space="0"/>
-            <w:insideH w:val="single" w:color="000000" w:sz="2" w:space="0"/>
-            <w:insideV w:val="single" w:color="000000" w:sz="2" w:space="0"/>
+            <w:top w:val="single" w:sz="2" w:space="0" w:color="000000"/>
+            <w:left w:val="single" w:sz="2" w:space="0" w:color="000000"/>
+            <w:bottom w:val="single" w:sz="2" w:space="0" w:color="000000"/>
+            <w:right w:val="single" w:sz="2" w:space="0" w:color="000000"/>
+            <w:insideH w:val="single" w:sz="2" w:space="0" w:color="000000"/>
+            <w:insideV w:val="single" w:sz="2" w:space="0" w:color="000000"/>
           </w:tblBorders>
+          <w:tblLayout w:type="fixed"/>
           <w:tblCellMar>
             <w:top w:w="0" w:type="dxa"/>
             <w:left w:w="0" w:type="dxa"/>
@@ -1043,7 +1015,7 @@
           </w:tblCellMar>
         </w:tblPrEx>
         <w:trPr>
-          <w:trHeight w:val="951" w:hRule="atLeast"/>
+          <w:trHeight w:val="951"/>
         </w:trPr>
         <w:tc>
           <w:tcPr>
@@ -1055,14 +1027,14 @@
               <w:spacing w:before="215" w:line="289" w:lineRule="auto"/>
               <w:ind w:left="538" w:right="110" w:hanging="422"/>
               <w:rPr>
-                <w:rFonts w:ascii="宋体" w:hAnsi="宋体" w:eastAsia="宋体" w:cs="宋体"/>
+                <w:rFonts w:ascii="宋体" w:eastAsia="宋体" w:hAnsi="宋体" w:cs="宋体"/>
                 <w:sz w:val="20"/>
                 <w:szCs w:val="20"/>
               </w:rPr>
             </w:pPr>
             <w:r>
               <w:rPr>
-                <w:rFonts w:ascii="宋体" w:hAnsi="宋体" w:eastAsia="宋体" w:cs="宋体"/>
+                <w:rFonts w:ascii="宋体" w:eastAsia="宋体" w:hAnsi="宋体" w:cs="宋体"/>
                 <w:b/>
                 <w:bCs/>
                 <w:spacing w:val="6"/>
@@ -1073,7 +1045,7 @@
             </w:r>
             <w:r>
               <w:rPr>
-                <w:rFonts w:ascii="宋体" w:hAnsi="宋体" w:eastAsia="宋体" w:cs="宋体"/>
+                <w:rFonts w:ascii="宋体" w:eastAsia="宋体" w:hAnsi="宋体" w:cs="宋体"/>
                 <w:b/>
                 <w:bCs/>
                 <w:spacing w:val="-2"/>
@@ -1091,7 +1063,7 @@
           </w:tcPr>
           <w:p>
             <w:pPr>
-              <w:pStyle w:val="25"/>
+              <w:pStyle w:val="TableText"/>
               <w:spacing w:line="303" w:lineRule="auto"/>
             </w:pPr>
           </w:p>
@@ -1100,14 +1072,14 @@
               <w:spacing w:before="65" w:line="229" w:lineRule="auto"/>
               <w:ind w:left="238"/>
               <w:rPr>
-                <w:rFonts w:ascii="宋体" w:hAnsi="宋体" w:eastAsia="宋体" w:cs="宋体"/>
+                <w:rFonts w:ascii="宋体" w:eastAsia="宋体" w:hAnsi="宋体" w:cs="宋体"/>
                 <w:sz w:val="20"/>
                 <w:szCs w:val="20"/>
               </w:rPr>
             </w:pPr>
             <w:r>
               <w:rPr>
-                <w:rFonts w:ascii="宋体" w:hAnsi="宋体" w:eastAsia="宋体" w:cs="宋体"/>
+                <w:rFonts w:ascii="宋体" w:eastAsia="宋体" w:hAnsi="宋体" w:cs="宋体"/>
                 <w:b/>
                 <w:bCs/>
                 <w:spacing w:val="5"/>
@@ -1128,14 +1100,14 @@
               <w:spacing w:before="214" w:line="229" w:lineRule="auto"/>
               <w:ind w:left="528"/>
               <w:rPr>
-                <w:rFonts w:ascii="宋体" w:hAnsi="宋体" w:eastAsia="宋体" w:cs="宋体"/>
+                <w:rFonts w:ascii="宋体" w:eastAsia="宋体" w:hAnsi="宋体" w:cs="宋体"/>
                 <w:sz w:val="20"/>
                 <w:szCs w:val="20"/>
               </w:rPr>
             </w:pPr>
             <w:r>
               <w:rPr>
-                <w:rFonts w:ascii="宋体" w:hAnsi="宋体" w:eastAsia="宋体" w:cs="宋体"/>
+                <w:rFonts w:ascii="宋体" w:eastAsia="宋体" w:hAnsi="宋体" w:cs="宋体"/>
                 <w:b/>
                 <w:bCs/>
                 <w:spacing w:val="6"/>
@@ -1150,14 +1122,14 @@
               <w:spacing w:before="63" w:line="228" w:lineRule="auto"/>
               <w:ind w:left="121"/>
               <w:rPr>
-                <w:rFonts w:ascii="宋体" w:hAnsi="宋体" w:eastAsia="宋体" w:cs="宋体"/>
+                <w:rFonts w:ascii="宋体" w:eastAsia="宋体" w:hAnsi="宋体" w:cs="宋体"/>
                 <w:sz w:val="20"/>
                 <w:szCs w:val="20"/>
               </w:rPr>
             </w:pPr>
             <w:r>
               <w:rPr>
-                <w:rFonts w:ascii="宋体" w:hAnsi="宋体" w:eastAsia="宋体" w:cs="宋体"/>
+                <w:rFonts w:ascii="宋体" w:eastAsia="宋体" w:hAnsi="宋体" w:cs="宋体"/>
                 <w:b/>
                 <w:bCs/>
                 <w:spacing w:val="4"/>
@@ -1178,14 +1150,14 @@
               <w:spacing w:before="214" w:line="228" w:lineRule="auto"/>
               <w:ind w:left="1139"/>
               <w:rPr>
-                <w:rFonts w:ascii="宋体" w:hAnsi="宋体" w:eastAsia="宋体" w:cs="宋体"/>
+                <w:rFonts w:ascii="宋体" w:eastAsia="宋体" w:hAnsi="宋体" w:cs="宋体"/>
                 <w:sz w:val="20"/>
                 <w:szCs w:val="20"/>
               </w:rPr>
             </w:pPr>
             <w:r>
               <w:rPr>
-                <w:rFonts w:ascii="宋体" w:hAnsi="宋体" w:eastAsia="宋体" w:cs="宋体"/>
+                <w:rFonts w:ascii="宋体" w:eastAsia="宋体" w:hAnsi="宋体" w:cs="宋体"/>
                 <w:b/>
                 <w:bCs/>
                 <w:spacing w:val="6"/>
@@ -1200,14 +1172,14 @@
               <w:spacing w:before="64" w:line="228" w:lineRule="auto"/>
               <w:ind w:left="514"/>
               <w:rPr>
-                <w:rFonts w:ascii="宋体" w:hAnsi="宋体" w:eastAsia="宋体" w:cs="宋体"/>
+                <w:rFonts w:ascii="宋体" w:eastAsia="宋体" w:hAnsi="宋体" w:cs="宋体"/>
                 <w:sz w:val="20"/>
                 <w:szCs w:val="20"/>
               </w:rPr>
             </w:pPr>
             <w:r>
               <w:rPr>
-                <w:rFonts w:ascii="宋体" w:hAnsi="宋体" w:eastAsia="宋体" w:cs="宋体"/>
+                <w:rFonts w:ascii="宋体" w:eastAsia="宋体" w:hAnsi="宋体" w:cs="宋体"/>
                 <w:b/>
                 <w:bCs/>
                 <w:spacing w:val="6"/>
@@ -1228,14 +1200,14 @@
               <w:spacing w:before="58" w:line="228" w:lineRule="auto"/>
               <w:ind w:left="579"/>
               <w:rPr>
-                <w:rFonts w:ascii="宋体" w:hAnsi="宋体" w:eastAsia="宋体" w:cs="宋体"/>
+                <w:rFonts w:ascii="宋体" w:eastAsia="宋体" w:hAnsi="宋体" w:cs="宋体"/>
                 <w:sz w:val="20"/>
                 <w:szCs w:val="20"/>
               </w:rPr>
             </w:pPr>
             <w:r>
               <w:rPr>
-                <w:rFonts w:ascii="宋体" w:hAnsi="宋体" w:eastAsia="宋体" w:cs="宋体"/>
+                <w:rFonts w:ascii="宋体" w:eastAsia="宋体" w:hAnsi="宋体" w:cs="宋体"/>
                 <w:b/>
                 <w:bCs/>
                 <w:spacing w:val="5"/>
@@ -1250,14 +1222,14 @@
               <w:spacing w:before="66" w:line="263" w:lineRule="auto"/>
               <w:ind w:left="113" w:right="18" w:firstLine="50"/>
               <w:rPr>
-                <w:rFonts w:ascii="宋体" w:hAnsi="宋体" w:eastAsia="宋体" w:cs="宋体"/>
+                <w:rFonts w:ascii="宋体" w:eastAsia="宋体" w:hAnsi="宋体" w:cs="宋体"/>
                 <w:sz w:val="20"/>
                 <w:szCs w:val="20"/>
               </w:rPr>
             </w:pPr>
             <w:r>
               <w:rPr>
-                <w:rFonts w:ascii="宋体" w:hAnsi="宋体" w:eastAsia="宋体" w:cs="宋体"/>
+                <w:rFonts w:ascii="宋体" w:eastAsia="宋体" w:hAnsi="宋体" w:cs="宋体"/>
                 <w:b/>
                 <w:bCs/>
                 <w:spacing w:val="-1"/>
@@ -1268,7 +1240,7 @@
             </w:r>
             <w:r>
               <w:rPr>
-                <w:rFonts w:ascii="宋体" w:hAnsi="宋体" w:eastAsia="宋体" w:cs="宋体"/>
+                <w:rFonts w:ascii="宋体" w:eastAsia="宋体" w:hAnsi="宋体" w:cs="宋体"/>
                 <w:spacing w:val="-44"/>
                 <w:sz w:val="20"/>
                 <w:szCs w:val="20"/>
@@ -1277,7 +1249,7 @@
             </w:r>
             <w:r>
               <w:rPr>
-                <w:rFonts w:ascii="宋体" w:hAnsi="宋体" w:eastAsia="宋体" w:cs="宋体"/>
+                <w:rFonts w:ascii="宋体" w:eastAsia="宋体" w:hAnsi="宋体" w:cs="宋体"/>
                 <w:b/>
                 <w:bCs/>
                 <w:spacing w:val="-1"/>
@@ -1288,7 +1260,7 @@
             </w:r>
             <w:r>
               <w:rPr>
-                <w:rFonts w:ascii="宋体" w:hAnsi="宋体" w:eastAsia="宋体" w:cs="宋体"/>
+                <w:rFonts w:ascii="宋体" w:eastAsia="宋体" w:hAnsi="宋体" w:cs="宋体"/>
                 <w:b/>
                 <w:bCs/>
                 <w:spacing w:val="3"/>
@@ -1306,7 +1278,7 @@
           </w:tcPr>
           <w:p>
             <w:pPr>
-              <w:pStyle w:val="25"/>
+              <w:pStyle w:val="TableText"/>
               <w:spacing w:line="303" w:lineRule="auto"/>
             </w:pPr>
           </w:p>
@@ -1315,14 +1287,14 @@
               <w:spacing w:before="65" w:line="226" w:lineRule="auto"/>
               <w:ind w:left="761"/>
               <w:rPr>
-                <w:rFonts w:ascii="宋体" w:hAnsi="宋体" w:eastAsia="宋体" w:cs="宋体"/>
+                <w:rFonts w:ascii="宋体" w:eastAsia="宋体" w:hAnsi="宋体" w:cs="宋体"/>
                 <w:sz w:val="20"/>
                 <w:szCs w:val="20"/>
               </w:rPr>
             </w:pPr>
             <w:r>
               <w:rPr>
-                <w:rFonts w:ascii="宋体" w:hAnsi="宋体" w:eastAsia="宋体" w:cs="宋体"/>
+                <w:rFonts w:ascii="宋体" w:eastAsia="宋体" w:hAnsi="宋体" w:cs="宋体"/>
                 <w:b/>
                 <w:bCs/>
                 <w:spacing w:val="7"/>
@@ -1343,14 +1315,14 @@
               <w:spacing w:before="215" w:line="290" w:lineRule="auto"/>
               <w:ind w:left="476" w:right="302" w:hanging="169"/>
               <w:rPr>
-                <w:rFonts w:ascii="宋体" w:hAnsi="宋体" w:eastAsia="宋体" w:cs="宋体"/>
+                <w:rFonts w:ascii="宋体" w:eastAsia="宋体" w:hAnsi="宋体" w:cs="宋体"/>
                 <w:sz w:val="20"/>
                 <w:szCs w:val="20"/>
               </w:rPr>
             </w:pPr>
             <w:r>
               <w:rPr>
-                <w:rFonts w:ascii="宋体" w:hAnsi="宋体" w:eastAsia="宋体" w:cs="宋体"/>
+                <w:rFonts w:ascii="宋体" w:eastAsia="宋体" w:hAnsi="宋体" w:cs="宋体"/>
                 <w:b/>
                 <w:bCs/>
                 <w:spacing w:val="4"/>
@@ -1361,7 +1333,7 @@
             </w:r>
             <w:r>
               <w:rPr>
-                <w:rFonts w:ascii="宋体" w:hAnsi="宋体" w:eastAsia="宋体" w:cs="宋体"/>
+                <w:rFonts w:ascii="宋体" w:eastAsia="宋体" w:hAnsi="宋体" w:cs="宋体"/>
                 <w:b/>
                 <w:bCs/>
                 <w:spacing w:val="-1"/>
@@ -1375,14 +1347,9 @@
       </w:tr>
       <w:tr>
         <w:tblPrEx>
-          <w:tblBorders>
-            <w:top w:val="single" w:color="000000" w:sz="2" w:space="0"/>
-            <w:left w:val="single" w:color="000000" w:sz="2" w:space="0"/>
-            <w:bottom w:val="single" w:color="000000" w:sz="2" w:space="0"/>
-            <w:right w:val="single" w:color="000000" w:sz="2" w:space="0"/>
-            <w:insideH w:val="single" w:color="000000" w:sz="2" w:space="0"/>
-            <w:insideV w:val="single" w:color="000000" w:sz="2" w:space="0"/>
-          </w:tblBorders>
+          <w:tblW w:w="14524" w:type="dxa"/>
+          <w:tblInd w:w="2" w:type="dxa"/>
+          <w:tblLayout w:type="fixed"/>
           <w:tblCellMar>
             <w:top w:w="0" w:type="dxa"/>
             <w:left w:w="0" w:type="dxa"/>
@@ -1391,7 +1358,7 @@
           </w:tblCellMar>
         </w:tblPrEx>
         <w:trPr>
-          <w:trHeight w:val="1972" w:hRule="atLeast"/>
+          <w:trHeight w:val="1972"/>
         </w:trPr>
         <w:tc>
           <w:tcPr>
@@ -1399,25 +1366,25 @@
           </w:tcPr>
           <w:p>
             <w:pPr>
-              <w:pStyle w:val="25"/>
+              <w:pStyle w:val="TableText"/>
               <w:spacing w:line="261" w:lineRule="auto"/>
             </w:pPr>
           </w:p>
           <w:p>
             <w:pPr>
-              <w:pStyle w:val="25"/>
+              <w:pStyle w:val="TableText"/>
               <w:spacing w:line="261" w:lineRule="auto"/>
             </w:pPr>
           </w:p>
           <w:p>
             <w:pPr>
-              <w:pStyle w:val="25"/>
+              <w:pStyle w:val="TableText"/>
               <w:spacing w:line="261" w:lineRule="auto"/>
             </w:pPr>
           </w:p>
           <w:p>
             <w:pPr>
-              <w:pStyle w:val="25"/>
+              <w:pStyle w:val="TableText"/>
               <w:spacing w:line="262" w:lineRule="auto"/>
             </w:pPr>
           </w:p>
@@ -1426,14 +1393,14 @@
               <w:spacing w:before="78" w:line="243" w:lineRule="auto"/>
               <w:ind w:left="404" w:right="154" w:hanging="241"/>
               <w:rPr>
-                <w:rFonts w:ascii="宋体" w:hAnsi="宋体" w:eastAsia="宋体" w:cs="宋体"/>
-                <w:sz w:val="24"/>
-                <w:szCs w:val="24"/>
-              </w:rPr>
-            </w:pPr>
-            <w:r>
-              <w:rPr>
-                <w:rFonts w:ascii="宋体" w:hAnsi="宋体" w:eastAsia="宋体" w:cs="宋体"/>
+                <w:rFonts w:ascii="宋体" w:eastAsia="宋体" w:hAnsi="宋体" w:cs="宋体"/>
+                <w:sz w:val="24"/>
+                <w:szCs w:val="24"/>
+              </w:rPr>
+            </w:pPr>
+            <w:r>
+              <w:rPr>
+                <w:rFonts w:ascii="宋体" w:eastAsia="宋体" w:hAnsi="宋体" w:cs="宋体"/>
                 <w:b/>
                 <w:bCs/>
                 <w:spacing w:val="-5"/>
@@ -1444,7 +1411,7 @@
             </w:r>
             <w:r>
               <w:rPr>
-                <w:rFonts w:ascii="宋体" w:hAnsi="宋体" w:eastAsia="宋体" w:cs="宋体"/>
+                <w:rFonts w:ascii="宋体" w:eastAsia="宋体" w:hAnsi="宋体" w:cs="宋体"/>
                 <w:b/>
                 <w:bCs/>
                 <w:spacing w:val="-9"/>
@@ -1461,19 +1428,19 @@
           </w:tcPr>
           <w:p>
             <w:pPr>
-              <w:pStyle w:val="25"/>
+              <w:pStyle w:val="TableText"/>
               <w:spacing w:line="296" w:lineRule="auto"/>
             </w:pPr>
           </w:p>
           <w:p>
             <w:pPr>
-              <w:pStyle w:val="25"/>
+              <w:pStyle w:val="TableText"/>
               <w:spacing w:line="297" w:lineRule="auto"/>
             </w:pPr>
           </w:p>
           <w:p>
             <w:pPr>
-              <w:pStyle w:val="25"/>
+              <w:pStyle w:val="TableText"/>
               <w:spacing w:line="297" w:lineRule="auto"/>
             </w:pPr>
           </w:p>
@@ -1482,7 +1449,7 @@
               <w:spacing w:line="219" w:lineRule="auto"/>
               <w:ind w:left="184"/>
               <w:rPr>
-                <w:rFonts w:hint="default" w:ascii="宋体" w:hAnsi="宋体" w:eastAsia="宋体" w:cs="宋体"/>
+                <w:rFonts w:ascii="宋体" w:eastAsia="宋体" w:hAnsi="宋体" w:cs="宋体" w:hint="default"/>
                 <w:sz w:val="24"/>
                 <w:szCs w:val="24"/>
                 <w:lang w:val="en-US" w:eastAsia="zh-CN"/>
@@ -1490,7 +1457,7 @@
             </w:pPr>
             <w:r>
               <w:rPr>
-                <w:rFonts w:hint="eastAsia" w:ascii="宋体" w:hAnsi="宋体" w:eastAsia="宋体" w:cs="宋体"/>
+                <w:rFonts w:ascii="宋体" w:eastAsia="宋体" w:hAnsi="宋体" w:cs="宋体" w:hint="eastAsia"/>
                 <w:spacing w:val="-4"/>
                 <w:sz w:val="24"/>
                 <w:szCs w:val="24"/>
@@ -1510,7 +1477,7 @@
               <w:ind w:left="111" w:right="103" w:firstLine="2"/>
               <w:jc w:val="both"/>
               <w:rPr>
-                <w:rFonts w:ascii="宋体" w:hAnsi="宋体" w:eastAsia="宋体" w:cs="宋体"/>
+                <w:rFonts w:ascii="宋体" w:eastAsia="宋体" w:hAnsi="宋体" w:cs="宋体"/>
                 <w:sz w:val="24"/>
                 <w:szCs w:val="24"/>
               </w:rPr>
@@ -1526,7 +1493,7 @@
             </w:r>
             <w:r>
               <w:rPr>
-                <w:rFonts w:hint="eastAsia" w:ascii="宋体" w:hAnsi="宋体" w:eastAsia="宋体" w:cs="宋体"/>
+                <w:rFonts w:ascii="宋体" w:eastAsia="宋体" w:hAnsi="宋体" w:cs="宋体" w:hint="eastAsia"/>
                 <w:spacing w:val="-4"/>
                 <w:sz w:val="24"/>
                 <w:szCs w:val="24"/>
@@ -1536,7 +1503,7 @@
             </w:r>
             <w:r>
               <w:rPr>
-                <w:rFonts w:hint="eastAsia" w:cs="宋体"/>
+                <w:rFonts w:cs="宋体" w:hint="eastAsia"/>
                 <w:spacing w:val="-4"/>
                 <w:sz w:val="24"/>
                 <w:szCs w:val="24"/>
@@ -1555,7 +1522,7 @@
               <w:spacing w:before="10" w:line="235" w:lineRule="auto"/>
               <w:ind w:left="538" w:right="107" w:hanging="413"/>
               <w:rPr>
-                <w:rFonts w:hint="eastAsia" w:ascii="宋体" w:hAnsi="宋体" w:eastAsia="宋体" w:cs="宋体"/>
+                <w:rFonts w:ascii="宋体" w:eastAsia="宋体" w:hAnsi="宋体" w:cs="宋体" w:hint="eastAsia"/>
                 <w:sz w:val="24"/>
                 <w:szCs w:val="24"/>
                 <w:lang w:val="en-US" w:eastAsia="zh-CN"/>
@@ -1563,7 +1530,7 @@
             </w:pPr>
             <w:r>
               <w:rPr>
-                <w:rFonts w:ascii="宋体" w:hAnsi="宋体" w:eastAsia="宋体" w:cs="宋体"/>
+                <w:rFonts w:ascii="宋体" w:eastAsia="宋体" w:hAnsi="宋体" w:cs="宋体"/>
                 <w:position w:val="-4"/>
                 <w:sz w:val="24"/>
                 <w:szCs w:val="24"/>
@@ -1582,7 +1549,7 @@
                           <pic:cNvPicPr/>
                         </pic:nvPicPr>
                         <pic:blipFill>
-                          <a:blip r:embed="rId8"/>
+                          <a:blip xmlns:r="http://schemas.openxmlformats.org/officeDocument/2006/relationships" r:embed="rId6"/>
                           <a:stretch>
                             <a:fillRect/>
                           </a:stretch>
@@ -1604,7 +1571,7 @@
             </w:r>
             <w:r>
               <w:rPr>
-                <w:rFonts w:hint="eastAsia" w:ascii="宋体" w:hAnsi="宋体" w:eastAsia="宋体" w:cs="宋体"/>
+                <w:rFonts w:ascii="宋体" w:eastAsia="宋体" w:hAnsi="宋体" w:cs="宋体" w:hint="eastAsia"/>
                 <w:spacing w:val="18"/>
                 <w:sz w:val="24"/>
                 <w:szCs w:val="24"/>
@@ -1619,12 +1586,12 @@
           </w:tcPr>
           <w:p>
             <w:pPr>
-              <w:pStyle w:val="25"/>
-            </w:pPr>
-          </w:p>
-          <w:p>
-            <w:pPr>
-              <w:pStyle w:val="25"/>
+              <w:pStyle w:val="TableText"/>
+            </w:pPr>
+          </w:p>
+          <w:p>
+            <w:pPr>
+              <w:pStyle w:val="TableText"/>
             </w:pPr>
           </w:p>
           <w:p>
@@ -1632,7 +1599,7 @@
               <w:spacing w:before="78" w:line="220" w:lineRule="auto"/>
               <w:ind w:left="560"/>
               <w:rPr>
-                <w:rFonts w:hint="default" w:ascii="宋体" w:hAnsi="宋体" w:eastAsia="宋体" w:cs="宋体"/>
+                <w:rFonts w:ascii="宋体" w:eastAsia="宋体" w:hAnsi="宋体" w:cs="宋体" w:hint="default"/>
                 <w:sz w:val="24"/>
                 <w:szCs w:val="24"/>
                 <w:lang w:val="en-US" w:eastAsia="zh-CN"/>
@@ -1640,7 +1607,7 @@
             </w:pPr>
             <w:r>
               <w:rPr>
-                <w:rFonts w:hint="eastAsia" w:ascii="宋体" w:hAnsi="宋体" w:eastAsia="宋体" w:cs="宋体"/>
+                <w:rFonts w:ascii="宋体" w:eastAsia="宋体" w:hAnsi="宋体" w:cs="宋体" w:hint="eastAsia"/>
                 <w:sz w:val="24"/>
                 <w:szCs w:val="24"/>
                 <w:lang w:val="en-US" w:eastAsia="zh-CN"/>
@@ -1655,19 +1622,19 @@
           </w:tcPr>
           <w:p>
             <w:pPr>
-              <w:pStyle w:val="25"/>
+              <w:pStyle w:val="TableText"/>
               <w:spacing w:line="245" w:lineRule="auto"/>
             </w:pPr>
           </w:p>
           <w:p>
             <w:pPr>
-              <w:pStyle w:val="25"/>
+              <w:pStyle w:val="TableText"/>
               <w:spacing w:line="245" w:lineRule="auto"/>
             </w:pPr>
           </w:p>
           <w:p>
             <w:pPr>
-              <w:pStyle w:val="25"/>
+              <w:pStyle w:val="TableText"/>
               <w:spacing w:line="245" w:lineRule="auto"/>
             </w:pPr>
           </w:p>
@@ -1677,7 +1644,7 @@
               <w:ind w:left="116" w:right="103"/>
               <w:jc w:val="both"/>
               <w:rPr>
-                <w:rFonts w:hint="default" w:ascii="宋体" w:hAnsi="宋体" w:eastAsia="宋体" w:cs="宋体"/>
+                <w:rFonts w:ascii="宋体" w:eastAsia="宋体" w:hAnsi="宋体" w:cs="宋体" w:hint="default"/>
                 <w:sz w:val="24"/>
                 <w:szCs w:val="24"/>
                 <w:lang w:val="en-US" w:eastAsia="zh-CN"/>
@@ -1685,7 +1652,7 @@
             </w:pPr>
             <w:r>
               <w:rPr>
-                <w:rFonts w:ascii="宋体" w:hAnsi="宋体" w:eastAsia="宋体" w:cs="宋体"/>
+                <w:rFonts w:ascii="宋体" w:eastAsia="宋体" w:hAnsi="宋体" w:cs="宋体"/>
                 <w:spacing w:val="7"/>
                 <w:sz w:val="24"/>
                 <w:szCs w:val="24"/>
@@ -1694,7 +1661,7 @@
             </w:r>
             <w:r>
               <w:rPr>
-                <w:rFonts w:hint="eastAsia" w:ascii="宋体" w:hAnsi="宋体" w:eastAsia="宋体" w:cs="宋体"/>
+                <w:rFonts w:ascii="宋体" w:eastAsia="宋体" w:hAnsi="宋体" w:cs="宋体" w:hint="eastAsia"/>
                 <w:spacing w:val="7"/>
                 <w:sz w:val="24"/>
                 <w:szCs w:val="24"/>
@@ -1710,25 +1677,25 @@
           </w:tcPr>
           <w:p>
             <w:pPr>
-              <w:pStyle w:val="25"/>
+              <w:pStyle w:val="TableText"/>
               <w:spacing w:line="261" w:lineRule="auto"/>
             </w:pPr>
           </w:p>
           <w:p>
             <w:pPr>
-              <w:pStyle w:val="25"/>
+              <w:pStyle w:val="TableText"/>
               <w:spacing w:line="261" w:lineRule="auto"/>
             </w:pPr>
           </w:p>
           <w:p>
             <w:pPr>
-              <w:pStyle w:val="25"/>
+              <w:pStyle w:val="TableText"/>
               <w:spacing w:line="262" w:lineRule="auto"/>
             </w:pPr>
           </w:p>
           <w:p>
             <w:pPr>
-              <w:pStyle w:val="25"/>
+              <w:pStyle w:val="TableText"/>
               <w:spacing w:line="262" w:lineRule="auto"/>
             </w:pPr>
           </w:p>
@@ -1737,7 +1704,7 @@
               <w:spacing w:before="26" w:line="239" w:lineRule="auto"/>
               <w:ind w:left="120"/>
               <w:rPr>
-                <w:rFonts w:hint="default" w:ascii="宋体" w:hAnsi="宋体" w:eastAsia="宋体" w:cs="宋体"/>
+                <w:rFonts w:ascii="宋体" w:eastAsia="宋体" w:hAnsi="宋体" w:cs="宋体" w:hint="default"/>
                 <w:sz w:val="24"/>
                 <w:szCs w:val="24"/>
                 <w:lang w:val="en-US" w:eastAsia="zh-CN"/>
@@ -1748,11 +1715,11 @@
                 <w:rFonts w:hint="eastAsia"/>
                 <w:lang w:val="en-US" w:eastAsia="zh-CN"/>
               </w:rPr>
-              <w:t>胡葛鹏宇</w:t>
-            </w:r>
-            <w:r>
-              <w:rPr>
-                <w:rFonts w:ascii="宋体" w:hAnsi="宋体" w:eastAsia="宋体" w:cs="宋体"/>
+              <w:t>肖龙莽</w:t>
+            </w:r>
+            <w:r>
+              <w:rPr>
+                <w:rFonts w:ascii="宋体" w:eastAsia="宋体" w:hAnsi="宋体" w:cs="宋体"/>
                 <w:spacing w:val="-2"/>
                 <w:sz w:val="24"/>
                 <w:szCs w:val="24"/>
@@ -1761,7 +1728,7 @@
             </w:r>
             <w:r>
               <w:rPr>
-                <w:rFonts w:hint="eastAsia" w:ascii="宋体" w:hAnsi="宋体" w:eastAsia="宋体" w:cs="宋体"/>
+                <w:rFonts w:ascii="宋体" w:eastAsia="宋体" w:hAnsi="宋体" w:cs="宋体" w:hint="eastAsia"/>
                 <w:spacing w:val="-2"/>
                 <w:sz w:val="24"/>
                 <w:szCs w:val="24"/>
@@ -1771,7 +1738,7 @@
             </w:r>
             <w:r>
               <w:rPr>
-                <w:rFonts w:ascii="宋体" w:hAnsi="宋体" w:eastAsia="宋体" w:cs="宋体"/>
+                <w:rFonts w:ascii="宋体" w:eastAsia="宋体" w:hAnsi="宋体" w:cs="宋体"/>
                 <w:spacing w:val="-2"/>
                 <w:sz w:val="24"/>
                 <w:szCs w:val="24"/>
@@ -1780,7 +1747,7 @@
             </w:r>
             <w:r>
               <w:rPr>
-                <w:rFonts w:hint="eastAsia" w:ascii="宋体" w:hAnsi="宋体" w:eastAsia="宋体" w:cs="宋体"/>
+                <w:rFonts w:ascii="宋体" w:eastAsia="宋体" w:hAnsi="宋体" w:cs="宋体" w:hint="eastAsia"/>
                 <w:spacing w:val="-2"/>
                 <w:sz w:val="24"/>
                 <w:szCs w:val="24"/>
@@ -1793,14 +1760,9 @@
       </w:tr>
       <w:tr>
         <w:tblPrEx>
-          <w:tblBorders>
-            <w:top w:val="single" w:color="000000" w:sz="2" w:space="0"/>
-            <w:left w:val="single" w:color="000000" w:sz="2" w:space="0"/>
-            <w:bottom w:val="single" w:color="000000" w:sz="2" w:space="0"/>
-            <w:right w:val="single" w:color="000000" w:sz="2" w:space="0"/>
-            <w:insideH w:val="single" w:color="000000" w:sz="2" w:space="0"/>
-            <w:insideV w:val="single" w:color="000000" w:sz="2" w:space="0"/>
-          </w:tblBorders>
+          <w:tblW w:w="14524" w:type="dxa"/>
+          <w:tblInd w:w="2" w:type="dxa"/>
+          <w:tblLayout w:type="fixed"/>
           <w:tblCellMar>
             <w:top w:w="0" w:type="dxa"/>
             <w:left w:w="0" w:type="dxa"/>
@@ -1809,7 +1771,7 @@
           </w:tblCellMar>
         </w:tblPrEx>
         <w:trPr>
-          <w:trHeight w:val="2879" w:hRule="atLeast"/>
+          <w:trHeight w:val="2879"/>
         </w:trPr>
         <w:tc>
           <w:tcPr>
@@ -1817,28 +1779,28 @@
           </w:tcPr>
           <w:p>
             <w:pPr>
-              <w:pStyle w:val="25"/>
-            </w:pPr>
-          </w:p>
-          <w:p>
-            <w:pPr>
-              <w:pStyle w:val="25"/>
-            </w:pPr>
-          </w:p>
-          <w:p>
-            <w:pPr>
-              <w:pStyle w:val="25"/>
-            </w:pPr>
-          </w:p>
-          <w:p>
-            <w:pPr>
-              <w:pStyle w:val="25"/>
+              <w:pStyle w:val="TableText"/>
+            </w:pPr>
+          </w:p>
+          <w:p>
+            <w:pPr>
+              <w:pStyle w:val="TableText"/>
+            </w:pPr>
+          </w:p>
+          <w:p>
+            <w:pPr>
+              <w:pStyle w:val="TableText"/>
+            </w:pPr>
+          </w:p>
+          <w:p>
+            <w:pPr>
+              <w:pStyle w:val="TableText"/>
               <w:spacing w:line="241" w:lineRule="auto"/>
             </w:pPr>
           </w:p>
           <w:p>
             <w:pPr>
-              <w:pStyle w:val="25"/>
+              <w:pStyle w:val="TableText"/>
               <w:spacing w:line="241" w:lineRule="auto"/>
             </w:pPr>
           </w:p>
@@ -1847,14 +1809,14 @@
               <w:spacing w:before="78" w:line="220" w:lineRule="auto"/>
               <w:ind w:left="163"/>
               <w:rPr>
-                <w:rFonts w:ascii="宋体" w:hAnsi="宋体" w:eastAsia="宋体" w:cs="宋体"/>
-                <w:sz w:val="24"/>
-                <w:szCs w:val="24"/>
-              </w:rPr>
-            </w:pPr>
-            <w:r>
-              <w:rPr>
-                <w:rFonts w:ascii="宋体" w:hAnsi="宋体" w:eastAsia="宋体" w:cs="宋体"/>
+                <w:rFonts w:ascii="宋体" w:eastAsia="宋体" w:hAnsi="宋体" w:cs="宋体"/>
+                <w:sz w:val="24"/>
+                <w:szCs w:val="24"/>
+              </w:rPr>
+            </w:pPr>
+            <w:r>
+              <w:rPr>
+                <w:rFonts w:ascii="宋体" w:eastAsia="宋体" w:hAnsi="宋体" w:cs="宋体"/>
                 <w:b/>
                 <w:bCs/>
                 <w:spacing w:val="-5"/>
@@ -1871,25 +1833,25 @@
           </w:tcPr>
           <w:p>
             <w:pPr>
-              <w:pStyle w:val="25"/>
+              <w:pStyle w:val="TableText"/>
               <w:spacing w:line="262" w:lineRule="auto"/>
             </w:pPr>
           </w:p>
           <w:p>
             <w:pPr>
-              <w:pStyle w:val="25"/>
+              <w:pStyle w:val="TableText"/>
               <w:spacing w:line="262" w:lineRule="auto"/>
             </w:pPr>
           </w:p>
           <w:p>
             <w:pPr>
-              <w:pStyle w:val="25"/>
+              <w:pStyle w:val="TableText"/>
               <w:spacing w:line="262" w:lineRule="auto"/>
             </w:pPr>
           </w:p>
           <w:p>
             <w:pPr>
-              <w:pStyle w:val="25"/>
+              <w:pStyle w:val="TableText"/>
               <w:spacing w:line="262" w:lineRule="auto"/>
             </w:pPr>
           </w:p>
@@ -1898,14 +1860,14 @@
               <w:spacing w:before="78" w:line="242" w:lineRule="auto"/>
               <w:ind w:left="179" w:right="119" w:hanging="73"/>
               <w:rPr>
-                <w:rFonts w:ascii="宋体" w:hAnsi="宋体" w:eastAsia="宋体" w:cs="宋体"/>
-                <w:sz w:val="24"/>
-                <w:szCs w:val="24"/>
-              </w:rPr>
-            </w:pPr>
-            <w:r>
-              <w:rPr>
-                <w:rFonts w:ascii="宋体" w:hAnsi="宋体" w:eastAsia="宋体" w:cs="宋体"/>
+                <w:rFonts w:ascii="宋体" w:eastAsia="宋体" w:hAnsi="宋体" w:cs="宋体"/>
+                <w:sz w:val="24"/>
+                <w:szCs w:val="24"/>
+              </w:rPr>
+            </w:pPr>
+            <w:r>
+              <w:rPr>
+                <w:rFonts w:ascii="宋体" w:eastAsia="宋体" w:hAnsi="宋体" w:cs="宋体"/>
                 <w:spacing w:val="-2"/>
                 <w:sz w:val="24"/>
                 <w:szCs w:val="24"/>
@@ -1921,7 +1883,7 @@
           </w:tcPr>
           <w:p>
             <w:pPr>
-              <w:pStyle w:val="25"/>
+              <w:pStyle w:val="TableText"/>
               <w:spacing w:line="269" w:lineRule="auto"/>
             </w:pPr>
           </w:p>
@@ -1931,7 +1893,7 @@
               <w:ind w:left="111" w:right="105" w:firstLine="1"/>
               <w:jc w:val="both"/>
               <w:rPr>
-                <w:rFonts w:ascii="宋体" w:hAnsi="宋体" w:eastAsia="宋体" w:cs="宋体"/>
+                <w:rFonts w:ascii="宋体" w:eastAsia="宋体" w:hAnsi="宋体" w:cs="宋体"/>
                 <w:sz w:val="24"/>
                 <w:szCs w:val="24"/>
               </w:rPr>
@@ -1948,7 +1910,7 @@
             </w:r>
             <w:r>
               <w:rPr>
-                <w:rFonts w:ascii="宋体" w:hAnsi="宋体" w:eastAsia="宋体" w:cs="宋体"/>
+                <w:rFonts w:ascii="宋体" w:eastAsia="宋体" w:hAnsi="宋体" w:cs="宋体"/>
                 <w:spacing w:val="-2"/>
                 <w:sz w:val="24"/>
                 <w:szCs w:val="24"/>
@@ -1973,7 +1935,7 @@
           </w:tcPr>
           <w:p>
             <w:pPr>
-              <w:pStyle w:val="25"/>
+              <w:pStyle w:val="TableText"/>
               <w:spacing w:line="418" w:lineRule="auto"/>
             </w:pPr>
           </w:p>
@@ -1982,14 +1944,14 @@
               <w:spacing w:before="12" w:line="234" w:lineRule="auto"/>
               <w:ind w:left="118" w:right="107" w:firstLine="6"/>
               <w:rPr>
-                <w:rFonts w:ascii="宋体" w:hAnsi="宋体" w:eastAsia="宋体" w:cs="宋体"/>
-                <w:sz w:val="24"/>
-                <w:szCs w:val="24"/>
-              </w:rPr>
-            </w:pPr>
-            <w:r>
-              <w:rPr>
-                <w:rFonts w:ascii="宋体" w:hAnsi="宋体" w:eastAsia="宋体" w:cs="宋体"/>
+                <w:rFonts w:ascii="宋体" w:eastAsia="宋体" w:hAnsi="宋体" w:cs="宋体"/>
+                <w:sz w:val="24"/>
+                <w:szCs w:val="24"/>
+              </w:rPr>
+            </w:pPr>
+            <w:r>
+              <w:rPr>
+                <w:rFonts w:ascii="宋体" w:eastAsia="宋体" w:hAnsi="宋体" w:cs="宋体"/>
                 <w:position w:val="-4"/>
                 <w:sz w:val="24"/>
                 <w:szCs w:val="24"/>
@@ -2008,7 +1970,7 @@
                           <pic:cNvPicPr/>
                         </pic:nvPicPr>
                         <pic:blipFill>
-                          <a:blip r:embed="rId8"/>
+                          <a:blip xmlns:r="http://schemas.openxmlformats.org/officeDocument/2006/relationships" r:embed="rId6"/>
                           <a:stretch>
                             <a:fillRect/>
                           </a:stretch>
@@ -2030,7 +1992,7 @@
             </w:r>
             <w:r>
               <w:rPr>
-                <w:rFonts w:hint="eastAsia" w:ascii="宋体" w:hAnsi="宋体" w:eastAsia="宋体" w:cs="宋体"/>
+                <w:rFonts w:ascii="宋体" w:eastAsia="宋体" w:hAnsi="宋体" w:cs="宋体" w:hint="eastAsia"/>
                 <w:spacing w:val="18"/>
                 <w:sz w:val="24"/>
                 <w:szCs w:val="24"/>
@@ -2045,17 +2007,17 @@
           </w:tcPr>
           <w:p>
             <w:pPr>
-              <w:pStyle w:val="25"/>
-            </w:pPr>
-          </w:p>
-          <w:p>
-            <w:pPr>
-              <w:pStyle w:val="25"/>
-            </w:pPr>
-          </w:p>
-          <w:p>
-            <w:pPr>
-              <w:pStyle w:val="25"/>
+              <w:pStyle w:val="TableText"/>
+            </w:pPr>
+          </w:p>
+          <w:p>
+            <w:pPr>
+              <w:pStyle w:val="TableText"/>
+            </w:pPr>
+          </w:p>
+          <w:p>
+            <w:pPr>
+              <w:pStyle w:val="TableText"/>
               <w:spacing w:line="241" w:lineRule="auto"/>
             </w:pPr>
             <w:bookmarkStart w:id="1" w:name="_GoBack"/>
@@ -2063,7 +2025,7 @@
           </w:p>
           <w:p>
             <w:pPr>
-              <w:pStyle w:val="25"/>
+              <w:pStyle w:val="TableText"/>
               <w:spacing w:line="241" w:lineRule="auto"/>
             </w:pPr>
           </w:p>
@@ -2072,14 +2034,14 @@
               <w:spacing w:before="78" w:line="221" w:lineRule="auto"/>
               <w:ind w:left="521"/>
               <w:rPr>
-                <w:rFonts w:ascii="宋体" w:hAnsi="宋体" w:eastAsia="宋体" w:cs="宋体"/>
-                <w:sz w:val="24"/>
-                <w:szCs w:val="24"/>
-              </w:rPr>
-            </w:pPr>
-            <w:r>
-              <w:rPr>
-                <w:rFonts w:ascii="宋体" w:hAnsi="宋体" w:eastAsia="宋体" w:cs="宋体"/>
+                <w:rFonts w:ascii="宋体" w:eastAsia="宋体" w:hAnsi="宋体" w:cs="宋体"/>
+                <w:sz w:val="24"/>
+                <w:szCs w:val="24"/>
+              </w:rPr>
+            </w:pPr>
+            <w:r>
+              <w:rPr>
+                <w:rFonts w:ascii="宋体" w:eastAsia="宋体" w:hAnsi="宋体" w:cs="宋体"/>
                 <w:spacing w:val="-3"/>
                 <w:sz w:val="24"/>
                 <w:szCs w:val="24"/>
@@ -2098,7 +2060,7 @@
               <w:ind w:left="115" w:right="103"/>
               <w:jc w:val="both"/>
               <w:rPr>
-                <w:rFonts w:hint="eastAsia" w:ascii="宋体" w:hAnsi="宋体" w:eastAsia="宋体" w:cs="宋体"/>
+                <w:rFonts w:ascii="宋体" w:eastAsia="宋体" w:hAnsi="宋体" w:cs="宋体" w:hint="eastAsia"/>
                 <w:sz w:val="24"/>
                 <w:szCs w:val="24"/>
                 <w:lang w:val="en-US" w:eastAsia="zh-CN"/>
@@ -2106,7 +2068,7 @@
             </w:pPr>
             <w:r>
               <w:rPr>
-                <w:rFonts w:ascii="宋体" w:hAnsi="宋体" w:eastAsia="宋体" w:cs="宋体"/>
+                <w:rFonts w:ascii="宋体" w:eastAsia="宋体" w:hAnsi="宋体" w:cs="宋体"/>
                 <w:spacing w:val="7"/>
                 <w:sz w:val="24"/>
                 <w:szCs w:val="24"/>
@@ -2115,7 +2077,7 @@
             </w:r>
             <w:r>
               <w:rPr>
-                <w:rFonts w:ascii="宋体" w:hAnsi="宋体" w:eastAsia="宋体" w:cs="宋体"/>
+                <w:rFonts w:ascii="宋体" w:eastAsia="宋体" w:hAnsi="宋体" w:cs="宋体"/>
                 <w:spacing w:val="30"/>
                 <w:sz w:val="24"/>
                 <w:szCs w:val="24"/>
@@ -2124,7 +2086,7 @@
             </w:r>
             <w:r>
               <w:rPr>
-                <w:rFonts w:ascii="宋体" w:hAnsi="宋体" w:eastAsia="宋体" w:cs="宋体"/>
+                <w:rFonts w:ascii="宋体" w:eastAsia="宋体" w:hAnsi="宋体" w:cs="宋体"/>
                 <w:spacing w:val="7"/>
                 <w:sz w:val="24"/>
                 <w:szCs w:val="24"/>
@@ -2133,7 +2095,7 @@
             </w:r>
             <w:r>
               <w:rPr>
-                <w:rFonts w:hint="eastAsia" w:ascii="宋体" w:hAnsi="宋体" w:eastAsia="宋体" w:cs="宋体"/>
+                <w:rFonts w:ascii="宋体" w:eastAsia="宋体" w:hAnsi="宋体" w:cs="宋体" w:hint="eastAsia"/>
                 <w:spacing w:val="7"/>
                 <w:sz w:val="24"/>
                 <w:szCs w:val="24"/>
@@ -2149,25 +2111,25 @@
           </w:tcPr>
           <w:p>
             <w:pPr>
-              <w:pStyle w:val="25"/>
+              <w:pStyle w:val="TableText"/>
               <w:spacing w:line="261" w:lineRule="auto"/>
             </w:pPr>
           </w:p>
           <w:p>
             <w:pPr>
-              <w:pStyle w:val="25"/>
+              <w:pStyle w:val="TableText"/>
               <w:spacing w:line="262" w:lineRule="auto"/>
             </w:pPr>
           </w:p>
           <w:p>
             <w:pPr>
-              <w:pStyle w:val="25"/>
+              <w:pStyle w:val="TableText"/>
               <w:spacing w:line="262" w:lineRule="auto"/>
             </w:pPr>
           </w:p>
           <w:p>
             <w:pPr>
-              <w:pStyle w:val="25"/>
+              <w:pStyle w:val="TableText"/>
               <w:spacing w:line="262" w:lineRule="auto"/>
             </w:pPr>
           </w:p>
@@ -2176,7 +2138,7 @@
               <w:spacing w:before="26" w:line="239" w:lineRule="auto"/>
               <w:ind w:left="120"/>
               <w:rPr>
-                <w:rFonts w:hint="default" w:ascii="宋体" w:hAnsi="宋体" w:eastAsia="宋体" w:cs="宋体"/>
+                <w:rFonts w:ascii="宋体" w:eastAsia="宋体" w:hAnsi="宋体" w:cs="宋体" w:hint="default"/>
                 <w:sz w:val="24"/>
                 <w:szCs w:val="24"/>
                 <w:lang w:val="en-US" w:eastAsia="zh-CN"/>
@@ -2187,11 +2149,11 @@
                 <w:rFonts w:hint="eastAsia"/>
                 <w:lang w:val="en-US" w:eastAsia="zh-CN"/>
               </w:rPr>
-              <w:t>胡葛鹏宇</w:t>
-            </w:r>
-            <w:r>
-              <w:rPr>
-                <w:rFonts w:ascii="宋体" w:hAnsi="宋体" w:eastAsia="宋体" w:cs="宋体"/>
+              <w:t>肖龙莽</w:t>
+            </w:r>
+            <w:r>
+              <w:rPr>
+                <w:rFonts w:ascii="宋体" w:eastAsia="宋体" w:hAnsi="宋体" w:cs="宋体"/>
                 <w:spacing w:val="-2"/>
                 <w:sz w:val="24"/>
                 <w:szCs w:val="24"/>
@@ -2200,7 +2162,7 @@
             </w:r>
             <w:r>
               <w:rPr>
-                <w:rFonts w:hint="eastAsia" w:ascii="宋体" w:hAnsi="宋体" w:eastAsia="宋体" w:cs="宋体"/>
+                <w:rFonts w:ascii="宋体" w:eastAsia="宋体" w:hAnsi="宋体" w:cs="宋体" w:hint="eastAsia"/>
                 <w:spacing w:val="-2"/>
                 <w:sz w:val="24"/>
                 <w:szCs w:val="24"/>
@@ -2210,7 +2172,7 @@
             </w:r>
             <w:r>
               <w:rPr>
-                <w:rFonts w:ascii="宋体" w:hAnsi="宋体" w:eastAsia="宋体" w:cs="宋体"/>
+                <w:rFonts w:ascii="宋体" w:eastAsia="宋体" w:hAnsi="宋体" w:cs="宋体"/>
                 <w:spacing w:val="-2"/>
                 <w:sz w:val="24"/>
                 <w:szCs w:val="24"/>
@@ -2219,7 +2181,7 @@
             </w:r>
             <w:r>
               <w:rPr>
-                <w:rFonts w:hint="eastAsia" w:ascii="宋体" w:hAnsi="宋体" w:eastAsia="宋体" w:cs="宋体"/>
+                <w:rFonts w:ascii="宋体" w:eastAsia="宋体" w:hAnsi="宋体" w:cs="宋体" w:hint="eastAsia"/>
                 <w:spacing w:val="-2"/>
                 <w:sz w:val="24"/>
                 <w:szCs w:val="24"/>
@@ -2233,58 +2195,33 @@
     </w:tbl>
     <w:p>
       <w:pPr>
-        <w:pStyle w:val="12"/>
+        <w:pStyle w:val="BodyText"/>
       </w:pPr>
     </w:p>
     <w:sectPr>
       <w:pgSz w:w="16839" w:h="11906" w:orient="landscape"/>
       <w:pgMar w:top="1417" w:right="1437" w:bottom="1283" w:left="1152" w:header="927" w:footer="987" w:gutter="0"/>
-      <w:cols w:space="720" w:num="1"/>
+      <w:cols w:num="1" w:space="720"/>
     </w:sectPr>
   </w:body>
 </w:document>
 </file>
 
-<file path=word/endnotes.xml><?xml version="1.0" encoding="utf-8"?>
-<w:endnotes xmlns:wpc="http://schemas.microsoft.com/office/word/2010/wordprocessingCanvas" xmlns:mc="http://schemas.openxmlformats.org/markup-compatibility/2006" xmlns:o="urn:schemas-microsoft-com:office:office" xmlns:r="http://schemas.openxmlformats.org/officeDocument/2006/relationships" xmlns:m="http://schemas.openxmlformats.org/officeDocument/2006/math" xmlns:v="urn:schemas-microsoft-com:vml" xmlns:wp14="http://schemas.microsoft.com/office/word/2010/wordprocessingDrawing" xmlns:wp="http://schemas.openxmlformats.org/drawingml/2006/wordprocessingDrawing" xmlns:w="http://schemas.openxmlformats.org/wordprocessingml/2006/main" xmlns:w14="http://schemas.microsoft.com/office/word/2010/wordml" xmlns:w15="http://schemas.microsoft.com/office/word/2012/wordml" xmlns:w10="urn:schemas-microsoft-com:office:word" xmlns:wpg="http://schemas.microsoft.com/office/word/2010/wordprocessingGroup" xmlns:wpi="http://schemas.microsoft.com/office/word/2010/wordprocessingInk" xmlns:wne="http://schemas.microsoft.com/office/word/2006/wordml" xmlns:wps="http://schemas.microsoft.com/office/word/2010/wordprocessingShape" xmlns:wpsCustomData="http://www.wps.cn/officeDocument/2013/wpsCustomData" mc:Ignorable="w14 w15 wp14">
-  <w:endnote w:type="separator" w:id="0">
-    <w:p>
-      <w:pPr>
-        <w:spacing w:line="240" w:lineRule="auto"/>
-      </w:pPr>
-      <w:r>
-        <w:separator/>
-      </w:r>
-    </w:p>
-  </w:endnote>
-  <w:endnote w:type="continuationSeparator" w:id="1">
-    <w:p>
-      <w:pPr>
-        <w:spacing w:line="240" w:lineRule="auto"/>
-      </w:pPr>
-      <w:r>
-        <w:continuationSeparator/>
-      </w:r>
-    </w:p>
-  </w:endnote>
-</w:endnotes>
-</file>
-
 <file path=word/footer1.xml><?xml version="1.0" encoding="utf-8"?>
-<w:ftr xmlns:wpc="http://schemas.microsoft.com/office/word/2010/wordprocessingCanvas" xmlns:mc="http://schemas.openxmlformats.org/markup-compatibility/2006" xmlns:o="urn:schemas-microsoft-com:office:office" xmlns:r="http://schemas.openxmlformats.org/officeDocument/2006/relationships" xmlns:m="http://schemas.openxmlformats.org/officeDocument/2006/math" xmlns:v="urn:schemas-microsoft-com:vml" xmlns:wp14="http://schemas.microsoft.com/office/word/2010/wordprocessingDrawing" xmlns:wp="http://schemas.openxmlformats.org/drawingml/2006/wordprocessingDrawing" xmlns:w10="urn:schemas-microsoft-com:office:word" xmlns:w="http://schemas.openxmlformats.org/wordprocessingml/2006/main" xmlns:w14="http://schemas.microsoft.com/office/word/2010/wordml" xmlns:w15="http://schemas.microsoft.com/office/word/2012/wordml" xmlns:wpg="http://schemas.microsoft.com/office/word/2010/wordprocessingGroup" xmlns:wpi="http://schemas.microsoft.com/office/word/2010/wordprocessingInk" xmlns:wne="http://schemas.microsoft.com/office/word/2006/wordml" xmlns:wps="http://schemas.microsoft.com/office/word/2010/wordprocessingShape" xmlns:wpsCustomData="http://www.wps.cn/officeDocument/2013/wpsCustomData" mc:Ignorable="w14 w15 wp14">
+<w:ftr xmlns:wpc="http://schemas.microsoft.com/office/word/2010/wordprocessingCanvas" xmlns:mc="http://schemas.openxmlformats.org/markup-compatibility/2006" xmlns:o="urn:schemas-microsoft-com:office:office" xmlns:r="http://schemas.openxmlformats.org/officeDocument/2006/relationships" xmlns:m="http://schemas.openxmlformats.org/officeDocument/2006/math" xmlns:v="urn:schemas-microsoft-com:vml" xmlns:wp14="http://schemas.microsoft.com/office/word/2010/wordprocessingDrawing" xmlns:wp="http://schemas.openxmlformats.org/drawingml/2006/wordprocessingDrawing" xmlns:w10="urn:schemas-microsoft-com:office:word" xmlns:w="http://schemas.openxmlformats.org/wordprocessingml/2006/main" xmlns:w14="http://schemas.microsoft.com/office/word/2010/wordml" xmlns:w15="http://schemas.microsoft.com/office/word/2012/wordml" xmlns:wne="http://schemas.microsoft.com/office/word/2006/wordml" xmlns:wpg="http://schemas.microsoft.com/office/word/2010/wordprocessingGroup" xmlns:wpi="http://schemas.microsoft.com/office/word/2010/wordprocessingInk" xmlns:wps="http://schemas.microsoft.com/office/word/2010/wordprocessingShape" mc:Ignorable="w14 w15 wp14">
   <w:p>
     <w:pPr>
       <w:spacing w:line="169" w:lineRule="auto"/>
       <w:ind w:left="5913"/>
       <w:rPr>
-        <w:rFonts w:ascii="Calibri" w:hAnsi="Calibri" w:eastAsia="Calibri" w:cs="Calibri"/>
+        <w:rFonts w:ascii="Calibri" w:eastAsia="Calibri" w:hAnsi="Calibri" w:cs="Calibri"/>
         <w:sz w:val="18"/>
         <w:szCs w:val="18"/>
       </w:rPr>
     </w:pPr>
     <w:r>
       <w:rPr>
-        <w:rFonts w:ascii="Calibri" w:hAnsi="Calibri" w:eastAsia="Calibri" w:cs="Calibri"/>
+        <w:rFonts w:ascii="Calibri" w:eastAsia="Calibri" w:hAnsi="Calibri" w:cs="Calibri"/>
         <w:sz w:val="18"/>
         <w:szCs w:val="18"/>
       </w:rPr>
@@ -2294,39 +2231,14 @@
 </w:ftr>
 </file>
 
-<file path=word/footnotes.xml><?xml version="1.0" encoding="utf-8"?>
-<w:footnotes xmlns:wpc="http://schemas.microsoft.com/office/word/2010/wordprocessingCanvas" xmlns:mc="http://schemas.openxmlformats.org/markup-compatibility/2006" xmlns:o="urn:schemas-microsoft-com:office:office" xmlns:r="http://schemas.openxmlformats.org/officeDocument/2006/relationships" xmlns:m="http://schemas.openxmlformats.org/officeDocument/2006/math" xmlns:v="urn:schemas-microsoft-com:vml" xmlns:wp14="http://schemas.microsoft.com/office/word/2010/wordprocessingDrawing" xmlns:wp="http://schemas.openxmlformats.org/drawingml/2006/wordprocessingDrawing" xmlns:w="http://schemas.openxmlformats.org/wordprocessingml/2006/main" xmlns:w14="http://schemas.microsoft.com/office/word/2010/wordml" xmlns:w15="http://schemas.microsoft.com/office/word/2012/wordml" xmlns:w10="urn:schemas-microsoft-com:office:word" xmlns:wpg="http://schemas.microsoft.com/office/word/2010/wordprocessingGroup" xmlns:wpi="http://schemas.microsoft.com/office/word/2010/wordprocessingInk" xmlns:wne="http://schemas.microsoft.com/office/word/2006/wordml" xmlns:wps="http://schemas.microsoft.com/office/word/2010/wordprocessingShape" xmlns:wpsCustomData="http://www.wps.cn/officeDocument/2013/wpsCustomData" mc:Ignorable="w14 w15 wp14">
-  <w:footnote w:type="separator" w:id="0">
-    <w:p>
-      <w:pPr>
-        <w:spacing w:line="360" w:lineRule="auto"/>
-      </w:pPr>
-      <w:r>
-        <w:separator/>
-      </w:r>
-    </w:p>
-  </w:footnote>
-  <w:footnote w:type="continuationSeparator" w:id="1">
-    <w:p>
-      <w:pPr>
-        <w:spacing w:line="360" w:lineRule="auto"/>
-      </w:pPr>
-      <w:r>
-        <w:continuationSeparator/>
-      </w:r>
-    </w:p>
-  </w:footnote>
-</w:footnotes>
-</file>
-
 <file path=word/header1.xml><?xml version="1.0" encoding="utf-8"?>
-<w:hdr xmlns:wpc="http://schemas.microsoft.com/office/word/2010/wordprocessingCanvas" xmlns:mc="http://schemas.openxmlformats.org/markup-compatibility/2006" xmlns:o="urn:schemas-microsoft-com:office:office" xmlns:r="http://schemas.openxmlformats.org/officeDocument/2006/relationships" xmlns:m="http://schemas.openxmlformats.org/officeDocument/2006/math" xmlns:v="urn:schemas-microsoft-com:vml" xmlns:wp14="http://schemas.microsoft.com/office/word/2010/wordprocessingDrawing" xmlns:wp="http://schemas.openxmlformats.org/drawingml/2006/wordprocessingDrawing" xmlns:w10="urn:schemas-microsoft-com:office:word" xmlns:w="http://schemas.openxmlformats.org/wordprocessingml/2006/main" xmlns:w14="http://schemas.microsoft.com/office/word/2010/wordml" xmlns:w15="http://schemas.microsoft.com/office/word/2012/wordml" xmlns:wpg="http://schemas.microsoft.com/office/word/2010/wordprocessingGroup" xmlns:wpi="http://schemas.microsoft.com/office/word/2010/wordprocessingInk" xmlns:wne="http://schemas.microsoft.com/office/word/2006/wordml" xmlns:wps="http://schemas.microsoft.com/office/word/2010/wordprocessingShape" xmlns:wpsCustomData="http://www.wps.cn/officeDocument/2013/wpsCustomData" mc:Ignorable="w14 w15 wp14">
+<w:hdr xmlns:wpc="http://schemas.microsoft.com/office/word/2010/wordprocessingCanvas" xmlns:mc="http://schemas.openxmlformats.org/markup-compatibility/2006" xmlns:o="urn:schemas-microsoft-com:office:office" xmlns:r="http://schemas.openxmlformats.org/officeDocument/2006/relationships" xmlns:m="http://schemas.openxmlformats.org/officeDocument/2006/math" xmlns:v="urn:schemas-microsoft-com:vml" xmlns:wp14="http://schemas.microsoft.com/office/word/2010/wordprocessingDrawing" xmlns:wp="http://schemas.openxmlformats.org/drawingml/2006/wordprocessingDrawing" xmlns:w10="urn:schemas-microsoft-com:office:word" xmlns:w="http://schemas.openxmlformats.org/wordprocessingml/2006/main" xmlns:w14="http://schemas.microsoft.com/office/word/2010/wordml" xmlns:w15="http://schemas.microsoft.com/office/word/2012/wordml" xmlns:wne="http://schemas.microsoft.com/office/word/2006/wordml" xmlns:wpg="http://schemas.microsoft.com/office/word/2010/wordprocessingGroup" xmlns:wpi="http://schemas.microsoft.com/office/word/2010/wordprocessingInk" xmlns:wps="http://schemas.microsoft.com/office/word/2010/wordprocessingShape" mc:Ignorable="w14 w15 wp14">
   <w:p>
     <w:pPr>
       <w:spacing w:before="47" w:line="232" w:lineRule="auto"/>
       <w:ind w:left="7874" w:right="516" w:hanging="817"/>
       <w:rPr>
-        <w:rFonts w:ascii="仿宋" w:hAnsi="仿宋" w:eastAsia="仿宋" w:cs="仿宋"/>
+        <w:rFonts w:ascii="仿宋" w:eastAsia="仿宋" w:hAnsi="仿宋" w:cs="仿宋"/>
         <w:sz w:val="18"/>
         <w:szCs w:val="18"/>
       </w:rPr>
@@ -2336,15 +2248,15 @@
 </file>
 
 <file path=word/numbering.xml><?xml version="1.0" encoding="utf-8"?>
-<w:numbering xmlns:wpc="http://schemas.microsoft.com/office/word/2010/wordprocessingCanvas" xmlns:mc="http://schemas.openxmlformats.org/markup-compatibility/2006" xmlns:o="urn:schemas-microsoft-com:office:office" xmlns:r="http://schemas.openxmlformats.org/officeDocument/2006/relationships" xmlns:m="http://schemas.openxmlformats.org/officeDocument/2006/math" xmlns:v="urn:schemas-microsoft-com:vml" xmlns:wp14="http://schemas.microsoft.com/office/word/2010/wordprocessingDrawing" xmlns:wp="http://schemas.openxmlformats.org/drawingml/2006/wordprocessingDrawing" xmlns:w10="urn:schemas-microsoft-com:office:word" xmlns:w="http://schemas.openxmlformats.org/wordprocessingml/2006/main" xmlns:w14="http://schemas.microsoft.com/office/word/2010/wordml" xmlns:wpg="http://schemas.microsoft.com/office/word/2010/wordprocessingGroup" xmlns:wpi="http://schemas.microsoft.com/office/word/2010/wordprocessingInk" xmlns:wne="http://schemas.microsoft.com/office/word/2006/wordml" xmlns:wps="http://schemas.microsoft.com/office/word/2010/wordprocessingShape" xmlns:wpsCustomData="http://www.wps.cn/officeDocument/2013/wpsCustomData" mc:Ignorable="w14 wp14">
+<w:numbering xmlns:wpc="http://schemas.microsoft.com/office/word/2010/wordprocessingCanvas" xmlns:mc="http://schemas.openxmlformats.org/markup-compatibility/2006" xmlns:o="urn:schemas-microsoft-com:office:office" xmlns:r="http://schemas.openxmlformats.org/officeDocument/2006/relationships" xmlns:m="http://schemas.openxmlformats.org/officeDocument/2006/math" xmlns:v="urn:schemas-microsoft-com:vml" xmlns:wp14="http://schemas.microsoft.com/office/word/2010/wordprocessingDrawing" xmlns:wp="http://schemas.openxmlformats.org/drawingml/2006/wordprocessingDrawing" xmlns:w10="urn:schemas-microsoft-com:office:word" xmlns:w="http://schemas.openxmlformats.org/wordprocessingml/2006/main" xmlns:w14="http://schemas.microsoft.com/office/word/2010/wordml" xmlns:w15="http://schemas.microsoft.com/office/word/2012/wordml" xmlns:wne="http://schemas.microsoft.com/office/word/2006/wordml" xmlns:wpg="http://schemas.microsoft.com/office/word/2010/wordprocessingGroup" xmlns:wpi="http://schemas.microsoft.com/office/word/2010/wordprocessingInk" xmlns:wps="http://schemas.microsoft.com/office/word/2010/wordprocessingShape" mc:Ignorable="w14 w15 wp14">
   <w:abstractNum w:abstractNumId="0">
     <w:nsid w:val="8E964DCE"/>
     <w:multiLevelType w:val="multilevel"/>
     <w:tmpl w:val="8E964DCE"/>
-    <w:lvl w:ilvl="0" w:tentative="0">
+    <w:lvl w:ilvl="0">
       <w:start w:val="1"/>
       <w:numFmt w:val="decimal"/>
-      <w:pStyle w:val="2"/>
+      <w:pStyle w:val="Heading1"/>
       <w:lvlText w:val="%1."/>
       <w:lvlJc w:val="left"/>
       <w:pPr>
@@ -2354,10 +2266,10 @@
         <w:rFonts w:hint="default"/>
       </w:rPr>
     </w:lvl>
-    <w:lvl w:ilvl="1" w:tentative="0">
+    <w:lvl w:ilvl="1">
       <w:start w:val="1"/>
       <w:numFmt w:val="decimal"/>
-      <w:pStyle w:val="3"/>
+      <w:pStyle w:val="Heading2"/>
       <w:lvlText w:val="%1.%2."/>
       <w:lvlJc w:val="left"/>
       <w:pPr>
@@ -2367,10 +2279,10 @@
         <w:rFonts w:hint="default"/>
       </w:rPr>
     </w:lvl>
-    <w:lvl w:ilvl="2" w:tentative="0">
+    <w:lvl w:ilvl="2">
       <w:start w:val="1"/>
       <w:numFmt w:val="decimal"/>
-      <w:pStyle w:val="4"/>
+      <w:pStyle w:val="Heading3"/>
       <w:lvlText w:val="%1.%2.%3."/>
       <w:lvlJc w:val="left"/>
       <w:pPr>
@@ -2380,10 +2292,10 @@
         <w:rFonts w:hint="default"/>
       </w:rPr>
     </w:lvl>
-    <w:lvl w:ilvl="3" w:tentative="0">
+    <w:lvl w:ilvl="3">
       <w:start w:val="1"/>
       <w:numFmt w:val="decimal"/>
-      <w:pStyle w:val="5"/>
+      <w:pStyle w:val="Heading4"/>
       <w:lvlText w:val="%1.%2.%3.%4."/>
       <w:lvlJc w:val="left"/>
       <w:pPr>
@@ -2393,10 +2305,10 @@
         <w:rFonts w:hint="default"/>
       </w:rPr>
     </w:lvl>
-    <w:lvl w:ilvl="4" w:tentative="0">
+    <w:lvl w:ilvl="4">
       <w:start w:val="1"/>
       <w:numFmt w:val="decimal"/>
-      <w:pStyle w:val="6"/>
+      <w:pStyle w:val="Heading5"/>
       <w:lvlText w:val="%1.%2.%3.%4.%5."/>
       <w:lvlJc w:val="left"/>
       <w:pPr>
@@ -2406,10 +2318,10 @@
         <w:rFonts w:hint="default"/>
       </w:rPr>
     </w:lvl>
-    <w:lvl w:ilvl="5" w:tentative="0">
+    <w:lvl w:ilvl="5">
       <w:start w:val="1"/>
       <w:numFmt w:val="decimal"/>
-      <w:pStyle w:val="7"/>
+      <w:pStyle w:val="Heading6"/>
       <w:lvlText w:val="%1.%2.%3.%4.%5.%6."/>
       <w:lvlJc w:val="left"/>
       <w:pPr>
@@ -2419,10 +2331,10 @@
         <w:rFonts w:hint="default"/>
       </w:rPr>
     </w:lvl>
-    <w:lvl w:ilvl="6" w:tentative="0">
+    <w:lvl w:ilvl="6">
       <w:start w:val="1"/>
       <w:numFmt w:val="decimal"/>
-      <w:pStyle w:val="8"/>
+      <w:pStyle w:val="Heading7"/>
       <w:lvlText w:val="%1.%2.%3.%4.%5.%6.%7."/>
       <w:lvlJc w:val="left"/>
       <w:pPr>
@@ -2432,10 +2344,10 @@
         <w:rFonts w:hint="default"/>
       </w:rPr>
     </w:lvl>
-    <w:lvl w:ilvl="7" w:tentative="0">
+    <w:lvl w:ilvl="7">
       <w:start w:val="1"/>
       <w:numFmt w:val="decimal"/>
-      <w:pStyle w:val="9"/>
+      <w:pStyle w:val="Heading8"/>
       <w:lvlText w:val="%1.%2.%3.%4.%5.%6.%7.%8."/>
       <w:lvlJc w:val="left"/>
       <w:pPr>
@@ -2445,10 +2357,10 @@
         <w:rFonts w:hint="default"/>
       </w:rPr>
     </w:lvl>
-    <w:lvl w:ilvl="8" w:tentative="0">
+    <w:lvl w:ilvl="8">
       <w:start w:val="1"/>
       <w:numFmt w:val="decimal"/>
-      <w:pStyle w:val="10"/>
+      <w:pStyle w:val="Heading9"/>
       <w:lvlText w:val="%1.%2.%3.%4.%5.%6.%7.%8.%9."/>
       <w:lvlJc w:val="left"/>
       <w:pPr>
@@ -2466,269 +2378,267 @@
 </file>
 
 <file path=word/styles.xml><?xml version="1.0" encoding="utf-8"?>
-<w:styles xmlns:mc="http://schemas.openxmlformats.org/markup-compatibility/2006" xmlns:o="urn:schemas-microsoft-com:office:office" xmlns:r="http://schemas.openxmlformats.org/officeDocument/2006/relationships" xmlns:m="http://schemas.openxmlformats.org/officeDocument/2006/math" xmlns:v="urn:schemas-microsoft-com:vml" xmlns:w="http://schemas.openxmlformats.org/wordprocessingml/2006/main" xmlns:w14="http://schemas.microsoft.com/office/word/2010/wordml" xmlns:w10="urn:schemas-microsoft-com:office:word" xmlns:sl="http://schemas.openxmlformats.org/schemaLibrary/2006/main" xmlns:wpsCustomData="http://www.wps.cn/officeDocument/2013/wpsCustomData" mc:Ignorable="w14">
+<w:styles xmlns:mc="http://schemas.openxmlformats.org/markup-compatibility/2006" xmlns:r="http://schemas.openxmlformats.org/officeDocument/2006/relationships" xmlns:w="http://schemas.openxmlformats.org/wordprocessingml/2006/main" xmlns:w14="http://schemas.microsoft.com/office/word/2010/wordml" xmlns:w15="http://schemas.microsoft.com/office/word/2012/wordml" mc:Ignorable="w14 w15">
   <w:docDefaults>
     <w:rPrDefault>
       <w:rPr>
-        <w:rFonts w:ascii="Times New Roman" w:hAnsi="Times New Roman" w:eastAsia="宋体" w:cs="Times New Roman"/>
+        <w:rFonts w:ascii="Times New Roman" w:eastAsia="宋体" w:hAnsi="Times New Roman" w:cs="Times New Roman"/>
       </w:rPr>
     </w:rPrDefault>
     <w:pPrDefault/>
   </w:docDefaults>
-  <w:latentStyles w:count="260" w:defQFormat="0" w:defUnhideWhenUsed="1" w:defSemiHidden="1" w:defUIPriority="99" w:defLockedState="0">
-    <w:lsdException w:qFormat="1" w:unhideWhenUsed="0" w:uiPriority="0" w:semiHidden="0" w:name="Normal"/>
-    <w:lsdException w:qFormat="1" w:unhideWhenUsed="0" w:uiPriority="0" w:semiHidden="0" w:name="heading 1"/>
-    <w:lsdException w:qFormat="1" w:uiPriority="0" w:semiHidden="0" w:name="heading 2"/>
-    <w:lsdException w:qFormat="1" w:uiPriority="0" w:name="heading 3"/>
-    <w:lsdException w:qFormat="1" w:uiPriority="0" w:semiHidden="0" w:name="heading 4"/>
-    <w:lsdException w:qFormat="1" w:uiPriority="0" w:name="heading 5"/>
-    <w:lsdException w:qFormat="1" w:uiPriority="0" w:name="heading 6"/>
-    <w:lsdException w:qFormat="1" w:uiPriority="0" w:name="heading 7"/>
-    <w:lsdException w:qFormat="1" w:uiPriority="0" w:name="heading 8"/>
-    <w:lsdException w:qFormat="1" w:uiPriority="0" w:name="heading 9"/>
-    <w:lsdException w:unhideWhenUsed="0" w:uiPriority="0" w:semiHidden="0" w:name="index 1"/>
-    <w:lsdException w:unhideWhenUsed="0" w:uiPriority="0" w:semiHidden="0" w:name="index 2"/>
-    <w:lsdException w:unhideWhenUsed="0" w:uiPriority="0" w:semiHidden="0" w:name="index 3"/>
-    <w:lsdException w:unhideWhenUsed="0" w:uiPriority="0" w:semiHidden="0" w:name="index 4"/>
-    <w:lsdException w:unhideWhenUsed="0" w:uiPriority="0" w:semiHidden="0" w:name="index 5"/>
-    <w:lsdException w:unhideWhenUsed="0" w:uiPriority="0" w:semiHidden="0" w:name="index 6"/>
-    <w:lsdException w:unhideWhenUsed="0" w:uiPriority="0" w:semiHidden="0" w:name="index 7"/>
-    <w:lsdException w:unhideWhenUsed="0" w:uiPriority="0" w:semiHidden="0" w:name="index 8"/>
-    <w:lsdException w:unhideWhenUsed="0" w:uiPriority="0" w:semiHidden="0" w:name="index 9"/>
-    <w:lsdException w:qFormat="1" w:unhideWhenUsed="0" w:uiPriority="0" w:semiHidden="0" w:name="toc 1"/>
-    <w:lsdException w:qFormat="1" w:unhideWhenUsed="0" w:uiPriority="0" w:semiHidden="0" w:name="toc 2"/>
-    <w:lsdException w:qFormat="1" w:unhideWhenUsed="0" w:uiPriority="0" w:semiHidden="0" w:name="toc 3"/>
-    <w:lsdException w:unhideWhenUsed="0" w:uiPriority="0" w:semiHidden="0" w:name="toc 4"/>
-    <w:lsdException w:unhideWhenUsed="0" w:uiPriority="0" w:semiHidden="0" w:name="toc 5"/>
-    <w:lsdException w:unhideWhenUsed="0" w:uiPriority="0" w:semiHidden="0" w:name="toc 6"/>
-    <w:lsdException w:unhideWhenUsed="0" w:uiPriority="0" w:semiHidden="0" w:name="toc 7"/>
-    <w:lsdException w:unhideWhenUsed="0" w:uiPriority="0" w:semiHidden="0" w:name="toc 8"/>
-    <w:lsdException w:unhideWhenUsed="0" w:uiPriority="0" w:semiHidden="0" w:name="toc 9"/>
-    <w:lsdException w:unhideWhenUsed="0" w:uiPriority="0" w:semiHidden="0" w:name="Normal Indent"/>
-    <w:lsdException w:unhideWhenUsed="0" w:uiPriority="0" w:semiHidden="0" w:name="footnote text"/>
-    <w:lsdException w:qFormat="1" w:unhideWhenUsed="0" w:uiPriority="0" w:semiHidden="0" w:name="annotation text"/>
-    <w:lsdException w:qFormat="1" w:unhideWhenUsed="0" w:uiPriority="0" w:semiHidden="0" w:name="header"/>
-    <w:lsdException w:qFormat="1" w:unhideWhenUsed="0" w:uiPriority="0" w:semiHidden="0" w:name="footer"/>
-    <w:lsdException w:unhideWhenUsed="0" w:uiPriority="0" w:semiHidden="0" w:name="index heading"/>
-    <w:lsdException w:qFormat="1" w:uiPriority="0" w:name="caption"/>
-    <w:lsdException w:unhideWhenUsed="0" w:uiPriority="0" w:semiHidden="0" w:name="table of figures"/>
-    <w:lsdException w:unhideWhenUsed="0" w:uiPriority="0" w:semiHidden="0" w:name="envelope address"/>
-    <w:lsdException w:unhideWhenUsed="0" w:uiPriority="0" w:semiHidden="0" w:name="envelope return"/>
-    <w:lsdException w:unhideWhenUsed="0" w:uiPriority="0" w:semiHidden="0" w:name="footnote reference"/>
-    <w:lsdException w:unhideWhenUsed="0" w:uiPriority="0" w:semiHidden="0" w:name="annotation reference"/>
-    <w:lsdException w:unhideWhenUsed="0" w:uiPriority="0" w:semiHidden="0" w:name="line number"/>
-    <w:lsdException w:unhideWhenUsed="0" w:uiPriority="0" w:semiHidden="0" w:name="page number"/>
-    <w:lsdException w:unhideWhenUsed="0" w:uiPriority="0" w:semiHidden="0" w:name="endnote reference"/>
-    <w:lsdException w:unhideWhenUsed="0" w:uiPriority="0" w:semiHidden="0" w:name="endnote text"/>
-    <w:lsdException w:unhideWhenUsed="0" w:uiPriority="0" w:semiHidden="0" w:name="table of authorities"/>
-    <w:lsdException w:unhideWhenUsed="0" w:uiPriority="0" w:semiHidden="0" w:name="macro"/>
-    <w:lsdException w:unhideWhenUsed="0" w:uiPriority="0" w:semiHidden="0" w:name="toa heading"/>
-    <w:lsdException w:unhideWhenUsed="0" w:uiPriority="0" w:semiHidden="0" w:name="List"/>
-    <w:lsdException w:unhideWhenUsed="0" w:uiPriority="0" w:semiHidden="0" w:name="List Bullet"/>
-    <w:lsdException w:unhideWhenUsed="0" w:uiPriority="0" w:semiHidden="0" w:name="List Number"/>
-    <w:lsdException w:unhideWhenUsed="0" w:uiPriority="0" w:semiHidden="0" w:name="List 2"/>
-    <w:lsdException w:unhideWhenUsed="0" w:uiPriority="0" w:semiHidden="0" w:name="List 3"/>
-    <w:lsdException w:unhideWhenUsed="0" w:uiPriority="0" w:semiHidden="0" w:name="List 4"/>
-    <w:lsdException w:unhideWhenUsed="0" w:uiPriority="0" w:semiHidden="0" w:name="List 5"/>
-    <w:lsdException w:unhideWhenUsed="0" w:uiPriority="0" w:semiHidden="0" w:name="List Bullet 2"/>
-    <w:lsdException w:unhideWhenUsed="0" w:uiPriority="0" w:semiHidden="0" w:name="List Bullet 3"/>
-    <w:lsdException w:unhideWhenUsed="0" w:uiPriority="0" w:semiHidden="0" w:name="List Bullet 4"/>
-    <w:lsdException w:unhideWhenUsed="0" w:uiPriority="0" w:semiHidden="0" w:name="List Bullet 5"/>
-    <w:lsdException w:unhideWhenUsed="0" w:uiPriority="0" w:semiHidden="0" w:name="List Number 2"/>
-    <w:lsdException w:unhideWhenUsed="0" w:uiPriority="0" w:semiHidden="0" w:name="List Number 3"/>
-    <w:lsdException w:unhideWhenUsed="0" w:uiPriority="0" w:semiHidden="0" w:name="List Number 4"/>
-    <w:lsdException w:unhideWhenUsed="0" w:uiPriority="0" w:semiHidden="0" w:name="List Number 5"/>
-    <w:lsdException w:qFormat="1" w:unhideWhenUsed="0" w:uiPriority="0" w:semiHidden="0" w:name="Title"/>
-    <w:lsdException w:unhideWhenUsed="0" w:uiPriority="0" w:semiHidden="0" w:name="Closing"/>
-    <w:lsdException w:unhideWhenUsed="0" w:uiPriority="0" w:semiHidden="0" w:name="Signature"/>
-    <w:lsdException w:qFormat="1" w:unhideWhenUsed="0" w:uiPriority="0" w:name="Default Paragraph Font"/>
-    <w:lsdException w:qFormat="1" w:unhideWhenUsed="0" w:uiPriority="0" w:name="Body Text"/>
-    <w:lsdException w:unhideWhenUsed="0" w:uiPriority="0" w:semiHidden="0" w:name="Body Text Indent"/>
-    <w:lsdException w:unhideWhenUsed="0" w:uiPriority="0" w:semiHidden="0" w:name="List Continue"/>
-    <w:lsdException w:unhideWhenUsed="0" w:uiPriority="0" w:semiHidden="0" w:name="List Continue 2"/>
-    <w:lsdException w:unhideWhenUsed="0" w:uiPriority="0" w:semiHidden="0" w:name="List Continue 3"/>
-    <w:lsdException w:unhideWhenUsed="0" w:uiPriority="0" w:semiHidden="0" w:name="List Continue 4"/>
-    <w:lsdException w:unhideWhenUsed="0" w:uiPriority="0" w:semiHidden="0" w:name="List Continue 5"/>
-    <w:lsdException w:unhideWhenUsed="0" w:uiPriority="0" w:semiHidden="0" w:name="Message Header"/>
-    <w:lsdException w:qFormat="1" w:unhideWhenUsed="0" w:uiPriority="0" w:semiHidden="0" w:name="Subtitle"/>
-    <w:lsdException w:unhideWhenUsed="0" w:uiPriority="0" w:semiHidden="0" w:name="Salutation"/>
-    <w:lsdException w:unhideWhenUsed="0" w:uiPriority="0" w:semiHidden="0" w:name="Date"/>
-    <w:lsdException w:unhideWhenUsed="0" w:uiPriority="0" w:semiHidden="0" w:name="Body Text First Indent"/>
-    <w:lsdException w:unhideWhenUsed="0" w:uiPriority="0" w:semiHidden="0" w:name="Body Text First Indent 2"/>
-    <w:lsdException w:uiPriority="99" w:name="Note Heading"/>
-    <w:lsdException w:unhideWhenUsed="0" w:uiPriority="0" w:semiHidden="0" w:name="Body Text 2"/>
-    <w:lsdException w:unhideWhenUsed="0" w:uiPriority="0" w:semiHidden="0" w:name="Body Text 3"/>
-    <w:lsdException w:unhideWhenUsed="0" w:uiPriority="0" w:semiHidden="0" w:name="Body Text Indent 2"/>
-    <w:lsdException w:unhideWhenUsed="0" w:uiPriority="0" w:semiHidden="0" w:name="Body Text Indent 3"/>
-    <w:lsdException w:unhideWhenUsed="0" w:uiPriority="0" w:semiHidden="0" w:name="Block Text"/>
-    <w:lsdException w:unhideWhenUsed="0" w:uiPriority="0" w:semiHidden="0" w:name="Hyperlink"/>
-    <w:lsdException w:unhideWhenUsed="0" w:uiPriority="0" w:semiHidden="0" w:name="FollowedHyperlink"/>
-    <w:lsdException w:qFormat="1" w:unhideWhenUsed="0" w:uiPriority="0" w:semiHidden="0" w:name="Strong"/>
-    <w:lsdException w:qFormat="1" w:unhideWhenUsed="0" w:uiPriority="0" w:semiHidden="0" w:name="Emphasis"/>
-    <w:lsdException w:unhideWhenUsed="0" w:uiPriority="0" w:semiHidden="0" w:name="Document Map"/>
-    <w:lsdException w:unhideWhenUsed="0" w:uiPriority="0" w:semiHidden="0" w:name="Plain Text"/>
-    <w:lsdException w:unhideWhenUsed="0" w:uiPriority="0" w:semiHidden="0" w:name="E-mail Signature"/>
-    <w:lsdException w:qFormat="1" w:unhideWhenUsed="0" w:uiPriority="0" w:semiHidden="0" w:name="Normal (Web)"/>
-    <w:lsdException w:unhideWhenUsed="0" w:uiPriority="0" w:semiHidden="0" w:name="HTML Acronym"/>
-    <w:lsdException w:unhideWhenUsed="0" w:uiPriority="0" w:semiHidden="0" w:name="HTML Address"/>
-    <w:lsdException w:unhideWhenUsed="0" w:uiPriority="0" w:semiHidden="0" w:name="HTML Cite"/>
-    <w:lsdException w:unhideWhenUsed="0" w:uiPriority="0" w:semiHidden="0" w:name="HTML Code"/>
-    <w:lsdException w:unhideWhenUsed="0" w:uiPriority="0" w:semiHidden="0" w:name="HTML Definition"/>
-    <w:lsdException w:unhideWhenUsed="0" w:uiPriority="0" w:semiHidden="0" w:name="HTML Keyboard"/>
-    <w:lsdException w:unhideWhenUsed="0" w:uiPriority="0" w:semiHidden="0" w:name="HTML Preformatted"/>
-    <w:lsdException w:unhideWhenUsed="0" w:uiPriority="0" w:semiHidden="0" w:name="HTML Sample"/>
-    <w:lsdException w:unhideWhenUsed="0" w:uiPriority="0" w:semiHidden="0" w:name="HTML Typewriter"/>
-    <w:lsdException w:unhideWhenUsed="0" w:uiPriority="0" w:semiHidden="0" w:name="HTML Variable"/>
-    <w:lsdException w:qFormat="1" w:unhideWhenUsed="0" w:uiPriority="0" w:name="Normal Table"/>
-    <w:lsdException w:unhideWhenUsed="0" w:uiPriority="0" w:semiHidden="0" w:name="annotation subject"/>
-    <w:lsdException w:unhideWhenUsed="0" w:uiPriority="0" w:semiHidden="0" w:name="Table Simple 1"/>
-    <w:lsdException w:unhideWhenUsed="0" w:uiPriority="0" w:semiHidden="0" w:name="Table Simple 2"/>
-    <w:lsdException w:unhideWhenUsed="0" w:uiPriority="0" w:semiHidden="0" w:name="Table Simple 3"/>
-    <w:lsdException w:unhideWhenUsed="0" w:uiPriority="0" w:semiHidden="0" w:name="Table Classic 1"/>
-    <w:lsdException w:unhideWhenUsed="0" w:uiPriority="0" w:semiHidden="0" w:name="Table Classic 2"/>
-    <w:lsdException w:unhideWhenUsed="0" w:uiPriority="0" w:semiHidden="0" w:name="Table Classic 3"/>
-    <w:lsdException w:unhideWhenUsed="0" w:uiPriority="0" w:semiHidden="0" w:name="Table Classic 4"/>
-    <w:lsdException w:unhideWhenUsed="0" w:uiPriority="0" w:semiHidden="0" w:name="Table Colorful 1"/>
-    <w:lsdException w:unhideWhenUsed="0" w:uiPriority="0" w:semiHidden="0" w:name="Table Colorful 2"/>
-    <w:lsdException w:unhideWhenUsed="0" w:uiPriority="0" w:semiHidden="0" w:name="Table Colorful 3"/>
-    <w:lsdException w:unhideWhenUsed="0" w:uiPriority="0" w:semiHidden="0" w:name="Table Columns 1"/>
-    <w:lsdException w:unhideWhenUsed="0" w:uiPriority="0" w:semiHidden="0" w:name="Table Columns 2"/>
-    <w:lsdException w:unhideWhenUsed="0" w:uiPriority="0" w:semiHidden="0" w:name="Table Columns 3"/>
-    <w:lsdException w:unhideWhenUsed="0" w:uiPriority="0" w:semiHidden="0" w:name="Table Columns 4"/>
-    <w:lsdException w:unhideWhenUsed="0" w:uiPriority="0" w:semiHidden="0" w:name="Table Columns 5"/>
-    <w:lsdException w:unhideWhenUsed="0" w:uiPriority="0" w:semiHidden="0" w:name="Table Grid 1"/>
-    <w:lsdException w:unhideWhenUsed="0" w:uiPriority="0" w:semiHidden="0" w:name="Table Grid 2"/>
-    <w:lsdException w:unhideWhenUsed="0" w:uiPriority="0" w:semiHidden="0" w:name="Table Grid 3"/>
-    <w:lsdException w:unhideWhenUsed="0" w:uiPriority="0" w:semiHidden="0" w:name="Table Grid 4"/>
-    <w:lsdException w:unhideWhenUsed="0" w:uiPriority="0" w:semiHidden="0" w:name="Table Grid 5"/>
-    <w:lsdException w:unhideWhenUsed="0" w:uiPriority="0" w:semiHidden="0" w:name="Table Grid 6"/>
-    <w:lsdException w:unhideWhenUsed="0" w:uiPriority="0" w:semiHidden="0" w:name="Table Grid 7"/>
-    <w:lsdException w:unhideWhenUsed="0" w:uiPriority="0" w:semiHidden="0" w:name="Table Grid 8"/>
-    <w:lsdException w:unhideWhenUsed="0" w:uiPriority="0" w:semiHidden="0" w:name="Table List 1"/>
-    <w:lsdException w:unhideWhenUsed="0" w:uiPriority="0" w:semiHidden="0" w:name="Table List 2"/>
-    <w:lsdException w:unhideWhenUsed="0" w:uiPriority="0" w:semiHidden="0" w:name="Table List 3"/>
-    <w:lsdException w:unhideWhenUsed="0" w:uiPriority="0" w:semiHidden="0" w:name="Table List 4"/>
-    <w:lsdException w:unhideWhenUsed="0" w:uiPriority="0" w:semiHidden="0" w:name="Table List 5"/>
-    <w:lsdException w:unhideWhenUsed="0" w:uiPriority="0" w:semiHidden="0" w:name="Table List 6"/>
-    <w:lsdException w:unhideWhenUsed="0" w:uiPriority="0" w:semiHidden="0" w:name="Table List 7"/>
-    <w:lsdException w:unhideWhenUsed="0" w:uiPriority="0" w:semiHidden="0" w:name="Table List 8"/>
-    <w:lsdException w:unhideWhenUsed="0" w:uiPriority="0" w:semiHidden="0" w:name="Table 3D effects 1"/>
-    <w:lsdException w:unhideWhenUsed="0" w:uiPriority="0" w:semiHidden="0" w:name="Table 3D effects 2"/>
-    <w:lsdException w:unhideWhenUsed="0" w:uiPriority="0" w:semiHidden="0" w:name="Table 3D effects 3"/>
-    <w:lsdException w:unhideWhenUsed="0" w:uiPriority="0" w:semiHidden="0" w:name="Table Contemporary"/>
-    <w:lsdException w:unhideWhenUsed="0" w:uiPriority="0" w:semiHidden="0" w:name="Table Elegant"/>
-    <w:lsdException w:unhideWhenUsed="0" w:uiPriority="0" w:semiHidden="0" w:name="Table Professional"/>
-    <w:lsdException w:unhideWhenUsed="0" w:uiPriority="0" w:semiHidden="0" w:name="Table Subtle 1"/>
-    <w:lsdException w:unhideWhenUsed="0" w:uiPriority="0" w:semiHidden="0" w:name="Table Subtle 2"/>
-    <w:lsdException w:unhideWhenUsed="0" w:uiPriority="0" w:semiHidden="0" w:name="Table Web 1"/>
-    <w:lsdException w:unhideWhenUsed="0" w:uiPriority="0" w:semiHidden="0" w:name="Table Web 2"/>
-    <w:lsdException w:unhideWhenUsed="0" w:uiPriority="0" w:semiHidden="0" w:name="Table Web 3"/>
-    <w:lsdException w:unhideWhenUsed="0" w:uiPriority="0" w:semiHidden="0" w:name="Balloon Text"/>
-    <w:lsdException w:qFormat="1" w:unhideWhenUsed="0" w:uiPriority="0" w:semiHidden="0" w:name="Table Grid"/>
-    <w:lsdException w:unhideWhenUsed="0" w:uiPriority="0" w:semiHidden="0" w:name="Table Theme"/>
-    <w:lsdException w:unhideWhenUsed="0" w:uiPriority="60" w:semiHidden="0" w:name="Light Shading"/>
-    <w:lsdException w:unhideWhenUsed="0" w:uiPriority="61" w:semiHidden="0" w:name="Light List"/>
-    <w:lsdException w:unhideWhenUsed="0" w:uiPriority="62" w:semiHidden="0" w:name="Light Grid"/>
-    <w:lsdException w:unhideWhenUsed="0" w:uiPriority="63" w:semiHidden="0" w:name="Medium Shading 1"/>
-    <w:lsdException w:unhideWhenUsed="0" w:uiPriority="64" w:semiHidden="0" w:name="Medium Shading 2"/>
-    <w:lsdException w:unhideWhenUsed="0" w:uiPriority="65" w:semiHidden="0" w:name="Medium List 1"/>
-    <w:lsdException w:unhideWhenUsed="0" w:uiPriority="66" w:semiHidden="0" w:name="Medium List 2"/>
-    <w:lsdException w:unhideWhenUsed="0" w:uiPriority="67" w:semiHidden="0" w:name="Medium Grid 1"/>
-    <w:lsdException w:unhideWhenUsed="0" w:uiPriority="68" w:semiHidden="0" w:name="Medium Grid 2"/>
-    <w:lsdException w:unhideWhenUsed="0" w:uiPriority="69" w:semiHidden="0" w:name="Medium Grid 3"/>
-    <w:lsdException w:unhideWhenUsed="0" w:uiPriority="70" w:semiHidden="0" w:name="Dark List"/>
-    <w:lsdException w:unhideWhenUsed="0" w:uiPriority="71" w:semiHidden="0" w:name="Colorful Shading"/>
-    <w:lsdException w:unhideWhenUsed="0" w:uiPriority="72" w:semiHidden="0" w:name="Colorful List"/>
-    <w:lsdException w:unhideWhenUsed="0" w:uiPriority="73" w:semiHidden="0" w:name="Colorful Grid"/>
-    <w:lsdException w:unhideWhenUsed="0" w:uiPriority="60" w:semiHidden="0" w:name="Light Shading Accent 1"/>
-    <w:lsdException w:unhideWhenUsed="0" w:uiPriority="61" w:semiHidden="0" w:name="Light List Accent 1"/>
-    <w:lsdException w:unhideWhenUsed="0" w:uiPriority="62" w:semiHidden="0" w:name="Light Grid Accent 1"/>
-    <w:lsdException w:unhideWhenUsed="0" w:uiPriority="63" w:semiHidden="0" w:name="Medium Shading 1 Accent 1"/>
-    <w:lsdException w:unhideWhenUsed="0" w:uiPriority="64" w:semiHidden="0" w:name="Medium Shading 2 Accent 1"/>
-    <w:lsdException w:unhideWhenUsed="0" w:uiPriority="65" w:semiHidden="0" w:name="Medium List 1 Accent 1"/>
-    <w:lsdException w:unhideWhenUsed="0" w:uiPriority="66" w:semiHidden="0" w:name="Medium List 2 Accent 1"/>
-    <w:lsdException w:unhideWhenUsed="0" w:uiPriority="67" w:semiHidden="0" w:name="Medium Grid 1 Accent 1"/>
-    <w:lsdException w:unhideWhenUsed="0" w:uiPriority="68" w:semiHidden="0" w:name="Medium Grid 2 Accent 1"/>
-    <w:lsdException w:unhideWhenUsed="0" w:uiPriority="69" w:semiHidden="0" w:name="Medium Grid 3 Accent 1"/>
-    <w:lsdException w:unhideWhenUsed="0" w:uiPriority="70" w:semiHidden="0" w:name="Dark List Accent 1"/>
-    <w:lsdException w:unhideWhenUsed="0" w:uiPriority="71" w:semiHidden="0" w:name="Colorful Shading Accent 1"/>
-    <w:lsdException w:unhideWhenUsed="0" w:uiPriority="72" w:semiHidden="0" w:name="Colorful List Accent 1"/>
-    <w:lsdException w:unhideWhenUsed="0" w:uiPriority="73" w:semiHidden="0" w:name="Colorful Grid Accent 1"/>
-    <w:lsdException w:unhideWhenUsed="0" w:uiPriority="60" w:semiHidden="0" w:name="Light Shading Accent 2"/>
-    <w:lsdException w:unhideWhenUsed="0" w:uiPriority="61" w:semiHidden="0" w:name="Light List Accent 2"/>
-    <w:lsdException w:unhideWhenUsed="0" w:uiPriority="62" w:semiHidden="0" w:name="Light Grid Accent 2"/>
-    <w:lsdException w:unhideWhenUsed="0" w:uiPriority="63" w:semiHidden="0" w:name="Medium Shading 1 Accent 2"/>
-    <w:lsdException w:unhideWhenUsed="0" w:uiPriority="64" w:semiHidden="0" w:name="Medium Shading 2 Accent 2"/>
-    <w:lsdException w:unhideWhenUsed="0" w:uiPriority="65" w:semiHidden="0" w:name="Medium List 1 Accent 2"/>
-    <w:lsdException w:unhideWhenUsed="0" w:uiPriority="66" w:semiHidden="0" w:name="Medium List 2 Accent 2"/>
-    <w:lsdException w:unhideWhenUsed="0" w:uiPriority="67" w:semiHidden="0" w:name="Medium Grid 1 Accent 2"/>
-    <w:lsdException w:unhideWhenUsed="0" w:uiPriority="68" w:semiHidden="0" w:name="Medium Grid 2 Accent 2"/>
-    <w:lsdException w:unhideWhenUsed="0" w:uiPriority="69" w:semiHidden="0" w:name="Medium Grid 3 Accent 2"/>
-    <w:lsdException w:unhideWhenUsed="0" w:uiPriority="70" w:semiHidden="0" w:name="Dark List Accent 2"/>
-    <w:lsdException w:unhideWhenUsed="0" w:uiPriority="71" w:semiHidden="0" w:name="Colorful Shading Accent 2"/>
-    <w:lsdException w:unhideWhenUsed="0" w:uiPriority="72" w:semiHidden="0" w:name="Colorful List Accent 2"/>
-    <w:lsdException w:unhideWhenUsed="0" w:uiPriority="73" w:semiHidden="0" w:name="Colorful Grid Accent 2"/>
-    <w:lsdException w:unhideWhenUsed="0" w:uiPriority="60" w:semiHidden="0" w:name="Light Shading Accent 3"/>
-    <w:lsdException w:unhideWhenUsed="0" w:uiPriority="61" w:semiHidden="0" w:name="Light List Accent 3"/>
-    <w:lsdException w:unhideWhenUsed="0" w:uiPriority="62" w:semiHidden="0" w:name="Light Grid Accent 3"/>
-    <w:lsdException w:unhideWhenUsed="0" w:uiPriority="63" w:semiHidden="0" w:name="Medium Shading 1 Accent 3"/>
-    <w:lsdException w:unhideWhenUsed="0" w:uiPriority="64" w:semiHidden="0" w:name="Medium Shading 2 Accent 3"/>
-    <w:lsdException w:unhideWhenUsed="0" w:uiPriority="65" w:semiHidden="0" w:name="Medium List 1 Accent 3"/>
-    <w:lsdException w:unhideWhenUsed="0" w:uiPriority="66" w:semiHidden="0" w:name="Medium List 2 Accent 3"/>
-    <w:lsdException w:unhideWhenUsed="0" w:uiPriority="67" w:semiHidden="0" w:name="Medium Grid 1 Accent 3"/>
-    <w:lsdException w:unhideWhenUsed="0" w:uiPriority="68" w:semiHidden="0" w:name="Medium Grid 2 Accent 3"/>
-    <w:lsdException w:unhideWhenUsed="0" w:uiPriority="69" w:semiHidden="0" w:name="Medium Grid 3 Accent 3"/>
-    <w:lsdException w:unhideWhenUsed="0" w:uiPriority="70" w:semiHidden="0" w:name="Dark List Accent 3"/>
-    <w:lsdException w:unhideWhenUsed="0" w:uiPriority="71" w:semiHidden="0" w:name="Colorful Shading Accent 3"/>
-    <w:lsdException w:unhideWhenUsed="0" w:uiPriority="72" w:semiHidden="0" w:name="Colorful List Accent 3"/>
-    <w:lsdException w:unhideWhenUsed="0" w:uiPriority="73" w:semiHidden="0" w:name="Colorful Grid Accent 3"/>
-    <w:lsdException w:unhideWhenUsed="0" w:uiPriority="60" w:semiHidden="0" w:name="Light Shading Accent 4"/>
-    <w:lsdException w:unhideWhenUsed="0" w:uiPriority="61" w:semiHidden="0" w:name="Light List Accent 4"/>
-    <w:lsdException w:unhideWhenUsed="0" w:uiPriority="62" w:semiHidden="0" w:name="Light Grid Accent 4"/>
-    <w:lsdException w:unhideWhenUsed="0" w:uiPriority="63" w:semiHidden="0" w:name="Medium Shading 1 Accent 4"/>
-    <w:lsdException w:unhideWhenUsed="0" w:uiPriority="64" w:semiHidden="0" w:name="Medium Shading 2 Accent 4"/>
-    <w:lsdException w:unhideWhenUsed="0" w:uiPriority="65" w:semiHidden="0" w:name="Medium List 1 Accent 4"/>
-    <w:lsdException w:unhideWhenUsed="0" w:uiPriority="66" w:semiHidden="0" w:name="Medium List 2 Accent 4"/>
-    <w:lsdException w:unhideWhenUsed="0" w:uiPriority="67" w:semiHidden="0" w:name="Medium Grid 1 Accent 4"/>
-    <w:lsdException w:unhideWhenUsed="0" w:uiPriority="68" w:semiHidden="0" w:name="Medium Grid 2 Accent 4"/>
-    <w:lsdException w:unhideWhenUsed="0" w:uiPriority="69" w:semiHidden="0" w:name="Medium Grid 3 Accent 4"/>
-    <w:lsdException w:unhideWhenUsed="0" w:uiPriority="70" w:semiHidden="0" w:name="Dark List Accent 4"/>
-    <w:lsdException w:unhideWhenUsed="0" w:uiPriority="71" w:semiHidden="0" w:name="Colorful Shading Accent 4"/>
-    <w:lsdException w:unhideWhenUsed="0" w:uiPriority="72" w:semiHidden="0" w:name="Colorful List Accent 4"/>
-    <w:lsdException w:unhideWhenUsed="0" w:uiPriority="73" w:semiHidden="0" w:name="Colorful Grid Accent 4"/>
-    <w:lsdException w:unhideWhenUsed="0" w:uiPriority="60" w:semiHidden="0" w:name="Light Shading Accent 5"/>
-    <w:lsdException w:unhideWhenUsed="0" w:uiPriority="61" w:semiHidden="0" w:name="Light List Accent 5"/>
-    <w:lsdException w:unhideWhenUsed="0" w:uiPriority="62" w:semiHidden="0" w:name="Light Grid Accent 5"/>
-    <w:lsdException w:unhideWhenUsed="0" w:uiPriority="63" w:semiHidden="0" w:name="Medium Shading 1 Accent 5"/>
-    <w:lsdException w:unhideWhenUsed="0" w:uiPriority="64" w:semiHidden="0" w:name="Medium Shading 2 Accent 5"/>
-    <w:lsdException w:unhideWhenUsed="0" w:uiPriority="65" w:semiHidden="0" w:name="Medium List 1 Accent 5"/>
-    <w:lsdException w:unhideWhenUsed="0" w:uiPriority="66" w:semiHidden="0" w:name="Medium List 2 Accent 5"/>
-    <w:lsdException w:unhideWhenUsed="0" w:uiPriority="67" w:semiHidden="0" w:name="Medium Grid 1 Accent 5"/>
-    <w:lsdException w:unhideWhenUsed="0" w:uiPriority="68" w:semiHidden="0" w:name="Medium Grid 2 Accent 5"/>
-    <w:lsdException w:unhideWhenUsed="0" w:uiPriority="69" w:semiHidden="0" w:name="Medium Grid 3 Accent 5"/>
-    <w:lsdException w:unhideWhenUsed="0" w:uiPriority="70" w:semiHidden="0" w:name="Dark List Accent 5"/>
-    <w:lsdException w:unhideWhenUsed="0" w:uiPriority="71" w:semiHidden="0" w:name="Colorful Shading Accent 5"/>
-    <w:lsdException w:unhideWhenUsed="0" w:uiPriority="72" w:semiHidden="0" w:name="Colorful List Accent 5"/>
-    <w:lsdException w:unhideWhenUsed="0" w:uiPriority="73" w:semiHidden="0" w:name="Colorful Grid Accent 5"/>
-    <w:lsdException w:unhideWhenUsed="0" w:uiPriority="60" w:semiHidden="0" w:name="Light Shading Accent 6"/>
-    <w:lsdException w:unhideWhenUsed="0" w:uiPriority="61" w:semiHidden="0" w:name="Light List Accent 6"/>
-    <w:lsdException w:unhideWhenUsed="0" w:uiPriority="62" w:semiHidden="0" w:name="Light Grid Accent 6"/>
-    <w:lsdException w:unhideWhenUsed="0" w:uiPriority="63" w:semiHidden="0" w:name="Medium Shading 1 Accent 6"/>
-    <w:lsdException w:unhideWhenUsed="0" w:uiPriority="64" w:semiHidden="0" w:name="Medium Shading 2 Accent 6"/>
-    <w:lsdException w:unhideWhenUsed="0" w:uiPriority="65" w:semiHidden="0" w:name="Medium List 1 Accent 6"/>
-    <w:lsdException w:unhideWhenUsed="0" w:uiPriority="66" w:semiHidden="0" w:name="Medium List 2 Accent 6"/>
-    <w:lsdException w:unhideWhenUsed="0" w:uiPriority="67" w:semiHidden="0" w:name="Medium Grid 1 Accent 6"/>
-    <w:lsdException w:unhideWhenUsed="0" w:uiPriority="68" w:semiHidden="0" w:name="Medium Grid 2 Accent 6"/>
-    <w:lsdException w:unhideWhenUsed="0" w:uiPriority="69" w:semiHidden="0" w:name="Medium Grid 3 Accent 6"/>
-    <w:lsdException w:unhideWhenUsed="0" w:uiPriority="70" w:semiHidden="0" w:name="Dark List Accent 6"/>
-    <w:lsdException w:unhideWhenUsed="0" w:uiPriority="71" w:semiHidden="0" w:name="Colorful Shading Accent 6"/>
-    <w:lsdException w:unhideWhenUsed="0" w:uiPriority="72" w:semiHidden="0" w:name="Colorful List Accent 6"/>
-    <w:lsdException w:unhideWhenUsed="0" w:uiPriority="73" w:semiHidden="0" w:name="Colorful Grid Accent 6"/>
+  <w:latentStyles w:defLockedState="0" w:defUIPriority="99" w:defSemiHidden="1" w:defUnhideWhenUsed="1" w:defQFormat="0" w:count="260">
+    <w:lsdException w:name="Normal" w:semiHidden="0" w:uiPriority="0" w:unhideWhenUsed="0" w:qFormat="1"/>
+    <w:lsdException w:name="heading 1" w:semiHidden="0" w:uiPriority="0" w:unhideWhenUsed="0" w:qFormat="1"/>
+    <w:lsdException w:name="heading 2" w:semiHidden="0" w:uiPriority="0" w:qFormat="1"/>
+    <w:lsdException w:name="heading 3" w:uiPriority="0" w:qFormat="1"/>
+    <w:lsdException w:name="heading 4" w:semiHidden="0" w:uiPriority="0" w:qFormat="1"/>
+    <w:lsdException w:name="heading 5" w:uiPriority="0" w:qFormat="1"/>
+    <w:lsdException w:name="heading 6" w:uiPriority="0" w:qFormat="1"/>
+    <w:lsdException w:name="heading 7" w:uiPriority="0" w:qFormat="1"/>
+    <w:lsdException w:name="heading 8" w:uiPriority="0" w:qFormat="1"/>
+    <w:lsdException w:name="heading 9" w:uiPriority="0" w:qFormat="1"/>
+    <w:lsdException w:name="index 1" w:semiHidden="0" w:uiPriority="0" w:unhideWhenUsed="0"/>
+    <w:lsdException w:name="index 2" w:semiHidden="0" w:uiPriority="0" w:unhideWhenUsed="0"/>
+    <w:lsdException w:name="index 3" w:semiHidden="0" w:uiPriority="0" w:unhideWhenUsed="0"/>
+    <w:lsdException w:name="index 4" w:semiHidden="0" w:uiPriority="0" w:unhideWhenUsed="0"/>
+    <w:lsdException w:name="index 5" w:semiHidden="0" w:uiPriority="0" w:unhideWhenUsed="0"/>
+    <w:lsdException w:name="index 6" w:semiHidden="0" w:uiPriority="0" w:unhideWhenUsed="0"/>
+    <w:lsdException w:name="index 7" w:semiHidden="0" w:uiPriority="0" w:unhideWhenUsed="0"/>
+    <w:lsdException w:name="index 8" w:semiHidden="0" w:uiPriority="0" w:unhideWhenUsed="0"/>
+    <w:lsdException w:name="index 9" w:semiHidden="0" w:uiPriority="0" w:unhideWhenUsed="0"/>
+    <w:lsdException w:name="toc 1" w:semiHidden="0" w:uiPriority="0" w:unhideWhenUsed="0" w:qFormat="1"/>
+    <w:lsdException w:name="toc 2" w:semiHidden="0" w:uiPriority="0" w:unhideWhenUsed="0" w:qFormat="1"/>
+    <w:lsdException w:name="toc 3" w:semiHidden="0" w:uiPriority="0" w:unhideWhenUsed="0" w:qFormat="1"/>
+    <w:lsdException w:name="toc 4" w:semiHidden="0" w:uiPriority="0" w:unhideWhenUsed="0"/>
+    <w:lsdException w:name="toc 5" w:semiHidden="0" w:uiPriority="0" w:unhideWhenUsed="0"/>
+    <w:lsdException w:name="toc 6" w:semiHidden="0" w:uiPriority="0" w:unhideWhenUsed="0"/>
+    <w:lsdException w:name="toc 7" w:semiHidden="0" w:uiPriority="0" w:unhideWhenUsed="0"/>
+    <w:lsdException w:name="toc 8" w:semiHidden="0" w:uiPriority="0" w:unhideWhenUsed="0"/>
+    <w:lsdException w:name="toc 9" w:semiHidden="0" w:uiPriority="0" w:unhideWhenUsed="0"/>
+    <w:lsdException w:name="Normal Indent" w:semiHidden="0" w:uiPriority="0" w:unhideWhenUsed="0"/>
+    <w:lsdException w:name="footnote text" w:semiHidden="0" w:uiPriority="0" w:unhideWhenUsed="0"/>
+    <w:lsdException w:name="annotation text" w:semiHidden="0" w:uiPriority="0" w:unhideWhenUsed="0" w:qFormat="1"/>
+    <w:lsdException w:name="header" w:semiHidden="0" w:uiPriority="0" w:unhideWhenUsed="0" w:qFormat="1"/>
+    <w:lsdException w:name="footer" w:semiHidden="0" w:uiPriority="0" w:unhideWhenUsed="0" w:qFormat="1"/>
+    <w:lsdException w:name="index heading" w:semiHidden="0" w:uiPriority="0" w:unhideWhenUsed="0"/>
+    <w:lsdException w:name="caption" w:uiPriority="0" w:qFormat="1"/>
+    <w:lsdException w:name="table of figures" w:semiHidden="0" w:uiPriority="0" w:unhideWhenUsed="0"/>
+    <w:lsdException w:name="envelope address" w:semiHidden="0" w:uiPriority="0" w:unhideWhenUsed="0"/>
+    <w:lsdException w:name="envelope return" w:semiHidden="0" w:uiPriority="0" w:unhideWhenUsed="0"/>
+    <w:lsdException w:name="footnote reference" w:semiHidden="0" w:uiPriority="0" w:unhideWhenUsed="0"/>
+    <w:lsdException w:name="annotation reference" w:semiHidden="0" w:uiPriority="0" w:unhideWhenUsed="0"/>
+    <w:lsdException w:name="line number" w:semiHidden="0" w:uiPriority="0" w:unhideWhenUsed="0"/>
+    <w:lsdException w:name="page number" w:semiHidden="0" w:uiPriority="0" w:unhideWhenUsed="0"/>
+    <w:lsdException w:name="endnote reference" w:semiHidden="0" w:uiPriority="0" w:unhideWhenUsed="0"/>
+    <w:lsdException w:name="endnote text" w:semiHidden="0" w:uiPriority="0" w:unhideWhenUsed="0"/>
+    <w:lsdException w:name="table of authorities" w:semiHidden="0" w:uiPriority="0" w:unhideWhenUsed="0"/>
+    <w:lsdException w:name="macro" w:semiHidden="0" w:uiPriority="0" w:unhideWhenUsed="0"/>
+    <w:lsdException w:name="toa heading" w:semiHidden="0" w:uiPriority="0" w:unhideWhenUsed="0"/>
+    <w:lsdException w:name="List" w:semiHidden="0" w:uiPriority="0" w:unhideWhenUsed="0"/>
+    <w:lsdException w:name="List Bullet" w:semiHidden="0" w:uiPriority="0" w:unhideWhenUsed="0"/>
+    <w:lsdException w:name="List Number" w:semiHidden="0" w:uiPriority="0" w:unhideWhenUsed="0"/>
+    <w:lsdException w:name="List 2" w:semiHidden="0" w:uiPriority="0" w:unhideWhenUsed="0"/>
+    <w:lsdException w:name="List 3" w:semiHidden="0" w:uiPriority="0" w:unhideWhenUsed="0"/>
+    <w:lsdException w:name="List 4" w:semiHidden="0" w:uiPriority="0" w:unhideWhenUsed="0"/>
+    <w:lsdException w:name="List 5" w:semiHidden="0" w:uiPriority="0" w:unhideWhenUsed="0"/>
+    <w:lsdException w:name="List Bullet 2" w:semiHidden="0" w:uiPriority="0" w:unhideWhenUsed="0"/>
+    <w:lsdException w:name="List Bullet 3" w:semiHidden="0" w:uiPriority="0" w:unhideWhenUsed="0"/>
+    <w:lsdException w:name="List Bullet 4" w:semiHidden="0" w:uiPriority="0" w:unhideWhenUsed="0"/>
+    <w:lsdException w:name="List Bullet 5" w:semiHidden="0" w:uiPriority="0" w:unhideWhenUsed="0"/>
+    <w:lsdException w:name="List Number 2" w:semiHidden="0" w:uiPriority="0" w:unhideWhenUsed="0"/>
+    <w:lsdException w:name="List Number 3" w:semiHidden="0" w:uiPriority="0" w:unhideWhenUsed="0"/>
+    <w:lsdException w:name="List Number 4" w:semiHidden="0" w:uiPriority="0" w:unhideWhenUsed="0"/>
+    <w:lsdException w:name="List Number 5" w:semiHidden="0" w:uiPriority="0" w:unhideWhenUsed="0"/>
+    <w:lsdException w:name="Title" w:semiHidden="0" w:uiPriority="0" w:unhideWhenUsed="0" w:qFormat="1"/>
+    <w:lsdException w:name="Closing" w:semiHidden="0" w:uiPriority="0" w:unhideWhenUsed="0"/>
+    <w:lsdException w:name="Signature" w:semiHidden="0" w:uiPriority="0" w:unhideWhenUsed="0"/>
+    <w:lsdException w:name="Default Paragraph Font" w:uiPriority="0" w:unhideWhenUsed="0" w:qFormat="1"/>
+    <w:lsdException w:name="Body Text" w:uiPriority="0" w:unhideWhenUsed="0" w:qFormat="1"/>
+    <w:lsdException w:name="Body Text Indent" w:semiHidden="0" w:uiPriority="0" w:unhideWhenUsed="0"/>
+    <w:lsdException w:name="List Continue" w:semiHidden="0" w:uiPriority="0" w:unhideWhenUsed="0"/>
+    <w:lsdException w:name="List Continue 2" w:semiHidden="0" w:uiPriority="0" w:unhideWhenUsed="0"/>
+    <w:lsdException w:name="List Continue 3" w:semiHidden="0" w:uiPriority="0" w:unhideWhenUsed="0"/>
+    <w:lsdException w:name="List Continue 4" w:semiHidden="0" w:uiPriority="0" w:unhideWhenUsed="0"/>
+    <w:lsdException w:name="List Continue 5" w:semiHidden="0" w:uiPriority="0" w:unhideWhenUsed="0"/>
+    <w:lsdException w:name="Message Header" w:semiHidden="0" w:uiPriority="0" w:unhideWhenUsed="0"/>
+    <w:lsdException w:name="Subtitle" w:semiHidden="0" w:uiPriority="0" w:unhideWhenUsed="0" w:qFormat="1"/>
+    <w:lsdException w:name="Salutation" w:semiHidden="0" w:uiPriority="0" w:unhideWhenUsed="0"/>
+    <w:lsdException w:name="Date" w:semiHidden="0" w:uiPriority="0" w:unhideWhenUsed="0"/>
+    <w:lsdException w:name="Body Text First Indent" w:semiHidden="0" w:uiPriority="0" w:unhideWhenUsed="0"/>
+    <w:lsdException w:name="Body Text First Indent 2" w:semiHidden="0" w:uiPriority="0" w:unhideWhenUsed="0"/>
+    <w:lsdException w:name="Body Text 2" w:semiHidden="0" w:uiPriority="0" w:unhideWhenUsed="0"/>
+    <w:lsdException w:name="Body Text 3" w:semiHidden="0" w:uiPriority="0" w:unhideWhenUsed="0"/>
+    <w:lsdException w:name="Body Text Indent 2" w:semiHidden="0" w:uiPriority="0" w:unhideWhenUsed="0"/>
+    <w:lsdException w:name="Body Text Indent 3" w:semiHidden="0" w:uiPriority="0" w:unhideWhenUsed="0"/>
+    <w:lsdException w:name="Block Text" w:semiHidden="0" w:uiPriority="0" w:unhideWhenUsed="0"/>
+    <w:lsdException w:name="Hyperlink" w:semiHidden="0" w:uiPriority="0" w:unhideWhenUsed="0"/>
+    <w:lsdException w:name="FollowedHyperlink" w:semiHidden="0" w:uiPriority="0" w:unhideWhenUsed="0"/>
+    <w:lsdException w:name="Strong" w:semiHidden="0" w:uiPriority="0" w:unhideWhenUsed="0" w:qFormat="1"/>
+    <w:lsdException w:name="Emphasis" w:semiHidden="0" w:uiPriority="0" w:unhideWhenUsed="0" w:qFormat="1"/>
+    <w:lsdException w:name="Document Map" w:semiHidden="0" w:uiPriority="0" w:unhideWhenUsed="0"/>
+    <w:lsdException w:name="Plain Text" w:semiHidden="0" w:uiPriority="0" w:unhideWhenUsed="0"/>
+    <w:lsdException w:name="E-mail Signature" w:semiHidden="0" w:uiPriority="0" w:unhideWhenUsed="0"/>
+    <w:lsdException w:name="Normal (Web)" w:semiHidden="0" w:uiPriority="0" w:unhideWhenUsed="0" w:qFormat="1"/>
+    <w:lsdException w:name="HTML Acronym" w:semiHidden="0" w:uiPriority="0" w:unhideWhenUsed="0"/>
+    <w:lsdException w:name="HTML Address" w:semiHidden="0" w:uiPriority="0" w:unhideWhenUsed="0"/>
+    <w:lsdException w:name="HTML Cite" w:semiHidden="0" w:uiPriority="0" w:unhideWhenUsed="0"/>
+    <w:lsdException w:name="HTML Code" w:semiHidden="0" w:uiPriority="0" w:unhideWhenUsed="0"/>
+    <w:lsdException w:name="HTML Definition" w:semiHidden="0" w:uiPriority="0" w:unhideWhenUsed="0"/>
+    <w:lsdException w:name="HTML Keyboard" w:semiHidden="0" w:uiPriority="0" w:unhideWhenUsed="0"/>
+    <w:lsdException w:name="HTML Preformatted" w:semiHidden="0" w:uiPriority="0" w:unhideWhenUsed="0"/>
+    <w:lsdException w:name="HTML Sample" w:semiHidden="0" w:uiPriority="0" w:unhideWhenUsed="0"/>
+    <w:lsdException w:name="HTML Typewriter" w:semiHidden="0" w:uiPriority="0" w:unhideWhenUsed="0"/>
+    <w:lsdException w:name="HTML Variable" w:semiHidden="0" w:uiPriority="0" w:unhideWhenUsed="0"/>
+    <w:lsdException w:name="Normal Table" w:uiPriority="0" w:unhideWhenUsed="0" w:qFormat="1"/>
+    <w:lsdException w:name="annotation subject" w:semiHidden="0" w:uiPriority="0" w:unhideWhenUsed="0"/>
+    <w:lsdException w:name="Table Simple 1" w:semiHidden="0" w:uiPriority="0" w:unhideWhenUsed="0"/>
+    <w:lsdException w:name="Table Simple 2" w:semiHidden="0" w:uiPriority="0" w:unhideWhenUsed="0"/>
+    <w:lsdException w:name="Table Simple 3" w:semiHidden="0" w:uiPriority="0" w:unhideWhenUsed="0"/>
+    <w:lsdException w:name="Table Classic 1" w:semiHidden="0" w:uiPriority="0" w:unhideWhenUsed="0"/>
+    <w:lsdException w:name="Table Classic 2" w:semiHidden="0" w:uiPriority="0" w:unhideWhenUsed="0"/>
+    <w:lsdException w:name="Table Classic 3" w:semiHidden="0" w:uiPriority="0" w:unhideWhenUsed="0"/>
+    <w:lsdException w:name="Table Classic 4" w:semiHidden="0" w:uiPriority="0" w:unhideWhenUsed="0"/>
+    <w:lsdException w:name="Table Colorful 1" w:semiHidden="0" w:uiPriority="0" w:unhideWhenUsed="0"/>
+    <w:lsdException w:name="Table Colorful 2" w:semiHidden="0" w:uiPriority="0" w:unhideWhenUsed="0"/>
+    <w:lsdException w:name="Table Colorful 3" w:semiHidden="0" w:uiPriority="0" w:unhideWhenUsed="0"/>
+    <w:lsdException w:name="Table Columns 1" w:semiHidden="0" w:uiPriority="0" w:unhideWhenUsed="0"/>
+    <w:lsdException w:name="Table Columns 2" w:semiHidden="0" w:uiPriority="0" w:unhideWhenUsed="0"/>
+    <w:lsdException w:name="Table Columns 3" w:semiHidden="0" w:uiPriority="0" w:unhideWhenUsed="0"/>
+    <w:lsdException w:name="Table Columns 4" w:semiHidden="0" w:uiPriority="0" w:unhideWhenUsed="0"/>
+    <w:lsdException w:name="Table Columns 5" w:semiHidden="0" w:uiPriority="0" w:unhideWhenUsed="0"/>
+    <w:lsdException w:name="Table Grid 1" w:semiHidden="0" w:uiPriority="0" w:unhideWhenUsed="0"/>
+    <w:lsdException w:name="Table Grid 2" w:semiHidden="0" w:uiPriority="0" w:unhideWhenUsed="0"/>
+    <w:lsdException w:name="Table Grid 3" w:semiHidden="0" w:uiPriority="0" w:unhideWhenUsed="0"/>
+    <w:lsdException w:name="Table Grid 4" w:semiHidden="0" w:uiPriority="0" w:unhideWhenUsed="0"/>
+    <w:lsdException w:name="Table Grid 5" w:semiHidden="0" w:uiPriority="0" w:unhideWhenUsed="0"/>
+    <w:lsdException w:name="Table Grid 6" w:semiHidden="0" w:uiPriority="0" w:unhideWhenUsed="0"/>
+    <w:lsdException w:name="Table Grid 7" w:semiHidden="0" w:uiPriority="0" w:unhideWhenUsed="0"/>
+    <w:lsdException w:name="Table Grid 8" w:semiHidden="0" w:uiPriority="0" w:unhideWhenUsed="0"/>
+    <w:lsdException w:name="Table List 1" w:semiHidden="0" w:uiPriority="0" w:unhideWhenUsed="0"/>
+    <w:lsdException w:name="Table List 2" w:semiHidden="0" w:uiPriority="0" w:unhideWhenUsed="0"/>
+    <w:lsdException w:name="Table List 3" w:semiHidden="0" w:uiPriority="0" w:unhideWhenUsed="0"/>
+    <w:lsdException w:name="Table List 4" w:semiHidden="0" w:uiPriority="0" w:unhideWhenUsed="0"/>
+    <w:lsdException w:name="Table List 5" w:semiHidden="0" w:uiPriority="0" w:unhideWhenUsed="0"/>
+    <w:lsdException w:name="Table List 6" w:semiHidden="0" w:uiPriority="0" w:unhideWhenUsed="0"/>
+    <w:lsdException w:name="Table List 7" w:semiHidden="0" w:uiPriority="0" w:unhideWhenUsed="0"/>
+    <w:lsdException w:name="Table List 8" w:semiHidden="0" w:uiPriority="0" w:unhideWhenUsed="0"/>
+    <w:lsdException w:name="Table 3D effects 1" w:semiHidden="0" w:uiPriority="0" w:unhideWhenUsed="0"/>
+    <w:lsdException w:name="Table 3D effects 2" w:semiHidden="0" w:uiPriority="0" w:unhideWhenUsed="0"/>
+    <w:lsdException w:name="Table 3D effects 3" w:semiHidden="0" w:uiPriority="0" w:unhideWhenUsed="0"/>
+    <w:lsdException w:name="Table Contemporary" w:semiHidden="0" w:uiPriority="0" w:unhideWhenUsed="0"/>
+    <w:lsdException w:name="Table Elegant" w:semiHidden="0" w:uiPriority="0" w:unhideWhenUsed="0"/>
+    <w:lsdException w:name="Table Professional" w:semiHidden="0" w:uiPriority="0" w:unhideWhenUsed="0"/>
+    <w:lsdException w:name="Table Subtle 1" w:semiHidden="0" w:uiPriority="0" w:unhideWhenUsed="0"/>
+    <w:lsdException w:name="Table Subtle 2" w:semiHidden="0" w:uiPriority="0" w:unhideWhenUsed="0"/>
+    <w:lsdException w:name="Table Web 1" w:semiHidden="0" w:uiPriority="0" w:unhideWhenUsed="0"/>
+    <w:lsdException w:name="Table Web 2" w:semiHidden="0" w:uiPriority="0" w:unhideWhenUsed="0"/>
+    <w:lsdException w:name="Table Web 3" w:semiHidden="0" w:uiPriority="0" w:unhideWhenUsed="0"/>
+    <w:lsdException w:name="Balloon Text" w:semiHidden="0" w:uiPriority="0" w:unhideWhenUsed="0"/>
+    <w:lsdException w:name="Table Grid" w:semiHidden="0" w:uiPriority="0" w:unhideWhenUsed="0" w:qFormat="1"/>
+    <w:lsdException w:name="Table Theme" w:semiHidden="0" w:uiPriority="0" w:unhideWhenUsed="0"/>
+    <w:lsdException w:name="Light Shading" w:semiHidden="0" w:uiPriority="60" w:unhideWhenUsed="0"/>
+    <w:lsdException w:name="Light List" w:semiHidden="0" w:uiPriority="61" w:unhideWhenUsed="0"/>
+    <w:lsdException w:name="Light Grid" w:semiHidden="0" w:uiPriority="62" w:unhideWhenUsed="0"/>
+    <w:lsdException w:name="Medium Shading 1" w:semiHidden="0" w:uiPriority="63" w:unhideWhenUsed="0"/>
+    <w:lsdException w:name="Medium Shading 2" w:semiHidden="0" w:uiPriority="64" w:unhideWhenUsed="0"/>
+    <w:lsdException w:name="Medium List 1" w:semiHidden="0" w:uiPriority="65" w:unhideWhenUsed="0"/>
+    <w:lsdException w:name="Medium List 2" w:semiHidden="0" w:uiPriority="66" w:unhideWhenUsed="0"/>
+    <w:lsdException w:name="Medium Grid 1" w:semiHidden="0" w:uiPriority="67" w:unhideWhenUsed="0"/>
+    <w:lsdException w:name="Medium Grid 2" w:semiHidden="0" w:uiPriority="68" w:unhideWhenUsed="0"/>
+    <w:lsdException w:name="Medium Grid 3" w:semiHidden="0" w:uiPriority="69" w:unhideWhenUsed="0"/>
+    <w:lsdException w:name="Dark List" w:semiHidden="0" w:uiPriority="70" w:unhideWhenUsed="0"/>
+    <w:lsdException w:name="Colorful Shading" w:semiHidden="0" w:uiPriority="71" w:unhideWhenUsed="0"/>
+    <w:lsdException w:name="Colorful List" w:semiHidden="0" w:uiPriority="72" w:unhideWhenUsed="0"/>
+    <w:lsdException w:name="Colorful Grid" w:semiHidden="0" w:uiPriority="73" w:unhideWhenUsed="0"/>
+    <w:lsdException w:name="Light Shading Accent 1" w:semiHidden="0" w:uiPriority="60" w:unhideWhenUsed="0"/>
+    <w:lsdException w:name="Light List Accent 1" w:semiHidden="0" w:uiPriority="61" w:unhideWhenUsed="0"/>
+    <w:lsdException w:name="Light Grid Accent 1" w:semiHidden="0" w:uiPriority="62" w:unhideWhenUsed="0"/>
+    <w:lsdException w:name="Medium Shading 1 Accent 1" w:semiHidden="0" w:uiPriority="63" w:unhideWhenUsed="0"/>
+    <w:lsdException w:name="Medium Shading 2 Accent 1" w:semiHidden="0" w:uiPriority="64" w:unhideWhenUsed="0"/>
+    <w:lsdException w:name="Medium List 1 Accent 1" w:semiHidden="0" w:uiPriority="65" w:unhideWhenUsed="0"/>
+    <w:lsdException w:name="Medium List 2 Accent 1" w:semiHidden="0" w:uiPriority="66" w:unhideWhenUsed="0"/>
+    <w:lsdException w:name="Medium Grid 1 Accent 1" w:semiHidden="0" w:uiPriority="67" w:unhideWhenUsed="0"/>
+    <w:lsdException w:name="Medium Grid 2 Accent 1" w:semiHidden="0" w:uiPriority="68" w:unhideWhenUsed="0"/>
+    <w:lsdException w:name="Medium Grid 3 Accent 1" w:semiHidden="0" w:uiPriority="69" w:unhideWhenUsed="0"/>
+    <w:lsdException w:name="Dark List Accent 1" w:semiHidden="0" w:uiPriority="70" w:unhideWhenUsed="0"/>
+    <w:lsdException w:name="Colorful Shading Accent 1" w:semiHidden="0" w:uiPriority="71" w:unhideWhenUsed="0"/>
+    <w:lsdException w:name="Colorful List Accent 1" w:semiHidden="0" w:uiPriority="72" w:unhideWhenUsed="0"/>
+    <w:lsdException w:name="Colorful Grid Accent 1" w:semiHidden="0" w:uiPriority="73" w:unhideWhenUsed="0"/>
+    <w:lsdException w:name="Light Shading Accent 2" w:semiHidden="0" w:uiPriority="60" w:unhideWhenUsed="0"/>
+    <w:lsdException w:name="Light List Accent 2" w:semiHidden="0" w:uiPriority="61" w:unhideWhenUsed="0"/>
+    <w:lsdException w:name="Light Grid Accent 2" w:semiHidden="0" w:uiPriority="62" w:unhideWhenUsed="0"/>
+    <w:lsdException w:name="Medium Shading 1 Accent 2" w:semiHidden="0" w:uiPriority="63" w:unhideWhenUsed="0"/>
+    <w:lsdException w:name="Medium Shading 2 Accent 2" w:semiHidden="0" w:uiPriority="64" w:unhideWhenUsed="0"/>
+    <w:lsdException w:name="Medium List 1 Accent 2" w:semiHidden="0" w:uiPriority="65" w:unhideWhenUsed="0"/>
+    <w:lsdException w:name="Medium List 2 Accent 2" w:semiHidden="0" w:uiPriority="66" w:unhideWhenUsed="0"/>
+    <w:lsdException w:name="Medium Grid 1 Accent 2" w:semiHidden="0" w:uiPriority="67" w:unhideWhenUsed="0"/>
+    <w:lsdException w:name="Medium Grid 2 Accent 2" w:semiHidden="0" w:uiPriority="68" w:unhideWhenUsed="0"/>
+    <w:lsdException w:name="Medium Grid 3 Accent 2" w:semiHidden="0" w:uiPriority="69" w:unhideWhenUsed="0"/>
+    <w:lsdException w:name="Dark List Accent 2" w:semiHidden="0" w:uiPriority="70" w:unhideWhenUsed="0"/>
+    <w:lsdException w:name="Colorful Shading Accent 2" w:semiHidden="0" w:uiPriority="71" w:unhideWhenUsed="0"/>
+    <w:lsdException w:name="Colorful List Accent 2" w:semiHidden="0" w:uiPriority="72" w:unhideWhenUsed="0"/>
+    <w:lsdException w:name="Colorful Grid Accent 2" w:semiHidden="0" w:uiPriority="73" w:unhideWhenUsed="0"/>
+    <w:lsdException w:name="Light Shading Accent 3" w:semiHidden="0" w:uiPriority="60" w:unhideWhenUsed="0"/>
+    <w:lsdException w:name="Light List Accent 3" w:semiHidden="0" w:uiPriority="61" w:unhideWhenUsed="0"/>
+    <w:lsdException w:name="Light Grid Accent 3" w:semiHidden="0" w:uiPriority="62" w:unhideWhenUsed="0"/>
+    <w:lsdException w:name="Medium Shading 1 Accent 3" w:semiHidden="0" w:uiPriority="63" w:unhideWhenUsed="0"/>
+    <w:lsdException w:name="Medium Shading 2 Accent 3" w:semiHidden="0" w:uiPriority="64" w:unhideWhenUsed="0"/>
+    <w:lsdException w:name="Medium List 1 Accent 3" w:semiHidden="0" w:uiPriority="65" w:unhideWhenUsed="0"/>
+    <w:lsdException w:name="Medium List 2 Accent 3" w:semiHidden="0" w:uiPriority="66" w:unhideWhenUsed="0"/>
+    <w:lsdException w:name="Medium Grid 1 Accent 3" w:semiHidden="0" w:uiPriority="67" w:unhideWhenUsed="0"/>
+    <w:lsdException w:name="Medium Grid 2 Accent 3" w:semiHidden="0" w:uiPriority="68" w:unhideWhenUsed="0"/>
+    <w:lsdException w:name="Medium Grid 3 Accent 3" w:semiHidden="0" w:uiPriority="69" w:unhideWhenUsed="0"/>
+    <w:lsdException w:name="Dark List Accent 3" w:semiHidden="0" w:uiPriority="70" w:unhideWhenUsed="0"/>
+    <w:lsdException w:name="Colorful Shading Accent 3" w:semiHidden="0" w:uiPriority="71" w:unhideWhenUsed="0"/>
+    <w:lsdException w:name="Colorful List Accent 3" w:semiHidden="0" w:uiPriority="72" w:unhideWhenUsed="0"/>
+    <w:lsdException w:name="Colorful Grid Accent 3" w:semiHidden="0" w:uiPriority="73" w:unhideWhenUsed="0"/>
+    <w:lsdException w:name="Light Shading Accent 4" w:semiHidden="0" w:uiPriority="60" w:unhideWhenUsed="0"/>
+    <w:lsdException w:name="Light List Accent 4" w:semiHidden="0" w:uiPriority="61" w:unhideWhenUsed="0"/>
+    <w:lsdException w:name="Light Grid Accent 4" w:semiHidden="0" w:uiPriority="62" w:unhideWhenUsed="0"/>
+    <w:lsdException w:name="Medium Shading 1 Accent 4" w:semiHidden="0" w:uiPriority="63" w:unhideWhenUsed="0"/>
+    <w:lsdException w:name="Medium Shading 2 Accent 4" w:semiHidden="0" w:uiPriority="64" w:unhideWhenUsed="0"/>
+    <w:lsdException w:name="Medium List 1 Accent 4" w:semiHidden="0" w:uiPriority="65" w:unhideWhenUsed="0"/>
+    <w:lsdException w:name="Medium List 2 Accent 4" w:semiHidden="0" w:uiPriority="66" w:unhideWhenUsed="0"/>
+    <w:lsdException w:name="Medium Grid 1 Accent 4" w:semiHidden="0" w:uiPriority="67" w:unhideWhenUsed="0"/>
+    <w:lsdException w:name="Medium Grid 2 Accent 4" w:semiHidden="0" w:uiPriority="68" w:unhideWhenUsed="0"/>
+    <w:lsdException w:name="Medium Grid 3 Accent 4" w:semiHidden="0" w:uiPriority="69" w:unhideWhenUsed="0"/>
+    <w:lsdException w:name="Dark List Accent 4" w:semiHidden="0" w:uiPriority="70" w:unhideWhenUsed="0"/>
+    <w:lsdException w:name="Colorful Shading Accent 4" w:semiHidden="0" w:uiPriority="71" w:unhideWhenUsed="0"/>
+    <w:lsdException w:name="Colorful List Accent 4" w:semiHidden="0" w:uiPriority="72" w:unhideWhenUsed="0"/>
+    <w:lsdException w:name="Colorful Grid Accent 4" w:semiHidden="0" w:uiPriority="73" w:unhideWhenUsed="0"/>
+    <w:lsdException w:name="Light Shading Accent 5" w:semiHidden="0" w:uiPriority="60" w:unhideWhenUsed="0"/>
+    <w:lsdException w:name="Light List Accent 5" w:semiHidden="0" w:uiPriority="61" w:unhideWhenUsed="0"/>
+    <w:lsdException w:name="Light Grid Accent 5" w:semiHidden="0" w:uiPriority="62" w:unhideWhenUsed="0"/>
+    <w:lsdException w:name="Medium Shading 1 Accent 5" w:semiHidden="0" w:uiPriority="63" w:unhideWhenUsed="0"/>
+    <w:lsdException w:name="Medium Shading 2 Accent 5" w:semiHidden="0" w:uiPriority="64" w:unhideWhenUsed="0"/>
+    <w:lsdException w:name="Medium List 1 Accent 5" w:semiHidden="0" w:uiPriority="65" w:unhideWhenUsed="0"/>
+    <w:lsdException w:name="Medium List 2 Accent 5" w:semiHidden="0" w:uiPriority="66" w:unhideWhenUsed="0"/>
+    <w:lsdException w:name="Medium Grid 1 Accent 5" w:semiHidden="0" w:uiPriority="67" w:unhideWhenUsed="0"/>
+    <w:lsdException w:name="Medium Grid 2 Accent 5" w:semiHidden="0" w:uiPriority="68" w:unhideWhenUsed="0"/>
+    <w:lsdException w:name="Medium Grid 3 Accent 5" w:semiHidden="0" w:uiPriority="69" w:unhideWhenUsed="0"/>
+    <w:lsdException w:name="Dark List Accent 5" w:semiHidden="0" w:uiPriority="70" w:unhideWhenUsed="0"/>
+    <w:lsdException w:name="Colorful Shading Accent 5" w:semiHidden="0" w:uiPriority="71" w:unhideWhenUsed="0"/>
+    <w:lsdException w:name="Colorful List Accent 5" w:semiHidden="0" w:uiPriority="72" w:unhideWhenUsed="0"/>
+    <w:lsdException w:name="Colorful Grid Accent 5" w:semiHidden="0" w:uiPriority="73" w:unhideWhenUsed="0"/>
+    <w:lsdException w:name="Light Shading Accent 6" w:semiHidden="0" w:uiPriority="60" w:unhideWhenUsed="0"/>
+    <w:lsdException w:name="Light List Accent 6" w:semiHidden="0" w:uiPriority="61" w:unhideWhenUsed="0"/>
+    <w:lsdException w:name="Light Grid Accent 6" w:semiHidden="0" w:uiPriority="62" w:unhideWhenUsed="0"/>
+    <w:lsdException w:name="Medium Shading 1 Accent 6" w:semiHidden="0" w:uiPriority="63" w:unhideWhenUsed="0"/>
+    <w:lsdException w:name="Medium Shading 2 Accent 6" w:semiHidden="0" w:uiPriority="64" w:unhideWhenUsed="0"/>
+    <w:lsdException w:name="Medium List 1 Accent 6" w:semiHidden="0" w:uiPriority="65" w:unhideWhenUsed="0"/>
+    <w:lsdException w:name="Medium List 2 Accent 6" w:semiHidden="0" w:uiPriority="66" w:unhideWhenUsed="0"/>
+    <w:lsdException w:name="Medium Grid 1 Accent 6" w:semiHidden="0" w:uiPriority="67" w:unhideWhenUsed="0"/>
+    <w:lsdException w:name="Medium Grid 2 Accent 6" w:semiHidden="0" w:uiPriority="68" w:unhideWhenUsed="0"/>
+    <w:lsdException w:name="Medium Grid 3 Accent 6" w:semiHidden="0" w:uiPriority="69" w:unhideWhenUsed="0"/>
+    <w:lsdException w:name="Dark List Accent 6" w:semiHidden="0" w:uiPriority="70" w:unhideWhenUsed="0"/>
+    <w:lsdException w:name="Colorful Shading Accent 6" w:semiHidden="0" w:uiPriority="71" w:unhideWhenUsed="0"/>
+    <w:lsdException w:name="Colorful List Accent 6" w:semiHidden="0" w:uiPriority="72" w:unhideWhenUsed="0"/>
+    <w:lsdException w:name="Colorful Grid Accent 6" w:semiHidden="0" w:uiPriority="73" w:unhideWhenUsed="0"/>
   </w:latentStyles>
-  <w:style w:type="paragraph" w:default="1" w:styleId="1">
+  <w:style w:type="paragraph" w:default="1" w:styleId="Normal">
     <w:name w:val="Normal"/>
     <w:qFormat/>
-    <w:uiPriority w:val="0"/>
     <w:pPr>
       <w:kinsoku w:val="0"/>
       <w:autoSpaceDE w:val="0"/>
@@ -2740,7 +2650,7 @@
       <w:textAlignment w:val="baseline"/>
     </w:pPr>
     <w:rPr>
-      <w:rFonts w:ascii="Arial" w:hAnsi="Arial" w:eastAsia="宋体" w:cs="Arial"/>
+      <w:rFonts w:ascii="Arial" w:eastAsia="宋体" w:hAnsi="Arial" w:cs="Arial"/>
       <w:snapToGrid w:val="0"/>
       <w:color w:val="000000"/>
       <w:kern w:val="0"/>
@@ -2749,12 +2659,11 @@
       <w:lang w:val="en-US" w:eastAsia="en-US" w:bidi="ar-SA"/>
     </w:rPr>
   </w:style>
-  <w:style w:type="paragraph" w:styleId="2">
+  <w:style w:type="paragraph" w:styleId="Heading1">
     <w:name w:val="heading 1"/>
-    <w:basedOn w:val="1"/>
-    <w:next w:val="1"/>
-    <w:qFormat/>
-    <w:uiPriority w:val="0"/>
+    <w:basedOn w:val="Normal"/>
+    <w:next w:val="Normal"/>
+    <w:qFormat/>
     <w:pPr>
       <w:keepNext/>
       <w:keepLines/>
@@ -2772,13 +2681,12 @@
       <w:sz w:val="44"/>
     </w:rPr>
   </w:style>
-  <w:style w:type="paragraph" w:styleId="3">
+  <w:style w:type="paragraph" w:styleId="Heading2">
     <w:name w:val="heading 2"/>
-    <w:basedOn w:val="1"/>
-    <w:next w:val="1"/>
+    <w:basedOn w:val="Normal"/>
+    <w:next w:val="Normal"/>
     <w:unhideWhenUsed/>
     <w:qFormat/>
-    <w:uiPriority w:val="0"/>
     <w:pPr>
       <w:keepNext/>
       <w:keepLines/>
@@ -2791,19 +2699,18 @@
       <w:outlineLvl w:val="1"/>
     </w:pPr>
     <w:rPr>
-      <w:rFonts w:ascii="Arial" w:hAnsi="Arial" w:eastAsia="黑体"/>
+      <w:rFonts w:ascii="Arial" w:eastAsia="黑体" w:hAnsi="Arial"/>
       <w:b/>
       <w:sz w:val="32"/>
     </w:rPr>
   </w:style>
-  <w:style w:type="paragraph" w:styleId="4">
+  <w:style w:type="paragraph" w:styleId="Heading3">
     <w:name w:val="heading 3"/>
-    <w:basedOn w:val="1"/>
-    <w:next w:val="1"/>
+    <w:basedOn w:val="Normal"/>
+    <w:next w:val="Normal"/>
     <w:semiHidden/>
     <w:unhideWhenUsed/>
     <w:qFormat/>
-    <w:uiPriority w:val="0"/>
     <w:pPr>
       <w:keepNext/>
       <w:keepLines/>
@@ -2820,13 +2727,12 @@
       <w:sz w:val="32"/>
     </w:rPr>
   </w:style>
-  <w:style w:type="paragraph" w:styleId="5">
+  <w:style w:type="paragraph" w:styleId="Heading4">
     <w:name w:val="heading 4"/>
-    <w:basedOn w:val="1"/>
-    <w:next w:val="1"/>
+    <w:basedOn w:val="Normal"/>
+    <w:next w:val="Normal"/>
     <w:unhideWhenUsed/>
     <w:qFormat/>
-    <w:uiPriority w:val="0"/>
     <w:pPr>
       <w:keepNext/>
       <w:keepLines/>
@@ -2839,19 +2745,18 @@
       <w:outlineLvl w:val="3"/>
     </w:pPr>
     <w:rPr>
-      <w:rFonts w:ascii="Arial" w:hAnsi="Arial" w:eastAsia="黑体"/>
+      <w:rFonts w:ascii="Arial" w:eastAsia="黑体" w:hAnsi="Arial"/>
       <w:b/>
       <w:sz w:val="28"/>
     </w:rPr>
   </w:style>
-  <w:style w:type="paragraph" w:styleId="6">
+  <w:style w:type="paragraph" w:styleId="Heading5">
     <w:name w:val="heading 5"/>
-    <w:basedOn w:val="1"/>
-    <w:next w:val="1"/>
+    <w:basedOn w:val="Normal"/>
+    <w:next w:val="Normal"/>
     <w:semiHidden/>
     <w:unhideWhenUsed/>
     <w:qFormat/>
-    <w:uiPriority w:val="0"/>
     <w:pPr>
       <w:keepNext/>
       <w:keepLines/>
@@ -2868,14 +2773,13 @@
       <w:sz w:val="28"/>
     </w:rPr>
   </w:style>
-  <w:style w:type="paragraph" w:styleId="7">
+  <w:style w:type="paragraph" w:styleId="Heading6">
     <w:name w:val="heading 6"/>
-    <w:basedOn w:val="1"/>
-    <w:next w:val="1"/>
+    <w:basedOn w:val="Normal"/>
+    <w:next w:val="Normal"/>
     <w:semiHidden/>
     <w:unhideWhenUsed/>
     <w:qFormat/>
-    <w:uiPriority w:val="0"/>
     <w:pPr>
       <w:keepNext/>
       <w:keepLines/>
@@ -2888,19 +2792,18 @@
       <w:outlineLvl w:val="5"/>
     </w:pPr>
     <w:rPr>
-      <w:rFonts w:ascii="Arial" w:hAnsi="Arial" w:eastAsia="黑体"/>
+      <w:rFonts w:ascii="Arial" w:eastAsia="黑体" w:hAnsi="Arial"/>
       <w:b/>
       <w:sz w:val="24"/>
     </w:rPr>
   </w:style>
-  <w:style w:type="paragraph" w:styleId="8">
+  <w:style w:type="paragraph" w:styleId="Heading7">
     <w:name w:val="heading 7"/>
-    <w:basedOn w:val="1"/>
-    <w:next w:val="1"/>
+    <w:basedOn w:val="Normal"/>
+    <w:next w:val="Normal"/>
     <w:semiHidden/>
     <w:unhideWhenUsed/>
     <w:qFormat/>
-    <w:uiPriority w:val="0"/>
     <w:pPr>
       <w:keepNext/>
       <w:keepLines/>
@@ -2917,14 +2820,13 @@
       <w:sz w:val="24"/>
     </w:rPr>
   </w:style>
-  <w:style w:type="paragraph" w:styleId="9">
+  <w:style w:type="paragraph" w:styleId="Heading8">
     <w:name w:val="heading 8"/>
-    <w:basedOn w:val="1"/>
-    <w:next w:val="1"/>
+    <w:basedOn w:val="Normal"/>
+    <w:next w:val="Normal"/>
     <w:semiHidden/>
     <w:unhideWhenUsed/>
     <w:qFormat/>
-    <w:uiPriority w:val="0"/>
     <w:pPr>
       <w:keepNext/>
       <w:keepLines/>
@@ -2937,18 +2839,17 @@
       <w:outlineLvl w:val="7"/>
     </w:pPr>
     <w:rPr>
-      <w:rFonts w:ascii="Arial" w:hAnsi="Arial" w:eastAsia="黑体"/>
+      <w:rFonts w:ascii="Arial" w:eastAsia="黑体" w:hAnsi="Arial"/>
       <w:sz w:val="24"/>
     </w:rPr>
   </w:style>
-  <w:style w:type="paragraph" w:styleId="10">
+  <w:style w:type="paragraph" w:styleId="Heading9">
     <w:name w:val="heading 9"/>
-    <w:basedOn w:val="1"/>
-    <w:next w:val="1"/>
+    <w:basedOn w:val="Normal"/>
+    <w:next w:val="Normal"/>
     <w:semiHidden/>
     <w:unhideWhenUsed/>
     <w:qFormat/>
-    <w:uiPriority w:val="0"/>
     <w:pPr>
       <w:keepNext/>
       <w:keepLines/>
@@ -2961,21 +2862,19 @@
       <w:outlineLvl w:val="8"/>
     </w:pPr>
     <w:rPr>
-      <w:rFonts w:ascii="Arial" w:hAnsi="Arial" w:eastAsia="黑体"/>
+      <w:rFonts w:ascii="Arial" w:eastAsia="黑体" w:hAnsi="Arial"/>
       <w:sz w:val="21"/>
     </w:rPr>
   </w:style>
-  <w:style w:type="character" w:default="1" w:styleId="22">
+  <w:style w:type="character" w:default="1" w:styleId="DefaultParagraphFont">
     <w:name w:val="Default Paragraph Font"/>
     <w:semiHidden/>
     <w:qFormat/>
-    <w:uiPriority w:val="0"/>
-  </w:style>
-  <w:style w:type="table" w:default="1" w:styleId="20">
+  </w:style>
+  <w:style w:type="table" w:default="1" w:styleId="TableNormal">
     <w:name w:val="Normal Table"/>
     <w:semiHidden/>
     <w:qFormat/>
-    <w:uiPriority w:val="0"/>
     <w:tblPr>
       <w:tblCellMar>
         <w:top w:w="0" w:type="dxa"/>
@@ -2985,43 +2884,39 @@
       </w:tblCellMar>
     </w:tblPr>
   </w:style>
-  <w:style w:type="paragraph" w:styleId="11">
+  <w:style w:type="paragraph" w:styleId="CommentText">
     <w:name w:val="annotation text"/>
-    <w:basedOn w:val="1"/>
-    <w:qFormat/>
-    <w:uiPriority w:val="0"/>
+    <w:basedOn w:val="Normal"/>
+    <w:qFormat/>
     <w:pPr>
       <w:jc w:val="left"/>
     </w:pPr>
   </w:style>
-  <w:style w:type="paragraph" w:styleId="12">
+  <w:style w:type="paragraph" w:styleId="BodyText">
     <w:name w:val="Body Text"/>
-    <w:basedOn w:val="1"/>
+    <w:basedOn w:val="Normal"/>
     <w:semiHidden/>
     <w:qFormat/>
-    <w:uiPriority w:val="0"/>
     <w:rPr>
-      <w:rFonts w:ascii="Arial" w:hAnsi="Arial" w:eastAsia="Arial" w:cs="Arial"/>
+      <w:rFonts w:ascii="Arial" w:eastAsia="Arial" w:hAnsi="Arial" w:cs="Arial"/>
       <w:sz w:val="21"/>
       <w:szCs w:val="21"/>
       <w:lang w:val="en-US" w:eastAsia="en-US" w:bidi="ar-SA"/>
     </w:rPr>
   </w:style>
-  <w:style w:type="paragraph" w:styleId="13">
+  <w:style w:type="paragraph" w:styleId="TOC3">
     <w:name w:val="toc 3"/>
-    <w:basedOn w:val="1"/>
-    <w:next w:val="1"/>
-    <w:qFormat/>
-    <w:uiPriority w:val="0"/>
+    <w:basedOn w:val="Normal"/>
+    <w:next w:val="Normal"/>
+    <w:qFormat/>
     <w:pPr>
       <w:ind w:left="840" w:leftChars="400"/>
     </w:pPr>
   </w:style>
-  <w:style w:type="paragraph" w:styleId="14">
+  <w:style w:type="paragraph" w:styleId="Footer">
     <w:name w:val="footer"/>
-    <w:basedOn w:val="1"/>
-    <w:qFormat/>
-    <w:uiPriority w:val="0"/>
+    <w:basedOn w:val="Normal"/>
+    <w:qFormat/>
     <w:pPr>
       <w:tabs>
         <w:tab w:val="center" w:pos="4153"/>
@@ -3034,17 +2929,16 @@
       <w:sz w:val="18"/>
     </w:rPr>
   </w:style>
-  <w:style w:type="paragraph" w:styleId="15">
+  <w:style w:type="paragraph" w:styleId="Header">
     <w:name w:val="header"/>
-    <w:basedOn w:val="1"/>
-    <w:qFormat/>
-    <w:uiPriority w:val="0"/>
+    <w:basedOn w:val="Normal"/>
+    <w:qFormat/>
     <w:pPr>
       <w:pBdr>
-        <w:top w:val="none" w:color="auto" w:sz="0" w:space="0"/>
-        <w:left w:val="none" w:color="auto" w:sz="0" w:space="0"/>
-        <w:bottom w:val="none" w:color="auto" w:sz="0" w:space="0"/>
-        <w:right w:val="none" w:color="auto" w:sz="0" w:space="0"/>
+        <w:top w:val="nil"/>
+        <w:left w:val="nil"/>
+        <w:bottom w:val="nil"/>
+        <w:right w:val="nil"/>
       </w:pBdr>
       <w:tabs>
         <w:tab w:val="center" w:pos="4153"/>
@@ -3059,41 +2953,37 @@
       <w:sz w:val="18"/>
     </w:rPr>
   </w:style>
-  <w:style w:type="paragraph" w:styleId="16">
+  <w:style w:type="paragraph" w:styleId="TOC1">
     <w:name w:val="toc 1"/>
-    <w:basedOn w:val="1"/>
-    <w:next w:val="1"/>
-    <w:qFormat/>
-    <w:uiPriority w:val="0"/>
+    <w:basedOn w:val="Normal"/>
+    <w:next w:val="Normal"/>
+    <w:qFormat/>
     <w:rPr>
-      <w:rFonts w:ascii="Arial" w:hAnsi="Arial" w:eastAsia="Microsoft JhengHei"/>
+      <w:rFonts w:ascii="Arial" w:eastAsia="Microsoft JhengHei" w:hAnsi="Arial"/>
       <w:sz w:val="24"/>
     </w:rPr>
   </w:style>
-  <w:style w:type="paragraph" w:styleId="17">
+  <w:style w:type="paragraph" w:styleId="TOC2">
     <w:name w:val="toc 2"/>
-    <w:basedOn w:val="1"/>
-    <w:next w:val="1"/>
-    <w:qFormat/>
-    <w:uiPriority w:val="0"/>
+    <w:basedOn w:val="Normal"/>
+    <w:next w:val="Normal"/>
+    <w:qFormat/>
     <w:pPr>
       <w:ind w:left="420" w:leftChars="200"/>
     </w:pPr>
   </w:style>
-  <w:style w:type="paragraph" w:styleId="18">
+  <w:style w:type="paragraph" w:styleId="NormalWeb">
     <w:name w:val="Normal (Web)"/>
-    <w:basedOn w:val="1"/>
-    <w:qFormat/>
-    <w:uiPriority w:val="0"/>
+    <w:basedOn w:val="Normal"/>
+    <w:qFormat/>
     <w:rPr>
       <w:sz w:val="24"/>
     </w:rPr>
   </w:style>
-  <w:style w:type="paragraph" w:styleId="19">
+  <w:style w:type="paragraph" w:styleId="Title">
     <w:name w:val="Title"/>
-    <w:basedOn w:val="1"/>
-    <w:qFormat/>
-    <w:uiPriority w:val="0"/>
+    <w:basedOn w:val="Normal"/>
+    <w:qFormat/>
     <w:pPr>
       <w:spacing w:before="240" w:beforeLines="0" w:beforeAutospacing="0" w:after="60" w:afterLines="0" w:afterAutospacing="0"/>
       <w:jc w:val="center"/>
@@ -3105,41 +2995,38 @@
       <w:sz w:val="32"/>
     </w:rPr>
   </w:style>
-  <w:style w:type="table" w:styleId="21">
+  <w:style w:type="table" w:styleId="TableGrid">
     <w:name w:val="Table Grid"/>
-    <w:basedOn w:val="20"/>
-    <w:qFormat/>
-    <w:uiPriority w:val="0"/>
+    <w:basedOn w:val="TableNormal"/>
+    <w:qFormat/>
     <w:pPr>
       <w:widowControl w:val="0"/>
       <w:jc w:val="both"/>
     </w:pPr>
     <w:tblPr>
       <w:tblBorders>
-        <w:top w:val="single" w:color="auto" w:sz="4" w:space="0"/>
-        <w:left w:val="single" w:color="auto" w:sz="4" w:space="0"/>
-        <w:bottom w:val="single" w:color="auto" w:sz="4" w:space="0"/>
-        <w:right w:val="single" w:color="auto" w:sz="4" w:space="0"/>
-        <w:insideH w:val="single" w:color="auto" w:sz="4" w:space="0"/>
-        <w:insideV w:val="single" w:color="auto" w:sz="4" w:space="0"/>
+        <w:top w:val="single" w:sz="4" w:space="0" w:color="auto"/>
+        <w:left w:val="single" w:sz="4" w:space="0" w:color="auto"/>
+        <w:bottom w:val="single" w:sz="4" w:space="0" w:color="auto"/>
+        <w:right w:val="single" w:sz="4" w:space="0" w:color="auto"/>
+        <w:insideH w:val="single" w:sz="4" w:space="0" w:color="auto"/>
+        <w:insideV w:val="single" w:sz="4" w:space="0" w:color="auto"/>
       </w:tblBorders>
     </w:tblPr>
   </w:style>
-  <w:style w:type="character" w:styleId="23">
+  <w:style w:type="character" w:styleId="Strong">
     <w:name w:val="Strong"/>
-    <w:basedOn w:val="22"/>
-    <w:qFormat/>
-    <w:uiPriority w:val="0"/>
+    <w:basedOn w:val="DefaultParagraphFont"/>
+    <w:qFormat/>
     <w:rPr>
       <w:b/>
     </w:rPr>
   </w:style>
-  <w:style w:type="table" w:customStyle="1" w:styleId="24">
+  <w:style w:type="table" w:customStyle="1" w:styleId="TableNormal0">
     <w:name w:val="Table Normal_0"/>
     <w:semiHidden/>
     <w:unhideWhenUsed/>
     <w:qFormat/>
-    <w:uiPriority w:val="0"/>
     <w:tblPr>
       <w:tblCellMar>
         <w:top w:w="0" w:type="dxa"/>
@@ -3149,87 +3036,81 @@
       </w:tblCellMar>
     </w:tblPr>
   </w:style>
-  <w:style w:type="paragraph" w:customStyle="1" w:styleId="25">
+  <w:style w:type="paragraph" w:customStyle="1" w:styleId="TableText">
     <w:name w:val="Table Text"/>
-    <w:basedOn w:val="1"/>
+    <w:basedOn w:val="Normal"/>
     <w:semiHidden/>
     <w:qFormat/>
-    <w:uiPriority w:val="0"/>
     <w:rPr>
-      <w:rFonts w:ascii="宋体" w:hAnsi="宋体" w:eastAsia="宋体" w:cs="宋体"/>
+      <w:rFonts w:ascii="宋体" w:eastAsia="宋体" w:hAnsi="宋体" w:cs="宋体"/>
       <w:sz w:val="21"/>
       <w:szCs w:val="21"/>
       <w:lang w:val="en-US" w:eastAsia="en-US" w:bidi="ar-SA"/>
     </w:rPr>
   </w:style>
-  <w:style w:type="paragraph" w:customStyle="1" w:styleId="26">
+  <w:style w:type="paragraph" w:customStyle="1" w:styleId="1">
     <w:name w:val="柴_标题1"/>
-    <w:basedOn w:val="2"/>
-    <w:next w:val="27"/>
-    <w:link w:val="38"/>
-    <w:qFormat/>
-    <w:uiPriority w:val="0"/>
+    <w:basedOn w:val="Heading1"/>
+    <w:next w:val="a"/>
+    <w:link w:val="1Char"/>
+    <w:qFormat/>
     <w:pPr>
       <w:spacing w:before="100" w:after="90" w:line="360" w:lineRule="auto"/>
     </w:pPr>
     <w:rPr>
-      <w:rFonts w:ascii="Arial" w:hAnsi="Arial" w:eastAsia="宋体"/>
+      <w:rFonts w:ascii="Arial" w:eastAsia="宋体" w:hAnsi="Arial"/>
       <w:sz w:val="32"/>
     </w:rPr>
   </w:style>
-  <w:style w:type="paragraph" w:customStyle="1" w:styleId="27">
+  <w:style w:type="paragraph" w:customStyle="1" w:styleId="a">
     <w:name w:val="柴_正文"/>
-    <w:basedOn w:val="12"/>
-    <w:link w:val="42"/>
-    <w:qFormat/>
-    <w:uiPriority w:val="0"/>
+    <w:basedOn w:val="BodyText"/>
+    <w:link w:val="Char"/>
+    <w:qFormat/>
     <w:pPr>
       <w:spacing w:line="360" w:lineRule="auto"/>
       <w:ind w:firstLine="470" w:firstLineChars="200"/>
     </w:pPr>
     <w:rPr>
-      <w:rFonts w:ascii="Arial" w:hAnsi="Arial" w:eastAsia="宋体"/>
+      <w:rFonts w:ascii="Arial" w:eastAsia="宋体" w:hAnsi="Arial"/>
       <w:sz w:val="24"/>
       <w:lang w:eastAsia="zh-CN"/>
     </w:rPr>
   </w:style>
-  <w:style w:type="paragraph" w:customStyle="1" w:styleId="28">
+  <w:style w:type="paragraph" w:customStyle="1" w:styleId="2">
     <w:name w:val="柴_标题2"/>
-    <w:basedOn w:val="3"/>
-    <w:next w:val="27"/>
-    <w:qFormat/>
-    <w:uiPriority w:val="0"/>
+    <w:basedOn w:val="Heading2"/>
+    <w:next w:val="a"/>
+    <w:qFormat/>
     <w:pPr>
       <w:spacing w:line="360" w:lineRule="auto"/>
     </w:pPr>
     <w:rPr>
-      <w:rFonts w:ascii="Arial" w:hAnsi="Arial" w:eastAsia="宋体"/>
+      <w:rFonts w:ascii="Arial" w:eastAsia="宋体" w:hAnsi="Arial"/>
       <w:sz w:val="28"/>
     </w:rPr>
   </w:style>
-  <w:style w:type="paragraph" w:customStyle="1" w:styleId="29">
+  <w:style w:type="paragraph" w:customStyle="1" w:styleId="3">
     <w:name w:val="柴_标题3"/>
-    <w:basedOn w:val="4"/>
-    <w:next w:val="27"/>
-    <w:qFormat/>
-    <w:uiPriority w:val="0"/>
+    <w:basedOn w:val="Heading3"/>
+    <w:next w:val="a"/>
+    <w:qFormat/>
     <w:pPr>
       <w:spacing w:line="360" w:lineRule="auto"/>
       <w:ind w:left="0" w:firstLine="472" w:firstLineChars="200"/>
     </w:pPr>
     <w:rPr>
-      <w:rFonts w:ascii="宋体" w:hAnsi="宋体" w:eastAsia="宋体" w:cs="宋体"/>
+      <w:rFonts w:ascii="宋体" w:eastAsia="宋体" w:hAnsi="宋体" w:cs="宋体"/>
       <w:spacing w:val="-2"/>
       <w:sz w:val="24"/>
       <w:szCs w:val="24"/>
     </w:rPr>
   </w:style>
-  <w:style w:type="paragraph" w:customStyle="1" w:styleId="30">
+  <w:style w:type="paragraph" w:customStyle="1" w:styleId="a0">
     <w:name w:val="柴_目录"/>
-    <w:basedOn w:val="1"/>
-    <w:next w:val="12"/>
-    <w:qFormat/>
-    <w:uiPriority w:val="0"/>
+    <w:basedOn w:val="Normal"/>
+    <w:next w:val="BodyText"/>
+    <w:qFormat/>
     <w:pPr>
       <w:tabs>
         <w:tab w:val="right" w:leader="dot" w:pos="8442"/>
@@ -3237,96 +3118,89 @@
       <w:ind w:left="0" w:leftChars="0"/>
     </w:pPr>
     <w:rPr>
-      <w:rFonts w:ascii="Arial" w:hAnsi="Arial" w:eastAsia="Microsoft JhengHei"/>
+      <w:rFonts w:ascii="Arial" w:eastAsia="Microsoft JhengHei" w:hAnsi="Arial"/>
       <w:sz w:val="24"/>
     </w:rPr>
   </w:style>
-  <w:style w:type="paragraph" w:customStyle="1" w:styleId="31">
+  <w:style w:type="paragraph" w:customStyle="1" w:styleId="a1">
     <w:name w:val="柴_公司名"/>
-    <w:basedOn w:val="19"/>
-    <w:qFormat/>
-    <w:uiPriority w:val="0"/>
+    <w:basedOn w:val="Title"/>
+    <w:qFormat/>
     <w:pPr>
       <w:spacing w:after="600" w:afterLines="600"/>
     </w:pPr>
     <w:rPr>
-      <w:rFonts w:hint="eastAsia" w:ascii="宋体" w:hAnsi="宋体" w:eastAsia="宋体" w:cs="宋体"/>
+      <w:rFonts w:ascii="宋体" w:eastAsia="宋体" w:hAnsi="宋体" w:cs="宋体" w:hint="eastAsia"/>
       <w:bCs/>
       <w:spacing w:val="-6"/>
       <w:sz w:val="52"/>
       <w:szCs w:val="52"/>
     </w:rPr>
   </w:style>
-  <w:style w:type="paragraph" w:customStyle="1" w:styleId="32">
+  <w:style w:type="paragraph" w:customStyle="1" w:styleId="a2">
     <w:name w:val="柴_文档名"/>
-    <w:basedOn w:val="19"/>
-    <w:qFormat/>
-    <w:uiPriority w:val="0"/>
+    <w:basedOn w:val="Title"/>
+    <w:qFormat/>
     <w:pPr>
       <w:spacing w:after="900" w:afterLines="900"/>
     </w:pPr>
     <w:rPr>
-      <w:rFonts w:ascii="黑体" w:hAnsi="黑体" w:eastAsia="黑体" w:cs="黑体"/>
+      <w:rFonts w:ascii="黑体" w:eastAsia="黑体" w:hAnsi="黑体" w:cs="黑体"/>
       <w:bCs/>
       <w:spacing w:val="-7"/>
       <w:sz w:val="52"/>
       <w:szCs w:val="52"/>
     </w:rPr>
   </w:style>
-  <w:style w:type="paragraph" w:customStyle="1" w:styleId="33">
+  <w:style w:type="paragraph" w:customStyle="1" w:styleId="WPSOffice1">
     <w:name w:val="WPSOffice手动目录 1"/>
     <w:qFormat/>
-    <w:uiPriority w:val="0"/>
     <w:pPr>
       <w:ind w:leftChars="0"/>
     </w:pPr>
     <w:rPr>
-      <w:rFonts w:ascii="Times New Roman" w:hAnsi="Times New Roman" w:eastAsia="宋体" w:cs="Times New Roman"/>
+      <w:rFonts w:ascii="Times New Roman" w:eastAsia="宋体" w:hAnsi="Times New Roman" w:cs="Times New Roman"/>
       <w:sz w:val="20"/>
       <w:szCs w:val="20"/>
     </w:rPr>
   </w:style>
-  <w:style w:type="paragraph" w:customStyle="1" w:styleId="34">
+  <w:style w:type="paragraph" w:customStyle="1" w:styleId="WPSOffice2">
     <w:name w:val="WPSOffice手动目录 2"/>
     <w:qFormat/>
-    <w:uiPriority w:val="0"/>
     <w:pPr>
       <w:ind w:leftChars="200"/>
     </w:pPr>
     <w:rPr>
-      <w:rFonts w:ascii="Times New Roman" w:hAnsi="Times New Roman" w:eastAsia="宋体" w:cs="Times New Roman"/>
+      <w:rFonts w:ascii="Times New Roman" w:eastAsia="宋体" w:hAnsi="Times New Roman" w:cs="Times New Roman"/>
       <w:sz w:val="20"/>
       <w:szCs w:val="20"/>
     </w:rPr>
   </w:style>
-  <w:style w:type="paragraph" w:customStyle="1" w:styleId="35">
+  <w:style w:type="paragraph" w:customStyle="1" w:styleId="WPSOffice3">
     <w:name w:val="WPSOffice手动目录 3"/>
     <w:qFormat/>
-    <w:uiPriority w:val="0"/>
     <w:pPr>
       <w:ind w:leftChars="400"/>
     </w:pPr>
     <w:rPr>
-      <w:rFonts w:ascii="Times New Roman" w:hAnsi="Times New Roman" w:eastAsia="宋体" w:cs="Times New Roman"/>
+      <w:rFonts w:ascii="Times New Roman" w:eastAsia="宋体" w:hAnsi="Times New Roman" w:cs="Times New Roman"/>
       <w:sz w:val="20"/>
       <w:szCs w:val="20"/>
     </w:rPr>
   </w:style>
-  <w:style w:type="paragraph" w:customStyle="1" w:styleId="36">
+  <w:style w:type="paragraph" w:customStyle="1" w:styleId="Compact">
     <w:name w:val="Compact"/>
-    <w:basedOn w:val="12"/>
-    <w:qFormat/>
-    <w:uiPriority w:val="0"/>
+    <w:basedOn w:val="BodyText"/>
+    <w:qFormat/>
     <w:pPr>
       <w:spacing w:before="36" w:after="36"/>
     </w:pPr>
   </w:style>
-  <w:style w:type="table" w:customStyle="1" w:styleId="37">
+  <w:style w:type="table" w:customStyle="1" w:styleId="Table">
     <w:name w:val="Table"/>
     <w:semiHidden/>
     <w:unhideWhenUsed/>
     <w:qFormat/>
-    <w:uiPriority w:val="0"/>
     <w:tblPr>
       <w:tblCellMar>
         <w:top w:w="0" w:type="dxa"/>
@@ -3338,28 +3212,26 @@
     <w:tblStylePr w:type="firstRow">
       <w:tcPr>
         <w:tcBorders>
-          <w:bottom w:val="single" w:color="auto" w:sz="0" w:space="0"/>
+          <w:bottom w:val="single" w:sz="0" w:space="0" w:color="auto"/>
         </w:tcBorders>
         <w:vAlign w:val="bottom"/>
       </w:tcPr>
     </w:tblStylePr>
   </w:style>
-  <w:style w:type="character" w:customStyle="1" w:styleId="38">
+  <w:style w:type="character" w:customStyle="1" w:styleId="1Char">
     <w:name w:val="柴_标题1 Char"/>
-    <w:link w:val="26"/>
-    <w:qFormat/>
-    <w:uiPriority w:val="0"/>
+    <w:link w:val="1"/>
+    <w:qFormat/>
     <w:rPr>
-      <w:rFonts w:ascii="Arial" w:hAnsi="Arial" w:eastAsia="宋体"/>
+      <w:rFonts w:ascii="Arial" w:eastAsia="宋体" w:hAnsi="Arial"/>
       <w:sz w:val="32"/>
     </w:rPr>
   </w:style>
-  <w:style w:type="table" w:customStyle="1" w:styleId="39">
+  <w:style w:type="table" w:customStyle="1" w:styleId="TableNormal1">
     <w:name w:val="Table Normal_1"/>
     <w:semiHidden/>
     <w:unhideWhenUsed/>
     <w:qFormat/>
-    <w:uiPriority w:val="0"/>
     <w:tblPr>
       <w:tblCellMar>
         <w:top w:w="0" w:type="dxa"/>
@@ -3369,11 +3241,10 @@
       </w:tblCellMar>
     </w:tblPr>
   </w:style>
-  <w:style w:type="paragraph" w:customStyle="1" w:styleId="40">
+  <w:style w:type="paragraph" w:customStyle="1" w:styleId="a3">
     <w:name w:val="柴_正文_无缩进"/>
-    <w:basedOn w:val="1"/>
-    <w:qFormat/>
-    <w:uiPriority w:val="0"/>
+    <w:basedOn w:val="Normal"/>
+    <w:qFormat/>
     <w:pPr>
       <w:ind w:firstLine="0" w:firstLineChars="0"/>
     </w:pPr>
@@ -3383,31 +3254,29 @@
       <w:lang w:eastAsia="zh-CN"/>
     </w:rPr>
   </w:style>
-  <w:style w:type="paragraph" w:customStyle="1" w:styleId="41">
+  <w:style w:type="paragraph" w:customStyle="1" w:styleId="4">
     <w:name w:val="柴_标题4"/>
-    <w:basedOn w:val="5"/>
-    <w:next w:val="1"/>
-    <w:qFormat/>
-    <w:uiPriority w:val="0"/>
+    <w:basedOn w:val="Heading4"/>
+    <w:next w:val="Normal"/>
+    <w:qFormat/>
     <w:pPr>
       <w:widowControl w:val="0"/>
       <w:spacing w:before="160" w:line="360" w:lineRule="auto"/>
-      <w:ind w:left="981" w:leftChars="300" w:hanging="862"/>
+      <w:ind w:left="981" w:hanging="862" w:leftChars="300"/>
     </w:pPr>
     <w:rPr>
-      <w:rFonts w:hint="eastAsia" w:ascii="Calibri" w:hAnsi="Calibri" w:eastAsia="宋体" w:cs="宋体"/>
+      <w:rFonts w:ascii="Calibri" w:eastAsia="宋体" w:hAnsi="Calibri" w:cs="宋体" w:hint="eastAsia"/>
       <w:sz w:val="24"/>
       <w:szCs w:val="24"/>
       <w:lang w:eastAsia="zh-CN" w:bidi="zh-CN"/>
     </w:rPr>
   </w:style>
-  <w:style w:type="character" w:customStyle="1" w:styleId="42">
+  <w:style w:type="character" w:customStyle="1" w:styleId="Char">
     <w:name w:val="柴_正文 Char"/>
-    <w:link w:val="27"/>
-    <w:qFormat/>
-    <w:uiPriority w:val="0"/>
+    <w:link w:val="a"/>
+    <w:qFormat/>
     <w:rPr>
-      <w:rFonts w:ascii="Arial" w:hAnsi="Arial" w:eastAsia="宋体"/>
+      <w:rFonts w:ascii="Arial" w:eastAsia="宋体" w:hAnsi="Arial"/>
       <w:sz w:val="24"/>
       <w:lang w:eastAsia="zh-CN"/>
     </w:rPr>

--- a/8.资源管理/2.运行记录类文件/080201-运维工具使用自评报告.docx
+++ b/8.资源管理/2.运行记录类文件/080201-运维工具使用自评报告.docx
@@ -1,11 +1,10 @@
 
 <file path=word/document.xml><?xml version="1.0" encoding="utf-8"?>
-<w:document xmlns:wpc="http://schemas.microsoft.com/office/word/2010/wordprocessingCanvas" xmlns:mc="http://schemas.openxmlformats.org/markup-compatibility/2006" xmlns:o="urn:schemas-microsoft-com:office:office" xmlns:r="http://schemas.openxmlformats.org/officeDocument/2006/relationships" xmlns:m="http://schemas.openxmlformats.org/officeDocument/2006/math" xmlns:v="urn:schemas-microsoft-com:vml" xmlns:wp14="http://schemas.microsoft.com/office/word/2010/wordprocessingDrawing" xmlns:wp="http://schemas.openxmlformats.org/drawingml/2006/wordprocessingDrawing" xmlns:w10="urn:schemas-microsoft-com:office:word" xmlns:w="http://schemas.openxmlformats.org/wordprocessingml/2006/main" xmlns:w14="http://schemas.microsoft.com/office/word/2010/wordml" xmlns:w15="http://schemas.microsoft.com/office/word/2012/wordml" xmlns:wne="http://schemas.microsoft.com/office/word/2006/wordml" xmlns:wpg="http://schemas.microsoft.com/office/word/2010/wordprocessingGroup" xmlns:wpi="http://schemas.microsoft.com/office/word/2010/wordprocessingInk" xmlns:wps="http://schemas.microsoft.com/office/word/2010/wordprocessingShape" mc:Ignorable="w14 w15 wp14">
-  <!-- Generated by Aspose.Words for .NET 13.3.0.1 -->
+<w:document xmlns:wpc="http://schemas.microsoft.com/office/word/2010/wordprocessingCanvas" xmlns:mc="http://schemas.openxmlformats.org/markup-compatibility/2006" xmlns:o="urn:schemas-microsoft-com:office:office" xmlns:r="http://schemas.openxmlformats.org/officeDocument/2006/relationships" xmlns:m="http://schemas.openxmlformats.org/officeDocument/2006/math" xmlns:v="urn:schemas-microsoft-com:vml" xmlns:wp14="http://schemas.microsoft.com/office/word/2010/wordprocessingDrawing" xmlns:wp="http://schemas.openxmlformats.org/drawingml/2006/wordprocessingDrawing" xmlns:w="http://schemas.openxmlformats.org/wordprocessingml/2006/main" xmlns:w14="http://schemas.microsoft.com/office/word/2010/wordml" xmlns:w10="urn:schemas-microsoft-com:office:word" xmlns:w15="http://schemas.microsoft.com/office/word/2012/wordml" xmlns:wpg="http://schemas.microsoft.com/office/word/2010/wordprocessingGroup" xmlns:wpi="http://schemas.microsoft.com/office/word/2010/wordprocessingInk" xmlns:wne="http://schemas.microsoft.com/office/word/2006/wordml" xmlns:wps="http://schemas.microsoft.com/office/word/2010/wordprocessingShape" xmlns:wpsCustomData="http://www.wps.cn/officeDocument/2013/wpsCustomData" mc:Ignorable="w14 w15 wp14">
   <w:body>
     <w:p>
       <w:pPr>
-        <w:pStyle w:val="a1"/>
+        <w:pStyle w:val="31"/>
         <w:bidi w:val="0"/>
         <w:rPr>
           <w:rFonts w:hint="eastAsia"/>
@@ -15,7 +14,7 @@
     </w:p>
     <w:p>
       <w:pPr>
-        <w:pStyle w:val="a1"/>
+        <w:pStyle w:val="31"/>
         <w:bidi w:val="0"/>
         <w:rPr>
           <w:rFonts w:hint="eastAsia"/>
@@ -32,7 +31,7 @@
     </w:p>
     <w:p>
       <w:pPr>
-        <w:pStyle w:val="a2"/>
+        <w:pStyle w:val="32"/>
         <w:bidi w:val="0"/>
       </w:pPr>
       <w:r>
@@ -44,7 +43,7 @@
         <w:spacing w:before="117" w:line="219" w:lineRule="auto"/>
         <w:jc w:val="center"/>
         <w:rPr>
-          <w:rFonts w:ascii="宋体" w:eastAsia="宋体" w:hAnsi="宋体" w:cs="宋体" w:hint="default"/>
+          <w:rFonts w:hint="default" w:ascii="宋体" w:hAnsi="宋体" w:eastAsia="宋体" w:cs="宋体"/>
           <w:spacing w:val="-1"/>
           <w:sz w:val="36"/>
           <w:szCs w:val="36"/>
@@ -53,7 +52,7 @@
       </w:pPr>
       <w:r>
         <w:rPr>
-          <w:rFonts w:ascii="宋体" w:eastAsia="宋体" w:hAnsi="宋体" w:cs="宋体"/>
+          <w:rFonts w:ascii="宋体" w:hAnsi="宋体" w:eastAsia="宋体" w:cs="宋体"/>
           <w:spacing w:val="-1"/>
           <w:sz w:val="36"/>
           <w:szCs w:val="36"/>
@@ -62,7 +61,7 @@
       </w:r>
       <w:r>
         <w:rPr>
-          <w:rFonts w:ascii="宋体" w:eastAsia="宋体" w:hAnsi="宋体" w:cs="宋体" w:hint="eastAsia"/>
+          <w:rFonts w:hint="eastAsia" w:ascii="宋体" w:hAnsi="宋体" w:eastAsia="宋体" w:cs="宋体"/>
           <w:spacing w:val="-1"/>
           <w:sz w:val="36"/>
           <w:szCs w:val="36"/>
@@ -72,7 +71,7 @@
       </w:r>
       <w:r>
         <w:rPr>
-          <w:rFonts w:ascii="宋体" w:eastAsia="宋体" w:hAnsi="宋体" w:cs="宋体"/>
+          <w:rFonts w:ascii="宋体" w:hAnsi="宋体" w:eastAsia="宋体" w:cs="宋体"/>
           <w:spacing w:val="-1"/>
           <w:sz w:val="36"/>
           <w:szCs w:val="36"/>
@@ -81,7 +80,7 @@
       </w:r>
       <w:r>
         <w:rPr>
-          <w:rFonts w:ascii="宋体" w:eastAsia="宋体" w:hAnsi="宋体" w:cs="宋体" w:hint="eastAsia"/>
+          <w:rFonts w:hint="eastAsia" w:ascii="宋体" w:hAnsi="宋体" w:eastAsia="宋体" w:cs="宋体"/>
           <w:spacing w:val="-1"/>
           <w:sz w:val="36"/>
           <w:szCs w:val="36"/>
@@ -91,7 +90,7 @@
       </w:r>
       <w:r>
         <w:rPr>
-          <w:rFonts w:ascii="宋体" w:eastAsia="宋体" w:hAnsi="宋体" w:cs="宋体"/>
+          <w:rFonts w:ascii="宋体" w:hAnsi="宋体" w:eastAsia="宋体" w:cs="宋体"/>
           <w:spacing w:val="-1"/>
           <w:sz w:val="36"/>
           <w:szCs w:val="36"/>
@@ -100,7 +99,7 @@
       </w:r>
       <w:r>
         <w:rPr>
-          <w:rFonts w:ascii="宋体" w:eastAsia="宋体" w:hAnsi="宋体" w:cs="宋体" w:hint="eastAsia"/>
+          <w:rFonts w:hint="eastAsia" w:ascii="宋体" w:hAnsi="宋体" w:eastAsia="宋体" w:cs="宋体"/>
           <w:spacing w:val="-1"/>
           <w:sz w:val="36"/>
           <w:szCs w:val="36"/>
@@ -112,7 +111,7 @@
     <w:p>
       <w:pPr>
         <w:rPr>
-          <w:rFonts w:ascii="宋体" w:eastAsia="宋体" w:hAnsi="宋体" w:cs="宋体"/>
+          <w:rFonts w:ascii="宋体" w:hAnsi="宋体" w:eastAsia="宋体" w:cs="宋体"/>
           <w:spacing w:val="-2"/>
           <w:sz w:val="21"/>
           <w:szCs w:val="21"/>
@@ -120,7 +119,7 @@
       </w:pPr>
       <w:r>
         <w:rPr>
-          <w:rFonts w:ascii="宋体" w:eastAsia="宋体" w:hAnsi="宋体" w:cs="宋体"/>
+          <w:rFonts w:ascii="宋体" w:hAnsi="宋体" w:eastAsia="宋体" w:cs="宋体"/>
           <w:spacing w:val="-2"/>
           <w:sz w:val="21"/>
           <w:szCs w:val="21"/>
@@ -134,14 +133,14 @@
         <w:ind w:left="3954"/>
         <w:outlineLvl w:val="0"/>
         <w:rPr>
-          <w:rFonts w:ascii="宋体" w:eastAsia="宋体" w:hAnsi="宋体" w:cs="宋体"/>
+          <w:rFonts w:ascii="宋体" w:hAnsi="宋体" w:eastAsia="宋体" w:cs="宋体"/>
           <w:sz w:val="21"/>
           <w:szCs w:val="21"/>
         </w:rPr>
       </w:pPr>
       <w:r>
         <w:rPr>
-          <w:rFonts w:ascii="宋体" w:eastAsia="宋体" w:hAnsi="宋体" w:cs="宋体"/>
+          <w:rFonts w:ascii="宋体" w:hAnsi="宋体" w:eastAsia="宋体" w:cs="宋体"/>
           <w:spacing w:val="-2"/>
           <w:sz w:val="21"/>
           <w:szCs w:val="21"/>
@@ -156,16 +155,16 @@
     </w:p>
     <w:tbl>
       <w:tblPr>
-        <w:tblStyle w:val="TableNormal0"/>
+        <w:tblStyle w:val="24"/>
         <w:tblW w:w="9071" w:type="dxa"/>
         <w:jc w:val="center"/>
         <w:tblBorders>
-          <w:top w:val="single" w:sz="4" w:space="0" w:color="000000"/>
-          <w:left w:val="single" w:sz="4" w:space="0" w:color="000000"/>
-          <w:bottom w:val="single" w:sz="4" w:space="0" w:color="000000"/>
-          <w:right w:val="single" w:sz="4" w:space="0" w:color="000000"/>
-          <w:insideH w:val="single" w:sz="4" w:space="0" w:color="000000"/>
-          <w:insideV w:val="single" w:sz="4" w:space="0" w:color="000000"/>
+          <w:top w:val="single" w:color="000000" w:sz="4" w:space="0"/>
+          <w:left w:val="single" w:color="000000" w:sz="4" w:space="0"/>
+          <w:bottom w:val="single" w:color="000000" w:sz="4" w:space="0"/>
+          <w:right w:val="single" w:color="000000" w:sz="4" w:space="0"/>
+          <w:insideH w:val="single" w:color="000000" w:sz="4" w:space="0"/>
+          <w:insideV w:val="single" w:color="000000" w:sz="4" w:space="0"/>
         </w:tblBorders>
         <w:tblLayout w:type="fixed"/>
         <w:tblCellMar>
@@ -184,17 +183,14 @@
       </w:tblGrid>
       <w:tr>
         <w:tblPrEx>
-          <w:tblW w:w="9071" w:type="dxa"/>
-          <w:jc w:val="center"/>
           <w:tblBorders>
-            <w:top w:val="single" w:sz="4" w:space="0" w:color="000000"/>
-            <w:left w:val="single" w:sz="4" w:space="0" w:color="000000"/>
-            <w:bottom w:val="single" w:sz="4" w:space="0" w:color="000000"/>
-            <w:right w:val="single" w:sz="4" w:space="0" w:color="000000"/>
-            <w:insideH w:val="single" w:sz="4" w:space="0" w:color="000000"/>
-            <w:insideV w:val="single" w:sz="4" w:space="0" w:color="000000"/>
+            <w:top w:val="single" w:color="000000" w:sz="4" w:space="0"/>
+            <w:left w:val="single" w:color="000000" w:sz="4" w:space="0"/>
+            <w:bottom w:val="single" w:color="000000" w:sz="4" w:space="0"/>
+            <w:right w:val="single" w:color="000000" w:sz="4" w:space="0"/>
+            <w:insideH w:val="single" w:color="000000" w:sz="4" w:space="0"/>
+            <w:insideV w:val="single" w:color="000000" w:sz="4" w:space="0"/>
           </w:tblBorders>
-          <w:tblLayout w:type="fixed"/>
           <w:tblCellMar>
             <w:top w:w="0" w:type="dxa"/>
             <w:left w:w="0" w:type="dxa"/>
@@ -203,7 +199,7 @@
           </w:tblCellMar>
         </w:tblPrEx>
         <w:trPr>
-          <w:trHeight w:val="611"/>
+          <w:trHeight w:val="611" w:hRule="atLeast"/>
           <w:jc w:val="center"/>
         </w:trPr>
         <w:tc>
@@ -212,7 +208,7 @@
           </w:tcPr>
           <w:p>
             <w:pPr>
-              <w:pStyle w:val="TableText"/>
+              <w:pStyle w:val="25"/>
               <w:spacing w:before="199" w:line="220" w:lineRule="auto"/>
               <w:ind w:left="225"/>
             </w:pPr>
@@ -231,7 +227,7 @@
           </w:tcPr>
           <w:p>
             <w:pPr>
-              <w:pStyle w:val="TableText"/>
+              <w:pStyle w:val="25"/>
               <w:spacing w:before="200" w:line="218" w:lineRule="auto"/>
               <w:ind w:left="108"/>
             </w:pPr>
@@ -268,9 +264,14 @@
       </w:tr>
       <w:tr>
         <w:tblPrEx>
-          <w:tblW w:w="9071" w:type="dxa"/>
-          <w:jc w:val="center"/>
-          <w:tblLayout w:type="fixed"/>
+          <w:tblBorders>
+            <w:top w:val="single" w:color="000000" w:sz="4" w:space="0"/>
+            <w:left w:val="single" w:color="000000" w:sz="4" w:space="0"/>
+            <w:bottom w:val="single" w:color="000000" w:sz="4" w:space="0"/>
+            <w:right w:val="single" w:color="000000" w:sz="4" w:space="0"/>
+            <w:insideH w:val="single" w:color="000000" w:sz="4" w:space="0"/>
+            <w:insideV w:val="single" w:color="000000" w:sz="4" w:space="0"/>
+          </w:tblBorders>
           <w:tblCellMar>
             <w:top w:w="0" w:type="dxa"/>
             <w:left w:w="0" w:type="dxa"/>
@@ -279,7 +280,7 @@
           </w:tblCellMar>
         </w:tblPrEx>
         <w:trPr>
-          <w:trHeight w:val="606"/>
+          <w:trHeight w:val="606" w:hRule="atLeast"/>
           <w:jc w:val="center"/>
         </w:trPr>
         <w:tc>
@@ -288,7 +289,7 @@
           </w:tcPr>
           <w:p>
             <w:pPr>
-              <w:pStyle w:val="TableText"/>
+              <w:pStyle w:val="25"/>
               <w:spacing w:before="196" w:line="220" w:lineRule="auto"/>
               <w:ind w:left="435"/>
             </w:pPr>
@@ -307,7 +308,7 @@
           </w:tcPr>
           <w:p>
             <w:pPr>
-              <w:pStyle w:val="TableText"/>
+              <w:pStyle w:val="25"/>
               <w:spacing w:before="197" w:line="219" w:lineRule="auto"/>
               <w:ind w:left="108"/>
             </w:pPr>
@@ -322,9 +323,14 @@
       </w:tr>
       <w:tr>
         <w:tblPrEx>
-          <w:tblW w:w="9071" w:type="dxa"/>
-          <w:jc w:val="center"/>
-          <w:tblLayout w:type="fixed"/>
+          <w:tblBorders>
+            <w:top w:val="single" w:color="000000" w:sz="4" w:space="0"/>
+            <w:left w:val="single" w:color="000000" w:sz="4" w:space="0"/>
+            <w:bottom w:val="single" w:color="000000" w:sz="4" w:space="0"/>
+            <w:right w:val="single" w:color="000000" w:sz="4" w:space="0"/>
+            <w:insideH w:val="single" w:color="000000" w:sz="4" w:space="0"/>
+            <w:insideV w:val="single" w:color="000000" w:sz="4" w:space="0"/>
+          </w:tblBorders>
           <w:tblCellMar>
             <w:top w:w="0" w:type="dxa"/>
             <w:left w:w="0" w:type="dxa"/>
@@ -333,7 +339,7 @@
           </w:tblCellMar>
         </w:tblPrEx>
         <w:trPr>
-          <w:trHeight w:val="607"/>
+          <w:trHeight w:val="607" w:hRule="atLeast"/>
           <w:jc w:val="center"/>
         </w:trPr>
         <w:tc>
@@ -342,7 +348,7 @@
           </w:tcPr>
           <w:p>
             <w:pPr>
-              <w:pStyle w:val="TableText"/>
+              <w:pStyle w:val="25"/>
               <w:spacing w:before="199" w:line="219" w:lineRule="auto"/>
               <w:ind w:left="435"/>
             </w:pPr>
@@ -360,7 +366,7 @@
           </w:tcPr>
           <w:p>
             <w:pPr>
-              <w:pStyle w:val="TableText"/>
+              <w:pStyle w:val="25"/>
               <w:spacing w:before="199" w:line="219" w:lineRule="auto"/>
               <w:ind w:left="359"/>
             </w:pPr>
@@ -378,7 +384,7 @@
           </w:tcPr>
           <w:p>
             <w:pPr>
-              <w:pStyle w:val="TableText"/>
+              <w:pStyle w:val="25"/>
               <w:spacing w:before="199" w:line="219" w:lineRule="auto"/>
               <w:ind w:left="735"/>
             </w:pPr>
@@ -396,7 +402,7 @@
           </w:tcPr>
           <w:p>
             <w:pPr>
-              <w:pStyle w:val="TableText"/>
+              <w:pStyle w:val="25"/>
               <w:spacing w:before="199" w:line="220" w:lineRule="auto"/>
               <w:ind w:left="575"/>
             </w:pPr>
@@ -414,7 +420,7 @@
           </w:tcPr>
           <w:p>
             <w:pPr>
-              <w:pStyle w:val="TableText"/>
+              <w:pStyle w:val="25"/>
               <w:spacing w:before="199" w:line="220" w:lineRule="auto"/>
               <w:ind w:left="782"/>
             </w:pPr>
@@ -429,9 +435,14 @@
       </w:tr>
       <w:tr>
         <w:tblPrEx>
-          <w:tblW w:w="9071" w:type="dxa"/>
-          <w:jc w:val="center"/>
-          <w:tblLayout w:type="fixed"/>
+          <w:tblBorders>
+            <w:top w:val="single" w:color="000000" w:sz="4" w:space="0"/>
+            <w:left w:val="single" w:color="000000" w:sz="4" w:space="0"/>
+            <w:bottom w:val="single" w:color="000000" w:sz="4" w:space="0"/>
+            <w:right w:val="single" w:color="000000" w:sz="4" w:space="0"/>
+            <w:insideH w:val="single" w:color="000000" w:sz="4" w:space="0"/>
+            <w:insideV w:val="single" w:color="000000" w:sz="4" w:space="0"/>
+          </w:tblBorders>
           <w:tblCellMar>
             <w:top w:w="0" w:type="dxa"/>
             <w:left w:w="0" w:type="dxa"/>
@@ -440,7 +451,7 @@
           </w:tblCellMar>
         </w:tblPrEx>
         <w:trPr>
-          <w:trHeight w:val="474"/>
+          <w:trHeight w:val="474" w:hRule="atLeast"/>
           <w:jc w:val="center"/>
         </w:trPr>
         <w:tc>
@@ -449,7 +460,7 @@
           </w:tcPr>
           <w:p>
             <w:pPr>
-              <w:pStyle w:val="TableText"/>
+              <w:pStyle w:val="25"/>
               <w:spacing w:before="163" w:line="239" w:lineRule="auto"/>
               <w:ind w:left="638"/>
             </w:pPr>
@@ -467,11 +478,11 @@
           </w:tcPr>
           <w:p>
             <w:pPr>
-              <w:pStyle w:val="TableText"/>
+              <w:pStyle w:val="25"/>
               <w:spacing w:before="163"/>
               <w:ind w:left="361"/>
               <w:rPr>
-                <w:rFonts w:eastAsia="宋体" w:hint="default"/>
+                <w:rFonts w:hint="default" w:eastAsia="宋体"/>
                 <w:lang w:val="en-US" w:eastAsia="zh-CN"/>
               </w:rPr>
             </w:pPr>
@@ -483,7 +494,7 @@
             </w:r>
             <w:r>
               <w:rPr>
-                <w:rFonts w:eastAsia="宋体" w:hint="eastAsia"/>
+                <w:rFonts w:hint="eastAsia" w:eastAsia="宋体"/>
                 <w:spacing w:val="-2"/>
                 <w:lang w:val="en-US" w:eastAsia="zh-CN"/>
               </w:rPr>
@@ -501,7 +512,7 @@
                 <w:spacing w:val="-2"/>
                 <w:lang w:val="en-US" w:eastAsia="zh-CN"/>
               </w:rPr>
-              <w:t>10</w:t>
+              <w:t>12</w:t>
             </w:r>
             <w:r>
               <w:rPr>
@@ -525,7 +536,7 @@
           </w:tcPr>
           <w:p>
             <w:pPr>
-              <w:pStyle w:val="TableText"/>
+              <w:pStyle w:val="25"/>
               <w:spacing w:before="133" w:line="219" w:lineRule="auto"/>
               <w:ind w:left="738"/>
             </w:pPr>
@@ -543,11 +554,11 @@
           </w:tcPr>
           <w:p>
             <w:pPr>
-              <w:pStyle w:val="TableText"/>
+              <w:pStyle w:val="25"/>
               <w:spacing w:before="134" w:line="220" w:lineRule="auto"/>
               <w:ind w:left="480"/>
               <w:rPr>
-                <w:rFonts w:eastAsia="宋体" w:hint="default"/>
+                <w:rFonts w:hint="default" w:eastAsia="宋体"/>
                 <w:lang w:val="en-US" w:eastAsia="zh-CN"/>
               </w:rPr>
             </w:pPr>
@@ -566,7 +577,7 @@
           </w:tcPr>
           <w:p>
             <w:pPr>
-              <w:pStyle w:val="TableText"/>
+              <w:pStyle w:val="25"/>
               <w:spacing w:before="133" w:line="220" w:lineRule="auto"/>
               <w:ind w:left="672"/>
             </w:pPr>
@@ -581,9 +592,14 @@
       </w:tr>
       <w:tr>
         <w:tblPrEx>
-          <w:tblW w:w="9071" w:type="dxa"/>
-          <w:jc w:val="center"/>
-          <w:tblLayout w:type="fixed"/>
+          <w:tblBorders>
+            <w:top w:val="single" w:color="000000" w:sz="4" w:space="0"/>
+            <w:left w:val="single" w:color="000000" w:sz="4" w:space="0"/>
+            <w:bottom w:val="single" w:color="000000" w:sz="4" w:space="0"/>
+            <w:right w:val="single" w:color="000000" w:sz="4" w:space="0"/>
+            <w:insideH w:val="single" w:color="000000" w:sz="4" w:space="0"/>
+            <w:insideV w:val="single" w:color="000000" w:sz="4" w:space="0"/>
+          </w:tblBorders>
           <w:tblCellMar>
             <w:top w:w="0" w:type="dxa"/>
             <w:left w:w="0" w:type="dxa"/>
@@ -592,7 +608,7 @@
           </w:tblCellMar>
         </w:tblPrEx>
         <w:trPr>
-          <w:trHeight w:val="474"/>
+          <w:trHeight w:val="474" w:hRule="atLeast"/>
           <w:jc w:val="center"/>
         </w:trPr>
         <w:tc>
@@ -601,7 +617,7 @@
           </w:tcPr>
           <w:p>
             <w:pPr>
-              <w:pStyle w:val="TableText"/>
+              <w:pStyle w:val="25"/>
               <w:spacing w:before="164" w:line="239" w:lineRule="auto"/>
               <w:ind w:left="638"/>
             </w:pPr>
@@ -613,7 +629,7 @@
           </w:tcPr>
           <w:p>
             <w:pPr>
-              <w:pStyle w:val="TableText"/>
+              <w:pStyle w:val="25"/>
               <w:spacing w:before="164"/>
               <w:ind w:left="361"/>
             </w:pPr>
@@ -625,7 +641,7 @@
           </w:tcPr>
           <w:p>
             <w:pPr>
-              <w:pStyle w:val="TableText"/>
+              <w:pStyle w:val="25"/>
               <w:spacing w:before="134" w:line="219" w:lineRule="auto"/>
               <w:ind w:left="737"/>
             </w:pPr>
@@ -637,7 +653,7 @@
           </w:tcPr>
           <w:p>
             <w:pPr>
-              <w:pStyle w:val="TableText"/>
+              <w:pStyle w:val="25"/>
               <w:spacing w:before="135" w:line="220" w:lineRule="auto"/>
               <w:ind w:left="480"/>
             </w:pPr>
@@ -649,7 +665,7 @@
           </w:tcPr>
           <w:p>
             <w:pPr>
-              <w:pStyle w:val="TableText"/>
+              <w:pStyle w:val="25"/>
               <w:spacing w:before="134" w:line="220" w:lineRule="auto"/>
               <w:ind w:left="672"/>
             </w:pPr>
@@ -658,9 +674,14 @@
       </w:tr>
       <w:tr>
         <w:tblPrEx>
-          <w:tblW w:w="9071" w:type="dxa"/>
-          <w:jc w:val="center"/>
-          <w:tblLayout w:type="fixed"/>
+          <w:tblBorders>
+            <w:top w:val="single" w:color="000000" w:sz="4" w:space="0"/>
+            <w:left w:val="single" w:color="000000" w:sz="4" w:space="0"/>
+            <w:bottom w:val="single" w:color="000000" w:sz="4" w:space="0"/>
+            <w:right w:val="single" w:color="000000" w:sz="4" w:space="0"/>
+            <w:insideH w:val="single" w:color="000000" w:sz="4" w:space="0"/>
+            <w:insideV w:val="single" w:color="000000" w:sz="4" w:space="0"/>
+          </w:tblBorders>
           <w:tblCellMar>
             <w:top w:w="0" w:type="dxa"/>
             <w:left w:w="0" w:type="dxa"/>
@@ -669,7 +690,7 @@
           </w:tblCellMar>
         </w:tblPrEx>
         <w:trPr>
-          <w:trHeight w:val="474"/>
+          <w:trHeight w:val="474" w:hRule="atLeast"/>
           <w:jc w:val="center"/>
         </w:trPr>
         <w:tc>
@@ -678,7 +699,7 @@
           </w:tcPr>
           <w:p>
             <w:pPr>
-              <w:pStyle w:val="TableText"/>
+              <w:pStyle w:val="25"/>
               <w:spacing w:before="165" w:line="239" w:lineRule="auto"/>
               <w:ind w:left="638"/>
             </w:pPr>
@@ -690,7 +711,7 @@
           </w:tcPr>
           <w:p>
             <w:pPr>
-              <w:pStyle w:val="TableText"/>
+              <w:pStyle w:val="25"/>
               <w:spacing w:before="165"/>
               <w:ind w:left="361"/>
             </w:pPr>
@@ -702,7 +723,7 @@
           </w:tcPr>
           <w:p>
             <w:pPr>
-              <w:pStyle w:val="TableText"/>
+              <w:pStyle w:val="25"/>
               <w:spacing w:before="135" w:line="219" w:lineRule="auto"/>
               <w:ind w:left="737"/>
             </w:pPr>
@@ -714,7 +735,7 @@
           </w:tcPr>
           <w:p>
             <w:pPr>
-              <w:pStyle w:val="TableText"/>
+              <w:pStyle w:val="25"/>
               <w:spacing w:before="136" w:line="220" w:lineRule="auto"/>
               <w:ind w:left="480"/>
             </w:pPr>
@@ -726,7 +747,7 @@
           </w:tcPr>
           <w:p>
             <w:pPr>
-              <w:pStyle w:val="TableText"/>
+              <w:pStyle w:val="25"/>
               <w:spacing w:before="135" w:line="220" w:lineRule="auto"/>
               <w:ind w:left="672"/>
             </w:pPr>
@@ -735,9 +756,14 @@
       </w:tr>
       <w:tr>
         <w:tblPrEx>
-          <w:tblW w:w="9071" w:type="dxa"/>
-          <w:jc w:val="center"/>
-          <w:tblLayout w:type="fixed"/>
+          <w:tblBorders>
+            <w:top w:val="single" w:color="000000" w:sz="4" w:space="0"/>
+            <w:left w:val="single" w:color="000000" w:sz="4" w:space="0"/>
+            <w:bottom w:val="single" w:color="000000" w:sz="4" w:space="0"/>
+            <w:right w:val="single" w:color="000000" w:sz="4" w:space="0"/>
+            <w:insideH w:val="single" w:color="000000" w:sz="4" w:space="0"/>
+            <w:insideV w:val="single" w:color="000000" w:sz="4" w:space="0"/>
+          </w:tblBorders>
           <w:tblCellMar>
             <w:top w:w="0" w:type="dxa"/>
             <w:left w:w="0" w:type="dxa"/>
@@ -746,7 +772,7 @@
           </w:tblCellMar>
         </w:tblPrEx>
         <w:trPr>
-          <w:trHeight w:val="474"/>
+          <w:trHeight w:val="474" w:hRule="atLeast"/>
           <w:jc w:val="center"/>
         </w:trPr>
         <w:tc>
@@ -755,7 +781,7 @@
           </w:tcPr>
           <w:p>
             <w:pPr>
-              <w:pStyle w:val="TableText"/>
+              <w:pStyle w:val="25"/>
               <w:spacing w:before="166" w:line="239" w:lineRule="auto"/>
               <w:ind w:left="638"/>
             </w:pPr>
@@ -767,7 +793,7 @@
           </w:tcPr>
           <w:p>
             <w:pPr>
-              <w:pStyle w:val="TableText"/>
+              <w:pStyle w:val="25"/>
               <w:spacing w:before="166"/>
               <w:ind w:left="361"/>
             </w:pPr>
@@ -779,7 +805,7 @@
           </w:tcPr>
           <w:p>
             <w:pPr>
-              <w:pStyle w:val="TableText"/>
+              <w:pStyle w:val="25"/>
               <w:spacing w:before="136" w:line="219" w:lineRule="auto"/>
               <w:ind w:left="737"/>
             </w:pPr>
@@ -791,7 +817,7 @@
           </w:tcPr>
           <w:p>
             <w:pPr>
-              <w:pStyle w:val="TableText"/>
+              <w:pStyle w:val="25"/>
               <w:spacing w:before="137" w:line="220" w:lineRule="auto"/>
               <w:ind w:left="480"/>
             </w:pPr>
@@ -803,7 +829,7 @@
           </w:tcPr>
           <w:p>
             <w:pPr>
-              <w:pStyle w:val="TableText"/>
+              <w:pStyle w:val="25"/>
               <w:spacing w:before="136" w:line="220" w:lineRule="auto"/>
               <w:ind w:left="672"/>
             </w:pPr>
@@ -812,9 +838,14 @@
       </w:tr>
       <w:tr>
         <w:tblPrEx>
-          <w:tblW w:w="9071" w:type="dxa"/>
-          <w:jc w:val="center"/>
-          <w:tblLayout w:type="fixed"/>
+          <w:tblBorders>
+            <w:top w:val="single" w:color="000000" w:sz="4" w:space="0"/>
+            <w:left w:val="single" w:color="000000" w:sz="4" w:space="0"/>
+            <w:bottom w:val="single" w:color="000000" w:sz="4" w:space="0"/>
+            <w:right w:val="single" w:color="000000" w:sz="4" w:space="0"/>
+            <w:insideH w:val="single" w:color="000000" w:sz="4" w:space="0"/>
+            <w:insideV w:val="single" w:color="000000" w:sz="4" w:space="0"/>
+          </w:tblBorders>
           <w:tblCellMar>
             <w:top w:w="0" w:type="dxa"/>
             <w:left w:w="0" w:type="dxa"/>
@@ -823,7 +854,7 @@
           </w:tblCellMar>
         </w:tblPrEx>
         <w:trPr>
-          <w:trHeight w:val="589"/>
+          <w:trHeight w:val="589" w:hRule="atLeast"/>
           <w:jc w:val="center"/>
         </w:trPr>
         <w:tc>
@@ -901,7 +932,7 @@
       <w:sdt>
         <w:sdtPr>
           <w:rPr>
-            <w:rFonts w:ascii="宋体" w:eastAsia="宋体" w:hAnsi="宋体" w:cs="宋体"/>
+            <w:rFonts w:ascii="宋体" w:hAnsi="宋体" w:eastAsia="宋体" w:cs="宋体"/>
             <w:sz w:val="24"/>
             <w:szCs w:val="24"/>
           </w:rPr>
@@ -914,7 +945,7 @@
         </w:sdtPr>
         <w:sdtEndPr>
           <w:rPr>
-            <w:rFonts w:ascii="宋体" w:eastAsia="宋体" w:hAnsi="宋体" w:cs="宋体"/>
+            <w:rFonts w:ascii="宋体" w:hAnsi="宋体" w:eastAsia="宋体" w:cs="宋体"/>
             <w:sz w:val="24"/>
             <w:szCs w:val="24"/>
           </w:rPr>
@@ -924,7 +955,7 @@
           <w:bookmarkEnd w:id="0"/>
           <w:r>
             <w:rPr>
-              <w:rFonts w:ascii="宋体" w:eastAsia="宋体" w:hAnsi="宋体" w:cs="宋体" w:hint="eastAsia"/>
+              <w:rFonts w:hint="eastAsia" w:ascii="宋体" w:hAnsi="宋体" w:eastAsia="宋体" w:cs="宋体"/>
               <w:sz w:val="24"/>
               <w:szCs w:val="24"/>
               <w:lang w:eastAsia="zh-CN"/>
@@ -937,7 +968,7 @@
     <w:p>
       <w:pPr>
         <w:rPr>
-          <w:rFonts w:ascii="宋体" w:eastAsia="宋体" w:hAnsi="宋体" w:cs="宋体"/>
+          <w:rFonts w:ascii="宋体" w:hAnsi="宋体" w:eastAsia="宋体" w:cs="宋体"/>
           <w:b/>
           <w:bCs/>
           <w:spacing w:val="1"/>
@@ -945,16 +976,16 @@
           <w:szCs w:val="31"/>
         </w:rPr>
         <w:sectPr>
-          <w:headerReference w:type="default" r:id="rId4"/>
-          <w:footerReference w:type="default" r:id="rId5"/>
+          <w:headerReference r:id="rId5" w:type="default"/>
+          <w:footerReference r:id="rId6" w:type="default"/>
           <w:pgSz w:w="11906" w:h="16839"/>
           <w:pgMar w:top="1437" w:right="1283" w:bottom="1152" w:left="1417" w:header="927" w:footer="987" w:gutter="0"/>
-          <w:cols w:num="1" w:space="720"/>
+          <w:cols w:space="720" w:num="1"/>
         </w:sectPr>
       </w:pPr>
       <w:r>
         <w:rPr>
-          <w:rFonts w:ascii="宋体" w:eastAsia="宋体" w:hAnsi="宋体" w:cs="宋体"/>
+          <w:rFonts w:ascii="宋体" w:hAnsi="宋体" w:eastAsia="宋体" w:cs="宋体"/>
           <w:b/>
           <w:bCs/>
           <w:spacing w:val="1"/>
@@ -966,16 +997,16 @@
     </w:p>
     <w:tbl>
       <w:tblPr>
-        <w:tblStyle w:val="TableNormal0"/>
+        <w:tblStyle w:val="24"/>
         <w:tblW w:w="14524" w:type="dxa"/>
         <w:tblInd w:w="2" w:type="dxa"/>
         <w:tblBorders>
-          <w:top w:val="single" w:sz="2" w:space="0" w:color="000000"/>
-          <w:left w:val="single" w:sz="2" w:space="0" w:color="000000"/>
-          <w:bottom w:val="single" w:sz="2" w:space="0" w:color="000000"/>
-          <w:right w:val="single" w:sz="2" w:space="0" w:color="000000"/>
-          <w:insideH w:val="single" w:sz="2" w:space="0" w:color="000000"/>
-          <w:insideV w:val="single" w:sz="2" w:space="0" w:color="000000"/>
+          <w:top w:val="single" w:color="000000" w:sz="2" w:space="0"/>
+          <w:left w:val="single" w:color="000000" w:sz="2" w:space="0"/>
+          <w:bottom w:val="single" w:color="000000" w:sz="2" w:space="0"/>
+          <w:right w:val="single" w:color="000000" w:sz="2" w:space="0"/>
+          <w:insideH w:val="single" w:color="000000" w:sz="2" w:space="0"/>
+          <w:insideV w:val="single" w:color="000000" w:sz="2" w:space="0"/>
         </w:tblBorders>
         <w:tblLayout w:type="fixed"/>
         <w:tblCellMar>
@@ -996,17 +1027,14 @@
       </w:tblGrid>
       <w:tr>
         <w:tblPrEx>
-          <w:tblW w:w="14524" w:type="dxa"/>
-          <w:tblInd w:w="2" w:type="dxa"/>
           <w:tblBorders>
-            <w:top w:val="single" w:sz="2" w:space="0" w:color="000000"/>
-            <w:left w:val="single" w:sz="2" w:space="0" w:color="000000"/>
-            <w:bottom w:val="single" w:sz="2" w:space="0" w:color="000000"/>
-            <w:right w:val="single" w:sz="2" w:space="0" w:color="000000"/>
-            <w:insideH w:val="single" w:sz="2" w:space="0" w:color="000000"/>
-            <w:insideV w:val="single" w:sz="2" w:space="0" w:color="000000"/>
+            <w:top w:val="single" w:color="000000" w:sz="2" w:space="0"/>
+            <w:left w:val="single" w:color="000000" w:sz="2" w:space="0"/>
+            <w:bottom w:val="single" w:color="000000" w:sz="2" w:space="0"/>
+            <w:right w:val="single" w:color="000000" w:sz="2" w:space="0"/>
+            <w:insideH w:val="single" w:color="000000" w:sz="2" w:space="0"/>
+            <w:insideV w:val="single" w:color="000000" w:sz="2" w:space="0"/>
           </w:tblBorders>
-          <w:tblLayout w:type="fixed"/>
           <w:tblCellMar>
             <w:top w:w="0" w:type="dxa"/>
             <w:left w:w="0" w:type="dxa"/>
@@ -1015,7 +1043,7 @@
           </w:tblCellMar>
         </w:tblPrEx>
         <w:trPr>
-          <w:trHeight w:val="951"/>
+          <w:trHeight w:val="951" w:hRule="atLeast"/>
         </w:trPr>
         <w:tc>
           <w:tcPr>
@@ -1027,14 +1055,14 @@
               <w:spacing w:before="215" w:line="289" w:lineRule="auto"/>
               <w:ind w:left="538" w:right="110" w:hanging="422"/>
               <w:rPr>
-                <w:rFonts w:ascii="宋体" w:eastAsia="宋体" w:hAnsi="宋体" w:cs="宋体"/>
+                <w:rFonts w:ascii="宋体" w:hAnsi="宋体" w:eastAsia="宋体" w:cs="宋体"/>
                 <w:sz w:val="20"/>
                 <w:szCs w:val="20"/>
               </w:rPr>
             </w:pPr>
             <w:r>
               <w:rPr>
-                <w:rFonts w:ascii="宋体" w:eastAsia="宋体" w:hAnsi="宋体" w:cs="宋体"/>
+                <w:rFonts w:ascii="宋体" w:hAnsi="宋体" w:eastAsia="宋体" w:cs="宋体"/>
                 <w:b/>
                 <w:bCs/>
                 <w:spacing w:val="6"/>
@@ -1045,7 +1073,7 @@
             </w:r>
             <w:r>
               <w:rPr>
-                <w:rFonts w:ascii="宋体" w:eastAsia="宋体" w:hAnsi="宋体" w:cs="宋体"/>
+                <w:rFonts w:ascii="宋体" w:hAnsi="宋体" w:eastAsia="宋体" w:cs="宋体"/>
                 <w:b/>
                 <w:bCs/>
                 <w:spacing w:val="-2"/>
@@ -1063,7 +1091,7 @@
           </w:tcPr>
           <w:p>
             <w:pPr>
-              <w:pStyle w:val="TableText"/>
+              <w:pStyle w:val="25"/>
               <w:spacing w:line="303" w:lineRule="auto"/>
             </w:pPr>
           </w:p>
@@ -1072,14 +1100,14 @@
               <w:spacing w:before="65" w:line="229" w:lineRule="auto"/>
               <w:ind w:left="238"/>
               <w:rPr>
-                <w:rFonts w:ascii="宋体" w:eastAsia="宋体" w:hAnsi="宋体" w:cs="宋体"/>
+                <w:rFonts w:ascii="宋体" w:hAnsi="宋体" w:eastAsia="宋体" w:cs="宋体"/>
                 <w:sz w:val="20"/>
                 <w:szCs w:val="20"/>
               </w:rPr>
             </w:pPr>
             <w:r>
               <w:rPr>
-                <w:rFonts w:ascii="宋体" w:eastAsia="宋体" w:hAnsi="宋体" w:cs="宋体"/>
+                <w:rFonts w:ascii="宋体" w:hAnsi="宋体" w:eastAsia="宋体" w:cs="宋体"/>
                 <w:b/>
                 <w:bCs/>
                 <w:spacing w:val="5"/>
@@ -1100,14 +1128,14 @@
               <w:spacing w:before="214" w:line="229" w:lineRule="auto"/>
               <w:ind w:left="528"/>
               <w:rPr>
-                <w:rFonts w:ascii="宋体" w:eastAsia="宋体" w:hAnsi="宋体" w:cs="宋体"/>
+                <w:rFonts w:ascii="宋体" w:hAnsi="宋体" w:eastAsia="宋体" w:cs="宋体"/>
                 <w:sz w:val="20"/>
                 <w:szCs w:val="20"/>
               </w:rPr>
             </w:pPr>
             <w:r>
               <w:rPr>
-                <w:rFonts w:ascii="宋体" w:eastAsia="宋体" w:hAnsi="宋体" w:cs="宋体"/>
+                <w:rFonts w:ascii="宋体" w:hAnsi="宋体" w:eastAsia="宋体" w:cs="宋体"/>
                 <w:b/>
                 <w:bCs/>
                 <w:spacing w:val="6"/>
@@ -1122,14 +1150,14 @@
               <w:spacing w:before="63" w:line="228" w:lineRule="auto"/>
               <w:ind w:left="121"/>
               <w:rPr>
-                <w:rFonts w:ascii="宋体" w:eastAsia="宋体" w:hAnsi="宋体" w:cs="宋体"/>
+                <w:rFonts w:ascii="宋体" w:hAnsi="宋体" w:eastAsia="宋体" w:cs="宋体"/>
                 <w:sz w:val="20"/>
                 <w:szCs w:val="20"/>
               </w:rPr>
             </w:pPr>
             <w:r>
               <w:rPr>
-                <w:rFonts w:ascii="宋体" w:eastAsia="宋体" w:hAnsi="宋体" w:cs="宋体"/>
+                <w:rFonts w:ascii="宋体" w:hAnsi="宋体" w:eastAsia="宋体" w:cs="宋体"/>
                 <w:b/>
                 <w:bCs/>
                 <w:spacing w:val="4"/>
@@ -1150,14 +1178,14 @@
               <w:spacing w:before="214" w:line="228" w:lineRule="auto"/>
               <w:ind w:left="1139"/>
               <w:rPr>
-                <w:rFonts w:ascii="宋体" w:eastAsia="宋体" w:hAnsi="宋体" w:cs="宋体"/>
+                <w:rFonts w:ascii="宋体" w:hAnsi="宋体" w:eastAsia="宋体" w:cs="宋体"/>
                 <w:sz w:val="20"/>
                 <w:szCs w:val="20"/>
               </w:rPr>
             </w:pPr>
             <w:r>
               <w:rPr>
-                <w:rFonts w:ascii="宋体" w:eastAsia="宋体" w:hAnsi="宋体" w:cs="宋体"/>
+                <w:rFonts w:ascii="宋体" w:hAnsi="宋体" w:eastAsia="宋体" w:cs="宋体"/>
                 <w:b/>
                 <w:bCs/>
                 <w:spacing w:val="6"/>
@@ -1172,14 +1200,14 @@
               <w:spacing w:before="64" w:line="228" w:lineRule="auto"/>
               <w:ind w:left="514"/>
               <w:rPr>
-                <w:rFonts w:ascii="宋体" w:eastAsia="宋体" w:hAnsi="宋体" w:cs="宋体"/>
+                <w:rFonts w:ascii="宋体" w:hAnsi="宋体" w:eastAsia="宋体" w:cs="宋体"/>
                 <w:sz w:val="20"/>
                 <w:szCs w:val="20"/>
               </w:rPr>
             </w:pPr>
             <w:r>
               <w:rPr>
-                <w:rFonts w:ascii="宋体" w:eastAsia="宋体" w:hAnsi="宋体" w:cs="宋体"/>
+                <w:rFonts w:ascii="宋体" w:hAnsi="宋体" w:eastAsia="宋体" w:cs="宋体"/>
                 <w:b/>
                 <w:bCs/>
                 <w:spacing w:val="6"/>
@@ -1200,14 +1228,14 @@
               <w:spacing w:before="58" w:line="228" w:lineRule="auto"/>
               <w:ind w:left="579"/>
               <w:rPr>
-                <w:rFonts w:ascii="宋体" w:eastAsia="宋体" w:hAnsi="宋体" w:cs="宋体"/>
+                <w:rFonts w:ascii="宋体" w:hAnsi="宋体" w:eastAsia="宋体" w:cs="宋体"/>
                 <w:sz w:val="20"/>
                 <w:szCs w:val="20"/>
               </w:rPr>
             </w:pPr>
             <w:r>
               <w:rPr>
-                <w:rFonts w:ascii="宋体" w:eastAsia="宋体" w:hAnsi="宋体" w:cs="宋体"/>
+                <w:rFonts w:ascii="宋体" w:hAnsi="宋体" w:eastAsia="宋体" w:cs="宋体"/>
                 <w:b/>
                 <w:bCs/>
                 <w:spacing w:val="5"/>
@@ -1222,14 +1250,14 @@
               <w:spacing w:before="66" w:line="263" w:lineRule="auto"/>
               <w:ind w:left="113" w:right="18" w:firstLine="50"/>
               <w:rPr>
-                <w:rFonts w:ascii="宋体" w:eastAsia="宋体" w:hAnsi="宋体" w:cs="宋体"/>
+                <w:rFonts w:ascii="宋体" w:hAnsi="宋体" w:eastAsia="宋体" w:cs="宋体"/>
                 <w:sz w:val="20"/>
                 <w:szCs w:val="20"/>
               </w:rPr>
             </w:pPr>
             <w:r>
               <w:rPr>
-                <w:rFonts w:ascii="宋体" w:eastAsia="宋体" w:hAnsi="宋体" w:cs="宋体"/>
+                <w:rFonts w:ascii="宋体" w:hAnsi="宋体" w:eastAsia="宋体" w:cs="宋体"/>
                 <w:b/>
                 <w:bCs/>
                 <w:spacing w:val="-1"/>
@@ -1240,7 +1268,7 @@
             </w:r>
             <w:r>
               <w:rPr>
-                <w:rFonts w:ascii="宋体" w:eastAsia="宋体" w:hAnsi="宋体" w:cs="宋体"/>
+                <w:rFonts w:ascii="宋体" w:hAnsi="宋体" w:eastAsia="宋体" w:cs="宋体"/>
                 <w:spacing w:val="-44"/>
                 <w:sz w:val="20"/>
                 <w:szCs w:val="20"/>
@@ -1249,7 +1277,7 @@
             </w:r>
             <w:r>
               <w:rPr>
-                <w:rFonts w:ascii="宋体" w:eastAsia="宋体" w:hAnsi="宋体" w:cs="宋体"/>
+                <w:rFonts w:ascii="宋体" w:hAnsi="宋体" w:eastAsia="宋体" w:cs="宋体"/>
                 <w:b/>
                 <w:bCs/>
                 <w:spacing w:val="-1"/>
@@ -1260,7 +1288,7 @@
             </w:r>
             <w:r>
               <w:rPr>
-                <w:rFonts w:ascii="宋体" w:eastAsia="宋体" w:hAnsi="宋体" w:cs="宋体"/>
+                <w:rFonts w:ascii="宋体" w:hAnsi="宋体" w:eastAsia="宋体" w:cs="宋体"/>
                 <w:b/>
                 <w:bCs/>
                 <w:spacing w:val="3"/>
@@ -1278,7 +1306,7 @@
           </w:tcPr>
           <w:p>
             <w:pPr>
-              <w:pStyle w:val="TableText"/>
+              <w:pStyle w:val="25"/>
               <w:spacing w:line="303" w:lineRule="auto"/>
             </w:pPr>
           </w:p>
@@ -1287,14 +1315,14 @@
               <w:spacing w:before="65" w:line="226" w:lineRule="auto"/>
               <w:ind w:left="761"/>
               <w:rPr>
-                <w:rFonts w:ascii="宋体" w:eastAsia="宋体" w:hAnsi="宋体" w:cs="宋体"/>
+                <w:rFonts w:ascii="宋体" w:hAnsi="宋体" w:eastAsia="宋体" w:cs="宋体"/>
                 <w:sz w:val="20"/>
                 <w:szCs w:val="20"/>
               </w:rPr>
             </w:pPr>
             <w:r>
               <w:rPr>
-                <w:rFonts w:ascii="宋体" w:eastAsia="宋体" w:hAnsi="宋体" w:cs="宋体"/>
+                <w:rFonts w:ascii="宋体" w:hAnsi="宋体" w:eastAsia="宋体" w:cs="宋体"/>
                 <w:b/>
                 <w:bCs/>
                 <w:spacing w:val="7"/>
@@ -1315,14 +1343,14 @@
               <w:spacing w:before="215" w:line="290" w:lineRule="auto"/>
               <w:ind w:left="476" w:right="302" w:hanging="169"/>
               <w:rPr>
-                <w:rFonts w:ascii="宋体" w:eastAsia="宋体" w:hAnsi="宋体" w:cs="宋体"/>
+                <w:rFonts w:ascii="宋体" w:hAnsi="宋体" w:eastAsia="宋体" w:cs="宋体"/>
                 <w:sz w:val="20"/>
                 <w:szCs w:val="20"/>
               </w:rPr>
             </w:pPr>
             <w:r>
               <w:rPr>
-                <w:rFonts w:ascii="宋体" w:eastAsia="宋体" w:hAnsi="宋体" w:cs="宋体"/>
+                <w:rFonts w:ascii="宋体" w:hAnsi="宋体" w:eastAsia="宋体" w:cs="宋体"/>
                 <w:b/>
                 <w:bCs/>
                 <w:spacing w:val="4"/>
@@ -1333,7 +1361,7 @@
             </w:r>
             <w:r>
               <w:rPr>
-                <w:rFonts w:ascii="宋体" w:eastAsia="宋体" w:hAnsi="宋体" w:cs="宋体"/>
+                <w:rFonts w:ascii="宋体" w:hAnsi="宋体" w:eastAsia="宋体" w:cs="宋体"/>
                 <w:b/>
                 <w:bCs/>
                 <w:spacing w:val="-1"/>
@@ -1347,9 +1375,14 @@
       </w:tr>
       <w:tr>
         <w:tblPrEx>
-          <w:tblW w:w="14524" w:type="dxa"/>
-          <w:tblInd w:w="2" w:type="dxa"/>
-          <w:tblLayout w:type="fixed"/>
+          <w:tblBorders>
+            <w:top w:val="single" w:color="000000" w:sz="2" w:space="0"/>
+            <w:left w:val="single" w:color="000000" w:sz="2" w:space="0"/>
+            <w:bottom w:val="single" w:color="000000" w:sz="2" w:space="0"/>
+            <w:right w:val="single" w:color="000000" w:sz="2" w:space="0"/>
+            <w:insideH w:val="single" w:color="000000" w:sz="2" w:space="0"/>
+            <w:insideV w:val="single" w:color="000000" w:sz="2" w:space="0"/>
+          </w:tblBorders>
           <w:tblCellMar>
             <w:top w:w="0" w:type="dxa"/>
             <w:left w:w="0" w:type="dxa"/>
@@ -1358,7 +1391,7 @@
           </w:tblCellMar>
         </w:tblPrEx>
         <w:trPr>
-          <w:trHeight w:val="1972"/>
+          <w:trHeight w:val="1972" w:hRule="atLeast"/>
         </w:trPr>
         <w:tc>
           <w:tcPr>
@@ -1366,25 +1399,25 @@
           </w:tcPr>
           <w:p>
             <w:pPr>
-              <w:pStyle w:val="TableText"/>
+              <w:pStyle w:val="25"/>
               <w:spacing w:line="261" w:lineRule="auto"/>
             </w:pPr>
           </w:p>
           <w:p>
             <w:pPr>
-              <w:pStyle w:val="TableText"/>
+              <w:pStyle w:val="25"/>
               <w:spacing w:line="261" w:lineRule="auto"/>
             </w:pPr>
           </w:p>
           <w:p>
             <w:pPr>
-              <w:pStyle w:val="TableText"/>
+              <w:pStyle w:val="25"/>
               <w:spacing w:line="261" w:lineRule="auto"/>
             </w:pPr>
           </w:p>
           <w:p>
             <w:pPr>
-              <w:pStyle w:val="TableText"/>
+              <w:pStyle w:val="25"/>
               <w:spacing w:line="262" w:lineRule="auto"/>
             </w:pPr>
           </w:p>
@@ -1393,14 +1426,14 @@
               <w:spacing w:before="78" w:line="243" w:lineRule="auto"/>
               <w:ind w:left="404" w:right="154" w:hanging="241"/>
               <w:rPr>
-                <w:rFonts w:ascii="宋体" w:eastAsia="宋体" w:hAnsi="宋体" w:cs="宋体"/>
-                <w:sz w:val="24"/>
-                <w:szCs w:val="24"/>
-              </w:rPr>
-            </w:pPr>
-            <w:r>
-              <w:rPr>
-                <w:rFonts w:ascii="宋体" w:eastAsia="宋体" w:hAnsi="宋体" w:cs="宋体"/>
+                <w:rFonts w:ascii="宋体" w:hAnsi="宋体" w:eastAsia="宋体" w:cs="宋体"/>
+                <w:sz w:val="24"/>
+                <w:szCs w:val="24"/>
+              </w:rPr>
+            </w:pPr>
+            <w:r>
+              <w:rPr>
+                <w:rFonts w:ascii="宋体" w:hAnsi="宋体" w:eastAsia="宋体" w:cs="宋体"/>
                 <w:b/>
                 <w:bCs/>
                 <w:spacing w:val="-5"/>
@@ -1411,7 +1444,7 @@
             </w:r>
             <w:r>
               <w:rPr>
-                <w:rFonts w:ascii="宋体" w:eastAsia="宋体" w:hAnsi="宋体" w:cs="宋体"/>
+                <w:rFonts w:ascii="宋体" w:hAnsi="宋体" w:eastAsia="宋体" w:cs="宋体"/>
                 <w:b/>
                 <w:bCs/>
                 <w:spacing w:val="-9"/>
@@ -1428,28 +1461,12 @@
           </w:tcPr>
           <w:p>
             <w:pPr>
-              <w:pStyle w:val="TableText"/>
-              <w:spacing w:line="296" w:lineRule="auto"/>
-            </w:pPr>
-          </w:p>
-          <w:p>
-            <w:pPr>
-              <w:pStyle w:val="TableText"/>
-              <w:spacing w:line="297" w:lineRule="auto"/>
-            </w:pPr>
-          </w:p>
-          <w:p>
-            <w:pPr>
-              <w:pStyle w:val="TableText"/>
-              <w:spacing w:line="297" w:lineRule="auto"/>
-            </w:pPr>
-          </w:p>
-          <w:p>
-            <w:pPr>
-              <w:spacing w:line="219" w:lineRule="auto"/>
-              <w:ind w:left="184"/>
-              <w:rPr>
-                <w:rFonts w:ascii="宋体" w:eastAsia="宋体" w:hAnsi="宋体" w:cs="宋体" w:hint="default"/>
+              <w:spacing w:before="39" w:line="236" w:lineRule="auto"/>
+              <w:ind w:right="103"/>
+              <w:jc w:val="both"/>
+              <w:rPr>
+                <w:rFonts w:hint="eastAsia" w:cs="宋体"/>
+                <w:spacing w:val="-4"/>
                 <w:sz w:val="24"/>
                 <w:szCs w:val="24"/>
                 <w:lang w:val="en-US" w:eastAsia="zh-CN"/>
@@ -1457,27 +1474,107 @@
             </w:pPr>
             <w:r>
               <w:rPr>
-                <w:rFonts w:ascii="宋体" w:eastAsia="宋体" w:hAnsi="宋体" w:cs="宋体" w:hint="eastAsia"/>
+                <w:rFonts w:hint="eastAsia" w:cs="宋体"/>
                 <w:spacing w:val="-4"/>
                 <w:sz w:val="24"/>
                 <w:szCs w:val="24"/>
                 <w:lang w:val="en-US" w:eastAsia="zh-CN"/>
               </w:rPr>
-              <w:t>360安全云数字化协作平台</w:t>
-            </w:r>
-          </w:p>
-        </w:tc>
-        <w:tc>
-          <w:tcPr>
-            <w:tcW w:w="1887" w:type="dxa"/>
-          </w:tcPr>
+              <w:t>江苏智慧双湖管理系统</w:t>
+            </w:r>
+          </w:p>
+          <w:p>
+            <w:pPr>
+              <w:spacing w:before="39" w:line="236" w:lineRule="auto"/>
+              <w:ind w:right="103"/>
+              <w:jc w:val="both"/>
+              <w:rPr>
+                <w:rFonts w:hint="eastAsia" w:cs="宋体"/>
+                <w:spacing w:val="-4"/>
+                <w:sz w:val="24"/>
+                <w:szCs w:val="24"/>
+                <w:lang w:val="en-US" w:eastAsia="zh-CN"/>
+              </w:rPr>
+            </w:pPr>
+          </w:p>
+          <w:p>
+            <w:pPr>
+              <w:spacing w:before="39" w:line="236" w:lineRule="auto"/>
+              <w:ind w:right="103"/>
+              <w:jc w:val="both"/>
+              <w:rPr>
+                <w:rFonts w:hint="eastAsia" w:cs="宋体"/>
+                <w:spacing w:val="-4"/>
+                <w:sz w:val="24"/>
+                <w:szCs w:val="24"/>
+                <w:lang w:val="en-US" w:eastAsia="zh-CN"/>
+              </w:rPr>
+            </w:pPr>
+          </w:p>
+          <w:p>
+            <w:pPr>
+              <w:spacing w:before="39" w:line="236" w:lineRule="auto"/>
+              <w:ind w:right="103"/>
+              <w:jc w:val="both"/>
+              <w:rPr>
+                <w:rFonts w:hint="eastAsia" w:cs="宋体"/>
+                <w:spacing w:val="-4"/>
+                <w:sz w:val="24"/>
+                <w:szCs w:val="24"/>
+                <w:lang w:val="en-US" w:eastAsia="zh-CN"/>
+              </w:rPr>
+            </w:pPr>
+            <w:bookmarkStart w:id="1" w:name="_GoBack"/>
+            <w:bookmarkEnd w:id="1"/>
+          </w:p>
           <w:p>
             <w:pPr>
               <w:spacing w:before="39" w:line="236" w:lineRule="auto"/>
               <w:ind w:left="111" w:right="103" w:firstLine="2"/>
               <w:jc w:val="both"/>
               <w:rPr>
-                <w:rFonts w:ascii="宋体" w:eastAsia="宋体" w:hAnsi="宋体" w:cs="宋体"/>
+                <w:rFonts w:hint="default" w:cs="宋体"/>
+                <w:spacing w:val="-4"/>
+                <w:sz w:val="24"/>
+                <w:szCs w:val="24"/>
+                <w:lang w:val="en-US" w:eastAsia="zh-CN"/>
+              </w:rPr>
+            </w:pPr>
+            <w:r>
+              <w:rPr>
+                <w:rFonts w:hint="eastAsia" w:cs="宋体"/>
+                <w:spacing w:val="-4"/>
+                <w:sz w:val="24"/>
+                <w:szCs w:val="24"/>
+                <w:lang w:val="en-US" w:eastAsia="zh-CN"/>
+              </w:rPr>
+              <w:t>综合安防管理平台</w:t>
+            </w:r>
+          </w:p>
+          <w:p>
+            <w:pPr>
+              <w:spacing w:line="219" w:lineRule="auto"/>
+              <w:ind w:left="184"/>
+              <w:rPr>
+                <w:rFonts w:hint="default" w:ascii="宋体" w:hAnsi="宋体" w:eastAsia="宋体" w:cs="宋体"/>
+                <w:sz w:val="24"/>
+                <w:szCs w:val="24"/>
+                <w:lang w:val="en-US" w:eastAsia="zh-CN"/>
+              </w:rPr>
+            </w:pPr>
+          </w:p>
+        </w:tc>
+        <w:tc>
+          <w:tcPr>
+            <w:tcW w:w="1887" w:type="dxa"/>
+          </w:tcPr>
+          <w:p>
+            <w:pPr>
+              <w:spacing w:before="39" w:line="236" w:lineRule="auto"/>
+              <w:ind w:left="111" w:right="103" w:firstLine="2"/>
+              <w:jc w:val="both"/>
+              <w:rPr>
+                <w:rFonts w:ascii="宋体" w:hAnsi="宋体" w:eastAsia="宋体" w:cs="宋体"/>
                 <w:sz w:val="24"/>
                 <w:szCs w:val="24"/>
               </w:rPr>
@@ -1493,7 +1590,7 @@
             </w:r>
             <w:r>
               <w:rPr>
-                <w:rFonts w:ascii="宋体" w:eastAsia="宋体" w:hAnsi="宋体" w:cs="宋体" w:hint="eastAsia"/>
+                <w:rFonts w:hint="eastAsia" w:ascii="宋体" w:hAnsi="宋体" w:eastAsia="宋体" w:cs="宋体"/>
                 <w:spacing w:val="-4"/>
                 <w:sz w:val="24"/>
                 <w:szCs w:val="24"/>
@@ -1503,7 +1600,7 @@
             </w:r>
             <w:r>
               <w:rPr>
-                <w:rFonts w:cs="宋体" w:hint="eastAsia"/>
+                <w:rFonts w:hint="eastAsia" w:cs="宋体"/>
                 <w:spacing w:val="-4"/>
                 <w:sz w:val="24"/>
                 <w:szCs w:val="24"/>
@@ -1522,7 +1619,7 @@
               <w:spacing w:before="10" w:line="235" w:lineRule="auto"/>
               <w:ind w:left="538" w:right="107" w:hanging="413"/>
               <w:rPr>
-                <w:rFonts w:ascii="宋体" w:eastAsia="宋体" w:hAnsi="宋体" w:cs="宋体" w:hint="eastAsia"/>
+                <w:rFonts w:hint="eastAsia" w:ascii="宋体" w:hAnsi="宋体" w:eastAsia="宋体" w:cs="宋体"/>
                 <w:sz w:val="24"/>
                 <w:szCs w:val="24"/>
                 <w:lang w:val="en-US" w:eastAsia="zh-CN"/>
@@ -1530,7 +1627,7 @@
             </w:pPr>
             <w:r>
               <w:rPr>
-                <w:rFonts w:ascii="宋体" w:eastAsia="宋体" w:hAnsi="宋体" w:cs="宋体"/>
+                <w:rFonts w:ascii="宋体" w:hAnsi="宋体" w:eastAsia="宋体" w:cs="宋体"/>
                 <w:position w:val="-4"/>
                 <w:sz w:val="24"/>
                 <w:szCs w:val="24"/>
@@ -1549,7 +1646,7 @@
                           <pic:cNvPicPr/>
                         </pic:nvPicPr>
                         <pic:blipFill>
-                          <a:blip xmlns:r="http://schemas.openxmlformats.org/officeDocument/2006/relationships" r:embed="rId6"/>
+                          <a:blip r:embed="rId8"/>
                           <a:stretch>
                             <a:fillRect/>
                           </a:stretch>
@@ -1571,7 +1668,7 @@
             </w:r>
             <w:r>
               <w:rPr>
-                <w:rFonts w:ascii="宋体" w:eastAsia="宋体" w:hAnsi="宋体" w:cs="宋体" w:hint="eastAsia"/>
+                <w:rFonts w:hint="eastAsia" w:ascii="宋体" w:hAnsi="宋体" w:eastAsia="宋体" w:cs="宋体"/>
                 <w:spacing w:val="18"/>
                 <w:sz w:val="24"/>
                 <w:szCs w:val="24"/>
@@ -1586,12 +1683,12 @@
           </w:tcPr>
           <w:p>
             <w:pPr>
-              <w:pStyle w:val="TableText"/>
-            </w:pPr>
-          </w:p>
-          <w:p>
-            <w:pPr>
-              <w:pStyle w:val="TableText"/>
+              <w:pStyle w:val="25"/>
+            </w:pPr>
+          </w:p>
+          <w:p>
+            <w:pPr>
+              <w:pStyle w:val="25"/>
             </w:pPr>
           </w:p>
           <w:p>
@@ -1599,7 +1696,7 @@
               <w:spacing w:before="78" w:line="220" w:lineRule="auto"/>
               <w:ind w:left="560"/>
               <w:rPr>
-                <w:rFonts w:ascii="宋体" w:eastAsia="宋体" w:hAnsi="宋体" w:cs="宋体" w:hint="default"/>
+                <w:rFonts w:hint="default" w:ascii="宋体" w:hAnsi="宋体" w:eastAsia="宋体" w:cs="宋体"/>
                 <w:sz w:val="24"/>
                 <w:szCs w:val="24"/>
                 <w:lang w:val="en-US" w:eastAsia="zh-CN"/>
@@ -1607,7 +1704,7 @@
             </w:pPr>
             <w:r>
               <w:rPr>
-                <w:rFonts w:ascii="宋体" w:eastAsia="宋体" w:hAnsi="宋体" w:cs="宋体" w:hint="eastAsia"/>
+                <w:rFonts w:hint="eastAsia" w:ascii="宋体" w:hAnsi="宋体" w:eastAsia="宋体" w:cs="宋体"/>
                 <w:sz w:val="24"/>
                 <w:szCs w:val="24"/>
                 <w:lang w:val="en-US" w:eastAsia="zh-CN"/>
@@ -1622,19 +1719,19 @@
           </w:tcPr>
           <w:p>
             <w:pPr>
-              <w:pStyle w:val="TableText"/>
+              <w:pStyle w:val="25"/>
               <w:spacing w:line="245" w:lineRule="auto"/>
             </w:pPr>
           </w:p>
           <w:p>
             <w:pPr>
-              <w:pStyle w:val="TableText"/>
+              <w:pStyle w:val="25"/>
               <w:spacing w:line="245" w:lineRule="auto"/>
             </w:pPr>
           </w:p>
           <w:p>
             <w:pPr>
-              <w:pStyle w:val="TableText"/>
+              <w:pStyle w:val="25"/>
               <w:spacing w:line="245" w:lineRule="auto"/>
             </w:pPr>
           </w:p>
@@ -1644,7 +1741,7 @@
               <w:ind w:left="116" w:right="103"/>
               <w:jc w:val="both"/>
               <w:rPr>
-                <w:rFonts w:ascii="宋体" w:eastAsia="宋体" w:hAnsi="宋体" w:cs="宋体" w:hint="default"/>
+                <w:rFonts w:hint="default" w:ascii="宋体" w:hAnsi="宋体" w:eastAsia="宋体" w:cs="宋体"/>
                 <w:sz w:val="24"/>
                 <w:szCs w:val="24"/>
                 <w:lang w:val="en-US" w:eastAsia="zh-CN"/>
@@ -1652,7 +1749,7 @@
             </w:pPr>
             <w:r>
               <w:rPr>
-                <w:rFonts w:ascii="宋体" w:eastAsia="宋体" w:hAnsi="宋体" w:cs="宋体"/>
+                <w:rFonts w:ascii="宋体" w:hAnsi="宋体" w:eastAsia="宋体" w:cs="宋体"/>
                 <w:spacing w:val="7"/>
                 <w:sz w:val="24"/>
                 <w:szCs w:val="24"/>
@@ -1661,7 +1758,7 @@
             </w:r>
             <w:r>
               <w:rPr>
-                <w:rFonts w:ascii="宋体" w:eastAsia="宋体" w:hAnsi="宋体" w:cs="宋体" w:hint="eastAsia"/>
+                <w:rFonts w:hint="eastAsia" w:ascii="宋体" w:hAnsi="宋体" w:eastAsia="宋体" w:cs="宋体"/>
                 <w:spacing w:val="7"/>
                 <w:sz w:val="24"/>
                 <w:szCs w:val="24"/>
@@ -1677,25 +1774,25 @@
           </w:tcPr>
           <w:p>
             <w:pPr>
-              <w:pStyle w:val="TableText"/>
+              <w:pStyle w:val="25"/>
               <w:spacing w:line="261" w:lineRule="auto"/>
             </w:pPr>
           </w:p>
           <w:p>
             <w:pPr>
-              <w:pStyle w:val="TableText"/>
+              <w:pStyle w:val="25"/>
               <w:spacing w:line="261" w:lineRule="auto"/>
             </w:pPr>
           </w:p>
           <w:p>
             <w:pPr>
-              <w:pStyle w:val="TableText"/>
+              <w:pStyle w:val="25"/>
               <w:spacing w:line="262" w:lineRule="auto"/>
             </w:pPr>
           </w:p>
           <w:p>
             <w:pPr>
-              <w:pStyle w:val="TableText"/>
+              <w:pStyle w:val="25"/>
               <w:spacing w:line="262" w:lineRule="auto"/>
             </w:pPr>
           </w:p>
@@ -1704,7 +1801,7 @@
               <w:spacing w:before="26" w:line="239" w:lineRule="auto"/>
               <w:ind w:left="120"/>
               <w:rPr>
-                <w:rFonts w:ascii="宋体" w:eastAsia="宋体" w:hAnsi="宋体" w:cs="宋体" w:hint="default"/>
+                <w:rFonts w:hint="default" w:ascii="宋体" w:hAnsi="宋体" w:eastAsia="宋体" w:cs="宋体"/>
                 <w:sz w:val="24"/>
                 <w:szCs w:val="24"/>
                 <w:lang w:val="en-US" w:eastAsia="zh-CN"/>
@@ -1719,7 +1816,7 @@
             </w:r>
             <w:r>
               <w:rPr>
-                <w:rFonts w:ascii="宋体" w:eastAsia="宋体" w:hAnsi="宋体" w:cs="宋体"/>
+                <w:rFonts w:ascii="宋体" w:hAnsi="宋体" w:eastAsia="宋体" w:cs="宋体"/>
                 <w:spacing w:val="-2"/>
                 <w:sz w:val="24"/>
                 <w:szCs w:val="24"/>
@@ -1728,7 +1825,7 @@
             </w:r>
             <w:r>
               <w:rPr>
-                <w:rFonts w:ascii="宋体" w:eastAsia="宋体" w:hAnsi="宋体" w:cs="宋体" w:hint="eastAsia"/>
+                <w:rFonts w:hint="eastAsia" w:ascii="宋体" w:hAnsi="宋体" w:eastAsia="宋体" w:cs="宋体"/>
                 <w:spacing w:val="-2"/>
                 <w:sz w:val="24"/>
                 <w:szCs w:val="24"/>
@@ -1738,7 +1835,7 @@
             </w:r>
             <w:r>
               <w:rPr>
-                <w:rFonts w:ascii="宋体" w:eastAsia="宋体" w:hAnsi="宋体" w:cs="宋体"/>
+                <w:rFonts w:ascii="宋体" w:hAnsi="宋体" w:eastAsia="宋体" w:cs="宋体"/>
                 <w:spacing w:val="-2"/>
                 <w:sz w:val="24"/>
                 <w:szCs w:val="24"/>
@@ -1747,7 +1844,7 @@
             </w:r>
             <w:r>
               <w:rPr>
-                <w:rFonts w:ascii="宋体" w:eastAsia="宋体" w:hAnsi="宋体" w:cs="宋体" w:hint="eastAsia"/>
+                <w:rFonts w:hint="eastAsia" w:ascii="宋体" w:hAnsi="宋体" w:eastAsia="宋体" w:cs="宋体"/>
                 <w:spacing w:val="-2"/>
                 <w:sz w:val="24"/>
                 <w:szCs w:val="24"/>
@@ -1760,9 +1857,14 @@
       </w:tr>
       <w:tr>
         <w:tblPrEx>
-          <w:tblW w:w="14524" w:type="dxa"/>
-          <w:tblInd w:w="2" w:type="dxa"/>
-          <w:tblLayout w:type="fixed"/>
+          <w:tblBorders>
+            <w:top w:val="single" w:color="000000" w:sz="2" w:space="0"/>
+            <w:left w:val="single" w:color="000000" w:sz="2" w:space="0"/>
+            <w:bottom w:val="single" w:color="000000" w:sz="2" w:space="0"/>
+            <w:right w:val="single" w:color="000000" w:sz="2" w:space="0"/>
+            <w:insideH w:val="single" w:color="000000" w:sz="2" w:space="0"/>
+            <w:insideV w:val="single" w:color="000000" w:sz="2" w:space="0"/>
+          </w:tblBorders>
           <w:tblCellMar>
             <w:top w:w="0" w:type="dxa"/>
             <w:left w:w="0" w:type="dxa"/>
@@ -1771,7 +1873,7 @@
           </w:tblCellMar>
         </w:tblPrEx>
         <w:trPr>
-          <w:trHeight w:val="2879"/>
+          <w:trHeight w:val="2879" w:hRule="atLeast"/>
         </w:trPr>
         <w:tc>
           <w:tcPr>
@@ -1779,28 +1881,28 @@
           </w:tcPr>
           <w:p>
             <w:pPr>
-              <w:pStyle w:val="TableText"/>
-            </w:pPr>
-          </w:p>
-          <w:p>
-            <w:pPr>
-              <w:pStyle w:val="TableText"/>
-            </w:pPr>
-          </w:p>
-          <w:p>
-            <w:pPr>
-              <w:pStyle w:val="TableText"/>
-            </w:pPr>
-          </w:p>
-          <w:p>
-            <w:pPr>
-              <w:pStyle w:val="TableText"/>
+              <w:pStyle w:val="25"/>
+            </w:pPr>
+          </w:p>
+          <w:p>
+            <w:pPr>
+              <w:pStyle w:val="25"/>
+            </w:pPr>
+          </w:p>
+          <w:p>
+            <w:pPr>
+              <w:pStyle w:val="25"/>
+            </w:pPr>
+          </w:p>
+          <w:p>
+            <w:pPr>
+              <w:pStyle w:val="25"/>
               <w:spacing w:line="241" w:lineRule="auto"/>
             </w:pPr>
           </w:p>
           <w:p>
             <w:pPr>
-              <w:pStyle w:val="TableText"/>
+              <w:pStyle w:val="25"/>
               <w:spacing w:line="241" w:lineRule="auto"/>
             </w:pPr>
           </w:p>
@@ -1809,14 +1911,14 @@
               <w:spacing w:before="78" w:line="220" w:lineRule="auto"/>
               <w:ind w:left="163"/>
               <w:rPr>
-                <w:rFonts w:ascii="宋体" w:eastAsia="宋体" w:hAnsi="宋体" w:cs="宋体"/>
-                <w:sz w:val="24"/>
-                <w:szCs w:val="24"/>
-              </w:rPr>
-            </w:pPr>
-            <w:r>
-              <w:rPr>
-                <w:rFonts w:ascii="宋体" w:eastAsia="宋体" w:hAnsi="宋体" w:cs="宋体"/>
+                <w:rFonts w:ascii="宋体" w:hAnsi="宋体" w:eastAsia="宋体" w:cs="宋体"/>
+                <w:sz w:val="24"/>
+                <w:szCs w:val="24"/>
+              </w:rPr>
+            </w:pPr>
+            <w:r>
+              <w:rPr>
+                <w:rFonts w:ascii="宋体" w:hAnsi="宋体" w:eastAsia="宋体" w:cs="宋体"/>
                 <w:b/>
                 <w:bCs/>
                 <w:spacing w:val="-5"/>
@@ -1833,25 +1935,25 @@
           </w:tcPr>
           <w:p>
             <w:pPr>
-              <w:pStyle w:val="TableText"/>
+              <w:pStyle w:val="25"/>
               <w:spacing w:line="262" w:lineRule="auto"/>
             </w:pPr>
           </w:p>
           <w:p>
             <w:pPr>
-              <w:pStyle w:val="TableText"/>
+              <w:pStyle w:val="25"/>
               <w:spacing w:line="262" w:lineRule="auto"/>
             </w:pPr>
           </w:p>
           <w:p>
             <w:pPr>
-              <w:pStyle w:val="TableText"/>
+              <w:pStyle w:val="25"/>
               <w:spacing w:line="262" w:lineRule="auto"/>
             </w:pPr>
           </w:p>
           <w:p>
             <w:pPr>
-              <w:pStyle w:val="TableText"/>
+              <w:pStyle w:val="25"/>
               <w:spacing w:line="262" w:lineRule="auto"/>
             </w:pPr>
           </w:p>
@@ -1860,14 +1962,14 @@
               <w:spacing w:before="78" w:line="242" w:lineRule="auto"/>
               <w:ind w:left="179" w:right="119" w:hanging="73"/>
               <w:rPr>
-                <w:rFonts w:ascii="宋体" w:eastAsia="宋体" w:hAnsi="宋体" w:cs="宋体"/>
-                <w:sz w:val="24"/>
-                <w:szCs w:val="24"/>
-              </w:rPr>
-            </w:pPr>
-            <w:r>
-              <w:rPr>
-                <w:rFonts w:ascii="宋体" w:eastAsia="宋体" w:hAnsi="宋体" w:cs="宋体"/>
+                <w:rFonts w:ascii="宋体" w:hAnsi="宋体" w:eastAsia="宋体" w:cs="宋体"/>
+                <w:sz w:val="24"/>
+                <w:szCs w:val="24"/>
+              </w:rPr>
+            </w:pPr>
+            <w:r>
+              <w:rPr>
+                <w:rFonts w:ascii="宋体" w:hAnsi="宋体" w:eastAsia="宋体" w:cs="宋体"/>
                 <w:spacing w:val="-2"/>
                 <w:sz w:val="24"/>
                 <w:szCs w:val="24"/>
@@ -1883,7 +1985,7 @@
           </w:tcPr>
           <w:p>
             <w:pPr>
-              <w:pStyle w:val="TableText"/>
+              <w:pStyle w:val="25"/>
               <w:spacing w:line="269" w:lineRule="auto"/>
             </w:pPr>
           </w:p>
@@ -1893,7 +1995,7 @@
               <w:ind w:left="111" w:right="105" w:firstLine="1"/>
               <w:jc w:val="both"/>
               <w:rPr>
-                <w:rFonts w:ascii="宋体" w:eastAsia="宋体" w:hAnsi="宋体" w:cs="宋体"/>
+                <w:rFonts w:ascii="宋体" w:hAnsi="宋体" w:eastAsia="宋体" w:cs="宋体"/>
                 <w:sz w:val="24"/>
                 <w:szCs w:val="24"/>
               </w:rPr>
@@ -1910,7 +2012,7 @@
             </w:r>
             <w:r>
               <w:rPr>
-                <w:rFonts w:ascii="宋体" w:eastAsia="宋体" w:hAnsi="宋体" w:cs="宋体"/>
+                <w:rFonts w:ascii="宋体" w:hAnsi="宋体" w:eastAsia="宋体" w:cs="宋体"/>
                 <w:spacing w:val="-2"/>
                 <w:sz w:val="24"/>
                 <w:szCs w:val="24"/>
@@ -1935,7 +2037,7 @@
           </w:tcPr>
           <w:p>
             <w:pPr>
-              <w:pStyle w:val="TableText"/>
+              <w:pStyle w:val="25"/>
               <w:spacing w:line="418" w:lineRule="auto"/>
             </w:pPr>
           </w:p>
@@ -1944,14 +2046,14 @@
               <w:spacing w:before="12" w:line="234" w:lineRule="auto"/>
               <w:ind w:left="118" w:right="107" w:firstLine="6"/>
               <w:rPr>
-                <w:rFonts w:ascii="宋体" w:eastAsia="宋体" w:hAnsi="宋体" w:cs="宋体"/>
-                <w:sz w:val="24"/>
-                <w:szCs w:val="24"/>
-              </w:rPr>
-            </w:pPr>
-            <w:r>
-              <w:rPr>
-                <w:rFonts w:ascii="宋体" w:eastAsia="宋体" w:hAnsi="宋体" w:cs="宋体"/>
+                <w:rFonts w:ascii="宋体" w:hAnsi="宋体" w:eastAsia="宋体" w:cs="宋体"/>
+                <w:sz w:val="24"/>
+                <w:szCs w:val="24"/>
+              </w:rPr>
+            </w:pPr>
+            <w:r>
+              <w:rPr>
+                <w:rFonts w:ascii="宋体" w:hAnsi="宋体" w:eastAsia="宋体" w:cs="宋体"/>
                 <w:position w:val="-4"/>
                 <w:sz w:val="24"/>
                 <w:szCs w:val="24"/>
@@ -1970,7 +2072,7 @@
                           <pic:cNvPicPr/>
                         </pic:nvPicPr>
                         <pic:blipFill>
-                          <a:blip xmlns:r="http://schemas.openxmlformats.org/officeDocument/2006/relationships" r:embed="rId6"/>
+                          <a:blip r:embed="rId8"/>
                           <a:stretch>
                             <a:fillRect/>
                           </a:stretch>
@@ -1992,7 +2094,7 @@
             </w:r>
             <w:r>
               <w:rPr>
-                <w:rFonts w:ascii="宋体" w:eastAsia="宋体" w:hAnsi="宋体" w:cs="宋体" w:hint="eastAsia"/>
+                <w:rFonts w:hint="eastAsia" w:ascii="宋体" w:hAnsi="宋体" w:eastAsia="宋体" w:cs="宋体"/>
                 <w:spacing w:val="18"/>
                 <w:sz w:val="24"/>
                 <w:szCs w:val="24"/>
@@ -2007,25 +2109,23 @@
           </w:tcPr>
           <w:p>
             <w:pPr>
-              <w:pStyle w:val="TableText"/>
-            </w:pPr>
-          </w:p>
-          <w:p>
-            <w:pPr>
-              <w:pStyle w:val="TableText"/>
-            </w:pPr>
-          </w:p>
-          <w:p>
-            <w:pPr>
-              <w:pStyle w:val="TableText"/>
+              <w:pStyle w:val="25"/>
+            </w:pPr>
+          </w:p>
+          <w:p>
+            <w:pPr>
+              <w:pStyle w:val="25"/>
+            </w:pPr>
+          </w:p>
+          <w:p>
+            <w:pPr>
+              <w:pStyle w:val="25"/>
               <w:spacing w:line="241" w:lineRule="auto"/>
             </w:pPr>
-            <w:bookmarkStart w:id="1" w:name="_GoBack"/>
-            <w:bookmarkEnd w:id="1"/>
-          </w:p>
-          <w:p>
-            <w:pPr>
-              <w:pStyle w:val="TableText"/>
+          </w:p>
+          <w:p>
+            <w:pPr>
+              <w:pStyle w:val="25"/>
               <w:spacing w:line="241" w:lineRule="auto"/>
             </w:pPr>
           </w:p>
@@ -2034,14 +2134,14 @@
               <w:spacing w:before="78" w:line="221" w:lineRule="auto"/>
               <w:ind w:left="521"/>
               <w:rPr>
-                <w:rFonts w:ascii="宋体" w:eastAsia="宋体" w:hAnsi="宋体" w:cs="宋体"/>
-                <w:sz w:val="24"/>
-                <w:szCs w:val="24"/>
-              </w:rPr>
-            </w:pPr>
-            <w:r>
-              <w:rPr>
-                <w:rFonts w:ascii="宋体" w:eastAsia="宋体" w:hAnsi="宋体" w:cs="宋体"/>
+                <w:rFonts w:ascii="宋体" w:hAnsi="宋体" w:eastAsia="宋体" w:cs="宋体"/>
+                <w:sz w:val="24"/>
+                <w:szCs w:val="24"/>
+              </w:rPr>
+            </w:pPr>
+            <w:r>
+              <w:rPr>
+                <w:rFonts w:ascii="宋体" w:hAnsi="宋体" w:eastAsia="宋体" w:cs="宋体"/>
                 <w:spacing w:val="-3"/>
                 <w:sz w:val="24"/>
                 <w:szCs w:val="24"/>
@@ -2060,7 +2160,7 @@
               <w:ind w:left="115" w:right="103"/>
               <w:jc w:val="both"/>
               <w:rPr>
-                <w:rFonts w:ascii="宋体" w:eastAsia="宋体" w:hAnsi="宋体" w:cs="宋体" w:hint="eastAsia"/>
+                <w:rFonts w:hint="eastAsia" w:ascii="宋体" w:hAnsi="宋体" w:eastAsia="宋体" w:cs="宋体"/>
                 <w:sz w:val="24"/>
                 <w:szCs w:val="24"/>
                 <w:lang w:val="en-US" w:eastAsia="zh-CN"/>
@@ -2068,7 +2168,7 @@
             </w:pPr>
             <w:r>
               <w:rPr>
-                <w:rFonts w:ascii="宋体" w:eastAsia="宋体" w:hAnsi="宋体" w:cs="宋体"/>
+                <w:rFonts w:ascii="宋体" w:hAnsi="宋体" w:eastAsia="宋体" w:cs="宋体"/>
                 <w:spacing w:val="7"/>
                 <w:sz w:val="24"/>
                 <w:szCs w:val="24"/>
@@ -2077,7 +2177,7 @@
             </w:r>
             <w:r>
               <w:rPr>
-                <w:rFonts w:ascii="宋体" w:eastAsia="宋体" w:hAnsi="宋体" w:cs="宋体"/>
+                <w:rFonts w:ascii="宋体" w:hAnsi="宋体" w:eastAsia="宋体" w:cs="宋体"/>
                 <w:spacing w:val="30"/>
                 <w:sz w:val="24"/>
                 <w:szCs w:val="24"/>
@@ -2086,7 +2186,7 @@
             </w:r>
             <w:r>
               <w:rPr>
-                <w:rFonts w:ascii="宋体" w:eastAsia="宋体" w:hAnsi="宋体" w:cs="宋体"/>
+                <w:rFonts w:ascii="宋体" w:hAnsi="宋体" w:eastAsia="宋体" w:cs="宋体"/>
                 <w:spacing w:val="7"/>
                 <w:sz w:val="24"/>
                 <w:szCs w:val="24"/>
@@ -2095,7 +2195,7 @@
             </w:r>
             <w:r>
               <w:rPr>
-                <w:rFonts w:ascii="宋体" w:eastAsia="宋体" w:hAnsi="宋体" w:cs="宋体" w:hint="eastAsia"/>
+                <w:rFonts w:hint="eastAsia" w:ascii="宋体" w:hAnsi="宋体" w:eastAsia="宋体" w:cs="宋体"/>
                 <w:spacing w:val="7"/>
                 <w:sz w:val="24"/>
                 <w:szCs w:val="24"/>
@@ -2111,25 +2211,25 @@
           </w:tcPr>
           <w:p>
             <w:pPr>
-              <w:pStyle w:val="TableText"/>
+              <w:pStyle w:val="25"/>
               <w:spacing w:line="261" w:lineRule="auto"/>
             </w:pPr>
           </w:p>
           <w:p>
             <w:pPr>
-              <w:pStyle w:val="TableText"/>
+              <w:pStyle w:val="25"/>
               <w:spacing w:line="262" w:lineRule="auto"/>
             </w:pPr>
           </w:p>
           <w:p>
             <w:pPr>
-              <w:pStyle w:val="TableText"/>
+              <w:pStyle w:val="25"/>
               <w:spacing w:line="262" w:lineRule="auto"/>
             </w:pPr>
           </w:p>
           <w:p>
             <w:pPr>
-              <w:pStyle w:val="TableText"/>
+              <w:pStyle w:val="25"/>
               <w:spacing w:line="262" w:lineRule="auto"/>
             </w:pPr>
           </w:p>
@@ -2138,7 +2238,7 @@
               <w:spacing w:before="26" w:line="239" w:lineRule="auto"/>
               <w:ind w:left="120"/>
               <w:rPr>
-                <w:rFonts w:ascii="宋体" w:eastAsia="宋体" w:hAnsi="宋体" w:cs="宋体" w:hint="default"/>
+                <w:rFonts w:hint="default" w:ascii="宋体" w:hAnsi="宋体" w:eastAsia="宋体" w:cs="宋体"/>
                 <w:sz w:val="24"/>
                 <w:szCs w:val="24"/>
                 <w:lang w:val="en-US" w:eastAsia="zh-CN"/>
@@ -2153,7 +2253,7 @@
             </w:r>
             <w:r>
               <w:rPr>
-                <w:rFonts w:ascii="宋体" w:eastAsia="宋体" w:hAnsi="宋体" w:cs="宋体"/>
+                <w:rFonts w:ascii="宋体" w:hAnsi="宋体" w:eastAsia="宋体" w:cs="宋体"/>
                 <w:spacing w:val="-2"/>
                 <w:sz w:val="24"/>
                 <w:szCs w:val="24"/>
@@ -2162,7 +2262,7 @@
             </w:r>
             <w:r>
               <w:rPr>
-                <w:rFonts w:ascii="宋体" w:eastAsia="宋体" w:hAnsi="宋体" w:cs="宋体" w:hint="eastAsia"/>
+                <w:rFonts w:hint="eastAsia" w:ascii="宋体" w:hAnsi="宋体" w:eastAsia="宋体" w:cs="宋体"/>
                 <w:spacing w:val="-2"/>
                 <w:sz w:val="24"/>
                 <w:szCs w:val="24"/>
@@ -2172,7 +2272,7 @@
             </w:r>
             <w:r>
               <w:rPr>
-                <w:rFonts w:ascii="宋体" w:eastAsia="宋体" w:hAnsi="宋体" w:cs="宋体"/>
+                <w:rFonts w:ascii="宋体" w:hAnsi="宋体" w:eastAsia="宋体" w:cs="宋体"/>
                 <w:spacing w:val="-2"/>
                 <w:sz w:val="24"/>
                 <w:szCs w:val="24"/>
@@ -2181,7 +2281,7 @@
             </w:r>
             <w:r>
               <w:rPr>
-                <w:rFonts w:ascii="宋体" w:eastAsia="宋体" w:hAnsi="宋体" w:cs="宋体" w:hint="eastAsia"/>
+                <w:rFonts w:hint="eastAsia" w:ascii="宋体" w:hAnsi="宋体" w:eastAsia="宋体" w:cs="宋体"/>
                 <w:spacing w:val="-2"/>
                 <w:sz w:val="24"/>
                 <w:szCs w:val="24"/>
@@ -2195,33 +2295,58 @@
     </w:tbl>
     <w:p>
       <w:pPr>
-        <w:pStyle w:val="BodyText"/>
+        <w:pStyle w:val="12"/>
       </w:pPr>
     </w:p>
     <w:sectPr>
       <w:pgSz w:w="16839" w:h="11906" w:orient="landscape"/>
       <w:pgMar w:top="1417" w:right="1437" w:bottom="1283" w:left="1152" w:header="927" w:footer="987" w:gutter="0"/>
-      <w:cols w:num="1" w:space="720"/>
+      <w:cols w:space="720" w:num="1"/>
     </w:sectPr>
   </w:body>
 </w:document>
 </file>
 
+<file path=word/endnotes.xml><?xml version="1.0" encoding="utf-8"?>
+<w:endnotes xmlns:wpc="http://schemas.microsoft.com/office/word/2010/wordprocessingCanvas" xmlns:mc="http://schemas.openxmlformats.org/markup-compatibility/2006" xmlns:o="urn:schemas-microsoft-com:office:office" xmlns:r="http://schemas.openxmlformats.org/officeDocument/2006/relationships" xmlns:m="http://schemas.openxmlformats.org/officeDocument/2006/math" xmlns:v="urn:schemas-microsoft-com:vml" xmlns:wp14="http://schemas.microsoft.com/office/word/2010/wordprocessingDrawing" xmlns:wp="http://schemas.openxmlformats.org/drawingml/2006/wordprocessingDrawing" xmlns:w="http://schemas.openxmlformats.org/wordprocessingml/2006/main" xmlns:w14="http://schemas.microsoft.com/office/word/2010/wordml" xmlns:w15="http://schemas.microsoft.com/office/word/2012/wordml" xmlns:w10="urn:schemas-microsoft-com:office:word" xmlns:wpg="http://schemas.microsoft.com/office/word/2010/wordprocessingGroup" xmlns:wpi="http://schemas.microsoft.com/office/word/2010/wordprocessingInk" xmlns:wne="http://schemas.microsoft.com/office/word/2006/wordml" xmlns:wps="http://schemas.microsoft.com/office/word/2010/wordprocessingShape" xmlns:wpsCustomData="http://www.wps.cn/officeDocument/2013/wpsCustomData" mc:Ignorable="w14 w15 wp14">
+  <w:endnote w:type="separator" w:id="0">
+    <w:p>
+      <w:pPr>
+        <w:spacing w:line="240" w:lineRule="auto"/>
+      </w:pPr>
+      <w:r>
+        <w:separator/>
+      </w:r>
+    </w:p>
+  </w:endnote>
+  <w:endnote w:type="continuationSeparator" w:id="1">
+    <w:p>
+      <w:pPr>
+        <w:spacing w:line="240" w:lineRule="auto"/>
+      </w:pPr>
+      <w:r>
+        <w:continuationSeparator/>
+      </w:r>
+    </w:p>
+  </w:endnote>
+</w:endnotes>
+</file>
+
 <file path=word/footer1.xml><?xml version="1.0" encoding="utf-8"?>
-<w:ftr xmlns:wpc="http://schemas.microsoft.com/office/word/2010/wordprocessingCanvas" xmlns:mc="http://schemas.openxmlformats.org/markup-compatibility/2006" xmlns:o="urn:schemas-microsoft-com:office:office" xmlns:r="http://schemas.openxmlformats.org/officeDocument/2006/relationships" xmlns:m="http://schemas.openxmlformats.org/officeDocument/2006/math" xmlns:v="urn:schemas-microsoft-com:vml" xmlns:wp14="http://schemas.microsoft.com/office/word/2010/wordprocessingDrawing" xmlns:wp="http://schemas.openxmlformats.org/drawingml/2006/wordprocessingDrawing" xmlns:w10="urn:schemas-microsoft-com:office:word" xmlns:w="http://schemas.openxmlformats.org/wordprocessingml/2006/main" xmlns:w14="http://schemas.microsoft.com/office/word/2010/wordml" xmlns:w15="http://schemas.microsoft.com/office/word/2012/wordml" xmlns:wne="http://schemas.microsoft.com/office/word/2006/wordml" xmlns:wpg="http://schemas.microsoft.com/office/word/2010/wordprocessingGroup" xmlns:wpi="http://schemas.microsoft.com/office/word/2010/wordprocessingInk" xmlns:wps="http://schemas.microsoft.com/office/word/2010/wordprocessingShape" mc:Ignorable="w14 w15 wp14">
+<w:ftr xmlns:wpc="http://schemas.microsoft.com/office/word/2010/wordprocessingCanvas" xmlns:mc="http://schemas.openxmlformats.org/markup-compatibility/2006" xmlns:o="urn:schemas-microsoft-com:office:office" xmlns:r="http://schemas.openxmlformats.org/officeDocument/2006/relationships" xmlns:m="http://schemas.openxmlformats.org/officeDocument/2006/math" xmlns:v="urn:schemas-microsoft-com:vml" xmlns:wp14="http://schemas.microsoft.com/office/word/2010/wordprocessingDrawing" xmlns:wp="http://schemas.openxmlformats.org/drawingml/2006/wordprocessingDrawing" xmlns:w10="urn:schemas-microsoft-com:office:word" xmlns:w="http://schemas.openxmlformats.org/wordprocessingml/2006/main" xmlns:w14="http://schemas.microsoft.com/office/word/2010/wordml" xmlns:w15="http://schemas.microsoft.com/office/word/2012/wordml" xmlns:wpg="http://schemas.microsoft.com/office/word/2010/wordprocessingGroup" xmlns:wpi="http://schemas.microsoft.com/office/word/2010/wordprocessingInk" xmlns:wne="http://schemas.microsoft.com/office/word/2006/wordml" xmlns:wps="http://schemas.microsoft.com/office/word/2010/wordprocessingShape" xmlns:wpsCustomData="http://www.wps.cn/officeDocument/2013/wpsCustomData" mc:Ignorable="w14 w15 wp14">
   <w:p>
     <w:pPr>
       <w:spacing w:line="169" w:lineRule="auto"/>
       <w:ind w:left="5913"/>
       <w:rPr>
-        <w:rFonts w:ascii="Calibri" w:eastAsia="Calibri" w:hAnsi="Calibri" w:cs="Calibri"/>
+        <w:rFonts w:ascii="Calibri" w:hAnsi="Calibri" w:eastAsia="Calibri" w:cs="Calibri"/>
         <w:sz w:val="18"/>
         <w:szCs w:val="18"/>
       </w:rPr>
     </w:pPr>
     <w:r>
       <w:rPr>
-        <w:rFonts w:ascii="Calibri" w:eastAsia="Calibri" w:hAnsi="Calibri" w:cs="Calibri"/>
+        <w:rFonts w:ascii="Calibri" w:hAnsi="Calibri" w:eastAsia="Calibri" w:cs="Calibri"/>
         <w:sz w:val="18"/>
         <w:szCs w:val="18"/>
       </w:rPr>
@@ -2231,14 +2356,39 @@
 </w:ftr>
 </file>
 
+<file path=word/footnotes.xml><?xml version="1.0" encoding="utf-8"?>
+<w:footnotes xmlns:wpc="http://schemas.microsoft.com/office/word/2010/wordprocessingCanvas" xmlns:mc="http://schemas.openxmlformats.org/markup-compatibility/2006" xmlns:o="urn:schemas-microsoft-com:office:office" xmlns:r="http://schemas.openxmlformats.org/officeDocument/2006/relationships" xmlns:m="http://schemas.openxmlformats.org/officeDocument/2006/math" xmlns:v="urn:schemas-microsoft-com:vml" xmlns:wp14="http://schemas.microsoft.com/office/word/2010/wordprocessingDrawing" xmlns:wp="http://schemas.openxmlformats.org/drawingml/2006/wordprocessingDrawing" xmlns:w="http://schemas.openxmlformats.org/wordprocessingml/2006/main" xmlns:w14="http://schemas.microsoft.com/office/word/2010/wordml" xmlns:w15="http://schemas.microsoft.com/office/word/2012/wordml" xmlns:w10="urn:schemas-microsoft-com:office:word" xmlns:wpg="http://schemas.microsoft.com/office/word/2010/wordprocessingGroup" xmlns:wpi="http://schemas.microsoft.com/office/word/2010/wordprocessingInk" xmlns:wne="http://schemas.microsoft.com/office/word/2006/wordml" xmlns:wps="http://schemas.microsoft.com/office/word/2010/wordprocessingShape" xmlns:wpsCustomData="http://www.wps.cn/officeDocument/2013/wpsCustomData" mc:Ignorable="w14 w15 wp14">
+  <w:footnote w:type="separator" w:id="0">
+    <w:p>
+      <w:pPr>
+        <w:spacing w:line="360" w:lineRule="auto"/>
+      </w:pPr>
+      <w:r>
+        <w:separator/>
+      </w:r>
+    </w:p>
+  </w:footnote>
+  <w:footnote w:type="continuationSeparator" w:id="1">
+    <w:p>
+      <w:pPr>
+        <w:spacing w:line="360" w:lineRule="auto"/>
+      </w:pPr>
+      <w:r>
+        <w:continuationSeparator/>
+      </w:r>
+    </w:p>
+  </w:footnote>
+</w:footnotes>
+</file>
+
 <file path=word/header1.xml><?xml version="1.0" encoding="utf-8"?>
-<w:hdr xmlns:wpc="http://schemas.microsoft.com/office/word/2010/wordprocessingCanvas" xmlns:mc="http://schemas.openxmlformats.org/markup-compatibility/2006" xmlns:o="urn:schemas-microsoft-com:office:office" xmlns:r="http://schemas.openxmlformats.org/officeDocument/2006/relationships" xmlns:m="http://schemas.openxmlformats.org/officeDocument/2006/math" xmlns:v="urn:schemas-microsoft-com:vml" xmlns:wp14="http://schemas.microsoft.com/office/word/2010/wordprocessingDrawing" xmlns:wp="http://schemas.openxmlformats.org/drawingml/2006/wordprocessingDrawing" xmlns:w10="urn:schemas-microsoft-com:office:word" xmlns:w="http://schemas.openxmlformats.org/wordprocessingml/2006/main" xmlns:w14="http://schemas.microsoft.com/office/word/2010/wordml" xmlns:w15="http://schemas.microsoft.com/office/word/2012/wordml" xmlns:wne="http://schemas.microsoft.com/office/word/2006/wordml" xmlns:wpg="http://schemas.microsoft.com/office/word/2010/wordprocessingGroup" xmlns:wpi="http://schemas.microsoft.com/office/word/2010/wordprocessingInk" xmlns:wps="http://schemas.microsoft.com/office/word/2010/wordprocessingShape" mc:Ignorable="w14 w15 wp14">
+<w:hdr xmlns:wpc="http://schemas.microsoft.com/office/word/2010/wordprocessingCanvas" xmlns:mc="http://schemas.openxmlformats.org/markup-compatibility/2006" xmlns:o="urn:schemas-microsoft-com:office:office" xmlns:r="http://schemas.openxmlformats.org/officeDocument/2006/relationships" xmlns:m="http://schemas.openxmlformats.org/officeDocument/2006/math" xmlns:v="urn:schemas-microsoft-com:vml" xmlns:wp14="http://schemas.microsoft.com/office/word/2010/wordprocessingDrawing" xmlns:wp="http://schemas.openxmlformats.org/drawingml/2006/wordprocessingDrawing" xmlns:w10="urn:schemas-microsoft-com:office:word" xmlns:w="http://schemas.openxmlformats.org/wordprocessingml/2006/main" xmlns:w14="http://schemas.microsoft.com/office/word/2010/wordml" xmlns:w15="http://schemas.microsoft.com/office/word/2012/wordml" xmlns:wpg="http://schemas.microsoft.com/office/word/2010/wordprocessingGroup" xmlns:wpi="http://schemas.microsoft.com/office/word/2010/wordprocessingInk" xmlns:wne="http://schemas.microsoft.com/office/word/2006/wordml" xmlns:wps="http://schemas.microsoft.com/office/word/2010/wordprocessingShape" xmlns:wpsCustomData="http://www.wps.cn/officeDocument/2013/wpsCustomData" mc:Ignorable="w14 w15 wp14">
   <w:p>
     <w:pPr>
       <w:spacing w:before="47" w:line="232" w:lineRule="auto"/>
       <w:ind w:left="7874" w:right="516" w:hanging="817"/>
       <w:rPr>
-        <w:rFonts w:ascii="仿宋" w:eastAsia="仿宋" w:hAnsi="仿宋" w:cs="仿宋"/>
+        <w:rFonts w:ascii="仿宋" w:hAnsi="仿宋" w:eastAsia="仿宋" w:cs="仿宋"/>
         <w:sz w:val="18"/>
         <w:szCs w:val="18"/>
       </w:rPr>
@@ -2248,15 +2398,15 @@
 </file>
 
 <file path=word/numbering.xml><?xml version="1.0" encoding="utf-8"?>
-<w:numbering xmlns:wpc="http://schemas.microsoft.com/office/word/2010/wordprocessingCanvas" xmlns:mc="http://schemas.openxmlformats.org/markup-compatibility/2006" xmlns:o="urn:schemas-microsoft-com:office:office" xmlns:r="http://schemas.openxmlformats.org/officeDocument/2006/relationships" xmlns:m="http://schemas.openxmlformats.org/officeDocument/2006/math" xmlns:v="urn:schemas-microsoft-com:vml" xmlns:wp14="http://schemas.microsoft.com/office/word/2010/wordprocessingDrawing" xmlns:wp="http://schemas.openxmlformats.org/drawingml/2006/wordprocessingDrawing" xmlns:w10="urn:schemas-microsoft-com:office:word" xmlns:w="http://schemas.openxmlformats.org/wordprocessingml/2006/main" xmlns:w14="http://schemas.microsoft.com/office/word/2010/wordml" xmlns:w15="http://schemas.microsoft.com/office/word/2012/wordml" xmlns:wne="http://schemas.microsoft.com/office/word/2006/wordml" xmlns:wpg="http://schemas.microsoft.com/office/word/2010/wordprocessingGroup" xmlns:wpi="http://schemas.microsoft.com/office/word/2010/wordprocessingInk" xmlns:wps="http://schemas.microsoft.com/office/word/2010/wordprocessingShape" mc:Ignorable="w14 w15 wp14">
+<w:numbering xmlns:wpc="http://schemas.microsoft.com/office/word/2010/wordprocessingCanvas" xmlns:mc="http://schemas.openxmlformats.org/markup-compatibility/2006" xmlns:o="urn:schemas-microsoft-com:office:office" xmlns:r="http://schemas.openxmlformats.org/officeDocument/2006/relationships" xmlns:m="http://schemas.openxmlformats.org/officeDocument/2006/math" xmlns:v="urn:schemas-microsoft-com:vml" xmlns:wp14="http://schemas.microsoft.com/office/word/2010/wordprocessingDrawing" xmlns:wp="http://schemas.openxmlformats.org/drawingml/2006/wordprocessingDrawing" xmlns:w10="urn:schemas-microsoft-com:office:word" xmlns:w="http://schemas.openxmlformats.org/wordprocessingml/2006/main" xmlns:w14="http://schemas.microsoft.com/office/word/2010/wordml" xmlns:wpg="http://schemas.microsoft.com/office/word/2010/wordprocessingGroup" xmlns:wpi="http://schemas.microsoft.com/office/word/2010/wordprocessingInk" xmlns:wne="http://schemas.microsoft.com/office/word/2006/wordml" xmlns:wps="http://schemas.microsoft.com/office/word/2010/wordprocessingShape" xmlns:wpsCustomData="http://www.wps.cn/officeDocument/2013/wpsCustomData" mc:Ignorable="w14 wp14">
   <w:abstractNum w:abstractNumId="0">
     <w:nsid w:val="8E964DCE"/>
     <w:multiLevelType w:val="multilevel"/>
     <w:tmpl w:val="8E964DCE"/>
-    <w:lvl w:ilvl="0">
+    <w:lvl w:ilvl="0" w:tentative="0">
       <w:start w:val="1"/>
       <w:numFmt w:val="decimal"/>
-      <w:pStyle w:val="Heading1"/>
+      <w:pStyle w:val="2"/>
       <w:lvlText w:val="%1."/>
       <w:lvlJc w:val="left"/>
       <w:pPr>
@@ -2266,10 +2416,10 @@
         <w:rFonts w:hint="default"/>
       </w:rPr>
     </w:lvl>
-    <w:lvl w:ilvl="1">
+    <w:lvl w:ilvl="1" w:tentative="0">
       <w:start w:val="1"/>
       <w:numFmt w:val="decimal"/>
-      <w:pStyle w:val="Heading2"/>
+      <w:pStyle w:val="3"/>
       <w:lvlText w:val="%1.%2."/>
       <w:lvlJc w:val="left"/>
       <w:pPr>
@@ -2279,10 +2429,10 @@
         <w:rFonts w:hint="default"/>
       </w:rPr>
     </w:lvl>
-    <w:lvl w:ilvl="2">
+    <w:lvl w:ilvl="2" w:tentative="0">
       <w:start w:val="1"/>
       <w:numFmt w:val="decimal"/>
-      <w:pStyle w:val="Heading3"/>
+      <w:pStyle w:val="4"/>
       <w:lvlText w:val="%1.%2.%3."/>
       <w:lvlJc w:val="left"/>
       <w:pPr>
@@ -2292,10 +2442,10 @@
         <w:rFonts w:hint="default"/>
       </w:rPr>
     </w:lvl>
-    <w:lvl w:ilvl="3">
+    <w:lvl w:ilvl="3" w:tentative="0">
       <w:start w:val="1"/>
       <w:numFmt w:val="decimal"/>
-      <w:pStyle w:val="Heading4"/>
+      <w:pStyle w:val="5"/>
       <w:lvlText w:val="%1.%2.%3.%4."/>
       <w:lvlJc w:val="left"/>
       <w:pPr>
@@ -2305,10 +2455,10 @@
         <w:rFonts w:hint="default"/>
       </w:rPr>
     </w:lvl>
-    <w:lvl w:ilvl="4">
+    <w:lvl w:ilvl="4" w:tentative="0">
       <w:start w:val="1"/>
       <w:numFmt w:val="decimal"/>
-      <w:pStyle w:val="Heading5"/>
+      <w:pStyle w:val="6"/>
       <w:lvlText w:val="%1.%2.%3.%4.%5."/>
       <w:lvlJc w:val="left"/>
       <w:pPr>
@@ -2318,10 +2468,10 @@
         <w:rFonts w:hint="default"/>
       </w:rPr>
     </w:lvl>
-    <w:lvl w:ilvl="5">
+    <w:lvl w:ilvl="5" w:tentative="0">
       <w:start w:val="1"/>
       <w:numFmt w:val="decimal"/>
-      <w:pStyle w:val="Heading6"/>
+      <w:pStyle w:val="7"/>
       <w:lvlText w:val="%1.%2.%3.%4.%5.%6."/>
       <w:lvlJc w:val="left"/>
       <w:pPr>
@@ -2331,10 +2481,10 @@
         <w:rFonts w:hint="default"/>
       </w:rPr>
     </w:lvl>
-    <w:lvl w:ilvl="6">
+    <w:lvl w:ilvl="6" w:tentative="0">
       <w:start w:val="1"/>
       <w:numFmt w:val="decimal"/>
-      <w:pStyle w:val="Heading7"/>
+      <w:pStyle w:val="8"/>
       <w:lvlText w:val="%1.%2.%3.%4.%5.%6.%7."/>
       <w:lvlJc w:val="left"/>
       <w:pPr>
@@ -2344,10 +2494,10 @@
         <w:rFonts w:hint="default"/>
       </w:rPr>
     </w:lvl>
-    <w:lvl w:ilvl="7">
+    <w:lvl w:ilvl="7" w:tentative="0">
       <w:start w:val="1"/>
       <w:numFmt w:val="decimal"/>
-      <w:pStyle w:val="Heading8"/>
+      <w:pStyle w:val="9"/>
       <w:lvlText w:val="%1.%2.%3.%4.%5.%6.%7.%8."/>
       <w:lvlJc w:val="left"/>
       <w:pPr>
@@ -2357,10 +2507,10 @@
         <w:rFonts w:hint="default"/>
       </w:rPr>
     </w:lvl>
-    <w:lvl w:ilvl="8">
+    <w:lvl w:ilvl="8" w:tentative="0">
       <w:start w:val="1"/>
       <w:numFmt w:val="decimal"/>
-      <w:pStyle w:val="Heading9"/>
+      <w:pStyle w:val="10"/>
       <w:lvlText w:val="%1.%2.%3.%4.%5.%6.%7.%8.%9."/>
       <w:lvlJc w:val="left"/>
       <w:pPr>
@@ -2378,267 +2528,269 @@
 </file>
 
 <file path=word/styles.xml><?xml version="1.0" encoding="utf-8"?>
-<w:styles xmlns:mc="http://schemas.openxmlformats.org/markup-compatibility/2006" xmlns:r="http://schemas.openxmlformats.org/officeDocument/2006/relationships" xmlns:w="http://schemas.openxmlformats.org/wordprocessingml/2006/main" xmlns:w14="http://schemas.microsoft.com/office/word/2010/wordml" xmlns:w15="http://schemas.microsoft.com/office/word/2012/wordml" mc:Ignorable="w14 w15">
+<w:styles xmlns:mc="http://schemas.openxmlformats.org/markup-compatibility/2006" xmlns:o="urn:schemas-microsoft-com:office:office" xmlns:r="http://schemas.openxmlformats.org/officeDocument/2006/relationships" xmlns:m="http://schemas.openxmlformats.org/officeDocument/2006/math" xmlns:v="urn:schemas-microsoft-com:vml" xmlns:w="http://schemas.openxmlformats.org/wordprocessingml/2006/main" xmlns:w14="http://schemas.microsoft.com/office/word/2010/wordml" xmlns:w10="urn:schemas-microsoft-com:office:word" xmlns:sl="http://schemas.openxmlformats.org/schemaLibrary/2006/main" xmlns:wpsCustomData="http://www.wps.cn/officeDocument/2013/wpsCustomData" mc:Ignorable="w14">
   <w:docDefaults>
     <w:rPrDefault>
       <w:rPr>
-        <w:rFonts w:ascii="Times New Roman" w:eastAsia="宋体" w:hAnsi="Times New Roman" w:cs="Times New Roman"/>
+        <w:rFonts w:ascii="Times New Roman" w:hAnsi="Times New Roman" w:eastAsia="宋体" w:cs="Times New Roman"/>
       </w:rPr>
     </w:rPrDefault>
     <w:pPrDefault/>
   </w:docDefaults>
-  <w:latentStyles w:defLockedState="0" w:defUIPriority="99" w:defSemiHidden="1" w:defUnhideWhenUsed="1" w:defQFormat="0" w:count="260">
-    <w:lsdException w:name="Normal" w:semiHidden="0" w:uiPriority="0" w:unhideWhenUsed="0" w:qFormat="1"/>
-    <w:lsdException w:name="heading 1" w:semiHidden="0" w:uiPriority="0" w:unhideWhenUsed="0" w:qFormat="1"/>
-    <w:lsdException w:name="heading 2" w:semiHidden="0" w:uiPriority="0" w:qFormat="1"/>
-    <w:lsdException w:name="heading 3" w:uiPriority="0" w:qFormat="1"/>
-    <w:lsdException w:name="heading 4" w:semiHidden="0" w:uiPriority="0" w:qFormat="1"/>
-    <w:lsdException w:name="heading 5" w:uiPriority="0" w:qFormat="1"/>
-    <w:lsdException w:name="heading 6" w:uiPriority="0" w:qFormat="1"/>
-    <w:lsdException w:name="heading 7" w:uiPriority="0" w:qFormat="1"/>
-    <w:lsdException w:name="heading 8" w:uiPriority="0" w:qFormat="1"/>
-    <w:lsdException w:name="heading 9" w:uiPriority="0" w:qFormat="1"/>
-    <w:lsdException w:name="index 1" w:semiHidden="0" w:uiPriority="0" w:unhideWhenUsed="0"/>
-    <w:lsdException w:name="index 2" w:semiHidden="0" w:uiPriority="0" w:unhideWhenUsed="0"/>
-    <w:lsdException w:name="index 3" w:semiHidden="0" w:uiPriority="0" w:unhideWhenUsed="0"/>
-    <w:lsdException w:name="index 4" w:semiHidden="0" w:uiPriority="0" w:unhideWhenUsed="0"/>
-    <w:lsdException w:name="index 5" w:semiHidden="0" w:uiPriority="0" w:unhideWhenUsed="0"/>
-    <w:lsdException w:name="index 6" w:semiHidden="0" w:uiPriority="0" w:unhideWhenUsed="0"/>
-    <w:lsdException w:name="index 7" w:semiHidden="0" w:uiPriority="0" w:unhideWhenUsed="0"/>
-    <w:lsdException w:name="index 8" w:semiHidden="0" w:uiPriority="0" w:unhideWhenUsed="0"/>
-    <w:lsdException w:name="index 9" w:semiHidden="0" w:uiPriority="0" w:unhideWhenUsed="0"/>
-    <w:lsdException w:name="toc 1" w:semiHidden="0" w:uiPriority="0" w:unhideWhenUsed="0" w:qFormat="1"/>
-    <w:lsdException w:name="toc 2" w:semiHidden="0" w:uiPriority="0" w:unhideWhenUsed="0" w:qFormat="1"/>
-    <w:lsdException w:name="toc 3" w:semiHidden="0" w:uiPriority="0" w:unhideWhenUsed="0" w:qFormat="1"/>
-    <w:lsdException w:name="toc 4" w:semiHidden="0" w:uiPriority="0" w:unhideWhenUsed="0"/>
-    <w:lsdException w:name="toc 5" w:semiHidden="0" w:uiPriority="0" w:unhideWhenUsed="0"/>
-    <w:lsdException w:name="toc 6" w:semiHidden="0" w:uiPriority="0" w:unhideWhenUsed="0"/>
-    <w:lsdException w:name="toc 7" w:semiHidden="0" w:uiPriority="0" w:unhideWhenUsed="0"/>
-    <w:lsdException w:name="toc 8" w:semiHidden="0" w:uiPriority="0" w:unhideWhenUsed="0"/>
-    <w:lsdException w:name="toc 9" w:semiHidden="0" w:uiPriority="0" w:unhideWhenUsed="0"/>
-    <w:lsdException w:name="Normal Indent" w:semiHidden="0" w:uiPriority="0" w:unhideWhenUsed="0"/>
-    <w:lsdException w:name="footnote text" w:semiHidden="0" w:uiPriority="0" w:unhideWhenUsed="0"/>
-    <w:lsdException w:name="annotation text" w:semiHidden="0" w:uiPriority="0" w:unhideWhenUsed="0" w:qFormat="1"/>
-    <w:lsdException w:name="header" w:semiHidden="0" w:uiPriority="0" w:unhideWhenUsed="0" w:qFormat="1"/>
-    <w:lsdException w:name="footer" w:semiHidden="0" w:uiPriority="0" w:unhideWhenUsed="0" w:qFormat="1"/>
-    <w:lsdException w:name="index heading" w:semiHidden="0" w:uiPriority="0" w:unhideWhenUsed="0"/>
-    <w:lsdException w:name="caption" w:uiPriority="0" w:qFormat="1"/>
-    <w:lsdException w:name="table of figures" w:semiHidden="0" w:uiPriority="0" w:unhideWhenUsed="0"/>
-    <w:lsdException w:name="envelope address" w:semiHidden="0" w:uiPriority="0" w:unhideWhenUsed="0"/>
-    <w:lsdException w:name="envelope return" w:semiHidden="0" w:uiPriority="0" w:unhideWhenUsed="0"/>
-    <w:lsdException w:name="footnote reference" w:semiHidden="0" w:uiPriority="0" w:unhideWhenUsed="0"/>
-    <w:lsdException w:name="annotation reference" w:semiHidden="0" w:uiPriority="0" w:unhideWhenUsed="0"/>
-    <w:lsdException w:name="line number" w:semiHidden="0" w:uiPriority="0" w:unhideWhenUsed="0"/>
-    <w:lsdException w:name="page number" w:semiHidden="0" w:uiPriority="0" w:unhideWhenUsed="0"/>
-    <w:lsdException w:name="endnote reference" w:semiHidden="0" w:uiPriority="0" w:unhideWhenUsed="0"/>
-    <w:lsdException w:name="endnote text" w:semiHidden="0" w:uiPriority="0" w:unhideWhenUsed="0"/>
-    <w:lsdException w:name="table of authorities" w:semiHidden="0" w:uiPriority="0" w:unhideWhenUsed="0"/>
-    <w:lsdException w:name="macro" w:semiHidden="0" w:uiPriority="0" w:unhideWhenUsed="0"/>
-    <w:lsdException w:name="toa heading" w:semiHidden="0" w:uiPriority="0" w:unhideWhenUsed="0"/>
-    <w:lsdException w:name="List" w:semiHidden="0" w:uiPriority="0" w:unhideWhenUsed="0"/>
-    <w:lsdException w:name="List Bullet" w:semiHidden="0" w:uiPriority="0" w:unhideWhenUsed="0"/>
-    <w:lsdException w:name="List Number" w:semiHidden="0" w:uiPriority="0" w:unhideWhenUsed="0"/>
-    <w:lsdException w:name="List 2" w:semiHidden="0" w:uiPriority="0" w:unhideWhenUsed="0"/>
-    <w:lsdException w:name="List 3" w:semiHidden="0" w:uiPriority="0" w:unhideWhenUsed="0"/>
-    <w:lsdException w:name="List 4" w:semiHidden="0" w:uiPriority="0" w:unhideWhenUsed="0"/>
-    <w:lsdException w:name="List 5" w:semiHidden="0" w:uiPriority="0" w:unhideWhenUsed="0"/>
-    <w:lsdException w:name="List Bullet 2" w:semiHidden="0" w:uiPriority="0" w:unhideWhenUsed="0"/>
-    <w:lsdException w:name="List Bullet 3" w:semiHidden="0" w:uiPriority="0" w:unhideWhenUsed="0"/>
-    <w:lsdException w:name="List Bullet 4" w:semiHidden="0" w:uiPriority="0" w:unhideWhenUsed="0"/>
-    <w:lsdException w:name="List Bullet 5" w:semiHidden="0" w:uiPriority="0" w:unhideWhenUsed="0"/>
-    <w:lsdException w:name="List Number 2" w:semiHidden="0" w:uiPriority="0" w:unhideWhenUsed="0"/>
-    <w:lsdException w:name="List Number 3" w:semiHidden="0" w:uiPriority="0" w:unhideWhenUsed="0"/>
-    <w:lsdException w:name="List Number 4" w:semiHidden="0" w:uiPriority="0" w:unhideWhenUsed="0"/>
-    <w:lsdException w:name="List Number 5" w:semiHidden="0" w:uiPriority="0" w:unhideWhenUsed="0"/>
-    <w:lsdException w:name="Title" w:semiHidden="0" w:uiPriority="0" w:unhideWhenUsed="0" w:qFormat="1"/>
-    <w:lsdException w:name="Closing" w:semiHidden="0" w:uiPriority="0" w:unhideWhenUsed="0"/>
-    <w:lsdException w:name="Signature" w:semiHidden="0" w:uiPriority="0" w:unhideWhenUsed="0"/>
-    <w:lsdException w:name="Default Paragraph Font" w:uiPriority="0" w:unhideWhenUsed="0" w:qFormat="1"/>
-    <w:lsdException w:name="Body Text" w:uiPriority="0" w:unhideWhenUsed="0" w:qFormat="1"/>
-    <w:lsdException w:name="Body Text Indent" w:semiHidden="0" w:uiPriority="0" w:unhideWhenUsed="0"/>
-    <w:lsdException w:name="List Continue" w:semiHidden="0" w:uiPriority="0" w:unhideWhenUsed="0"/>
-    <w:lsdException w:name="List Continue 2" w:semiHidden="0" w:uiPriority="0" w:unhideWhenUsed="0"/>
-    <w:lsdException w:name="List Continue 3" w:semiHidden="0" w:uiPriority="0" w:unhideWhenUsed="0"/>
-    <w:lsdException w:name="List Continue 4" w:semiHidden="0" w:uiPriority="0" w:unhideWhenUsed="0"/>
-    <w:lsdException w:name="List Continue 5" w:semiHidden="0" w:uiPriority="0" w:unhideWhenUsed="0"/>
-    <w:lsdException w:name="Message Header" w:semiHidden="0" w:uiPriority="0" w:unhideWhenUsed="0"/>
-    <w:lsdException w:name="Subtitle" w:semiHidden="0" w:uiPriority="0" w:unhideWhenUsed="0" w:qFormat="1"/>
-    <w:lsdException w:name="Salutation" w:semiHidden="0" w:uiPriority="0" w:unhideWhenUsed="0"/>
-    <w:lsdException w:name="Date" w:semiHidden="0" w:uiPriority="0" w:unhideWhenUsed="0"/>
-    <w:lsdException w:name="Body Text First Indent" w:semiHidden="0" w:uiPriority="0" w:unhideWhenUsed="0"/>
-    <w:lsdException w:name="Body Text First Indent 2" w:semiHidden="0" w:uiPriority="0" w:unhideWhenUsed="0"/>
-    <w:lsdException w:name="Body Text 2" w:semiHidden="0" w:uiPriority="0" w:unhideWhenUsed="0"/>
-    <w:lsdException w:name="Body Text 3" w:semiHidden="0" w:uiPriority="0" w:unhideWhenUsed="0"/>
-    <w:lsdException w:name="Body Text Indent 2" w:semiHidden="0" w:uiPriority="0" w:unhideWhenUsed="0"/>
-    <w:lsdException w:name="Body Text Indent 3" w:semiHidden="0" w:uiPriority="0" w:unhideWhenUsed="0"/>
-    <w:lsdException w:name="Block Text" w:semiHidden="0" w:uiPriority="0" w:unhideWhenUsed="0"/>
-    <w:lsdException w:name="Hyperlink" w:semiHidden="0" w:uiPriority="0" w:unhideWhenUsed="0"/>
-    <w:lsdException w:name="FollowedHyperlink" w:semiHidden="0" w:uiPriority="0" w:unhideWhenUsed="0"/>
-    <w:lsdException w:name="Strong" w:semiHidden="0" w:uiPriority="0" w:unhideWhenUsed="0" w:qFormat="1"/>
-    <w:lsdException w:name="Emphasis" w:semiHidden="0" w:uiPriority="0" w:unhideWhenUsed="0" w:qFormat="1"/>
-    <w:lsdException w:name="Document Map" w:semiHidden="0" w:uiPriority="0" w:unhideWhenUsed="0"/>
-    <w:lsdException w:name="Plain Text" w:semiHidden="0" w:uiPriority="0" w:unhideWhenUsed="0"/>
-    <w:lsdException w:name="E-mail Signature" w:semiHidden="0" w:uiPriority="0" w:unhideWhenUsed="0"/>
-    <w:lsdException w:name="Normal (Web)" w:semiHidden="0" w:uiPriority="0" w:unhideWhenUsed="0" w:qFormat="1"/>
-    <w:lsdException w:name="HTML Acronym" w:semiHidden="0" w:uiPriority="0" w:unhideWhenUsed="0"/>
-    <w:lsdException w:name="HTML Address" w:semiHidden="0" w:uiPriority="0" w:unhideWhenUsed="0"/>
-    <w:lsdException w:name="HTML Cite" w:semiHidden="0" w:uiPriority="0" w:unhideWhenUsed="0"/>
-    <w:lsdException w:name="HTML Code" w:semiHidden="0" w:uiPriority="0" w:unhideWhenUsed="0"/>
-    <w:lsdException w:name="HTML Definition" w:semiHidden="0" w:uiPriority="0" w:unhideWhenUsed="0"/>
-    <w:lsdException w:name="HTML Keyboard" w:semiHidden="0" w:uiPriority="0" w:unhideWhenUsed="0"/>
-    <w:lsdException w:name="HTML Preformatted" w:semiHidden="0" w:uiPriority="0" w:unhideWhenUsed="0"/>
-    <w:lsdException w:name="HTML Sample" w:semiHidden="0" w:uiPriority="0" w:unhideWhenUsed="0"/>
-    <w:lsdException w:name="HTML Typewriter" w:semiHidden="0" w:uiPriority="0" w:unhideWhenUsed="0"/>
-    <w:lsdException w:name="HTML Variable" w:semiHidden="0" w:uiPriority="0" w:unhideWhenUsed="0"/>
-    <w:lsdException w:name="Normal Table" w:uiPriority="0" w:unhideWhenUsed="0" w:qFormat="1"/>
-    <w:lsdException w:name="annotation subject" w:semiHidden="0" w:uiPriority="0" w:unhideWhenUsed="0"/>
-    <w:lsdException w:name="Table Simple 1" w:semiHidden="0" w:uiPriority="0" w:unhideWhenUsed="0"/>
-    <w:lsdException w:name="Table Simple 2" w:semiHidden="0" w:uiPriority="0" w:unhideWhenUsed="0"/>
-    <w:lsdException w:name="Table Simple 3" w:semiHidden="0" w:uiPriority="0" w:unhideWhenUsed="0"/>
-    <w:lsdException w:name="Table Classic 1" w:semiHidden="0" w:uiPriority="0" w:unhideWhenUsed="0"/>
-    <w:lsdException w:name="Table Classic 2" w:semiHidden="0" w:uiPriority="0" w:unhideWhenUsed="0"/>
-    <w:lsdException w:name="Table Classic 3" w:semiHidden="0" w:uiPriority="0" w:unhideWhenUsed="0"/>
-    <w:lsdException w:name="Table Classic 4" w:semiHidden="0" w:uiPriority="0" w:unhideWhenUsed="0"/>
-    <w:lsdException w:name="Table Colorful 1" w:semiHidden="0" w:uiPriority="0" w:unhideWhenUsed="0"/>
-    <w:lsdException w:name="Table Colorful 2" w:semiHidden="0" w:uiPriority="0" w:unhideWhenUsed="0"/>
-    <w:lsdException w:name="Table Colorful 3" w:semiHidden="0" w:uiPriority="0" w:unhideWhenUsed="0"/>
-    <w:lsdException w:name="Table Columns 1" w:semiHidden="0" w:uiPriority="0" w:unhideWhenUsed="0"/>
-    <w:lsdException w:name="Table Columns 2" w:semiHidden="0" w:uiPriority="0" w:unhideWhenUsed="0"/>
-    <w:lsdException w:name="Table Columns 3" w:semiHidden="0" w:uiPriority="0" w:unhideWhenUsed="0"/>
-    <w:lsdException w:name="Table Columns 4" w:semiHidden="0" w:uiPriority="0" w:unhideWhenUsed="0"/>
-    <w:lsdException w:name="Table Columns 5" w:semiHidden="0" w:uiPriority="0" w:unhideWhenUsed="0"/>
-    <w:lsdException w:name="Table Grid 1" w:semiHidden="0" w:uiPriority="0" w:unhideWhenUsed="0"/>
-    <w:lsdException w:name="Table Grid 2" w:semiHidden="0" w:uiPriority="0" w:unhideWhenUsed="0"/>
-    <w:lsdException w:name="Table Grid 3" w:semiHidden="0" w:uiPriority="0" w:unhideWhenUsed="0"/>
-    <w:lsdException w:name="Table Grid 4" w:semiHidden="0" w:uiPriority="0" w:unhideWhenUsed="0"/>
-    <w:lsdException w:name="Table Grid 5" w:semiHidden="0" w:uiPriority="0" w:unhideWhenUsed="0"/>
-    <w:lsdException w:name="Table Grid 6" w:semiHidden="0" w:uiPriority="0" w:unhideWhenUsed="0"/>
-    <w:lsdException w:name="Table Grid 7" w:semiHidden="0" w:uiPriority="0" w:unhideWhenUsed="0"/>
-    <w:lsdException w:name="Table Grid 8" w:semiHidden="0" w:uiPriority="0" w:unhideWhenUsed="0"/>
-    <w:lsdException w:name="Table List 1" w:semiHidden="0" w:uiPriority="0" w:unhideWhenUsed="0"/>
-    <w:lsdException w:name="Table List 2" w:semiHidden="0" w:uiPriority="0" w:unhideWhenUsed="0"/>
-    <w:lsdException w:name="Table List 3" w:semiHidden="0" w:uiPriority="0" w:unhideWhenUsed="0"/>
-    <w:lsdException w:name="Table List 4" w:semiHidden="0" w:uiPriority="0" w:unhideWhenUsed="0"/>
-    <w:lsdException w:name="Table List 5" w:semiHidden="0" w:uiPriority="0" w:unhideWhenUsed="0"/>
-    <w:lsdException w:name="Table List 6" w:semiHidden="0" w:uiPriority="0" w:unhideWhenUsed="0"/>
-    <w:lsdException w:name="Table List 7" w:semiHidden="0" w:uiPriority="0" w:unhideWhenUsed="0"/>
-    <w:lsdException w:name="Table List 8" w:semiHidden="0" w:uiPriority="0" w:unhideWhenUsed="0"/>
-    <w:lsdException w:name="Table 3D effects 1" w:semiHidden="0" w:uiPriority="0" w:unhideWhenUsed="0"/>
-    <w:lsdException w:name="Table 3D effects 2" w:semiHidden="0" w:uiPriority="0" w:unhideWhenUsed="0"/>
-    <w:lsdException w:name="Table 3D effects 3" w:semiHidden="0" w:uiPriority="0" w:unhideWhenUsed="0"/>
-    <w:lsdException w:name="Table Contemporary" w:semiHidden="0" w:uiPriority="0" w:unhideWhenUsed="0"/>
-    <w:lsdException w:name="Table Elegant" w:semiHidden="0" w:uiPriority="0" w:unhideWhenUsed="0"/>
-    <w:lsdException w:name="Table Professional" w:semiHidden="0" w:uiPriority="0" w:unhideWhenUsed="0"/>
-    <w:lsdException w:name="Table Subtle 1" w:semiHidden="0" w:uiPriority="0" w:unhideWhenUsed="0"/>
-    <w:lsdException w:name="Table Subtle 2" w:semiHidden="0" w:uiPriority="0" w:unhideWhenUsed="0"/>
-    <w:lsdException w:name="Table Web 1" w:semiHidden="0" w:uiPriority="0" w:unhideWhenUsed="0"/>
-    <w:lsdException w:name="Table Web 2" w:semiHidden="0" w:uiPriority="0" w:unhideWhenUsed="0"/>
-    <w:lsdException w:name="Table Web 3" w:semiHidden="0" w:uiPriority="0" w:unhideWhenUsed="0"/>
-    <w:lsdException w:name="Balloon Text" w:semiHidden="0" w:uiPriority="0" w:unhideWhenUsed="0"/>
-    <w:lsdException w:name="Table Grid" w:semiHidden="0" w:uiPriority="0" w:unhideWhenUsed="0" w:qFormat="1"/>
-    <w:lsdException w:name="Table Theme" w:semiHidden="0" w:uiPriority="0" w:unhideWhenUsed="0"/>
-    <w:lsdException w:name="Light Shading" w:semiHidden="0" w:uiPriority="60" w:unhideWhenUsed="0"/>
-    <w:lsdException w:name="Light List" w:semiHidden="0" w:uiPriority="61" w:unhideWhenUsed="0"/>
-    <w:lsdException w:name="Light Grid" w:semiHidden="0" w:uiPriority="62" w:unhideWhenUsed="0"/>
-    <w:lsdException w:name="Medium Shading 1" w:semiHidden="0" w:uiPriority="63" w:unhideWhenUsed="0"/>
-    <w:lsdException w:name="Medium Shading 2" w:semiHidden="0" w:uiPriority="64" w:unhideWhenUsed="0"/>
-    <w:lsdException w:name="Medium List 1" w:semiHidden="0" w:uiPriority="65" w:unhideWhenUsed="0"/>
-    <w:lsdException w:name="Medium List 2" w:semiHidden="0" w:uiPriority="66" w:unhideWhenUsed="0"/>
-    <w:lsdException w:name="Medium Grid 1" w:semiHidden="0" w:uiPriority="67" w:unhideWhenUsed="0"/>
-    <w:lsdException w:name="Medium Grid 2" w:semiHidden="0" w:uiPriority="68" w:unhideWhenUsed="0"/>
-    <w:lsdException w:name="Medium Grid 3" w:semiHidden="0" w:uiPriority="69" w:unhideWhenUsed="0"/>
-    <w:lsdException w:name="Dark List" w:semiHidden="0" w:uiPriority="70" w:unhideWhenUsed="0"/>
-    <w:lsdException w:name="Colorful Shading" w:semiHidden="0" w:uiPriority="71" w:unhideWhenUsed="0"/>
-    <w:lsdException w:name="Colorful List" w:semiHidden="0" w:uiPriority="72" w:unhideWhenUsed="0"/>
-    <w:lsdException w:name="Colorful Grid" w:semiHidden="0" w:uiPriority="73" w:unhideWhenUsed="0"/>
-    <w:lsdException w:name="Light Shading Accent 1" w:semiHidden="0" w:uiPriority="60" w:unhideWhenUsed="0"/>
-    <w:lsdException w:name="Light List Accent 1" w:semiHidden="0" w:uiPriority="61" w:unhideWhenUsed="0"/>
-    <w:lsdException w:name="Light Grid Accent 1" w:semiHidden="0" w:uiPriority="62" w:unhideWhenUsed="0"/>
-    <w:lsdException w:name="Medium Shading 1 Accent 1" w:semiHidden="0" w:uiPriority="63" w:unhideWhenUsed="0"/>
-    <w:lsdException w:name="Medium Shading 2 Accent 1" w:semiHidden="0" w:uiPriority="64" w:unhideWhenUsed="0"/>
-    <w:lsdException w:name="Medium List 1 Accent 1" w:semiHidden="0" w:uiPriority="65" w:unhideWhenUsed="0"/>
-    <w:lsdException w:name="Medium List 2 Accent 1" w:semiHidden="0" w:uiPriority="66" w:unhideWhenUsed="0"/>
-    <w:lsdException w:name="Medium Grid 1 Accent 1" w:semiHidden="0" w:uiPriority="67" w:unhideWhenUsed="0"/>
-    <w:lsdException w:name="Medium Grid 2 Accent 1" w:semiHidden="0" w:uiPriority="68" w:unhideWhenUsed="0"/>
-    <w:lsdException w:name="Medium Grid 3 Accent 1" w:semiHidden="0" w:uiPriority="69" w:unhideWhenUsed="0"/>
-    <w:lsdException w:name="Dark List Accent 1" w:semiHidden="0" w:uiPriority="70" w:unhideWhenUsed="0"/>
-    <w:lsdException w:name="Colorful Shading Accent 1" w:semiHidden="0" w:uiPriority="71" w:unhideWhenUsed="0"/>
-    <w:lsdException w:name="Colorful List Accent 1" w:semiHidden="0" w:uiPriority="72" w:unhideWhenUsed="0"/>
-    <w:lsdException w:name="Colorful Grid Accent 1" w:semiHidden="0" w:uiPriority="73" w:unhideWhenUsed="0"/>
-    <w:lsdException w:name="Light Shading Accent 2" w:semiHidden="0" w:uiPriority="60" w:unhideWhenUsed="0"/>
-    <w:lsdException w:name="Light List Accent 2" w:semiHidden="0" w:uiPriority="61" w:unhideWhenUsed="0"/>
-    <w:lsdException w:name="Light Grid Accent 2" w:semiHidden="0" w:uiPriority="62" w:unhideWhenUsed="0"/>
-    <w:lsdException w:name="Medium Shading 1 Accent 2" w:semiHidden="0" w:uiPriority="63" w:unhideWhenUsed="0"/>
-    <w:lsdException w:name="Medium Shading 2 Accent 2" w:semiHidden="0" w:uiPriority="64" w:unhideWhenUsed="0"/>
-    <w:lsdException w:name="Medium List 1 Accent 2" w:semiHidden="0" w:uiPriority="65" w:unhideWhenUsed="0"/>
-    <w:lsdException w:name="Medium List 2 Accent 2" w:semiHidden="0" w:uiPriority="66" w:unhideWhenUsed="0"/>
-    <w:lsdException w:name="Medium Grid 1 Accent 2" w:semiHidden="0" w:uiPriority="67" w:unhideWhenUsed="0"/>
-    <w:lsdException w:name="Medium Grid 2 Accent 2" w:semiHidden="0" w:uiPriority="68" w:unhideWhenUsed="0"/>
-    <w:lsdException w:name="Medium Grid 3 Accent 2" w:semiHidden="0" w:uiPriority="69" w:unhideWhenUsed="0"/>
-    <w:lsdException w:name="Dark List Accent 2" w:semiHidden="0" w:uiPriority="70" w:unhideWhenUsed="0"/>
-    <w:lsdException w:name="Colorful Shading Accent 2" w:semiHidden="0" w:uiPriority="71" w:unhideWhenUsed="0"/>
-    <w:lsdException w:name="Colorful List Accent 2" w:semiHidden="0" w:uiPriority="72" w:unhideWhenUsed="0"/>
-    <w:lsdException w:name="Colorful Grid Accent 2" w:semiHidden="0" w:uiPriority="73" w:unhideWhenUsed="0"/>
-    <w:lsdException w:name="Light Shading Accent 3" w:semiHidden="0" w:uiPriority="60" w:unhideWhenUsed="0"/>
-    <w:lsdException w:name="Light List Accent 3" w:semiHidden="0" w:uiPriority="61" w:unhideWhenUsed="0"/>
-    <w:lsdException w:name="Light Grid Accent 3" w:semiHidden="0" w:uiPriority="62" w:unhideWhenUsed="0"/>
-    <w:lsdException w:name="Medium Shading 1 Accent 3" w:semiHidden="0" w:uiPriority="63" w:unhideWhenUsed="0"/>
-    <w:lsdException w:name="Medium Shading 2 Accent 3" w:semiHidden="0" w:uiPriority="64" w:unhideWhenUsed="0"/>
-    <w:lsdException w:name="Medium List 1 Accent 3" w:semiHidden="0" w:uiPriority="65" w:unhideWhenUsed="0"/>
-    <w:lsdException w:name="Medium List 2 Accent 3" w:semiHidden="0" w:uiPriority="66" w:unhideWhenUsed="0"/>
-    <w:lsdException w:name="Medium Grid 1 Accent 3" w:semiHidden="0" w:uiPriority="67" w:unhideWhenUsed="0"/>
-    <w:lsdException w:name="Medium Grid 2 Accent 3" w:semiHidden="0" w:uiPriority="68" w:unhideWhenUsed="0"/>
-    <w:lsdException w:name="Medium Grid 3 Accent 3" w:semiHidden="0" w:uiPriority="69" w:unhideWhenUsed="0"/>
-    <w:lsdException w:name="Dark List Accent 3" w:semiHidden="0" w:uiPriority="70" w:unhideWhenUsed="0"/>
-    <w:lsdException w:name="Colorful Shading Accent 3" w:semiHidden="0" w:uiPriority="71" w:unhideWhenUsed="0"/>
-    <w:lsdException w:name="Colorful List Accent 3" w:semiHidden="0" w:uiPriority="72" w:unhideWhenUsed="0"/>
-    <w:lsdException w:name="Colorful Grid Accent 3" w:semiHidden="0" w:uiPriority="73" w:unhideWhenUsed="0"/>
-    <w:lsdException w:name="Light Shading Accent 4" w:semiHidden="0" w:uiPriority="60" w:unhideWhenUsed="0"/>
-    <w:lsdException w:name="Light List Accent 4" w:semiHidden="0" w:uiPriority="61" w:unhideWhenUsed="0"/>
-    <w:lsdException w:name="Light Grid Accent 4" w:semiHidden="0" w:uiPriority="62" w:unhideWhenUsed="0"/>
-    <w:lsdException w:name="Medium Shading 1 Accent 4" w:semiHidden="0" w:uiPriority="63" w:unhideWhenUsed="0"/>
-    <w:lsdException w:name="Medium Shading 2 Accent 4" w:semiHidden="0" w:uiPriority="64" w:unhideWhenUsed="0"/>
-    <w:lsdException w:name="Medium List 1 Accent 4" w:semiHidden="0" w:uiPriority="65" w:unhideWhenUsed="0"/>
-    <w:lsdException w:name="Medium List 2 Accent 4" w:semiHidden="0" w:uiPriority="66" w:unhideWhenUsed="0"/>
-    <w:lsdException w:name="Medium Grid 1 Accent 4" w:semiHidden="0" w:uiPriority="67" w:unhideWhenUsed="0"/>
-    <w:lsdException w:name="Medium Grid 2 Accent 4" w:semiHidden="0" w:uiPriority="68" w:unhideWhenUsed="0"/>
-    <w:lsdException w:name="Medium Grid 3 Accent 4" w:semiHidden="0" w:uiPriority="69" w:unhideWhenUsed="0"/>
-    <w:lsdException w:name="Dark List Accent 4" w:semiHidden="0" w:uiPriority="70" w:unhideWhenUsed="0"/>
-    <w:lsdException w:name="Colorful Shading Accent 4" w:semiHidden="0" w:uiPriority="71" w:unhideWhenUsed="0"/>
-    <w:lsdException w:name="Colorful List Accent 4" w:semiHidden="0" w:uiPriority="72" w:unhideWhenUsed="0"/>
-    <w:lsdException w:name="Colorful Grid Accent 4" w:semiHidden="0" w:uiPriority="73" w:unhideWhenUsed="0"/>
-    <w:lsdException w:name="Light Shading Accent 5" w:semiHidden="0" w:uiPriority="60" w:unhideWhenUsed="0"/>
-    <w:lsdException w:name="Light List Accent 5" w:semiHidden="0" w:uiPriority="61" w:unhideWhenUsed="0"/>
-    <w:lsdException w:name="Light Grid Accent 5" w:semiHidden="0" w:uiPriority="62" w:unhideWhenUsed="0"/>
-    <w:lsdException w:name="Medium Shading 1 Accent 5" w:semiHidden="0" w:uiPriority="63" w:unhideWhenUsed="0"/>
-    <w:lsdException w:name="Medium Shading 2 Accent 5" w:semiHidden="0" w:uiPriority="64" w:unhideWhenUsed="0"/>
-    <w:lsdException w:name="Medium List 1 Accent 5" w:semiHidden="0" w:uiPriority="65" w:unhideWhenUsed="0"/>
-    <w:lsdException w:name="Medium List 2 Accent 5" w:semiHidden="0" w:uiPriority="66" w:unhideWhenUsed="0"/>
-    <w:lsdException w:name="Medium Grid 1 Accent 5" w:semiHidden="0" w:uiPriority="67" w:unhideWhenUsed="0"/>
-    <w:lsdException w:name="Medium Grid 2 Accent 5" w:semiHidden="0" w:uiPriority="68" w:unhideWhenUsed="0"/>
-    <w:lsdException w:name="Medium Grid 3 Accent 5" w:semiHidden="0" w:uiPriority="69" w:unhideWhenUsed="0"/>
-    <w:lsdException w:name="Dark List Accent 5" w:semiHidden="0" w:uiPriority="70" w:unhideWhenUsed="0"/>
-    <w:lsdException w:name="Colorful Shading Accent 5" w:semiHidden="0" w:uiPriority="71" w:unhideWhenUsed="0"/>
-    <w:lsdException w:name="Colorful List Accent 5" w:semiHidden="0" w:uiPriority="72" w:unhideWhenUsed="0"/>
-    <w:lsdException w:name="Colorful Grid Accent 5" w:semiHidden="0" w:uiPriority="73" w:unhideWhenUsed="0"/>
-    <w:lsdException w:name="Light Shading Accent 6" w:semiHidden="0" w:uiPriority="60" w:unhideWhenUsed="0"/>
-    <w:lsdException w:name="Light List Accent 6" w:semiHidden="0" w:uiPriority="61" w:unhideWhenUsed="0"/>
-    <w:lsdException w:name="Light Grid Accent 6" w:semiHidden="0" w:uiPriority="62" w:unhideWhenUsed="0"/>
-    <w:lsdException w:name="Medium Shading 1 Accent 6" w:semiHidden="0" w:uiPriority="63" w:unhideWhenUsed="0"/>
-    <w:lsdException w:name="Medium Shading 2 Accent 6" w:semiHidden="0" w:uiPriority="64" w:unhideWhenUsed="0"/>
-    <w:lsdException w:name="Medium List 1 Accent 6" w:semiHidden="0" w:uiPriority="65" w:unhideWhenUsed="0"/>
-    <w:lsdException w:name="Medium List 2 Accent 6" w:semiHidden="0" w:uiPriority="66" w:unhideWhenUsed="0"/>
-    <w:lsdException w:name="Medium Grid 1 Accent 6" w:semiHidden="0" w:uiPriority="67" w:unhideWhenUsed="0"/>
-    <w:lsdException w:name="Medium Grid 2 Accent 6" w:semiHidden="0" w:uiPriority="68" w:unhideWhenUsed="0"/>
-    <w:lsdException w:name="Medium Grid 3 Accent 6" w:semiHidden="0" w:uiPriority="69" w:unhideWhenUsed="0"/>
-    <w:lsdException w:name="Dark List Accent 6" w:semiHidden="0" w:uiPriority="70" w:unhideWhenUsed="0"/>
-    <w:lsdException w:name="Colorful Shading Accent 6" w:semiHidden="0" w:uiPriority="71" w:unhideWhenUsed="0"/>
-    <w:lsdException w:name="Colorful List Accent 6" w:semiHidden="0" w:uiPriority="72" w:unhideWhenUsed="0"/>
-    <w:lsdException w:name="Colorful Grid Accent 6" w:semiHidden="0" w:uiPriority="73" w:unhideWhenUsed="0"/>
+  <w:latentStyles w:count="260" w:defQFormat="0" w:defUnhideWhenUsed="1" w:defSemiHidden="1" w:defUIPriority="99" w:defLockedState="0">
+    <w:lsdException w:qFormat="1" w:unhideWhenUsed="0" w:uiPriority="0" w:semiHidden="0" w:name="Normal"/>
+    <w:lsdException w:qFormat="1" w:unhideWhenUsed="0" w:uiPriority="0" w:semiHidden="0" w:name="heading 1"/>
+    <w:lsdException w:qFormat="1" w:uiPriority="0" w:semiHidden="0" w:name="heading 2"/>
+    <w:lsdException w:qFormat="1" w:uiPriority="0" w:name="heading 3"/>
+    <w:lsdException w:qFormat="1" w:uiPriority="0" w:semiHidden="0" w:name="heading 4"/>
+    <w:lsdException w:qFormat="1" w:uiPriority="0" w:name="heading 5"/>
+    <w:lsdException w:qFormat="1" w:uiPriority="0" w:name="heading 6"/>
+    <w:lsdException w:qFormat="1" w:uiPriority="0" w:name="heading 7"/>
+    <w:lsdException w:qFormat="1" w:uiPriority="0" w:name="heading 8"/>
+    <w:lsdException w:qFormat="1" w:uiPriority="0" w:name="heading 9"/>
+    <w:lsdException w:unhideWhenUsed="0" w:uiPriority="0" w:semiHidden="0" w:name="index 1"/>
+    <w:lsdException w:unhideWhenUsed="0" w:uiPriority="0" w:semiHidden="0" w:name="index 2"/>
+    <w:lsdException w:unhideWhenUsed="0" w:uiPriority="0" w:semiHidden="0" w:name="index 3"/>
+    <w:lsdException w:unhideWhenUsed="0" w:uiPriority="0" w:semiHidden="0" w:name="index 4"/>
+    <w:lsdException w:unhideWhenUsed="0" w:uiPriority="0" w:semiHidden="0" w:name="index 5"/>
+    <w:lsdException w:unhideWhenUsed="0" w:uiPriority="0" w:semiHidden="0" w:name="index 6"/>
+    <w:lsdException w:unhideWhenUsed="0" w:uiPriority="0" w:semiHidden="0" w:name="index 7"/>
+    <w:lsdException w:unhideWhenUsed="0" w:uiPriority="0" w:semiHidden="0" w:name="index 8"/>
+    <w:lsdException w:unhideWhenUsed="0" w:uiPriority="0" w:semiHidden="0" w:name="index 9"/>
+    <w:lsdException w:qFormat="1" w:unhideWhenUsed="0" w:uiPriority="0" w:semiHidden="0" w:name="toc 1"/>
+    <w:lsdException w:qFormat="1" w:unhideWhenUsed="0" w:uiPriority="0" w:semiHidden="0" w:name="toc 2"/>
+    <w:lsdException w:qFormat="1" w:unhideWhenUsed="0" w:uiPriority="0" w:semiHidden="0" w:name="toc 3"/>
+    <w:lsdException w:unhideWhenUsed="0" w:uiPriority="0" w:semiHidden="0" w:name="toc 4"/>
+    <w:lsdException w:unhideWhenUsed="0" w:uiPriority="0" w:semiHidden="0" w:name="toc 5"/>
+    <w:lsdException w:unhideWhenUsed="0" w:uiPriority="0" w:semiHidden="0" w:name="toc 6"/>
+    <w:lsdException w:unhideWhenUsed="0" w:uiPriority="0" w:semiHidden="0" w:name="toc 7"/>
+    <w:lsdException w:unhideWhenUsed="0" w:uiPriority="0" w:semiHidden="0" w:name="toc 8"/>
+    <w:lsdException w:unhideWhenUsed="0" w:uiPriority="0" w:semiHidden="0" w:name="toc 9"/>
+    <w:lsdException w:unhideWhenUsed="0" w:uiPriority="0" w:semiHidden="0" w:name="Normal Indent"/>
+    <w:lsdException w:unhideWhenUsed="0" w:uiPriority="0" w:semiHidden="0" w:name="footnote text"/>
+    <w:lsdException w:qFormat="1" w:unhideWhenUsed="0" w:uiPriority="0" w:semiHidden="0" w:name="annotation text"/>
+    <w:lsdException w:qFormat="1" w:unhideWhenUsed="0" w:uiPriority="0" w:semiHidden="0" w:name="header"/>
+    <w:lsdException w:qFormat="1" w:unhideWhenUsed="0" w:uiPriority="0" w:semiHidden="0" w:name="footer"/>
+    <w:lsdException w:unhideWhenUsed="0" w:uiPriority="0" w:semiHidden="0" w:name="index heading"/>
+    <w:lsdException w:qFormat="1" w:uiPriority="0" w:name="caption"/>
+    <w:lsdException w:unhideWhenUsed="0" w:uiPriority="0" w:semiHidden="0" w:name="table of figures"/>
+    <w:lsdException w:unhideWhenUsed="0" w:uiPriority="0" w:semiHidden="0" w:name="envelope address"/>
+    <w:lsdException w:unhideWhenUsed="0" w:uiPriority="0" w:semiHidden="0" w:name="envelope return"/>
+    <w:lsdException w:unhideWhenUsed="0" w:uiPriority="0" w:semiHidden="0" w:name="footnote reference"/>
+    <w:lsdException w:unhideWhenUsed="0" w:uiPriority="0" w:semiHidden="0" w:name="annotation reference"/>
+    <w:lsdException w:unhideWhenUsed="0" w:uiPriority="0" w:semiHidden="0" w:name="line number"/>
+    <w:lsdException w:unhideWhenUsed="0" w:uiPriority="0" w:semiHidden="0" w:name="page number"/>
+    <w:lsdException w:unhideWhenUsed="0" w:uiPriority="0" w:semiHidden="0" w:name="endnote reference"/>
+    <w:lsdException w:unhideWhenUsed="0" w:uiPriority="0" w:semiHidden="0" w:name="endnote text"/>
+    <w:lsdException w:unhideWhenUsed="0" w:uiPriority="0" w:semiHidden="0" w:name="table of authorities"/>
+    <w:lsdException w:unhideWhenUsed="0" w:uiPriority="0" w:semiHidden="0" w:name="macro"/>
+    <w:lsdException w:unhideWhenUsed="0" w:uiPriority="0" w:semiHidden="0" w:name="toa heading"/>
+    <w:lsdException w:unhideWhenUsed="0" w:uiPriority="0" w:semiHidden="0" w:name="List"/>
+    <w:lsdException w:unhideWhenUsed="0" w:uiPriority="0" w:semiHidden="0" w:name="List Bullet"/>
+    <w:lsdException w:unhideWhenUsed="0" w:uiPriority="0" w:semiHidden="0" w:name="List Number"/>
+    <w:lsdException w:unhideWhenUsed="0" w:uiPriority="0" w:semiHidden="0" w:name="List 2"/>
+    <w:lsdException w:unhideWhenUsed="0" w:uiPriority="0" w:semiHidden="0" w:name="List 3"/>
+    <w:lsdException w:unhideWhenUsed="0" w:uiPriority="0" w:semiHidden="0" w:name="List 4"/>
+    <w:lsdException w:unhideWhenUsed="0" w:uiPriority="0" w:semiHidden="0" w:name="List 5"/>
+    <w:lsdException w:unhideWhenUsed="0" w:uiPriority="0" w:semiHidden="0" w:name="List Bullet 2"/>
+    <w:lsdException w:unhideWhenUsed="0" w:uiPriority="0" w:semiHidden="0" w:name="List Bullet 3"/>
+    <w:lsdException w:unhideWhenUsed="0" w:uiPriority="0" w:semiHidden="0" w:name="List Bullet 4"/>
+    <w:lsdException w:unhideWhenUsed="0" w:uiPriority="0" w:semiHidden="0" w:name="List Bullet 5"/>
+    <w:lsdException w:unhideWhenUsed="0" w:uiPriority="0" w:semiHidden="0" w:name="List Number 2"/>
+    <w:lsdException w:unhideWhenUsed="0" w:uiPriority="0" w:semiHidden="0" w:name="List Number 3"/>
+    <w:lsdException w:unhideWhenUsed="0" w:uiPriority="0" w:semiHidden="0" w:name="List Number 4"/>
+    <w:lsdException w:unhideWhenUsed="0" w:uiPriority="0" w:semiHidden="0" w:name="List Number 5"/>
+    <w:lsdException w:qFormat="1" w:unhideWhenUsed="0" w:uiPriority="0" w:semiHidden="0" w:name="Title"/>
+    <w:lsdException w:unhideWhenUsed="0" w:uiPriority="0" w:semiHidden="0" w:name="Closing"/>
+    <w:lsdException w:unhideWhenUsed="0" w:uiPriority="0" w:semiHidden="0" w:name="Signature"/>
+    <w:lsdException w:qFormat="1" w:unhideWhenUsed="0" w:uiPriority="0" w:name="Default Paragraph Font"/>
+    <w:lsdException w:qFormat="1" w:unhideWhenUsed="0" w:uiPriority="0" w:name="Body Text"/>
+    <w:lsdException w:unhideWhenUsed="0" w:uiPriority="0" w:semiHidden="0" w:name="Body Text Indent"/>
+    <w:lsdException w:unhideWhenUsed="0" w:uiPriority="0" w:semiHidden="0" w:name="List Continue"/>
+    <w:lsdException w:unhideWhenUsed="0" w:uiPriority="0" w:semiHidden="0" w:name="List Continue 2"/>
+    <w:lsdException w:unhideWhenUsed="0" w:uiPriority="0" w:semiHidden="0" w:name="List Continue 3"/>
+    <w:lsdException w:unhideWhenUsed="0" w:uiPriority="0" w:semiHidden="0" w:name="List Continue 4"/>
+    <w:lsdException w:unhideWhenUsed="0" w:uiPriority="0" w:semiHidden="0" w:name="List Continue 5"/>
+    <w:lsdException w:unhideWhenUsed="0" w:uiPriority="0" w:semiHidden="0" w:name="Message Header"/>
+    <w:lsdException w:qFormat="1" w:unhideWhenUsed="0" w:uiPriority="0" w:semiHidden="0" w:name="Subtitle"/>
+    <w:lsdException w:unhideWhenUsed="0" w:uiPriority="0" w:semiHidden="0" w:name="Salutation"/>
+    <w:lsdException w:unhideWhenUsed="0" w:uiPriority="0" w:semiHidden="0" w:name="Date"/>
+    <w:lsdException w:unhideWhenUsed="0" w:uiPriority="0" w:semiHidden="0" w:name="Body Text First Indent"/>
+    <w:lsdException w:unhideWhenUsed="0" w:uiPriority="0" w:semiHidden="0" w:name="Body Text First Indent 2"/>
+    <w:lsdException w:uiPriority="99" w:name="Note Heading"/>
+    <w:lsdException w:unhideWhenUsed="0" w:uiPriority="0" w:semiHidden="0" w:name="Body Text 2"/>
+    <w:lsdException w:unhideWhenUsed="0" w:uiPriority="0" w:semiHidden="0" w:name="Body Text 3"/>
+    <w:lsdException w:unhideWhenUsed="0" w:uiPriority="0" w:semiHidden="0" w:name="Body Text Indent 2"/>
+    <w:lsdException w:unhideWhenUsed="0" w:uiPriority="0" w:semiHidden="0" w:name="Body Text Indent 3"/>
+    <w:lsdException w:unhideWhenUsed="0" w:uiPriority="0" w:semiHidden="0" w:name="Block Text"/>
+    <w:lsdException w:unhideWhenUsed="0" w:uiPriority="0" w:semiHidden="0" w:name="Hyperlink"/>
+    <w:lsdException w:unhideWhenUsed="0" w:uiPriority="0" w:semiHidden="0" w:name="FollowedHyperlink"/>
+    <w:lsdException w:qFormat="1" w:unhideWhenUsed="0" w:uiPriority="0" w:semiHidden="0" w:name="Strong"/>
+    <w:lsdException w:qFormat="1" w:unhideWhenUsed="0" w:uiPriority="0" w:semiHidden="0" w:name="Emphasis"/>
+    <w:lsdException w:unhideWhenUsed="0" w:uiPriority="0" w:semiHidden="0" w:name="Document Map"/>
+    <w:lsdException w:unhideWhenUsed="0" w:uiPriority="0" w:semiHidden="0" w:name="Plain Text"/>
+    <w:lsdException w:unhideWhenUsed="0" w:uiPriority="0" w:semiHidden="0" w:name="E-mail Signature"/>
+    <w:lsdException w:qFormat="1" w:unhideWhenUsed="0" w:uiPriority="0" w:semiHidden="0" w:name="Normal (Web)"/>
+    <w:lsdException w:unhideWhenUsed="0" w:uiPriority="0" w:semiHidden="0" w:name="HTML Acronym"/>
+    <w:lsdException w:unhideWhenUsed="0" w:uiPriority="0" w:semiHidden="0" w:name="HTML Address"/>
+    <w:lsdException w:unhideWhenUsed="0" w:uiPriority="0" w:semiHidden="0" w:name="HTML Cite"/>
+    <w:lsdException w:unhideWhenUsed="0" w:uiPriority="0" w:semiHidden="0" w:name="HTML Code"/>
+    <w:lsdException w:unhideWhenUsed="0" w:uiPriority="0" w:semiHidden="0" w:name="HTML Definition"/>
+    <w:lsdException w:unhideWhenUsed="0" w:uiPriority="0" w:semiHidden="0" w:name="HTML Keyboard"/>
+    <w:lsdException w:unhideWhenUsed="0" w:uiPriority="0" w:semiHidden="0" w:name="HTML Preformatted"/>
+    <w:lsdException w:unhideWhenUsed="0" w:uiPriority="0" w:semiHidden="0" w:name="HTML Sample"/>
+    <w:lsdException w:unhideWhenUsed="0" w:uiPriority="0" w:semiHidden="0" w:name="HTML Typewriter"/>
+    <w:lsdException w:unhideWhenUsed="0" w:uiPriority="0" w:semiHidden="0" w:name="HTML Variable"/>
+    <w:lsdException w:qFormat="1" w:unhideWhenUsed="0" w:uiPriority="0" w:name="Normal Table"/>
+    <w:lsdException w:unhideWhenUsed="0" w:uiPriority="0" w:semiHidden="0" w:name="annotation subject"/>
+    <w:lsdException w:unhideWhenUsed="0" w:uiPriority="0" w:semiHidden="0" w:name="Table Simple 1"/>
+    <w:lsdException w:unhideWhenUsed="0" w:uiPriority="0" w:semiHidden="0" w:name="Table Simple 2"/>
+    <w:lsdException w:unhideWhenUsed="0" w:uiPriority="0" w:semiHidden="0" w:name="Table Simple 3"/>
+    <w:lsdException w:unhideWhenUsed="0" w:uiPriority="0" w:semiHidden="0" w:name="Table Classic 1"/>
+    <w:lsdException w:unhideWhenUsed="0" w:uiPriority="0" w:semiHidden="0" w:name="Table Classic 2"/>
+    <w:lsdException w:unhideWhenUsed="0" w:uiPriority="0" w:semiHidden="0" w:name="Table Classic 3"/>
+    <w:lsdException w:unhideWhenUsed="0" w:uiPriority="0" w:semiHidden="0" w:name="Table Classic 4"/>
+    <w:lsdException w:unhideWhenUsed="0" w:uiPriority="0" w:semiHidden="0" w:name="Table Colorful 1"/>
+    <w:lsdException w:unhideWhenUsed="0" w:uiPriority="0" w:semiHidden="0" w:name="Table Colorful 2"/>
+    <w:lsdException w:unhideWhenUsed="0" w:uiPriority="0" w:semiHidden="0" w:name="Table Colorful 3"/>
+    <w:lsdException w:unhideWhenUsed="0" w:uiPriority="0" w:semiHidden="0" w:name="Table Columns 1"/>
+    <w:lsdException w:unhideWhenUsed="0" w:uiPriority="0" w:semiHidden="0" w:name="Table Columns 2"/>
+    <w:lsdException w:unhideWhenUsed="0" w:uiPriority="0" w:semiHidden="0" w:name="Table Columns 3"/>
+    <w:lsdException w:unhideWhenUsed="0" w:uiPriority="0" w:semiHidden="0" w:name="Table Columns 4"/>
+    <w:lsdException w:unhideWhenUsed="0" w:uiPriority="0" w:semiHidden="0" w:name="Table Columns 5"/>
+    <w:lsdException w:unhideWhenUsed="0" w:uiPriority="0" w:semiHidden="0" w:name="Table Grid 1"/>
+    <w:lsdException w:unhideWhenUsed="0" w:uiPriority="0" w:semiHidden="0" w:name="Table Grid 2"/>
+    <w:lsdException w:unhideWhenUsed="0" w:uiPriority="0" w:semiHidden="0" w:name="Table Grid 3"/>
+    <w:lsdException w:unhideWhenUsed="0" w:uiPriority="0" w:semiHidden="0" w:name="Table Grid 4"/>
+    <w:lsdException w:unhideWhenUsed="0" w:uiPriority="0" w:semiHidden="0" w:name="Table Grid 5"/>
+    <w:lsdException w:unhideWhenUsed="0" w:uiPriority="0" w:semiHidden="0" w:name="Table Grid 6"/>
+    <w:lsdException w:unhideWhenUsed="0" w:uiPriority="0" w:semiHidden="0" w:name="Table Grid 7"/>
+    <w:lsdException w:unhideWhenUsed="0" w:uiPriority="0" w:semiHidden="0" w:name="Table Grid 8"/>
+    <w:lsdException w:unhideWhenUsed="0" w:uiPriority="0" w:semiHidden="0" w:name="Table List 1"/>
+    <w:lsdException w:unhideWhenUsed="0" w:uiPriority="0" w:semiHidden="0" w:name="Table List 2"/>
+    <w:lsdException w:unhideWhenUsed="0" w:uiPriority="0" w:semiHidden="0" w:name="Table List 3"/>
+    <w:lsdException w:unhideWhenUsed="0" w:uiPriority="0" w:semiHidden="0" w:name="Table List 4"/>
+    <w:lsdException w:unhideWhenUsed="0" w:uiPriority="0" w:semiHidden="0" w:name="Table List 5"/>
+    <w:lsdException w:unhideWhenUsed="0" w:uiPriority="0" w:semiHidden="0" w:name="Table List 6"/>
+    <w:lsdException w:unhideWhenUsed="0" w:uiPriority="0" w:semiHidden="0" w:name="Table List 7"/>
+    <w:lsdException w:unhideWhenUsed="0" w:uiPriority="0" w:semiHidden="0" w:name="Table List 8"/>
+    <w:lsdException w:unhideWhenUsed="0" w:uiPriority="0" w:semiHidden="0" w:name="Table 3D effects 1"/>
+    <w:lsdException w:unhideWhenUsed="0" w:uiPriority="0" w:semiHidden="0" w:name="Table 3D effects 2"/>
+    <w:lsdException w:unhideWhenUsed="0" w:uiPriority="0" w:semiHidden="0" w:name="Table 3D effects 3"/>
+    <w:lsdException w:unhideWhenUsed="0" w:uiPriority="0" w:semiHidden="0" w:name="Table Contemporary"/>
+    <w:lsdException w:unhideWhenUsed="0" w:uiPriority="0" w:semiHidden="0" w:name="Table Elegant"/>
+    <w:lsdException w:unhideWhenUsed="0" w:uiPriority="0" w:semiHidden="0" w:name="Table Professional"/>
+    <w:lsdException w:unhideWhenUsed="0" w:uiPriority="0" w:semiHidden="0" w:name="Table Subtle 1"/>
+    <w:lsdException w:unhideWhenUsed="0" w:uiPriority="0" w:semiHidden="0" w:name="Table Subtle 2"/>
+    <w:lsdException w:unhideWhenUsed="0" w:uiPriority="0" w:semiHidden="0" w:name="Table Web 1"/>
+    <w:lsdException w:unhideWhenUsed="0" w:uiPriority="0" w:semiHidden="0" w:name="Table Web 2"/>
+    <w:lsdException w:unhideWhenUsed="0" w:uiPriority="0" w:semiHidden="0" w:name="Table Web 3"/>
+    <w:lsdException w:unhideWhenUsed="0" w:uiPriority="0" w:semiHidden="0" w:name="Balloon Text"/>
+    <w:lsdException w:qFormat="1" w:unhideWhenUsed="0" w:uiPriority="0" w:semiHidden="0" w:name="Table Grid"/>
+    <w:lsdException w:unhideWhenUsed="0" w:uiPriority="0" w:semiHidden="0" w:name="Table Theme"/>
+    <w:lsdException w:unhideWhenUsed="0" w:uiPriority="60" w:semiHidden="0" w:name="Light Shading"/>
+    <w:lsdException w:unhideWhenUsed="0" w:uiPriority="61" w:semiHidden="0" w:name="Light List"/>
+    <w:lsdException w:unhideWhenUsed="0" w:uiPriority="62" w:semiHidden="0" w:name="Light Grid"/>
+    <w:lsdException w:unhideWhenUsed="0" w:uiPriority="63" w:semiHidden="0" w:name="Medium Shading 1"/>
+    <w:lsdException w:unhideWhenUsed="0" w:uiPriority="64" w:semiHidden="0" w:name="Medium Shading 2"/>
+    <w:lsdException w:unhideWhenUsed="0" w:uiPriority="65" w:semiHidden="0" w:name="Medium List 1"/>
+    <w:lsdException w:unhideWhenUsed="0" w:uiPriority="66" w:semiHidden="0" w:name="Medium List 2"/>
+    <w:lsdException w:unhideWhenUsed="0" w:uiPriority="67" w:semiHidden="0" w:name="Medium Grid 1"/>
+    <w:lsdException w:unhideWhenUsed="0" w:uiPriority="68" w:semiHidden="0" w:name="Medium Grid 2"/>
+    <w:lsdException w:unhideWhenUsed="0" w:uiPriority="69" w:semiHidden="0" w:name="Medium Grid 3"/>
+    <w:lsdException w:unhideWhenUsed="0" w:uiPriority="70" w:semiHidden="0" w:name="Dark List"/>
+    <w:lsdException w:unhideWhenUsed="0" w:uiPriority="71" w:semiHidden="0" w:name="Colorful Shading"/>
+    <w:lsdException w:unhideWhenUsed="0" w:uiPriority="72" w:semiHidden="0" w:name="Colorful List"/>
+    <w:lsdException w:unhideWhenUsed="0" w:uiPriority="73" w:semiHidden="0" w:name="Colorful Grid"/>
+    <w:lsdException w:unhideWhenUsed="0" w:uiPriority="60" w:semiHidden="0" w:name="Light Shading Accent 1"/>
+    <w:lsdException w:unhideWhenUsed="0" w:uiPriority="61" w:semiHidden="0" w:name="Light List Accent 1"/>
+    <w:lsdException w:unhideWhenUsed="0" w:uiPriority="62" w:semiHidden="0" w:name="Light Grid Accent 1"/>
+    <w:lsdException w:unhideWhenUsed="0" w:uiPriority="63" w:semiHidden="0" w:name="Medium Shading 1 Accent 1"/>
+    <w:lsdException w:unhideWhenUsed="0" w:uiPriority="64" w:semiHidden="0" w:name="Medium Shading 2 Accent 1"/>
+    <w:lsdException w:unhideWhenUsed="0" w:uiPriority="65" w:semiHidden="0" w:name="Medium List 1 Accent 1"/>
+    <w:lsdException w:unhideWhenUsed="0" w:uiPriority="66" w:semiHidden="0" w:name="Medium List 2 Accent 1"/>
+    <w:lsdException w:unhideWhenUsed="0" w:uiPriority="67" w:semiHidden="0" w:name="Medium Grid 1 Accent 1"/>
+    <w:lsdException w:unhideWhenUsed="0" w:uiPriority="68" w:semiHidden="0" w:name="Medium Grid 2 Accent 1"/>
+    <w:lsdException w:unhideWhenUsed="0" w:uiPriority="69" w:semiHidden="0" w:name="Medium Grid 3 Accent 1"/>
+    <w:lsdException w:unhideWhenUsed="0" w:uiPriority="70" w:semiHidden="0" w:name="Dark List Accent 1"/>
+    <w:lsdException w:unhideWhenUsed="0" w:uiPriority="71" w:semiHidden="0" w:name="Colorful Shading Accent 1"/>
+    <w:lsdException w:unhideWhenUsed="0" w:uiPriority="72" w:semiHidden="0" w:name="Colorful List Accent 1"/>
+    <w:lsdException w:unhideWhenUsed="0" w:uiPriority="73" w:semiHidden="0" w:name="Colorful Grid Accent 1"/>
+    <w:lsdException w:unhideWhenUsed="0" w:uiPriority="60" w:semiHidden="0" w:name="Light Shading Accent 2"/>
+    <w:lsdException w:unhideWhenUsed="0" w:uiPriority="61" w:semiHidden="0" w:name="Light List Accent 2"/>
+    <w:lsdException w:unhideWhenUsed="0" w:uiPriority="62" w:semiHidden="0" w:name="Light Grid Accent 2"/>
+    <w:lsdException w:unhideWhenUsed="0" w:uiPriority="63" w:semiHidden="0" w:name="Medium Shading 1 Accent 2"/>
+    <w:lsdException w:unhideWhenUsed="0" w:uiPriority="64" w:semiHidden="0" w:name="Medium Shading 2 Accent 2"/>
+    <w:lsdException w:unhideWhenUsed="0" w:uiPriority="65" w:semiHidden="0" w:name="Medium List 1 Accent 2"/>
+    <w:lsdException w:unhideWhenUsed="0" w:uiPriority="66" w:semiHidden="0" w:name="Medium List 2 Accent 2"/>
+    <w:lsdException w:unhideWhenUsed="0" w:uiPriority="67" w:semiHidden="0" w:name="Medium Grid 1 Accent 2"/>
+    <w:lsdException w:unhideWhenUsed="0" w:uiPriority="68" w:semiHidden="0" w:name="Medium Grid 2 Accent 2"/>
+    <w:lsdException w:unhideWhenUsed="0" w:uiPriority="69" w:semiHidden="0" w:name="Medium Grid 3 Accent 2"/>
+    <w:lsdException w:unhideWhenUsed="0" w:uiPriority="70" w:semiHidden="0" w:name="Dark List Accent 2"/>
+    <w:lsdException w:unhideWhenUsed="0" w:uiPriority="71" w:semiHidden="0" w:name="Colorful Shading Accent 2"/>
+    <w:lsdException w:unhideWhenUsed="0" w:uiPriority="72" w:semiHidden="0" w:name="Colorful List Accent 2"/>
+    <w:lsdException w:unhideWhenUsed="0" w:uiPriority="73" w:semiHidden="0" w:name="Colorful Grid Accent 2"/>
+    <w:lsdException w:unhideWhenUsed="0" w:uiPriority="60" w:semiHidden="0" w:name="Light Shading Accent 3"/>
+    <w:lsdException w:unhideWhenUsed="0" w:uiPriority="61" w:semiHidden="0" w:name="Light List Accent 3"/>
+    <w:lsdException w:unhideWhenUsed="0" w:uiPriority="62" w:semiHidden="0" w:name="Light Grid Accent 3"/>
+    <w:lsdException w:unhideWhenUsed="0" w:uiPriority="63" w:semiHidden="0" w:name="Medium Shading 1 Accent 3"/>
+    <w:lsdException w:unhideWhenUsed="0" w:uiPriority="64" w:semiHidden="0" w:name="Medium Shading 2 Accent 3"/>
+    <w:lsdException w:unhideWhenUsed="0" w:uiPriority="65" w:semiHidden="0" w:name="Medium List 1 Accent 3"/>
+    <w:lsdException w:unhideWhenUsed="0" w:uiPriority="66" w:semiHidden="0" w:name="Medium List 2 Accent 3"/>
+    <w:lsdException w:unhideWhenUsed="0" w:uiPriority="67" w:semiHidden="0" w:name="Medium Grid 1 Accent 3"/>
+    <w:lsdException w:unhideWhenUsed="0" w:uiPriority="68" w:semiHidden="0" w:name="Medium Grid 2 Accent 3"/>
+    <w:lsdException w:unhideWhenUsed="0" w:uiPriority="69" w:semiHidden="0" w:name="Medium Grid 3 Accent 3"/>
+    <w:lsdException w:unhideWhenUsed="0" w:uiPriority="70" w:semiHidden="0" w:name="Dark List Accent 3"/>
+    <w:lsdException w:unhideWhenUsed="0" w:uiPriority="71" w:semiHidden="0" w:name="Colorful Shading Accent 3"/>
+    <w:lsdException w:unhideWhenUsed="0" w:uiPriority="72" w:semiHidden="0" w:name="Colorful List Accent 3"/>
+    <w:lsdException w:unhideWhenUsed="0" w:uiPriority="73" w:semiHidden="0" w:name="Colorful Grid Accent 3"/>
+    <w:lsdException w:unhideWhenUsed="0" w:uiPriority="60" w:semiHidden="0" w:name="Light Shading Accent 4"/>
+    <w:lsdException w:unhideWhenUsed="0" w:uiPriority="61" w:semiHidden="0" w:name="Light List Accent 4"/>
+    <w:lsdException w:unhideWhenUsed="0" w:uiPriority="62" w:semiHidden="0" w:name="Light Grid Accent 4"/>
+    <w:lsdException w:unhideWhenUsed="0" w:uiPriority="63" w:semiHidden="0" w:name="Medium Shading 1 Accent 4"/>
+    <w:lsdException w:unhideWhenUsed="0" w:uiPriority="64" w:semiHidden="0" w:name="Medium Shading 2 Accent 4"/>
+    <w:lsdException w:unhideWhenUsed="0" w:uiPriority="65" w:semiHidden="0" w:name="Medium List 1 Accent 4"/>
+    <w:lsdException w:unhideWhenUsed="0" w:uiPriority="66" w:semiHidden="0" w:name="Medium List 2 Accent 4"/>
+    <w:lsdException w:unhideWhenUsed="0" w:uiPriority="67" w:semiHidden="0" w:name="Medium Grid 1 Accent 4"/>
+    <w:lsdException w:unhideWhenUsed="0" w:uiPriority="68" w:semiHidden="0" w:name="Medium Grid 2 Accent 4"/>
+    <w:lsdException w:unhideWhenUsed="0" w:uiPriority="69" w:semiHidden="0" w:name="Medium Grid 3 Accent 4"/>
+    <w:lsdException w:unhideWhenUsed="0" w:uiPriority="70" w:semiHidden="0" w:name="Dark List Accent 4"/>
+    <w:lsdException w:unhideWhenUsed="0" w:uiPriority="71" w:semiHidden="0" w:name="Colorful Shading Accent 4"/>
+    <w:lsdException w:unhideWhenUsed="0" w:uiPriority="72" w:semiHidden="0" w:name="Colorful List Accent 4"/>
+    <w:lsdException w:unhideWhenUsed="0" w:uiPriority="73" w:semiHidden="0" w:name="Colorful Grid Accent 4"/>
+    <w:lsdException w:unhideWhenUsed="0" w:uiPriority="60" w:semiHidden="0" w:name="Light Shading Accent 5"/>
+    <w:lsdException w:unhideWhenUsed="0" w:uiPriority="61" w:semiHidden="0" w:name="Light List Accent 5"/>
+    <w:lsdException w:unhideWhenUsed="0" w:uiPriority="62" w:semiHidden="0" w:name="Light Grid Accent 5"/>
+    <w:lsdException w:unhideWhenUsed="0" w:uiPriority="63" w:semiHidden="0" w:name="Medium Shading 1 Accent 5"/>
+    <w:lsdException w:unhideWhenUsed="0" w:uiPriority="64" w:semiHidden="0" w:name="Medium Shading 2 Accent 5"/>
+    <w:lsdException w:unhideWhenUsed="0" w:uiPriority="65" w:semiHidden="0" w:name="Medium List 1 Accent 5"/>
+    <w:lsdException w:unhideWhenUsed="0" w:uiPriority="66" w:semiHidden="0" w:name="Medium List 2 Accent 5"/>
+    <w:lsdException w:unhideWhenUsed="0" w:uiPriority="67" w:semiHidden="0" w:name="Medium Grid 1 Accent 5"/>
+    <w:lsdException w:unhideWhenUsed="0" w:uiPriority="68" w:semiHidden="0" w:name="Medium Grid 2 Accent 5"/>
+    <w:lsdException w:unhideWhenUsed="0" w:uiPriority="69" w:semiHidden="0" w:name="Medium Grid 3 Accent 5"/>
+    <w:lsdException w:unhideWhenUsed="0" w:uiPriority="70" w:semiHidden="0" w:name="Dark List Accent 5"/>
+    <w:lsdException w:unhideWhenUsed="0" w:uiPriority="71" w:semiHidden="0" w:name="Colorful Shading Accent 5"/>
+    <w:lsdException w:unhideWhenUsed="0" w:uiPriority="72" w:semiHidden="0" w:name="Colorful List Accent 5"/>
+    <w:lsdException w:unhideWhenUsed="0" w:uiPriority="73" w:semiHidden="0" w:name="Colorful Grid Accent 5"/>
+    <w:lsdException w:unhideWhenUsed="0" w:uiPriority="60" w:semiHidden="0" w:name="Light Shading Accent 6"/>
+    <w:lsdException w:unhideWhenUsed="0" w:uiPriority="61" w:semiHidden="0" w:name="Light List Accent 6"/>
+    <w:lsdException w:unhideWhenUsed="0" w:uiPriority="62" w:semiHidden="0" w:name="Light Grid Accent 6"/>
+    <w:lsdException w:unhideWhenUsed="0" w:uiPriority="63" w:semiHidden="0" w:name="Medium Shading 1 Accent 6"/>
+    <w:lsdException w:unhideWhenUsed="0" w:uiPriority="64" w:semiHidden="0" w:name="Medium Shading 2 Accent 6"/>
+    <w:lsdException w:unhideWhenUsed="0" w:uiPriority="65" w:semiHidden="0" w:name="Medium List 1 Accent 6"/>
+    <w:lsdException w:unhideWhenUsed="0" w:uiPriority="66" w:semiHidden="0" w:name="Medium List 2 Accent 6"/>
+    <w:lsdException w:unhideWhenUsed="0" w:uiPriority="67" w:semiHidden="0" w:name="Medium Grid 1 Accent 6"/>
+    <w:lsdException w:unhideWhenUsed="0" w:uiPriority="68" w:semiHidden="0" w:name="Medium Grid 2 Accent 6"/>
+    <w:lsdException w:unhideWhenUsed="0" w:uiPriority="69" w:semiHidden="0" w:name="Medium Grid 3 Accent 6"/>
+    <w:lsdException w:unhideWhenUsed="0" w:uiPriority="70" w:semiHidden="0" w:name="Dark List Accent 6"/>
+    <w:lsdException w:unhideWhenUsed="0" w:uiPriority="71" w:semiHidden="0" w:name="Colorful Shading Accent 6"/>
+    <w:lsdException w:unhideWhenUsed="0" w:uiPriority="72" w:semiHidden="0" w:name="Colorful List Accent 6"/>
+    <w:lsdException w:unhideWhenUsed="0" w:uiPriority="73" w:semiHidden="0" w:name="Colorful Grid Accent 6"/>
   </w:latentStyles>
-  <w:style w:type="paragraph" w:default="1" w:styleId="Normal">
+  <w:style w:type="paragraph" w:default="1" w:styleId="1">
     <w:name w:val="Normal"/>
     <w:qFormat/>
+    <w:uiPriority w:val="0"/>
     <w:pPr>
       <w:kinsoku w:val="0"/>
       <w:autoSpaceDE w:val="0"/>
@@ -2650,7 +2802,7 @@
       <w:textAlignment w:val="baseline"/>
     </w:pPr>
     <w:rPr>
-      <w:rFonts w:ascii="Arial" w:eastAsia="宋体" w:hAnsi="Arial" w:cs="Arial"/>
+      <w:rFonts w:ascii="Arial" w:hAnsi="Arial" w:eastAsia="宋体" w:cs="Arial"/>
       <w:snapToGrid w:val="0"/>
       <w:color w:val="000000"/>
       <w:kern w:val="0"/>
@@ -2659,11 +2811,12 @@
       <w:lang w:val="en-US" w:eastAsia="en-US" w:bidi="ar-SA"/>
     </w:rPr>
   </w:style>
-  <w:style w:type="paragraph" w:styleId="Heading1">
+  <w:style w:type="paragraph" w:styleId="2">
     <w:name w:val="heading 1"/>
-    <w:basedOn w:val="Normal"/>
-    <w:next w:val="Normal"/>
-    <w:qFormat/>
+    <w:basedOn w:val="1"/>
+    <w:next w:val="1"/>
+    <w:qFormat/>
+    <w:uiPriority w:val="0"/>
     <w:pPr>
       <w:keepNext/>
       <w:keepLines/>
@@ -2681,12 +2834,13 @@
       <w:sz w:val="44"/>
     </w:rPr>
   </w:style>
-  <w:style w:type="paragraph" w:styleId="Heading2">
+  <w:style w:type="paragraph" w:styleId="3">
     <w:name w:val="heading 2"/>
-    <w:basedOn w:val="Normal"/>
-    <w:next w:val="Normal"/>
+    <w:basedOn w:val="1"/>
+    <w:next w:val="1"/>
     <w:unhideWhenUsed/>
     <w:qFormat/>
+    <w:uiPriority w:val="0"/>
     <w:pPr>
       <w:keepNext/>
       <w:keepLines/>
@@ -2699,18 +2853,19 @@
       <w:outlineLvl w:val="1"/>
     </w:pPr>
     <w:rPr>
-      <w:rFonts w:ascii="Arial" w:eastAsia="黑体" w:hAnsi="Arial"/>
+      <w:rFonts w:ascii="Arial" w:hAnsi="Arial" w:eastAsia="黑体"/>
       <w:b/>
       <w:sz w:val="32"/>
     </w:rPr>
   </w:style>
-  <w:style w:type="paragraph" w:styleId="Heading3">
+  <w:style w:type="paragraph" w:styleId="4">
     <w:name w:val="heading 3"/>
-    <w:basedOn w:val="Normal"/>
-    <w:next w:val="Normal"/>
+    <w:basedOn w:val="1"/>
+    <w:next w:val="1"/>
     <w:semiHidden/>
     <w:unhideWhenUsed/>
     <w:qFormat/>
+    <w:uiPriority w:val="0"/>
     <w:pPr>
       <w:keepNext/>
       <w:keepLines/>
@@ -2727,12 +2882,13 @@
       <w:sz w:val="32"/>
     </w:rPr>
   </w:style>
-  <w:style w:type="paragraph" w:styleId="Heading4">
+  <w:style w:type="paragraph" w:styleId="5">
     <w:name w:val="heading 4"/>
-    <w:basedOn w:val="Normal"/>
-    <w:next w:val="Normal"/>
+    <w:basedOn w:val="1"/>
+    <w:next w:val="1"/>
     <w:unhideWhenUsed/>
     <w:qFormat/>
+    <w:uiPriority w:val="0"/>
     <w:pPr>
       <w:keepNext/>
       <w:keepLines/>
@@ -2745,18 +2901,19 @@
       <w:outlineLvl w:val="3"/>
     </w:pPr>
     <w:rPr>
-      <w:rFonts w:ascii="Arial" w:eastAsia="黑体" w:hAnsi="Arial"/>
+      <w:rFonts w:ascii="Arial" w:hAnsi="Arial" w:eastAsia="黑体"/>
       <w:b/>
       <w:sz w:val="28"/>
     </w:rPr>
   </w:style>
-  <w:style w:type="paragraph" w:styleId="Heading5">
+  <w:style w:type="paragraph" w:styleId="6">
     <w:name w:val="heading 5"/>
-    <w:basedOn w:val="Normal"/>
-    <w:next w:val="Normal"/>
+    <w:basedOn w:val="1"/>
+    <w:next w:val="1"/>
     <w:semiHidden/>
     <w:unhideWhenUsed/>
     <w:qFormat/>
+    <w:uiPriority w:val="0"/>
     <w:pPr>
       <w:keepNext/>
       <w:keepLines/>
@@ -2773,13 +2930,14 @@
       <w:sz w:val="28"/>
     </w:rPr>
   </w:style>
-  <w:style w:type="paragraph" w:styleId="Heading6">
+  <w:style w:type="paragraph" w:styleId="7">
     <w:name w:val="heading 6"/>
-    <w:basedOn w:val="Normal"/>
-    <w:next w:val="Normal"/>
+    <w:basedOn w:val="1"/>
+    <w:next w:val="1"/>
     <w:semiHidden/>
     <w:unhideWhenUsed/>
     <w:qFormat/>
+    <w:uiPriority w:val="0"/>
     <w:pPr>
       <w:keepNext/>
       <w:keepLines/>
@@ -2792,18 +2950,19 @@
       <w:outlineLvl w:val="5"/>
     </w:pPr>
     <w:rPr>
-      <w:rFonts w:ascii="Arial" w:eastAsia="黑体" w:hAnsi="Arial"/>
+      <w:rFonts w:ascii="Arial" w:hAnsi="Arial" w:eastAsia="黑体"/>
       <w:b/>
       <w:sz w:val="24"/>
     </w:rPr>
   </w:style>
-  <w:style w:type="paragraph" w:styleId="Heading7">
+  <w:style w:type="paragraph" w:styleId="8">
     <w:name w:val="heading 7"/>
-    <w:basedOn w:val="Normal"/>
-    <w:next w:val="Normal"/>
+    <w:basedOn w:val="1"/>
+    <w:next w:val="1"/>
     <w:semiHidden/>
     <w:unhideWhenUsed/>
     <w:qFormat/>
+    <w:uiPriority w:val="0"/>
     <w:pPr>
       <w:keepNext/>
       <w:keepLines/>
@@ -2820,13 +2979,14 @@
       <w:sz w:val="24"/>
     </w:rPr>
   </w:style>
-  <w:style w:type="paragraph" w:styleId="Heading8">
+  <w:style w:type="paragraph" w:styleId="9">
     <w:name w:val="heading 8"/>
-    <w:basedOn w:val="Normal"/>
-    <w:next w:val="Normal"/>
+    <w:basedOn w:val="1"/>
+    <w:next w:val="1"/>
     <w:semiHidden/>
     <w:unhideWhenUsed/>
     <w:qFormat/>
+    <w:uiPriority w:val="0"/>
     <w:pPr>
       <w:keepNext/>
       <w:keepLines/>
@@ -2839,17 +2999,18 @@
       <w:outlineLvl w:val="7"/>
     </w:pPr>
     <w:rPr>
-      <w:rFonts w:ascii="Arial" w:eastAsia="黑体" w:hAnsi="Arial"/>
+      <w:rFonts w:ascii="Arial" w:hAnsi="Arial" w:eastAsia="黑体"/>
       <w:sz w:val="24"/>
     </w:rPr>
   </w:style>
-  <w:style w:type="paragraph" w:styleId="Heading9">
+  <w:style w:type="paragraph" w:styleId="10">
     <w:name w:val="heading 9"/>
-    <w:basedOn w:val="Normal"/>
-    <w:next w:val="Normal"/>
+    <w:basedOn w:val="1"/>
+    <w:next w:val="1"/>
     <w:semiHidden/>
     <w:unhideWhenUsed/>
     <w:qFormat/>
+    <w:uiPriority w:val="0"/>
     <w:pPr>
       <w:keepNext/>
       <w:keepLines/>
@@ -2862,19 +3023,21 @@
       <w:outlineLvl w:val="8"/>
     </w:pPr>
     <w:rPr>
-      <w:rFonts w:ascii="Arial" w:eastAsia="黑体" w:hAnsi="Arial"/>
+      <w:rFonts w:ascii="Arial" w:hAnsi="Arial" w:eastAsia="黑体"/>
       <w:sz w:val="21"/>
     </w:rPr>
   </w:style>
-  <w:style w:type="character" w:default="1" w:styleId="DefaultParagraphFont">
+  <w:style w:type="character" w:default="1" w:styleId="22">
     <w:name w:val="Default Paragraph Font"/>
     <w:semiHidden/>
     <w:qFormat/>
-  </w:style>
-  <w:style w:type="table" w:default="1" w:styleId="TableNormal">
+    <w:uiPriority w:val="0"/>
+  </w:style>
+  <w:style w:type="table" w:default="1" w:styleId="20">
     <w:name w:val="Normal Table"/>
     <w:semiHidden/>
     <w:qFormat/>
+    <w:uiPriority w:val="0"/>
     <w:tblPr>
       <w:tblCellMar>
         <w:top w:w="0" w:type="dxa"/>
@@ -2884,39 +3047,43 @@
       </w:tblCellMar>
     </w:tblPr>
   </w:style>
-  <w:style w:type="paragraph" w:styleId="CommentText">
+  <w:style w:type="paragraph" w:styleId="11">
     <w:name w:val="annotation text"/>
-    <w:basedOn w:val="Normal"/>
-    <w:qFormat/>
+    <w:basedOn w:val="1"/>
+    <w:qFormat/>
+    <w:uiPriority w:val="0"/>
     <w:pPr>
       <w:jc w:val="left"/>
     </w:pPr>
   </w:style>
-  <w:style w:type="paragraph" w:styleId="BodyText">
+  <w:style w:type="paragraph" w:styleId="12">
     <w:name w:val="Body Text"/>
-    <w:basedOn w:val="Normal"/>
+    <w:basedOn w:val="1"/>
     <w:semiHidden/>
     <w:qFormat/>
+    <w:uiPriority w:val="0"/>
     <w:rPr>
-      <w:rFonts w:ascii="Arial" w:eastAsia="Arial" w:hAnsi="Arial" w:cs="Arial"/>
+      <w:rFonts w:ascii="Arial" w:hAnsi="Arial" w:eastAsia="Arial" w:cs="Arial"/>
       <w:sz w:val="21"/>
       <w:szCs w:val="21"/>
       <w:lang w:val="en-US" w:eastAsia="en-US" w:bidi="ar-SA"/>
     </w:rPr>
   </w:style>
-  <w:style w:type="paragraph" w:styleId="TOC3">
+  <w:style w:type="paragraph" w:styleId="13">
     <w:name w:val="toc 3"/>
-    <w:basedOn w:val="Normal"/>
-    <w:next w:val="Normal"/>
-    <w:qFormat/>
+    <w:basedOn w:val="1"/>
+    <w:next w:val="1"/>
+    <w:qFormat/>
+    <w:uiPriority w:val="0"/>
     <w:pPr>
       <w:ind w:left="840" w:leftChars="400"/>
     </w:pPr>
   </w:style>
-  <w:style w:type="paragraph" w:styleId="Footer">
+  <w:style w:type="paragraph" w:styleId="14">
     <w:name w:val="footer"/>
-    <w:basedOn w:val="Normal"/>
-    <w:qFormat/>
+    <w:basedOn w:val="1"/>
+    <w:qFormat/>
+    <w:uiPriority w:val="0"/>
     <w:pPr>
       <w:tabs>
         <w:tab w:val="center" w:pos="4153"/>
@@ -2929,16 +3096,17 @@
       <w:sz w:val="18"/>
     </w:rPr>
   </w:style>
-  <w:style w:type="paragraph" w:styleId="Header">
+  <w:style w:type="paragraph" w:styleId="15">
     <w:name w:val="header"/>
-    <w:basedOn w:val="Normal"/>
-    <w:qFormat/>
+    <w:basedOn w:val="1"/>
+    <w:qFormat/>
+    <w:uiPriority w:val="0"/>
     <w:pPr>
       <w:pBdr>
-        <w:top w:val="nil"/>
-        <w:left w:val="nil"/>
-        <w:bottom w:val="nil"/>
-        <w:right w:val="nil"/>
+        <w:top w:val="none" w:color="auto" w:sz="0" w:space="0"/>
+        <w:left w:val="none" w:color="auto" w:sz="0" w:space="0"/>
+        <w:bottom w:val="none" w:color="auto" w:sz="0" w:space="0"/>
+        <w:right w:val="none" w:color="auto" w:sz="0" w:space="0"/>
       </w:pBdr>
       <w:tabs>
         <w:tab w:val="center" w:pos="4153"/>
@@ -2953,37 +3121,41 @@
       <w:sz w:val="18"/>
     </w:rPr>
   </w:style>
-  <w:style w:type="paragraph" w:styleId="TOC1">
+  <w:style w:type="paragraph" w:styleId="16">
     <w:name w:val="toc 1"/>
-    <w:basedOn w:val="Normal"/>
-    <w:next w:val="Normal"/>
-    <w:qFormat/>
+    <w:basedOn w:val="1"/>
+    <w:next w:val="1"/>
+    <w:qFormat/>
+    <w:uiPriority w:val="0"/>
     <w:rPr>
-      <w:rFonts w:ascii="Arial" w:eastAsia="Microsoft JhengHei" w:hAnsi="Arial"/>
+      <w:rFonts w:ascii="Arial" w:hAnsi="Arial" w:eastAsia="Microsoft JhengHei"/>
       <w:sz w:val="24"/>
     </w:rPr>
   </w:style>
-  <w:style w:type="paragraph" w:styleId="TOC2">
+  <w:style w:type="paragraph" w:styleId="17">
     <w:name w:val="toc 2"/>
-    <w:basedOn w:val="Normal"/>
-    <w:next w:val="Normal"/>
-    <w:qFormat/>
+    <w:basedOn w:val="1"/>
+    <w:next w:val="1"/>
+    <w:qFormat/>
+    <w:uiPriority w:val="0"/>
     <w:pPr>
       <w:ind w:left="420" w:leftChars="200"/>
     </w:pPr>
   </w:style>
-  <w:style w:type="paragraph" w:styleId="NormalWeb">
+  <w:style w:type="paragraph" w:styleId="18">
     <w:name w:val="Normal (Web)"/>
-    <w:basedOn w:val="Normal"/>
-    <w:qFormat/>
+    <w:basedOn w:val="1"/>
+    <w:qFormat/>
+    <w:uiPriority w:val="0"/>
     <w:rPr>
       <w:sz w:val="24"/>
     </w:rPr>
   </w:style>
-  <w:style w:type="paragraph" w:styleId="Title">
+  <w:style w:type="paragraph" w:styleId="19">
     <w:name w:val="Title"/>
-    <w:basedOn w:val="Normal"/>
-    <w:qFormat/>
+    <w:basedOn w:val="1"/>
+    <w:qFormat/>
+    <w:uiPriority w:val="0"/>
     <w:pPr>
       <w:spacing w:before="240" w:beforeLines="0" w:beforeAutospacing="0" w:after="60" w:afterLines="0" w:afterAutospacing="0"/>
       <w:jc w:val="center"/>
@@ -2995,38 +3167,41 @@
       <w:sz w:val="32"/>
     </w:rPr>
   </w:style>
-  <w:style w:type="table" w:styleId="TableGrid">
+  <w:style w:type="table" w:styleId="21">
     <w:name w:val="Table Grid"/>
-    <w:basedOn w:val="TableNormal"/>
-    <w:qFormat/>
+    <w:basedOn w:val="20"/>
+    <w:qFormat/>
+    <w:uiPriority w:val="0"/>
     <w:pPr>
       <w:widowControl w:val="0"/>
       <w:jc w:val="both"/>
     </w:pPr>
     <w:tblPr>
       <w:tblBorders>
-        <w:top w:val="single" w:sz="4" w:space="0" w:color="auto"/>
-        <w:left w:val="single" w:sz="4" w:space="0" w:color="auto"/>
-        <w:bottom w:val="single" w:sz="4" w:space="0" w:color="auto"/>
-        <w:right w:val="single" w:sz="4" w:space="0" w:color="auto"/>
-        <w:insideH w:val="single" w:sz="4" w:space="0" w:color="auto"/>
-        <w:insideV w:val="single" w:sz="4" w:space="0" w:color="auto"/>
+        <w:top w:val="single" w:color="auto" w:sz="4" w:space="0"/>
+        <w:left w:val="single" w:color="auto" w:sz="4" w:space="0"/>
+        <w:bottom w:val="single" w:color="auto" w:sz="4" w:space="0"/>
+        <w:right w:val="single" w:color="auto" w:sz="4" w:space="0"/>
+        <w:insideH w:val="single" w:color="auto" w:sz="4" w:space="0"/>
+        <w:insideV w:val="single" w:color="auto" w:sz="4" w:space="0"/>
       </w:tblBorders>
     </w:tblPr>
   </w:style>
-  <w:style w:type="character" w:styleId="Strong">
+  <w:style w:type="character" w:styleId="23">
     <w:name w:val="Strong"/>
-    <w:basedOn w:val="DefaultParagraphFont"/>
-    <w:qFormat/>
+    <w:basedOn w:val="22"/>
+    <w:qFormat/>
+    <w:uiPriority w:val="0"/>
     <w:rPr>
       <w:b/>
     </w:rPr>
   </w:style>
-  <w:style w:type="table" w:customStyle="1" w:styleId="TableNormal0">
+  <w:style w:type="table" w:customStyle="1" w:styleId="24">
     <w:name w:val="Table Normal_0"/>
     <w:semiHidden/>
     <w:unhideWhenUsed/>
     <w:qFormat/>
+    <w:uiPriority w:val="0"/>
     <w:tblPr>
       <w:tblCellMar>
         <w:top w:w="0" w:type="dxa"/>
@@ -3036,81 +3211,87 @@
       </w:tblCellMar>
     </w:tblPr>
   </w:style>
-  <w:style w:type="paragraph" w:customStyle="1" w:styleId="TableText">
+  <w:style w:type="paragraph" w:customStyle="1" w:styleId="25">
     <w:name w:val="Table Text"/>
-    <w:basedOn w:val="Normal"/>
+    <w:basedOn w:val="1"/>
     <w:semiHidden/>
     <w:qFormat/>
+    <w:uiPriority w:val="0"/>
     <w:rPr>
-      <w:rFonts w:ascii="宋体" w:eastAsia="宋体" w:hAnsi="宋体" w:cs="宋体"/>
+      <w:rFonts w:ascii="宋体" w:hAnsi="宋体" w:eastAsia="宋体" w:cs="宋体"/>
       <w:sz w:val="21"/>
       <w:szCs w:val="21"/>
       <w:lang w:val="en-US" w:eastAsia="en-US" w:bidi="ar-SA"/>
     </w:rPr>
   </w:style>
-  <w:style w:type="paragraph" w:customStyle="1" w:styleId="1">
+  <w:style w:type="paragraph" w:customStyle="1" w:styleId="26">
     <w:name w:val="柴_标题1"/>
-    <w:basedOn w:val="Heading1"/>
-    <w:next w:val="a"/>
-    <w:link w:val="1Char"/>
-    <w:qFormat/>
+    <w:basedOn w:val="2"/>
+    <w:next w:val="27"/>
+    <w:link w:val="38"/>
+    <w:qFormat/>
+    <w:uiPriority w:val="0"/>
     <w:pPr>
       <w:spacing w:before="100" w:after="90" w:line="360" w:lineRule="auto"/>
     </w:pPr>
     <w:rPr>
-      <w:rFonts w:ascii="Arial" w:eastAsia="宋体" w:hAnsi="Arial"/>
+      <w:rFonts w:ascii="Arial" w:hAnsi="Arial" w:eastAsia="宋体"/>
       <w:sz w:val="32"/>
     </w:rPr>
   </w:style>
-  <w:style w:type="paragraph" w:customStyle="1" w:styleId="a">
+  <w:style w:type="paragraph" w:customStyle="1" w:styleId="27">
     <w:name w:val="柴_正文"/>
-    <w:basedOn w:val="BodyText"/>
-    <w:link w:val="Char"/>
-    <w:qFormat/>
+    <w:basedOn w:val="12"/>
+    <w:link w:val="42"/>
+    <w:qFormat/>
+    <w:uiPriority w:val="0"/>
     <w:pPr>
       <w:spacing w:line="360" w:lineRule="auto"/>
       <w:ind w:firstLine="470" w:firstLineChars="200"/>
     </w:pPr>
     <w:rPr>
-      <w:rFonts w:ascii="Arial" w:eastAsia="宋体" w:hAnsi="Arial"/>
+      <w:rFonts w:ascii="Arial" w:hAnsi="Arial" w:eastAsia="宋体"/>
       <w:sz w:val="24"/>
       <w:lang w:eastAsia="zh-CN"/>
     </w:rPr>
   </w:style>
-  <w:style w:type="paragraph" w:customStyle="1" w:styleId="2">
+  <w:style w:type="paragraph" w:customStyle="1" w:styleId="28">
     <w:name w:val="柴_标题2"/>
-    <w:basedOn w:val="Heading2"/>
-    <w:next w:val="a"/>
-    <w:qFormat/>
+    <w:basedOn w:val="3"/>
+    <w:next w:val="27"/>
+    <w:qFormat/>
+    <w:uiPriority w:val="0"/>
     <w:pPr>
       <w:spacing w:line="360" w:lineRule="auto"/>
     </w:pPr>
     <w:rPr>
-      <w:rFonts w:ascii="Arial" w:eastAsia="宋体" w:hAnsi="Arial"/>
+      <w:rFonts w:ascii="Arial" w:hAnsi="Arial" w:eastAsia="宋体"/>
       <w:sz w:val="28"/>
     </w:rPr>
   </w:style>
-  <w:style w:type="paragraph" w:customStyle="1" w:styleId="3">
+  <w:style w:type="paragraph" w:customStyle="1" w:styleId="29">
     <w:name w:val="柴_标题3"/>
-    <w:basedOn w:val="Heading3"/>
-    <w:next w:val="a"/>
-    <w:qFormat/>
+    <w:basedOn w:val="4"/>
+    <w:next w:val="27"/>
+    <w:qFormat/>
+    <w:uiPriority w:val="0"/>
     <w:pPr>
       <w:spacing w:line="360" w:lineRule="auto"/>
       <w:ind w:left="0" w:firstLine="472" w:firstLineChars="200"/>
     </w:pPr>
     <w:rPr>
-      <w:rFonts w:ascii="宋体" w:eastAsia="宋体" w:hAnsi="宋体" w:cs="宋体"/>
+      <w:rFonts w:ascii="宋体" w:hAnsi="宋体" w:eastAsia="宋体" w:cs="宋体"/>
       <w:spacing w:val="-2"/>
       <w:sz w:val="24"/>
       <w:szCs w:val="24"/>
     </w:rPr>
   </w:style>
-  <w:style w:type="paragraph" w:customStyle="1" w:styleId="a0">
+  <w:style w:type="paragraph" w:customStyle="1" w:styleId="30">
     <w:name w:val="柴_目录"/>
-    <w:basedOn w:val="Normal"/>
-    <w:next w:val="BodyText"/>
-    <w:qFormat/>
+    <w:basedOn w:val="1"/>
+    <w:next w:val="12"/>
+    <w:qFormat/>
+    <w:uiPriority w:val="0"/>
     <w:pPr>
       <w:tabs>
         <w:tab w:val="right" w:leader="dot" w:pos="8442"/>
@@ -3118,89 +3299,96 @@
       <w:ind w:left="0" w:leftChars="0"/>
     </w:pPr>
     <w:rPr>
-      <w:rFonts w:ascii="Arial" w:eastAsia="Microsoft JhengHei" w:hAnsi="Arial"/>
+      <w:rFonts w:ascii="Arial" w:hAnsi="Arial" w:eastAsia="Microsoft JhengHei"/>
       <w:sz w:val="24"/>
     </w:rPr>
   </w:style>
-  <w:style w:type="paragraph" w:customStyle="1" w:styleId="a1">
+  <w:style w:type="paragraph" w:customStyle="1" w:styleId="31">
     <w:name w:val="柴_公司名"/>
-    <w:basedOn w:val="Title"/>
-    <w:qFormat/>
+    <w:basedOn w:val="19"/>
+    <w:qFormat/>
+    <w:uiPriority w:val="0"/>
     <w:pPr>
       <w:spacing w:after="600" w:afterLines="600"/>
     </w:pPr>
     <w:rPr>
-      <w:rFonts w:ascii="宋体" w:eastAsia="宋体" w:hAnsi="宋体" w:cs="宋体" w:hint="eastAsia"/>
+      <w:rFonts w:hint="eastAsia" w:ascii="宋体" w:hAnsi="宋体" w:eastAsia="宋体" w:cs="宋体"/>
       <w:bCs/>
       <w:spacing w:val="-6"/>
       <w:sz w:val="52"/>
       <w:szCs w:val="52"/>
     </w:rPr>
   </w:style>
-  <w:style w:type="paragraph" w:customStyle="1" w:styleId="a2">
+  <w:style w:type="paragraph" w:customStyle="1" w:styleId="32">
     <w:name w:val="柴_文档名"/>
-    <w:basedOn w:val="Title"/>
-    <w:qFormat/>
+    <w:basedOn w:val="19"/>
+    <w:qFormat/>
+    <w:uiPriority w:val="0"/>
     <w:pPr>
       <w:spacing w:after="900" w:afterLines="900"/>
     </w:pPr>
     <w:rPr>
-      <w:rFonts w:ascii="黑体" w:eastAsia="黑体" w:hAnsi="黑体" w:cs="黑体"/>
+      <w:rFonts w:ascii="黑体" w:hAnsi="黑体" w:eastAsia="黑体" w:cs="黑体"/>
       <w:bCs/>
       <w:spacing w:val="-7"/>
       <w:sz w:val="52"/>
       <w:szCs w:val="52"/>
     </w:rPr>
   </w:style>
-  <w:style w:type="paragraph" w:customStyle="1" w:styleId="WPSOffice1">
+  <w:style w:type="paragraph" w:customStyle="1" w:styleId="33">
     <w:name w:val="WPSOffice手动目录 1"/>
     <w:qFormat/>
+    <w:uiPriority w:val="0"/>
     <w:pPr>
       <w:ind w:leftChars="0"/>
     </w:pPr>
     <w:rPr>
-      <w:rFonts w:ascii="Times New Roman" w:eastAsia="宋体" w:hAnsi="Times New Roman" w:cs="Times New Roman"/>
+      <w:rFonts w:ascii="Times New Roman" w:hAnsi="Times New Roman" w:eastAsia="宋体" w:cs="Times New Roman"/>
       <w:sz w:val="20"/>
       <w:szCs w:val="20"/>
     </w:rPr>
   </w:style>
-  <w:style w:type="paragraph" w:customStyle="1" w:styleId="WPSOffice2">
+  <w:style w:type="paragraph" w:customStyle="1" w:styleId="34">
     <w:name w:val="WPSOffice手动目录 2"/>
     <w:qFormat/>
+    <w:uiPriority w:val="0"/>
     <w:pPr>
       <w:ind w:leftChars="200"/>
     </w:pPr>
     <w:rPr>
-      <w:rFonts w:ascii="Times New Roman" w:eastAsia="宋体" w:hAnsi="Times New Roman" w:cs="Times New Roman"/>
+      <w:rFonts w:ascii="Times New Roman" w:hAnsi="Times New Roman" w:eastAsia="宋体" w:cs="Times New Roman"/>
       <w:sz w:val="20"/>
       <w:szCs w:val="20"/>
     </w:rPr>
   </w:style>
-  <w:style w:type="paragraph" w:customStyle="1" w:styleId="WPSOffice3">
+  <w:style w:type="paragraph" w:customStyle="1" w:styleId="35">
     <w:name w:val="WPSOffice手动目录 3"/>
     <w:qFormat/>
+    <w:uiPriority w:val="0"/>
     <w:pPr>
       <w:ind w:leftChars="400"/>
     </w:pPr>
     <w:rPr>
-      <w:rFonts w:ascii="Times New Roman" w:eastAsia="宋体" w:hAnsi="Times New Roman" w:cs="Times New Roman"/>
+      <w:rFonts w:ascii="Times New Roman" w:hAnsi="Times New Roman" w:eastAsia="宋体" w:cs="Times New Roman"/>
       <w:sz w:val="20"/>
       <w:szCs w:val="20"/>
     </w:rPr>
   </w:style>
-  <w:style w:type="paragraph" w:customStyle="1" w:styleId="Compact">
+  <w:style w:type="paragraph" w:customStyle="1" w:styleId="36">
     <w:name w:val="Compact"/>
-    <w:basedOn w:val="BodyText"/>
-    <w:qFormat/>
+    <w:basedOn w:val="12"/>
+    <w:qFormat/>
+    <w:uiPriority w:val="0"/>
     <w:pPr>
       <w:spacing w:before="36" w:after="36"/>
     </w:pPr>
   </w:style>
-  <w:style w:type="table" w:customStyle="1" w:styleId="Table">
+  <w:style w:type="table" w:customStyle="1" w:styleId="37">
     <w:name w:val="Table"/>
     <w:semiHidden/>
     <w:unhideWhenUsed/>
     <w:qFormat/>
+    <w:uiPriority w:val="0"/>
     <w:tblPr>
       <w:tblCellMar>
         <w:top w:w="0" w:type="dxa"/>
@@ -3212,26 +3400,28 @@
     <w:tblStylePr w:type="firstRow">
       <w:tcPr>
         <w:tcBorders>
-          <w:bottom w:val="single" w:sz="0" w:space="0" w:color="auto"/>
+          <w:bottom w:val="single" w:color="auto" w:sz="0" w:space="0"/>
         </w:tcBorders>
         <w:vAlign w:val="bottom"/>
       </w:tcPr>
     </w:tblStylePr>
   </w:style>
-  <w:style w:type="character" w:customStyle="1" w:styleId="1Char">
+  <w:style w:type="character" w:customStyle="1" w:styleId="38">
     <w:name w:val="柴_标题1 Char"/>
-    <w:link w:val="1"/>
-    <w:qFormat/>
+    <w:link w:val="26"/>
+    <w:qFormat/>
+    <w:uiPriority w:val="0"/>
     <w:rPr>
-      <w:rFonts w:ascii="Arial" w:eastAsia="宋体" w:hAnsi="Arial"/>
+      <w:rFonts w:ascii="Arial" w:hAnsi="Arial" w:eastAsia="宋体"/>
       <w:sz w:val="32"/>
     </w:rPr>
   </w:style>
-  <w:style w:type="table" w:customStyle="1" w:styleId="TableNormal1">
+  <w:style w:type="table" w:customStyle="1" w:styleId="39">
     <w:name w:val="Table Normal_1"/>
     <w:semiHidden/>
     <w:unhideWhenUsed/>
     <w:qFormat/>
+    <w:uiPriority w:val="0"/>
     <w:tblPr>
       <w:tblCellMar>
         <w:top w:w="0" w:type="dxa"/>
@@ -3241,10 +3431,11 @@
       </w:tblCellMar>
     </w:tblPr>
   </w:style>
-  <w:style w:type="paragraph" w:customStyle="1" w:styleId="a3">
+  <w:style w:type="paragraph" w:customStyle="1" w:styleId="40">
     <w:name w:val="柴_正文_无缩进"/>
-    <w:basedOn w:val="Normal"/>
-    <w:qFormat/>
+    <w:basedOn w:val="1"/>
+    <w:qFormat/>
+    <w:uiPriority w:val="0"/>
     <w:pPr>
       <w:ind w:firstLine="0" w:firstLineChars="0"/>
     </w:pPr>
@@ -3254,29 +3445,31 @@
       <w:lang w:eastAsia="zh-CN"/>
     </w:rPr>
   </w:style>
-  <w:style w:type="paragraph" w:customStyle="1" w:styleId="4">
+  <w:style w:type="paragraph" w:customStyle="1" w:styleId="41">
     <w:name w:val="柴_标题4"/>
-    <w:basedOn w:val="Heading4"/>
-    <w:next w:val="Normal"/>
-    <w:qFormat/>
+    <w:basedOn w:val="5"/>
+    <w:next w:val="1"/>
+    <w:qFormat/>
+    <w:uiPriority w:val="0"/>
     <w:pPr>
       <w:widowControl w:val="0"/>
       <w:spacing w:before="160" w:line="360" w:lineRule="auto"/>
-      <w:ind w:left="981" w:hanging="862" w:leftChars="300"/>
+      <w:ind w:left="981" w:leftChars="300" w:hanging="862"/>
     </w:pPr>
     <w:rPr>
-      <w:rFonts w:ascii="Calibri" w:eastAsia="宋体" w:hAnsi="Calibri" w:cs="宋体" w:hint="eastAsia"/>
+      <w:rFonts w:hint="eastAsia" w:ascii="Calibri" w:hAnsi="Calibri" w:eastAsia="宋体" w:cs="宋体"/>
       <w:sz w:val="24"/>
       <w:szCs w:val="24"/>
       <w:lang w:eastAsia="zh-CN" w:bidi="zh-CN"/>
     </w:rPr>
   </w:style>
-  <w:style w:type="character" w:customStyle="1" w:styleId="Char">
+  <w:style w:type="character" w:customStyle="1" w:styleId="42">
     <w:name w:val="柴_正文 Char"/>
-    <w:link w:val="a"/>
-    <w:qFormat/>
+    <w:link w:val="27"/>
+    <w:qFormat/>
+    <w:uiPriority w:val="0"/>
     <w:rPr>
-      <w:rFonts w:ascii="Arial" w:eastAsia="宋体" w:hAnsi="Arial"/>
+      <w:rFonts w:ascii="Arial" w:hAnsi="Arial" w:eastAsia="宋体"/>
       <w:sz w:val="24"/>
       <w:lang w:eastAsia="zh-CN"/>
     </w:rPr>

--- a/8.资源管理/2.运行记录类文件/080201-运维工具使用自评报告.docx
+++ b/8.资源管理/2.运行记录类文件/080201-运维工具使用自评报告.docx
@@ -80,13 +80,13 @@
       </w:r>
       <w:r>
         <w:rPr>
-          <w:rFonts w:hint="eastAsia" w:ascii="宋体" w:hAnsi="宋体" w:eastAsia="宋体" w:cs="宋体"/>
+          <w:rFonts w:hint="eastAsia" w:ascii="宋体" w:hAnsi="宋体" w:cs="宋体"/>
           <w:spacing w:val="-1"/>
           <w:sz w:val="36"/>
           <w:szCs w:val="36"/>
           <w:lang w:val="en-US" w:eastAsia="zh-CN"/>
         </w:rPr>
-        <w:t>10</w:t>
+        <w:t>12</w:t>
       </w:r>
       <w:r>
         <w:rPr>
@@ -998,8 +998,8 @@
     <w:tbl>
       <w:tblPr>
         <w:tblStyle w:val="24"/>
-        <w:tblW w:w="14524" w:type="dxa"/>
-        <w:tblInd w:w="2" w:type="dxa"/>
+        <w:tblW w:w="14466" w:type="dxa"/>
+        <w:jc w:val="center"/>
         <w:tblBorders>
           <w:top w:val="single" w:color="000000" w:sz="2" w:space="0"/>
           <w:left w:val="single" w:color="000000" w:sz="2" w:space="0"/>
@@ -1008,7 +1008,7 @@
           <w:insideH w:val="single" w:color="000000" w:sz="2" w:space="0"/>
           <w:insideV w:val="single" w:color="000000" w:sz="2" w:space="0"/>
         </w:tblBorders>
-        <w:tblLayout w:type="fixed"/>
+        <w:tblLayout w:type="autofit"/>
         <w:tblCellMar>
           <w:top w:w="0" w:type="dxa"/>
           <w:left w:w="0" w:type="dxa"/>
@@ -1017,13 +1017,13 @@
         </w:tblCellMar>
       </w:tblPr>
       <w:tblGrid>
-        <w:gridCol w:w="1275"/>
-        <w:gridCol w:w="1307"/>
-        <w:gridCol w:w="1887"/>
-        <w:gridCol w:w="3530"/>
-        <w:gridCol w:w="1986"/>
-        <w:gridCol w:w="3196"/>
-        <w:gridCol w:w="1343"/>
+        <w:gridCol w:w="1606"/>
+        <w:gridCol w:w="793"/>
+        <w:gridCol w:w="4584"/>
+        <w:gridCol w:w="1201"/>
+        <w:gridCol w:w="1162"/>
+        <w:gridCol w:w="3842"/>
+        <w:gridCol w:w="1278"/>
       </w:tblGrid>
       <w:tr>
         <w:tblPrEx>
@@ -1043,19 +1043,25 @@
           </w:tblCellMar>
         </w:tblPrEx>
         <w:trPr>
-          <w:trHeight w:val="951" w:hRule="atLeast"/>
+          <w:trHeight w:val="0" w:hRule="atLeast"/>
+          <w:tblHeader/>
+          <w:jc w:val="center"/>
         </w:trPr>
         <w:tc>
           <w:tcPr>
-            <w:tcW w:w="1275" w:type="dxa"/>
+            <w:tcW w:w="1606" w:type="dxa"/>
             <w:shd w:val="clear" w:color="auto" w:fill="E5E5E5"/>
-          </w:tcPr>
-          <w:p>
-            <w:pPr>
-              <w:spacing w:before="215" w:line="289" w:lineRule="auto"/>
-              <w:ind w:left="538" w:right="110" w:hanging="422"/>
-              <w:rPr>
-                <w:rFonts w:ascii="宋体" w:hAnsi="宋体" w:eastAsia="宋体" w:cs="宋体"/>
+            <w:vAlign w:val="center"/>
+          </w:tcPr>
+          <w:p>
+            <w:pPr>
+              <w:snapToGrid w:val="0"/>
+              <w:spacing w:before="215" w:line="240" w:lineRule="auto"/>
+              <w:ind w:left="0" w:leftChars="0" w:right="0" w:rightChars="0" w:firstLine="0" w:firstLineChars="0"/>
+              <w:jc w:val="center"/>
+              <w:rPr>
+                <w:rFonts w:ascii="宋体" w:hAnsi="宋体" w:eastAsia="宋体" w:cs="宋体"/>
+                <w:b/>
                 <w:sz w:val="20"/>
                 <w:szCs w:val="20"/>
               </w:rPr>
@@ -1086,21 +1092,19 @@
         </w:tc>
         <w:tc>
           <w:tcPr>
-            <w:tcW w:w="1307" w:type="dxa"/>
+            <w:tcW w:w="0" w:type="auto"/>
             <w:shd w:val="clear" w:color="auto" w:fill="E5E5E5"/>
-          </w:tcPr>
-          <w:p>
-            <w:pPr>
-              <w:pStyle w:val="25"/>
-              <w:spacing w:line="303" w:lineRule="auto"/>
-            </w:pPr>
-          </w:p>
-          <w:p>
-            <w:pPr>
-              <w:spacing w:before="65" w:line="229" w:lineRule="auto"/>
-              <w:ind w:left="238"/>
-              <w:rPr>
-                <w:rFonts w:ascii="宋体" w:hAnsi="宋体" w:eastAsia="宋体" w:cs="宋体"/>
+            <w:vAlign w:val="center"/>
+          </w:tcPr>
+          <w:p>
+            <w:pPr>
+              <w:snapToGrid w:val="0"/>
+              <w:spacing w:before="65" w:line="240" w:lineRule="auto"/>
+              <w:ind w:left="0" w:leftChars="0" w:right="0" w:rightChars="0" w:firstLine="0" w:firstLineChars="0"/>
+              <w:jc w:val="center"/>
+              <w:rPr>
+                <w:rFonts w:ascii="宋体" w:hAnsi="宋体" w:eastAsia="宋体" w:cs="宋体"/>
+                <w:b/>
                 <w:sz w:val="20"/>
                 <w:szCs w:val="20"/>
               </w:rPr>
@@ -1120,15 +1124,19 @@
         </w:tc>
         <w:tc>
           <w:tcPr>
-            <w:tcW w:w="1887" w:type="dxa"/>
+            <w:tcW w:w="4584" w:type="dxa"/>
             <w:shd w:val="clear" w:color="auto" w:fill="E5E5E5"/>
-          </w:tcPr>
-          <w:p>
-            <w:pPr>
-              <w:spacing w:before="214" w:line="229" w:lineRule="auto"/>
-              <w:ind w:left="528"/>
-              <w:rPr>
-                <w:rFonts w:ascii="宋体" w:hAnsi="宋体" w:eastAsia="宋体" w:cs="宋体"/>
+            <w:vAlign w:val="center"/>
+          </w:tcPr>
+          <w:p>
+            <w:pPr>
+              <w:snapToGrid w:val="0"/>
+              <w:spacing w:before="214" w:line="240" w:lineRule="auto"/>
+              <w:ind w:left="0" w:leftChars="0" w:right="0" w:rightChars="0" w:firstLine="0" w:firstLineChars="0"/>
+              <w:jc w:val="center"/>
+              <w:rPr>
+                <w:rFonts w:ascii="宋体" w:hAnsi="宋体" w:eastAsia="宋体" w:cs="宋体"/>
+                <w:b/>
                 <w:sz w:val="20"/>
                 <w:szCs w:val="20"/>
               </w:rPr>
@@ -1144,17 +1152,6 @@
               </w:rPr>
               <w:t>主要功能</w:t>
             </w:r>
-          </w:p>
-          <w:p>
-            <w:pPr>
-              <w:spacing w:before="63" w:line="228" w:lineRule="auto"/>
-              <w:ind w:left="121"/>
-              <w:rPr>
-                <w:rFonts w:ascii="宋体" w:hAnsi="宋体" w:eastAsia="宋体" w:cs="宋体"/>
-                <w:sz w:val="20"/>
-                <w:szCs w:val="20"/>
-              </w:rPr>
-            </w:pPr>
             <w:r>
               <w:rPr>
                 <w:rFonts w:ascii="宋体" w:hAnsi="宋体" w:eastAsia="宋体" w:cs="宋体"/>
@@ -1170,20 +1167,16 @@
         </w:tc>
         <w:tc>
           <w:tcPr>
-            <w:tcW w:w="3530" w:type="dxa"/>
+            <w:tcW w:w="0" w:type="auto"/>
             <w:shd w:val="clear" w:color="auto" w:fill="E5E5E5"/>
-          </w:tcPr>
-          <w:p>
-            <w:pPr>
-              <w:spacing w:before="214" w:line="228" w:lineRule="auto"/>
-              <w:ind w:left="1139"/>
-              <w:rPr>
-                <w:rFonts w:ascii="宋体" w:hAnsi="宋体" w:eastAsia="宋体" w:cs="宋体"/>
-                <w:sz w:val="20"/>
-                <w:szCs w:val="20"/>
-              </w:rPr>
-            </w:pPr>
-            <w:r>
+            <w:vAlign w:val="center"/>
+          </w:tcPr>
+          <w:p>
+            <w:pPr>
+              <w:snapToGrid w:val="0"/>
+              <w:spacing w:before="214" w:line="240" w:lineRule="auto"/>
+              <w:ind w:left="0" w:leftChars="0" w:right="0" w:rightChars="0" w:firstLine="0" w:firstLineChars="0"/>
+              <w:jc w:val="center"/>
               <w:rPr>
                 <w:rFonts w:ascii="宋体" w:hAnsi="宋体" w:eastAsia="宋体" w:cs="宋体"/>
                 <w:b/>
@@ -1192,18 +1185,6 @@
                 <w:sz w:val="20"/>
                 <w:szCs w:val="20"/>
               </w:rPr>
-              <w:t>使用情况说明</w:t>
-            </w:r>
-          </w:p>
-          <w:p>
-            <w:pPr>
-              <w:spacing w:before="64" w:line="228" w:lineRule="auto"/>
-              <w:ind w:left="514"/>
-              <w:rPr>
-                <w:rFonts w:ascii="宋体" w:hAnsi="宋体" w:eastAsia="宋体" w:cs="宋体"/>
-                <w:sz w:val="20"/>
-                <w:szCs w:val="20"/>
-              </w:rPr>
             </w:pPr>
             <w:r>
               <w:rPr>
@@ -1214,21 +1195,50 @@
                 <w:sz w:val="20"/>
                 <w:szCs w:val="20"/>
               </w:rPr>
+              <w:t>使用情况说明</w:t>
+            </w:r>
+          </w:p>
+          <w:p>
+            <w:pPr>
+              <w:snapToGrid w:val="0"/>
+              <w:spacing w:before="214" w:line="240" w:lineRule="auto"/>
+              <w:ind w:left="0" w:leftChars="0" w:right="0" w:rightChars="0" w:firstLine="0" w:firstLineChars="0"/>
+              <w:jc w:val="center"/>
+              <w:rPr>
+                <w:rFonts w:ascii="宋体" w:hAnsi="宋体" w:eastAsia="宋体" w:cs="宋体"/>
+                <w:b/>
+                <w:sz w:val="20"/>
+                <w:szCs w:val="20"/>
+              </w:rPr>
+            </w:pPr>
+            <w:r>
+              <w:rPr>
+                <w:rFonts w:ascii="宋体" w:hAnsi="宋体" w:eastAsia="宋体" w:cs="宋体"/>
+                <w:b/>
+                <w:bCs/>
+                <w:spacing w:val="6"/>
+                <w:sz w:val="20"/>
+                <w:szCs w:val="20"/>
+              </w:rPr>
               <w:t>（工具使用的客户及项目）</w:t>
             </w:r>
           </w:p>
         </w:tc>
         <w:tc>
           <w:tcPr>
-            <w:tcW w:w="1986" w:type="dxa"/>
+            <w:tcW w:w="1162" w:type="dxa"/>
             <w:shd w:val="clear" w:color="auto" w:fill="E5E5E5"/>
-          </w:tcPr>
-          <w:p>
-            <w:pPr>
-              <w:spacing w:before="58" w:line="228" w:lineRule="auto"/>
-              <w:ind w:left="579"/>
-              <w:rPr>
-                <w:rFonts w:ascii="宋体" w:hAnsi="宋体" w:eastAsia="宋体" w:cs="宋体"/>
+            <w:vAlign w:val="center"/>
+          </w:tcPr>
+          <w:p>
+            <w:pPr>
+              <w:snapToGrid w:val="0"/>
+              <w:spacing w:before="58" w:line="240" w:lineRule="auto"/>
+              <w:ind w:left="0" w:leftChars="0" w:right="0" w:rightChars="0" w:firstLine="0" w:firstLineChars="0"/>
+              <w:jc w:val="center"/>
+              <w:rPr>
+                <w:rFonts w:ascii="宋体" w:hAnsi="宋体" w:eastAsia="宋体" w:cs="宋体"/>
+                <w:b/>
                 <w:sz w:val="20"/>
                 <w:szCs w:val="20"/>
               </w:rPr>
@@ -1244,17 +1254,6 @@
               </w:rPr>
               <w:t>工具来源</w:t>
             </w:r>
-          </w:p>
-          <w:p>
-            <w:pPr>
-              <w:spacing w:before="66" w:line="263" w:lineRule="auto"/>
-              <w:ind w:left="113" w:right="18" w:firstLine="50"/>
-              <w:rPr>
-                <w:rFonts w:ascii="宋体" w:hAnsi="宋体" w:eastAsia="宋体" w:cs="宋体"/>
-                <w:sz w:val="20"/>
-                <w:szCs w:val="20"/>
-              </w:rPr>
-            </w:pPr>
             <w:r>
               <w:rPr>
                 <w:rFonts w:ascii="宋体" w:hAnsi="宋体" w:eastAsia="宋体" w:cs="宋体"/>
@@ -1264,27 +1263,7 @@
                 <w:sz w:val="20"/>
                 <w:szCs w:val="20"/>
               </w:rPr>
-              <w:t>（开源工具、</w:t>
-            </w:r>
-            <w:r>
-              <w:rPr>
-                <w:rFonts w:ascii="宋体" w:hAnsi="宋体" w:eastAsia="宋体" w:cs="宋体"/>
-                <w:spacing w:val="-44"/>
-                <w:sz w:val="20"/>
-                <w:szCs w:val="20"/>
-              </w:rPr>
-              <w:t xml:space="preserve"> </w:t>
-            </w:r>
-            <w:r>
-              <w:rPr>
-                <w:rFonts w:ascii="宋体" w:hAnsi="宋体" w:eastAsia="宋体" w:cs="宋体"/>
-                <w:b/>
-                <w:bCs/>
-                <w:spacing w:val="-1"/>
-                <w:sz w:val="20"/>
-                <w:szCs w:val="20"/>
-              </w:rPr>
-              <w:t>自主</w:t>
+              <w:t>（开源工具、自主</w:t>
             </w:r>
             <w:r>
               <w:rPr>
@@ -1301,21 +1280,19 @@
         </w:tc>
         <w:tc>
           <w:tcPr>
-            <w:tcW w:w="3196" w:type="dxa"/>
+            <w:tcW w:w="3842" w:type="dxa"/>
             <w:shd w:val="clear" w:color="auto" w:fill="E5E5E5"/>
-          </w:tcPr>
-          <w:p>
-            <w:pPr>
-              <w:pStyle w:val="25"/>
-              <w:spacing w:line="303" w:lineRule="auto"/>
-            </w:pPr>
-          </w:p>
-          <w:p>
-            <w:pPr>
-              <w:spacing w:before="65" w:line="226" w:lineRule="auto"/>
-              <w:ind w:left="761"/>
-              <w:rPr>
-                <w:rFonts w:ascii="宋体" w:hAnsi="宋体" w:eastAsia="宋体" w:cs="宋体"/>
+            <w:vAlign w:val="center"/>
+          </w:tcPr>
+          <w:p>
+            <w:pPr>
+              <w:snapToGrid w:val="0"/>
+              <w:spacing w:before="65" w:line="240" w:lineRule="auto"/>
+              <w:ind w:left="0" w:leftChars="0" w:right="0" w:rightChars="0" w:firstLine="0" w:firstLineChars="0"/>
+              <w:jc w:val="center"/>
+              <w:rPr>
+                <w:rFonts w:ascii="宋体" w:hAnsi="宋体" w:eastAsia="宋体" w:cs="宋体"/>
+                <w:b/>
                 <w:sz w:val="20"/>
                 <w:szCs w:val="20"/>
               </w:rPr>
@@ -1335,15 +1312,19 @@
         </w:tc>
         <w:tc>
           <w:tcPr>
-            <w:tcW w:w="1343" w:type="dxa"/>
+            <w:tcW w:w="1278" w:type="dxa"/>
             <w:shd w:val="clear" w:color="auto" w:fill="E5E5E5"/>
-          </w:tcPr>
-          <w:p>
-            <w:pPr>
-              <w:spacing w:before="215" w:line="290" w:lineRule="auto"/>
-              <w:ind w:left="476" w:right="302" w:hanging="169"/>
-              <w:rPr>
-                <w:rFonts w:ascii="宋体" w:hAnsi="宋体" w:eastAsia="宋体" w:cs="宋体"/>
+            <w:vAlign w:val="center"/>
+          </w:tcPr>
+          <w:p>
+            <w:pPr>
+              <w:snapToGrid w:val="0"/>
+              <w:spacing w:before="215" w:line="240" w:lineRule="auto"/>
+              <w:ind w:left="0" w:leftChars="0" w:right="0" w:rightChars="0" w:firstLine="0" w:firstLineChars="0"/>
+              <w:jc w:val="center"/>
+              <w:rPr>
+                <w:rFonts w:ascii="宋体" w:hAnsi="宋体" w:eastAsia="宋体" w:cs="宋体"/>
+                <w:b/>
                 <w:sz w:val="20"/>
                 <w:szCs w:val="20"/>
               </w:rPr>
@@ -1391,40 +1372,20 @@
           </w:tblCellMar>
         </w:tblPrEx>
         <w:trPr>
-          <w:trHeight w:val="1972" w:hRule="atLeast"/>
+          <w:trHeight w:val="0" w:hRule="atLeast"/>
+          <w:jc w:val="center"/>
         </w:trPr>
         <w:tc>
           <w:tcPr>
-            <w:tcW w:w="1275" w:type="dxa"/>
-          </w:tcPr>
-          <w:p>
-            <w:pPr>
-              <w:pStyle w:val="25"/>
-              <w:spacing w:line="261" w:lineRule="auto"/>
-            </w:pPr>
-          </w:p>
-          <w:p>
-            <w:pPr>
-              <w:pStyle w:val="25"/>
-              <w:spacing w:line="261" w:lineRule="auto"/>
-            </w:pPr>
-          </w:p>
-          <w:p>
-            <w:pPr>
-              <w:pStyle w:val="25"/>
-              <w:spacing w:line="261" w:lineRule="auto"/>
-            </w:pPr>
-          </w:p>
-          <w:p>
-            <w:pPr>
-              <w:pStyle w:val="25"/>
-              <w:spacing w:line="262" w:lineRule="auto"/>
-            </w:pPr>
-          </w:p>
-          <w:p>
-            <w:pPr>
-              <w:spacing w:before="78" w:line="243" w:lineRule="auto"/>
-              <w:ind w:left="404" w:right="154" w:hanging="241"/>
+            <w:tcW w:w="1606" w:type="dxa"/>
+            <w:vAlign w:val="center"/>
+          </w:tcPr>
+          <w:p>
+            <w:pPr>
+              <w:snapToGrid w:val="0"/>
+              <w:spacing w:before="78" w:line="240" w:lineRule="auto"/>
+              <w:ind w:left="0" w:leftChars="0" w:right="0" w:rightChars="0" w:firstLine="0" w:firstLineChars="0"/>
+              <w:jc w:val="center"/>
               <w:rPr>
                 <w:rFonts w:ascii="宋体" w:hAnsi="宋体" w:eastAsia="宋体" w:cs="宋体"/>
                 <w:sz w:val="24"/>
@@ -1457,167 +1418,72 @@
         </w:tc>
         <w:tc>
           <w:tcPr>
-            <w:tcW w:w="1307" w:type="dxa"/>
-          </w:tcPr>
-          <w:p>
-            <w:pPr>
-              <w:spacing w:before="39" w:line="236" w:lineRule="auto"/>
+            <w:tcW w:w="0" w:type="auto"/>
+            <w:vAlign w:val="center"/>
+          </w:tcPr>
+          <w:p>
+            <w:pPr>
+              <w:snapToGrid w:val="0"/>
+              <w:spacing w:before="39" w:line="240" w:lineRule="auto"/>
               <w:ind w:right="103"/>
-              <w:jc w:val="both"/>
-              <w:rPr>
-                <w:rFonts w:hint="eastAsia" w:cs="宋体"/>
+              <w:jc w:val="left"/>
+              <w:rPr>
+                <w:rFonts w:hint="default" w:ascii="宋体" w:hAnsi="宋体" w:eastAsia="宋体" w:cs="宋体"/>
+                <w:sz w:val="24"/>
+                <w:szCs w:val="24"/>
+                <w:lang w:val="en-US" w:eastAsia="zh-CN"/>
+              </w:rPr>
+            </w:pPr>
+            <w:r>
+              <w:rPr>
+                <w:rFonts w:hint="eastAsia" w:ascii="宋体" w:eastAsia="宋体" w:cs="宋体"/>
                 <w:spacing w:val="-4"/>
                 <w:sz w:val="24"/>
                 <w:szCs w:val="24"/>
                 <w:lang w:val="en-US" w:eastAsia="zh-CN"/>
               </w:rPr>
-            </w:pPr>
-            <w:r>
-              <w:rPr>
-                <w:rFonts w:hint="eastAsia" w:cs="宋体"/>
-                <w:spacing w:val="-4"/>
-                <w:sz w:val="24"/>
-                <w:szCs w:val="24"/>
-                <w:lang w:val="en-US" w:eastAsia="zh-CN"/>
-              </w:rPr>
               <w:t>江苏智慧双湖管理系统</w:t>
             </w:r>
           </w:p>
-          <w:p>
-            <w:pPr>
-              <w:spacing w:before="39" w:line="236" w:lineRule="auto"/>
-              <w:ind w:right="103"/>
-              <w:jc w:val="both"/>
-              <w:rPr>
-                <w:rFonts w:hint="eastAsia" w:cs="宋体"/>
-                <w:spacing w:val="-4"/>
-                <w:sz w:val="24"/>
-                <w:szCs w:val="24"/>
-                <w:lang w:val="en-US" w:eastAsia="zh-CN"/>
-              </w:rPr>
-            </w:pPr>
-          </w:p>
-          <w:p>
-            <w:pPr>
-              <w:spacing w:before="39" w:line="236" w:lineRule="auto"/>
-              <w:ind w:right="103"/>
-              <w:jc w:val="both"/>
-              <w:rPr>
-                <w:rFonts w:hint="eastAsia" w:cs="宋体"/>
-                <w:spacing w:val="-4"/>
-                <w:sz w:val="24"/>
-                <w:szCs w:val="24"/>
-                <w:lang w:val="en-US" w:eastAsia="zh-CN"/>
-              </w:rPr>
-            </w:pPr>
-          </w:p>
-          <w:p>
-            <w:pPr>
-              <w:spacing w:before="39" w:line="236" w:lineRule="auto"/>
-              <w:ind w:right="103"/>
-              <w:jc w:val="both"/>
-              <w:rPr>
-                <w:rFonts w:hint="eastAsia" w:cs="宋体"/>
-                <w:spacing w:val="-4"/>
-                <w:sz w:val="24"/>
-                <w:szCs w:val="24"/>
-                <w:lang w:val="en-US" w:eastAsia="zh-CN"/>
-              </w:rPr>
-            </w:pPr>
-            <w:bookmarkStart w:id="1" w:name="_GoBack"/>
-            <w:bookmarkEnd w:id="1"/>
-          </w:p>
-          <w:p>
-            <w:pPr>
-              <w:spacing w:before="39" w:line="236" w:lineRule="auto"/>
-              <w:ind w:left="111" w:right="103" w:firstLine="2"/>
-              <w:jc w:val="both"/>
-              <w:rPr>
-                <w:rFonts w:hint="default" w:cs="宋体"/>
-                <w:spacing w:val="-4"/>
-                <w:sz w:val="24"/>
-                <w:szCs w:val="24"/>
-                <w:lang w:val="en-US" w:eastAsia="zh-CN"/>
-              </w:rPr>
-            </w:pPr>
-            <w:r>
-              <w:rPr>
-                <w:rFonts w:hint="eastAsia" w:cs="宋体"/>
-                <w:spacing w:val="-4"/>
-                <w:sz w:val="24"/>
-                <w:szCs w:val="24"/>
-                <w:lang w:val="en-US" w:eastAsia="zh-CN"/>
-              </w:rPr>
-              <w:t>综合安防管理平台</w:t>
-            </w:r>
-          </w:p>
-          <w:p>
-            <w:pPr>
-              <w:spacing w:line="219" w:lineRule="auto"/>
-              <w:ind w:left="184"/>
-              <w:rPr>
-                <w:rFonts w:hint="default" w:ascii="宋体" w:hAnsi="宋体" w:eastAsia="宋体" w:cs="宋体"/>
-                <w:sz w:val="24"/>
-                <w:szCs w:val="24"/>
-                <w:lang w:val="en-US" w:eastAsia="zh-CN"/>
-              </w:rPr>
-            </w:pPr>
-          </w:p>
-        </w:tc>
-        <w:tc>
-          <w:tcPr>
-            <w:tcW w:w="1887" w:type="dxa"/>
-          </w:tcPr>
-          <w:p>
-            <w:pPr>
-              <w:spacing w:before="39" w:line="236" w:lineRule="auto"/>
-              <w:ind w:left="111" w:right="103" w:firstLine="2"/>
-              <w:jc w:val="both"/>
-              <w:rPr>
-                <w:rFonts w:ascii="宋体" w:hAnsi="宋体" w:eastAsia="宋体" w:cs="宋体"/>
-                <w:sz w:val="24"/>
-                <w:szCs w:val="24"/>
-              </w:rPr>
-            </w:pPr>
-            <w:r>
-              <w:rPr>
-                <w:rFonts w:hint="eastAsia"/>
-                <w:sz w:val="24"/>
-                <w:szCs w:val="24"/>
-                <w:lang w:val="en-US" w:eastAsia="zh-CN"/>
-              </w:rPr>
-              <w:t>应用</w:t>
-            </w:r>
+        </w:tc>
+        <w:tc>
+          <w:tcPr>
+            <w:tcW w:w="4584" w:type="dxa"/>
+            <w:vAlign w:val="center"/>
+          </w:tcPr>
+          <w:p>
+            <w:pPr>
+              <w:snapToGrid w:val="0"/>
+              <w:spacing w:before="39" w:line="240" w:lineRule="auto"/>
+              <w:ind w:left="0" w:leftChars="0" w:right="0" w:rightChars="0" w:firstLine="0" w:firstLineChars="0"/>
+              <w:jc w:val="left"/>
+              <w:rPr>
+                <w:rFonts w:ascii="宋体" w:hAnsi="宋体" w:eastAsia="宋体" w:cs="宋体"/>
+                <w:sz w:val="24"/>
+                <w:szCs w:val="24"/>
+              </w:rPr>
+            </w:pPr>
             <w:r>
               <w:rPr>
                 <w:rFonts w:hint="eastAsia" w:ascii="宋体" w:hAnsi="宋体" w:eastAsia="宋体" w:cs="宋体"/>
-                <w:spacing w:val="-4"/>
-                <w:sz w:val="24"/>
-                <w:szCs w:val="24"/>
-                <w:lang w:val="en-US" w:eastAsia="zh-CN"/>
-              </w:rPr>
-              <w:t>360安全云数字化协作平台</w:t>
-            </w:r>
-            <w:r>
-              <w:rPr>
-                <w:rFonts w:hint="eastAsia" w:cs="宋体"/>
-                <w:spacing w:val="-4"/>
-                <w:sz w:val="24"/>
-                <w:szCs w:val="24"/>
-                <w:lang w:val="en-US" w:eastAsia="zh-CN"/>
-              </w:rPr>
-              <w:t>实现从发现威胁风险到对工单发起事件，进一步通过协同研判模块对事件进行处理。</w:t>
-            </w:r>
-          </w:p>
-        </w:tc>
-        <w:tc>
-          <w:tcPr>
-            <w:tcW w:w="3530" w:type="dxa"/>
-          </w:tcPr>
-          <w:p>
-            <w:pPr>
-              <w:spacing w:before="10" w:line="235" w:lineRule="auto"/>
-              <w:ind w:left="538" w:right="107" w:hanging="413"/>
+                <w:sz w:val="24"/>
+                <w:szCs w:val="24"/>
+              </w:rPr>
+              <w:t>该工单系统实现了故障上报、分配、处理到反馈的全流程闭环。用户通过多入口上报故障或申诉后，系统自动创建工单并关联相关设备与订单信息。工单按类型分派至对应部门（如设备故障派至运维、账单问题派至客服），处理人员可查看详情并更新状态。处理完成后系统同步更新数据、通知用户并归档工单，形成可追溯的完整处理链路</w:t>
+            </w:r>
+          </w:p>
+        </w:tc>
+        <w:tc>
+          <w:tcPr>
+            <w:tcW w:w="0" w:type="auto"/>
+            <w:vAlign w:val="center"/>
+          </w:tcPr>
+          <w:p>
+            <w:pPr>
+              <w:snapToGrid w:val="0"/>
+              <w:spacing w:before="10" w:line="240" w:lineRule="auto"/>
+              <w:ind w:left="0" w:leftChars="0" w:right="0" w:rightChars="0" w:firstLine="0" w:firstLineChars="0"/>
+              <w:jc w:val="left"/>
               <w:rPr>
                 <w:rFonts w:hint="eastAsia" w:ascii="宋体" w:hAnsi="宋体" w:eastAsia="宋体" w:cs="宋体"/>
                 <w:sz w:val="24"/>
@@ -1669,32 +1535,25 @@
             <w:r>
               <w:rPr>
                 <w:rFonts w:hint="eastAsia" w:ascii="宋体" w:hAnsi="宋体" w:eastAsia="宋体" w:cs="宋体"/>
-                <w:spacing w:val="18"/>
-                <w:sz w:val="24"/>
-                <w:szCs w:val="24"/>
-              </w:rPr>
-              <w:t>临夏回族自治州中医医院“智慧银医”项目</w:t>
-            </w:r>
-          </w:p>
-        </w:tc>
-        <w:tc>
-          <w:tcPr>
-            <w:tcW w:w="1986" w:type="dxa"/>
-          </w:tcPr>
-          <w:p>
-            <w:pPr>
-              <w:pStyle w:val="25"/>
-            </w:pPr>
-          </w:p>
-          <w:p>
-            <w:pPr>
-              <w:pStyle w:val="25"/>
-            </w:pPr>
-          </w:p>
-          <w:p>
-            <w:pPr>
-              <w:spacing w:before="78" w:line="220" w:lineRule="auto"/>
-              <w:ind w:left="560"/>
+                <w:position w:val="-4"/>
+                <w:sz w:val="24"/>
+                <w:szCs w:val="24"/>
+              </w:rPr>
+              <w:t>盐都区新能源汽车充电站建设项目</w:t>
+            </w:r>
+          </w:p>
+        </w:tc>
+        <w:tc>
+          <w:tcPr>
+            <w:tcW w:w="1162" w:type="dxa"/>
+            <w:vAlign w:val="center"/>
+          </w:tcPr>
+          <w:p>
+            <w:pPr>
+              <w:snapToGrid w:val="0"/>
+              <w:spacing w:before="78" w:line="240" w:lineRule="auto"/>
+              <w:ind w:left="0" w:leftChars="0" w:right="0" w:rightChars="0" w:firstLine="0" w:firstLineChars="0"/>
+              <w:jc w:val="center"/>
               <w:rPr>
                 <w:rFonts w:hint="default" w:ascii="宋体" w:hAnsi="宋体" w:eastAsia="宋体" w:cs="宋体"/>
                 <w:sz w:val="24"/>
@@ -1709,37 +1568,32 @@
                 <w:szCs w:val="24"/>
                 <w:lang w:val="en-US" w:eastAsia="zh-CN"/>
               </w:rPr>
-              <w:t>开源工具</w:t>
-            </w:r>
-          </w:p>
-        </w:tc>
-        <w:tc>
-          <w:tcPr>
-            <w:tcW w:w="3196" w:type="dxa"/>
-          </w:tcPr>
-          <w:p>
-            <w:pPr>
-              <w:pStyle w:val="25"/>
-              <w:spacing w:line="245" w:lineRule="auto"/>
-            </w:pPr>
-          </w:p>
-          <w:p>
-            <w:pPr>
-              <w:pStyle w:val="25"/>
-              <w:spacing w:line="245" w:lineRule="auto"/>
-            </w:pPr>
-          </w:p>
-          <w:p>
-            <w:pPr>
-              <w:pStyle w:val="25"/>
-              <w:spacing w:line="245" w:lineRule="auto"/>
-            </w:pPr>
-          </w:p>
-          <w:p>
-            <w:pPr>
-              <w:spacing w:before="78" w:line="241" w:lineRule="auto"/>
-              <w:ind w:left="116" w:right="103"/>
-              <w:jc w:val="both"/>
+              <w:t>开源</w:t>
+            </w:r>
+            <w:bookmarkStart w:id="1" w:name="_GoBack"/>
+            <w:bookmarkEnd w:id="1"/>
+            <w:r>
+              <w:rPr>
+                <w:rFonts w:hint="eastAsia" w:ascii="宋体" w:hAnsi="宋体" w:eastAsia="宋体" w:cs="宋体"/>
+                <w:sz w:val="24"/>
+                <w:szCs w:val="24"/>
+                <w:lang w:val="en-US" w:eastAsia="zh-CN"/>
+              </w:rPr>
+              <w:t>工具</w:t>
+            </w:r>
+          </w:p>
+        </w:tc>
+        <w:tc>
+          <w:tcPr>
+            <w:tcW w:w="3842" w:type="dxa"/>
+            <w:vAlign w:val="center"/>
+          </w:tcPr>
+          <w:p>
+            <w:pPr>
+              <w:snapToGrid w:val="0"/>
+              <w:spacing w:before="78" w:line="240" w:lineRule="auto"/>
+              <w:ind w:left="0" w:leftChars="0" w:right="0" w:rightChars="0" w:firstLine="0" w:firstLineChars="0"/>
+              <w:jc w:val="center"/>
               <w:rPr>
                 <w:rFonts w:hint="default" w:ascii="宋体" w:hAnsi="宋体" w:eastAsia="宋体" w:cs="宋体"/>
                 <w:sz w:val="24"/>
@@ -1770,36 +1624,15 @@
         </w:tc>
         <w:tc>
           <w:tcPr>
-            <w:tcW w:w="1343" w:type="dxa"/>
-          </w:tcPr>
-          <w:p>
-            <w:pPr>
-              <w:pStyle w:val="25"/>
-              <w:spacing w:line="261" w:lineRule="auto"/>
-            </w:pPr>
-          </w:p>
-          <w:p>
-            <w:pPr>
-              <w:pStyle w:val="25"/>
-              <w:spacing w:line="261" w:lineRule="auto"/>
-            </w:pPr>
-          </w:p>
-          <w:p>
-            <w:pPr>
-              <w:pStyle w:val="25"/>
-              <w:spacing w:line="262" w:lineRule="auto"/>
-            </w:pPr>
-          </w:p>
-          <w:p>
-            <w:pPr>
-              <w:pStyle w:val="25"/>
-              <w:spacing w:line="262" w:lineRule="auto"/>
-            </w:pPr>
-          </w:p>
-          <w:p>
-            <w:pPr>
-              <w:spacing w:before="26" w:line="239" w:lineRule="auto"/>
-              <w:ind w:left="120"/>
+            <w:tcW w:w="1278" w:type="dxa"/>
+            <w:vAlign w:val="center"/>
+          </w:tcPr>
+          <w:p>
+            <w:pPr>
+              <w:snapToGrid w:val="0"/>
+              <w:spacing w:before="26" w:line="240" w:lineRule="auto"/>
+              <w:ind w:left="0" w:leftChars="0" w:right="0" w:rightChars="0" w:firstLine="0" w:firstLineChars="0"/>
+              <w:jc w:val="center"/>
               <w:rPr>
                 <w:rFonts w:hint="default" w:ascii="宋体" w:hAnsi="宋体" w:eastAsia="宋体" w:cs="宋体"/>
                 <w:sz w:val="24"/>
@@ -1809,7 +1642,8 @@
             </w:pPr>
             <w:r>
               <w:rPr>
-                <w:rFonts w:hint="eastAsia"/>
+                <w:rFonts w:hint="eastAsia" w:ascii="宋体" w:eastAsia="宋体"/>
+                <w:sz w:val="24"/>
                 <w:lang w:val="en-US" w:eastAsia="zh-CN"/>
               </w:rPr>
               <w:t>肖龙莽</w:t>
@@ -1831,7 +1665,7 @@
                 <w:szCs w:val="24"/>
                 <w:lang w:val="en-US" w:eastAsia="zh-CN"/>
               </w:rPr>
-              <w:t>10</w:t>
+              <w:t>12</w:t>
             </w:r>
             <w:r>
               <w:rPr>
@@ -1873,43 +1707,20 @@
           </w:tblCellMar>
         </w:tblPrEx>
         <w:trPr>
-          <w:trHeight w:val="2879" w:hRule="atLeast"/>
+          <w:trHeight w:val="0" w:hRule="atLeast"/>
+          <w:jc w:val="center"/>
         </w:trPr>
         <w:tc>
           <w:tcPr>
-            <w:tcW w:w="1275" w:type="dxa"/>
-          </w:tcPr>
-          <w:p>
-            <w:pPr>
-              <w:pStyle w:val="25"/>
-            </w:pPr>
-          </w:p>
-          <w:p>
-            <w:pPr>
-              <w:pStyle w:val="25"/>
-            </w:pPr>
-          </w:p>
-          <w:p>
-            <w:pPr>
-              <w:pStyle w:val="25"/>
-            </w:pPr>
-          </w:p>
-          <w:p>
-            <w:pPr>
-              <w:pStyle w:val="25"/>
-              <w:spacing w:line="241" w:lineRule="auto"/>
-            </w:pPr>
-          </w:p>
-          <w:p>
-            <w:pPr>
-              <w:pStyle w:val="25"/>
-              <w:spacing w:line="241" w:lineRule="auto"/>
-            </w:pPr>
-          </w:p>
-          <w:p>
-            <w:pPr>
-              <w:spacing w:before="78" w:line="220" w:lineRule="auto"/>
-              <w:ind w:left="163"/>
+            <w:tcW w:w="1606" w:type="dxa"/>
+            <w:vAlign w:val="center"/>
+          </w:tcPr>
+          <w:p>
+            <w:pPr>
+              <w:snapToGrid w:val="0"/>
+              <w:spacing w:before="78" w:line="240" w:lineRule="auto"/>
+              <w:ind w:left="0" w:leftChars="0" w:right="0" w:rightChars="0" w:firstLine="0" w:firstLineChars="0"/>
+              <w:jc w:val="center"/>
               <w:rPr>
                 <w:rFonts w:ascii="宋体" w:hAnsi="宋体" w:eastAsia="宋体" w:cs="宋体"/>
                 <w:sz w:val="24"/>
@@ -1931,120 +1742,77 @@
         </w:tc>
         <w:tc>
           <w:tcPr>
-            <w:tcW w:w="1307" w:type="dxa"/>
-          </w:tcPr>
-          <w:p>
-            <w:pPr>
-              <w:pStyle w:val="25"/>
-              <w:spacing w:line="262" w:lineRule="auto"/>
-            </w:pPr>
-          </w:p>
-          <w:p>
-            <w:pPr>
-              <w:pStyle w:val="25"/>
-              <w:spacing w:line="262" w:lineRule="auto"/>
-            </w:pPr>
-          </w:p>
-          <w:p>
-            <w:pPr>
-              <w:pStyle w:val="25"/>
-              <w:spacing w:line="262" w:lineRule="auto"/>
-            </w:pPr>
-          </w:p>
-          <w:p>
-            <w:pPr>
-              <w:pStyle w:val="25"/>
-              <w:spacing w:line="262" w:lineRule="auto"/>
-            </w:pPr>
-          </w:p>
-          <w:p>
-            <w:pPr>
-              <w:spacing w:before="78" w:line="242" w:lineRule="auto"/>
-              <w:ind w:left="179" w:right="119" w:hanging="73"/>
-              <w:rPr>
-                <w:rFonts w:ascii="宋体" w:hAnsi="宋体" w:eastAsia="宋体" w:cs="宋体"/>
-                <w:sz w:val="24"/>
-                <w:szCs w:val="24"/>
-              </w:rPr>
-            </w:pPr>
-            <w:r>
-              <w:rPr>
-                <w:rFonts w:ascii="宋体" w:hAnsi="宋体" w:eastAsia="宋体" w:cs="宋体"/>
-                <w:spacing w:val="-2"/>
+            <w:tcW w:w="793" w:type="dxa"/>
+            <w:vAlign w:val="center"/>
+          </w:tcPr>
+          <w:p>
+            <w:pPr>
+              <w:snapToGrid w:val="0"/>
+              <w:spacing w:before="78" w:line="240" w:lineRule="auto"/>
+              <w:ind w:left="0" w:leftChars="0" w:right="0" w:rightChars="0" w:firstLine="0" w:firstLineChars="0"/>
+              <w:jc w:val="left"/>
+              <w:rPr>
+                <w:rFonts w:hint="default" w:ascii="宋体" w:hAnsi="宋体" w:eastAsia="宋体" w:cs="宋体"/>
                 <w:sz w:val="24"/>
                 <w:szCs w:val="24"/>
                 <w:lang w:val="en-US" w:eastAsia="zh-CN"/>
               </w:rPr>
-              <w:t>H3C智能管理中心</w:t>
-            </w:r>
-          </w:p>
-        </w:tc>
-        <w:tc>
-          <w:tcPr>
-            <w:tcW w:w="1887" w:type="dxa"/>
-          </w:tcPr>
-          <w:p>
-            <w:pPr>
-              <w:pStyle w:val="25"/>
-              <w:spacing w:line="269" w:lineRule="auto"/>
-            </w:pPr>
-          </w:p>
-          <w:p>
-            <w:pPr>
-              <w:spacing w:before="78" w:line="241" w:lineRule="auto"/>
-              <w:ind w:left="111" w:right="105" w:firstLine="1"/>
-              <w:jc w:val="both"/>
-              <w:rPr>
-                <w:rFonts w:ascii="宋体" w:hAnsi="宋体" w:eastAsia="宋体" w:cs="宋体"/>
-                <w:sz w:val="24"/>
-                <w:szCs w:val="24"/>
-              </w:rPr>
-            </w:pPr>
-            <w:r>
-              <w:rPr>
-                <w:rFonts w:hint="eastAsia"/>
-                <w:spacing w:val="-3"/>
+            </w:pPr>
+            <w:r>
+              <w:rPr>
+                <w:rFonts w:hint="eastAsia" w:ascii="宋体" w:hAnsi="宋体" w:eastAsia="宋体" w:cs="宋体"/>
                 <w:sz w:val="24"/>
                 <w:szCs w:val="24"/>
                 <w:lang w:val="en-US" w:eastAsia="zh-CN"/>
               </w:rPr>
-              <w:t>1.</w:t>
-            </w:r>
-            <w:r>
-              <w:rPr>
-                <w:rFonts w:ascii="宋体" w:hAnsi="宋体" w:eastAsia="宋体" w:cs="宋体"/>
-                <w:spacing w:val="-2"/>
-                <w:sz w:val="24"/>
-                <w:szCs w:val="24"/>
-                <w:lang w:val="en-US" w:eastAsia="zh-CN"/>
-              </w:rPr>
-              <w:t>H3C智能管理中心</w:t>
-            </w:r>
-            <w:r>
-              <w:rPr>
-                <w:rFonts w:hint="eastAsia"/>
-                <w:spacing w:val="-3"/>
-                <w:sz w:val="24"/>
-                <w:szCs w:val="24"/>
-              </w:rPr>
-              <w:t>用于监视大量交换机、路由器、主机及存储设备、数据库等大批服务是否正常,并提供可视化信息查询和运维对象的实时监控。</w:t>
-            </w:r>
-          </w:p>
-        </w:tc>
-        <w:tc>
-          <w:tcPr>
-            <w:tcW w:w="3530" w:type="dxa"/>
-          </w:tcPr>
-          <w:p>
-            <w:pPr>
-              <w:pStyle w:val="25"/>
-              <w:spacing w:line="418" w:lineRule="auto"/>
-            </w:pPr>
-          </w:p>
-          <w:p>
-            <w:pPr>
-              <w:spacing w:before="12" w:line="234" w:lineRule="auto"/>
-              <w:ind w:left="118" w:right="107" w:firstLine="6"/>
+              <w:t>深信服防火墙</w:t>
+            </w:r>
+          </w:p>
+        </w:tc>
+        <w:tc>
+          <w:tcPr>
+            <w:tcW w:w="4584" w:type="dxa"/>
+            <w:vAlign w:val="center"/>
+          </w:tcPr>
+          <w:p>
+            <w:pPr>
+              <w:snapToGrid w:val="0"/>
+              <w:spacing w:before="78" w:line="240" w:lineRule="auto"/>
+              <w:ind w:left="0" w:leftChars="0" w:right="0" w:rightChars="0" w:firstLine="0" w:firstLineChars="0"/>
+              <w:jc w:val="left"/>
+              <w:rPr>
+                <w:rFonts w:ascii="宋体" w:hAnsi="宋体" w:eastAsia="宋体" w:cs="宋体"/>
+                <w:sz w:val="24"/>
+                <w:szCs w:val="24"/>
+              </w:rPr>
+            </w:pPr>
+            <w:r>
+              <w:rPr>
+                <w:rFonts w:ascii="宋体" w:hAnsi="Segoe UI" w:eastAsia="宋体" w:cs="Segoe UI"/>
+                <w:i w:val="0"/>
+                <w:iCs w:val="0"/>
+                <w:caps w:val="0"/>
+                <w:color w:val="0F1115"/>
+                <w:spacing w:val="0"/>
+                <w:sz w:val="24"/>
+                <w:szCs w:val="19"/>
+                <w:shd w:val="clear" w:fill="FFFFFF"/>
+              </w:rPr>
+              <w:t>深信服安全监控工具是一个集态势感知、威胁分析与实时响应于一体的网络安全运营平台。它实时监控全网攻击态势，通过攻击地图可视化和TOP排名展示业务威胁（如暴力破解、漏洞攻击），同时监测内网用户终端风险（如恶意链接、木马）。平台支持一键封锁攻击IP、推送终端杀毒通知，并与EDR联动处置，实现从威胁发现、分析到阻断的闭环管理。所有事件可筛选、搜索并生成安全报表，为运维人员提供全面的网络安全监控与快速响应能力</w:t>
+            </w:r>
+          </w:p>
+        </w:tc>
+        <w:tc>
+          <w:tcPr>
+            <w:tcW w:w="1201" w:type="dxa"/>
+            <w:vAlign w:val="center"/>
+          </w:tcPr>
+          <w:p>
+            <w:pPr>
+              <w:snapToGrid w:val="0"/>
+              <w:spacing w:before="12" w:line="240" w:lineRule="auto"/>
+              <w:ind w:left="0" w:leftChars="0" w:right="0" w:rightChars="0" w:firstLine="0" w:firstLineChars="0"/>
+              <w:jc w:val="left"/>
               <w:rPr>
                 <w:rFonts w:ascii="宋体" w:hAnsi="宋体" w:eastAsia="宋体" w:cs="宋体"/>
                 <w:sz w:val="24"/>
@@ -2095,70 +1863,54 @@
             <w:r>
               <w:rPr>
                 <w:rFonts w:hint="eastAsia" w:ascii="宋体" w:hAnsi="宋体" w:eastAsia="宋体" w:cs="宋体"/>
-                <w:spacing w:val="18"/>
-                <w:sz w:val="24"/>
-                <w:szCs w:val="24"/>
-              </w:rPr>
-              <w:t>临夏回族自治州中医医院“智慧银医”项目</w:t>
-            </w:r>
-          </w:p>
-        </w:tc>
-        <w:tc>
-          <w:tcPr>
-            <w:tcW w:w="1986" w:type="dxa"/>
-          </w:tcPr>
-          <w:p>
-            <w:pPr>
-              <w:pStyle w:val="25"/>
-            </w:pPr>
-          </w:p>
-          <w:p>
-            <w:pPr>
-              <w:pStyle w:val="25"/>
-            </w:pPr>
-          </w:p>
-          <w:p>
-            <w:pPr>
-              <w:pStyle w:val="25"/>
-              <w:spacing w:line="241" w:lineRule="auto"/>
-            </w:pPr>
-          </w:p>
-          <w:p>
-            <w:pPr>
-              <w:pStyle w:val="25"/>
-              <w:spacing w:line="241" w:lineRule="auto"/>
-            </w:pPr>
-          </w:p>
-          <w:p>
-            <w:pPr>
-              <w:spacing w:before="78" w:line="221" w:lineRule="auto"/>
-              <w:ind w:left="521"/>
-              <w:rPr>
-                <w:rFonts w:ascii="宋体" w:hAnsi="宋体" w:eastAsia="宋体" w:cs="宋体"/>
-                <w:sz w:val="24"/>
-                <w:szCs w:val="24"/>
-              </w:rPr>
-            </w:pPr>
-            <w:r>
-              <w:rPr>
-                <w:rFonts w:ascii="宋体" w:hAnsi="宋体" w:eastAsia="宋体" w:cs="宋体"/>
-                <w:spacing w:val="-3"/>
-                <w:sz w:val="24"/>
-                <w:szCs w:val="24"/>
-              </w:rPr>
-              <w:t>开源工具</w:t>
-            </w:r>
-          </w:p>
-        </w:tc>
-        <w:tc>
-          <w:tcPr>
-            <w:tcW w:w="3196" w:type="dxa"/>
-          </w:tcPr>
-          <w:p>
-            <w:pPr>
-              <w:spacing w:before="40" w:line="237" w:lineRule="auto"/>
-              <w:ind w:left="115" w:right="103"/>
-              <w:jc w:val="both"/>
+                <w:position w:val="-4"/>
+                <w:sz w:val="24"/>
+                <w:szCs w:val="24"/>
+              </w:rPr>
+              <w:t>盐都区新能源汽车充电站建设项目</w:t>
+            </w:r>
+          </w:p>
+        </w:tc>
+        <w:tc>
+          <w:tcPr>
+            <w:tcW w:w="1162" w:type="dxa"/>
+            <w:vAlign w:val="center"/>
+          </w:tcPr>
+          <w:p>
+            <w:pPr>
+              <w:snapToGrid w:val="0"/>
+              <w:spacing w:before="78" w:line="240" w:lineRule="auto"/>
+              <w:ind w:left="0" w:leftChars="0" w:right="0" w:rightChars="0" w:firstLine="0" w:firstLineChars="0"/>
+              <w:jc w:val="center"/>
+              <w:rPr>
+                <w:rFonts w:hint="default" w:ascii="宋体" w:hAnsi="宋体" w:eastAsia="宋体" w:cs="宋体"/>
+                <w:sz w:val="24"/>
+                <w:szCs w:val="24"/>
+                <w:lang w:val="en-US" w:eastAsia="zh-CN"/>
+              </w:rPr>
+            </w:pPr>
+            <w:r>
+              <w:rPr>
+                <w:rFonts w:hint="eastAsia" w:ascii="宋体" w:hAnsi="宋体" w:eastAsia="宋体" w:cs="宋体"/>
+                <w:sz w:val="24"/>
+                <w:szCs w:val="24"/>
+                <w:lang w:val="en-US" w:eastAsia="zh-CN"/>
+              </w:rPr>
+              <w:t>外购工具</w:t>
+            </w:r>
+          </w:p>
+        </w:tc>
+        <w:tc>
+          <w:tcPr>
+            <w:tcW w:w="3842" w:type="dxa"/>
+            <w:vAlign w:val="center"/>
+          </w:tcPr>
+          <w:p>
+            <w:pPr>
+              <w:snapToGrid w:val="0"/>
+              <w:spacing w:before="40" w:line="240" w:lineRule="auto"/>
+              <w:ind w:left="0" w:leftChars="0" w:right="0" w:rightChars="0" w:firstLine="0" w:firstLineChars="0"/>
+              <w:jc w:val="center"/>
               <w:rPr>
                 <w:rFonts w:hint="eastAsia" w:ascii="宋体" w:hAnsi="宋体" w:eastAsia="宋体" w:cs="宋体"/>
                 <w:sz w:val="24"/>
@@ -2207,36 +1959,15 @@
         </w:tc>
         <w:tc>
           <w:tcPr>
-            <w:tcW w:w="1343" w:type="dxa"/>
-          </w:tcPr>
-          <w:p>
-            <w:pPr>
-              <w:pStyle w:val="25"/>
-              <w:spacing w:line="261" w:lineRule="auto"/>
-            </w:pPr>
-          </w:p>
-          <w:p>
-            <w:pPr>
-              <w:pStyle w:val="25"/>
-              <w:spacing w:line="262" w:lineRule="auto"/>
-            </w:pPr>
-          </w:p>
-          <w:p>
-            <w:pPr>
-              <w:pStyle w:val="25"/>
-              <w:spacing w:line="262" w:lineRule="auto"/>
-            </w:pPr>
-          </w:p>
-          <w:p>
-            <w:pPr>
-              <w:pStyle w:val="25"/>
-              <w:spacing w:line="262" w:lineRule="auto"/>
-            </w:pPr>
-          </w:p>
-          <w:p>
-            <w:pPr>
-              <w:spacing w:before="26" w:line="239" w:lineRule="auto"/>
-              <w:ind w:left="120"/>
+            <w:tcW w:w="1278" w:type="dxa"/>
+            <w:vAlign w:val="center"/>
+          </w:tcPr>
+          <w:p>
+            <w:pPr>
+              <w:snapToGrid w:val="0"/>
+              <w:spacing w:before="26" w:line="240" w:lineRule="auto"/>
+              <w:ind w:left="0" w:leftChars="0" w:right="0" w:rightChars="0" w:firstLine="0" w:firstLineChars="0"/>
+              <w:jc w:val="center"/>
               <w:rPr>
                 <w:rFonts w:hint="default" w:ascii="宋体" w:hAnsi="宋体" w:eastAsia="宋体" w:cs="宋体"/>
                 <w:sz w:val="24"/>
@@ -2246,7 +1977,8 @@
             </w:pPr>
             <w:r>
               <w:rPr>
-                <w:rFonts w:hint="eastAsia"/>
+                <w:rFonts w:hint="eastAsia" w:ascii="宋体" w:eastAsia="宋体"/>
+                <w:sz w:val="24"/>
                 <w:lang w:val="en-US" w:eastAsia="zh-CN"/>
               </w:rPr>
               <w:t>肖龙莽</w:t>
@@ -2268,7 +2000,7 @@
                 <w:szCs w:val="24"/>
                 <w:lang w:val="en-US" w:eastAsia="zh-CN"/>
               </w:rPr>
-              <w:t>10</w:t>
+              <w:t>12</w:t>
             </w:r>
             <w:r>
               <w:rPr>

--- a/8.资源管理/2.运行记录类文件/080201-运维工具使用自评报告.docx
+++ b/8.资源管理/2.运行记录类文件/080201-运维工具使用自评报告.docx
@@ -1465,11 +1465,17 @@
             </w:pPr>
             <w:r>
               <w:rPr>
-                <w:rFonts w:hint="eastAsia" w:ascii="宋体" w:hAnsi="宋体" w:eastAsia="宋体" w:cs="宋体"/>
-                <w:sz w:val="24"/>
-                <w:szCs w:val="24"/>
-              </w:rPr>
-              <w:t>该工单系统实现了故障上报、分配、处理到反馈的全流程闭环。用户通过多入口上报故障或申诉后，系统自动创建工单并关联相关设备与订单信息。工单按类型分派至对应部门（如设备故障派至运维、账单问题派至客服），处理人员可查看详情并更新状态。处理完成后系统同步更新数据、通知用户并归档工单，形成可追溯的完整处理链路</w:t>
+                <w:rFonts w:ascii="Segoe UI" w:hAnsi="Segoe UI" w:eastAsia="Segoe UI" w:cs="Segoe UI"/>
+                <w:i w:val="0"/>
+                <w:iCs w:val="0"/>
+                <w:caps w:val="0"/>
+                <w:color w:val="0F1115"/>
+                <w:spacing w:val="0"/>
+                <w:sz w:val="24"/>
+                <w:szCs w:val="24"/>
+                <w:shd w:val="clear" w:fill="FFFFFF"/>
+              </w:rPr>
+              <w:t>以工单流转为核心，实现了从故障上报到处理归档的全流程闭环。用户上报故障后系统自动创建工单，工单依次经过待处理、进行中、已完成、历史工单四个状态，在各角色间有序流转。管理人员可实时跟踪每张工单的处理进度，确保运维任务责任到人、过程可控</w:t>
             </w:r>
           </w:p>
         </w:tc>
@@ -1568,18 +1574,7 @@
                 <w:szCs w:val="24"/>
                 <w:lang w:val="en-US" w:eastAsia="zh-CN"/>
               </w:rPr>
-              <w:t>开源</w:t>
-            </w:r>
-            <w:bookmarkStart w:id="1" w:name="_GoBack"/>
-            <w:bookmarkEnd w:id="1"/>
-            <w:r>
-              <w:rPr>
-                <w:rFonts w:hint="eastAsia" w:ascii="宋体" w:hAnsi="宋体" w:eastAsia="宋体" w:cs="宋体"/>
-                <w:sz w:val="24"/>
-                <w:szCs w:val="24"/>
-                <w:lang w:val="en-US" w:eastAsia="zh-CN"/>
-              </w:rPr>
-              <w:t>工具</w:t>
+              <w:t>开源工具</w:t>
             </w:r>
           </w:p>
         </w:tc>
@@ -1798,7 +1793,52 @@
                 <w:szCs w:val="19"/>
                 <w:shd w:val="clear" w:fill="FFFFFF"/>
               </w:rPr>
-              <w:t>深信服安全监控工具是一个集态势感知、威胁分析与实时响应于一体的网络安全运营平台。它实时监控全网攻击态势，通过攻击地图可视化和TOP排名展示业务威胁（如暴力破解、漏洞攻击），同时监测内网用户终端风险（如恶意链接、木马）。平台支持一键封锁攻击IP、推送终端杀毒通知，并与EDR联动处置，实现从威胁发现、分析到阻断的闭环管理。所有事件可筛选、搜索并生成安全报表，为运维人员提供全面的网络安全监控与快速响应能力</w:t>
+              <w:t>深信服</w:t>
+            </w:r>
+            <w:r>
+              <w:rPr>
+                <w:rFonts w:hint="eastAsia" w:ascii="宋体" w:hAnsi="Segoe UI" w:cs="Segoe UI"/>
+                <w:i w:val="0"/>
+                <w:iCs w:val="0"/>
+                <w:caps w:val="0"/>
+                <w:color w:val="0F1115"/>
+                <w:spacing w:val="0"/>
+                <w:sz w:val="24"/>
+                <w:szCs w:val="19"/>
+                <w:shd w:val="clear" w:fill="FFFFFF"/>
+                <w:lang w:val="en-US" w:eastAsia="zh-CN"/>
+              </w:rPr>
+              <w:t>防火墙</w:t>
+            </w:r>
+            <w:r>
+              <w:rPr>
+                <w:rFonts w:ascii="宋体" w:hAnsi="Segoe UI" w:eastAsia="宋体" w:cs="Segoe UI"/>
+                <w:i w:val="0"/>
+                <w:iCs w:val="0"/>
+                <w:caps w:val="0"/>
+                <w:color w:val="0F1115"/>
+                <w:spacing w:val="0"/>
+                <w:sz w:val="24"/>
+                <w:szCs w:val="19"/>
+                <w:shd w:val="clear" w:fill="FFFFFF"/>
+              </w:rPr>
+              <w:t>是一个集态势感知、威胁分析与实时响应于一体的网络安全运营平台。它实时监控全网攻击态势，通过攻击地图可视化和TOP排名展示业务威胁，同时监测内网用户终端风险</w:t>
+            </w:r>
+            <w:bookmarkStart w:id="1" w:name="_GoBack"/>
+            <w:bookmarkEnd w:id="1"/>
+            <w:r>
+              <w:rPr>
+                <w:rFonts w:ascii="宋体" w:hAnsi="Segoe UI" w:eastAsia="宋体" w:cs="Segoe UI"/>
+                <w:i w:val="0"/>
+                <w:iCs w:val="0"/>
+                <w:caps w:val="0"/>
+                <w:color w:val="0F1115"/>
+                <w:spacing w:val="0"/>
+                <w:sz w:val="24"/>
+                <w:szCs w:val="19"/>
+                <w:shd w:val="clear" w:fill="FFFFFF"/>
+              </w:rPr>
+              <w:t>。平台支持一键封锁攻击IP、推送终端杀毒通知，并与EDR联动处置，实现从威胁发现、分析到阻断的闭环管理。所有事件可筛选、搜索并生成安全报表，为运维人员提供全面的网络安全监控与快速响应能力</w:t>
             </w:r>
           </w:p>
         </w:tc>

--- a/8.资源管理/2.运行记录类文件/080201-运维工具使用自评报告.docx
+++ b/8.资源管理/2.运行记录类文件/080201-运维工具使用自评报告.docx
@@ -1388,6 +1388,9 @@
               <w:jc w:val="center"/>
               <w:rPr>
                 <w:rFonts w:ascii="宋体" w:hAnsi="宋体" w:eastAsia="宋体" w:cs="宋体"/>
+                <w:b/>
+                <w:bCs/>
+                <w:spacing w:val="-9"/>
                 <w:sz w:val="24"/>
                 <w:szCs w:val="24"/>
               </w:rPr>
@@ -1413,6 +1416,64 @@
                 <w:szCs w:val="24"/>
               </w:rPr>
               <w:t>工具</w:t>
+            </w:r>
+          </w:p>
+          <w:p>
+            <w:pPr>
+              <w:snapToGrid w:val="0"/>
+              <w:spacing w:before="78" w:line="240" w:lineRule="auto"/>
+              <w:ind w:left="0" w:leftChars="0" w:right="0" w:rightChars="0" w:firstLine="0" w:firstLineChars="0"/>
+              <w:jc w:val="center"/>
+              <w:rPr>
+                <w:rFonts w:hint="eastAsia" w:ascii="宋体" w:hAnsi="宋体" w:cs="宋体"/>
+                <w:b/>
+                <w:bCs/>
+                <w:spacing w:val="-9"/>
+                <w:sz w:val="24"/>
+                <w:szCs w:val="24"/>
+                <w:lang w:val="en-US" w:eastAsia="zh-CN"/>
+              </w:rPr>
+            </w:pPr>
+            <w:r>
+              <w:rPr>
+                <w:rFonts w:hint="eastAsia" w:ascii="宋体" w:hAnsi="宋体" w:cs="宋体"/>
+                <w:b/>
+                <w:bCs/>
+                <w:spacing w:val="-9"/>
+                <w:sz w:val="24"/>
+                <w:szCs w:val="24"/>
+                <w:lang w:val="en-US" w:eastAsia="zh-CN"/>
+              </w:rPr>
+              <w:t>+</w:t>
+            </w:r>
+          </w:p>
+          <w:p>
+            <w:pPr>
+              <w:snapToGrid w:val="0"/>
+              <w:spacing w:before="78" w:line="240" w:lineRule="auto"/>
+              <w:ind w:left="0" w:leftChars="0" w:right="0" w:rightChars="0" w:firstLine="0" w:firstLineChars="0"/>
+              <w:jc w:val="center"/>
+              <w:rPr>
+                <w:rFonts w:hint="default" w:ascii="宋体" w:hAnsi="宋体" w:cs="宋体"/>
+                <w:b/>
+                <w:bCs/>
+                <w:spacing w:val="-9"/>
+                <w:sz w:val="24"/>
+                <w:szCs w:val="24"/>
+                <w:lang w:val="en-US" w:eastAsia="zh-CN"/>
+              </w:rPr>
+            </w:pPr>
+            <w:r>
+              <w:rPr>
+                <w:rFonts w:hint="eastAsia" w:ascii="宋体" w:hAnsi="宋体" w:cs="宋体"/>
+                <w:b/>
+                <w:bCs/>
+                <w:spacing w:val="-9"/>
+                <w:sz w:val="24"/>
+                <w:szCs w:val="24"/>
+                <w:lang w:val="en-US" w:eastAsia="zh-CN"/>
+              </w:rPr>
+              <w:t>监控工具</w:t>
             </w:r>
           </w:p>
         </w:tc>
@@ -1457,13 +1518,6 @@
               <w:spacing w:before="39" w:line="240" w:lineRule="auto"/>
               <w:ind w:left="0" w:leftChars="0" w:right="0" w:rightChars="0" w:firstLine="0" w:firstLineChars="0"/>
               <w:jc w:val="left"/>
-              <w:rPr>
-                <w:rFonts w:ascii="宋体" w:hAnsi="宋体" w:eastAsia="宋体" w:cs="宋体"/>
-                <w:sz w:val="24"/>
-                <w:szCs w:val="24"/>
-              </w:rPr>
-            </w:pPr>
-            <w:r>
               <w:rPr>
                 <w:rFonts w:ascii="Segoe UI" w:hAnsi="Segoe UI" w:eastAsia="Segoe UI" w:cs="Segoe UI"/>
                 <w:i w:val="0"/>
@@ -1475,8 +1529,65 @@
                 <w:szCs w:val="24"/>
                 <w:shd w:val="clear" w:fill="FFFFFF"/>
               </w:rPr>
+            </w:pPr>
+            <w:r>
+              <w:rPr>
+                <w:rFonts w:ascii="Segoe UI" w:hAnsi="Segoe UI" w:eastAsia="Segoe UI" w:cs="Segoe UI"/>
+                <w:i w:val="0"/>
+                <w:iCs w:val="0"/>
+                <w:caps w:val="0"/>
+                <w:color w:val="0F1115"/>
+                <w:spacing w:val="0"/>
+                <w:sz w:val="24"/>
+                <w:szCs w:val="24"/>
+                <w:shd w:val="clear" w:fill="FFFFFF"/>
+              </w:rPr>
               <w:t>以工单流转为核心，实现了从故障上报到处理归档的全流程闭环。用户上报故障后系统自动创建工单，工单依次经过待处理、进行中、已完成、历史工单四个状态，在各角色间有序流转。管理人员可实时跟踪每张工单的处理进度，确保运维任务责任到人、过程可控</w:t>
             </w:r>
+          </w:p>
+          <w:p>
+            <w:pPr>
+              <w:snapToGrid w:val="0"/>
+              <w:spacing w:before="39" w:line="240" w:lineRule="auto"/>
+              <w:ind w:left="0" w:leftChars="0" w:right="0" w:rightChars="0" w:firstLine="0" w:firstLineChars="0"/>
+              <w:jc w:val="left"/>
+              <w:rPr>
+                <w:rFonts w:ascii="Segoe UI" w:hAnsi="Segoe UI" w:eastAsia="Segoe UI" w:cs="Segoe UI"/>
+                <w:i w:val="0"/>
+                <w:iCs w:val="0"/>
+                <w:caps w:val="0"/>
+                <w:color w:val="0F1115"/>
+                <w:spacing w:val="0"/>
+                <w:sz w:val="24"/>
+                <w:szCs w:val="24"/>
+                <w:shd w:val="clear" w:fill="FFFFFF"/>
+              </w:rPr>
+            </w:pPr>
+            <w:r>
+              <w:rPr>
+                <w:rFonts w:hint="eastAsia" w:ascii="宋体" w:hAnsi="宋体" w:cs="宋体"/>
+                <w:sz w:val="24"/>
+                <w:szCs w:val="24"/>
+                <w:lang w:val="en-US" w:eastAsia="zh-CN"/>
+              </w:rPr>
+              <w:t>同时支持在</w:t>
+            </w:r>
+            <w:r>
+              <w:rPr>
+                <w:rFonts w:ascii="Segoe UI" w:hAnsi="Segoe UI" w:eastAsia="Segoe UI" w:cs="Segoe UI"/>
+                <w:i w:val="0"/>
+                <w:iCs w:val="0"/>
+                <w:caps w:val="0"/>
+                <w:color w:val="0F1115"/>
+                <w:spacing w:val="0"/>
+                <w:sz w:val="24"/>
+                <w:szCs w:val="24"/>
+                <w:shd w:val="clear" w:fill="FFFFFF"/>
+              </w:rPr>
+              <w:t>电脑端的停车场监控系统，通过连接和管理部署在停车场各处的摄像头，将视频画面实时传输到电脑上，实现远程监控和录像</w:t>
+            </w:r>
+            <w:bookmarkStart w:id="1" w:name="_GoBack"/>
+            <w:bookmarkEnd w:id="1"/>
           </w:p>
         </w:tc>
         <w:tc>
@@ -1822,23 +1933,7 @@
                 <w:szCs w:val="19"/>
                 <w:shd w:val="clear" w:fill="FFFFFF"/>
               </w:rPr>
-              <w:t>是一个集态势感知、威胁分析与实时响应于一体的网络安全运营平台。它实时监控全网攻击态势，通过攻击地图可视化和TOP排名展示业务威胁，同时监测内网用户终端风险</w:t>
-            </w:r>
-            <w:bookmarkStart w:id="1" w:name="_GoBack"/>
-            <w:bookmarkEnd w:id="1"/>
-            <w:r>
-              <w:rPr>
-                <w:rFonts w:ascii="宋体" w:hAnsi="Segoe UI" w:eastAsia="宋体" w:cs="Segoe UI"/>
-                <w:i w:val="0"/>
-                <w:iCs w:val="0"/>
-                <w:caps w:val="0"/>
-                <w:color w:val="0F1115"/>
-                <w:spacing w:val="0"/>
-                <w:sz w:val="24"/>
-                <w:szCs w:val="19"/>
-                <w:shd w:val="clear" w:fill="FFFFFF"/>
-              </w:rPr>
-              <w:t>。平台支持一键封锁攻击IP、推送终端杀毒通知，并与EDR联动处置，实现从威胁发现、分析到阻断的闭环管理。所有事件可筛选、搜索并生成安全报表，为运维人员提供全面的网络安全监控与快速响应能力</w:t>
+              <w:t>是一个集态势感知、威胁分析与实时响应于一体的网络安全运营平台。它实时监控全网攻击态势，通过攻击地图可视化和TOP排名展示业务威胁，同时监测内网用户终端风险。平台支持一键封锁攻击IP、推送终端杀毒通知，并与EDR联动处置，实现从威胁发现、分析到阻断的闭环管理。所有事件可筛选、搜索并生成安全报表，为运维人员提供全面的网络安全监控与快速响应能力</w:t>
             </w:r>
           </w:p>
         </w:tc>
